--- a/docs/rapport/Rapport.docx
+++ b/docs/rapport/Rapport.docx
@@ -322,12 +322,6 @@
         <w:gridCol w:w="6154"/>
       </w:tblGrid>
       <w:tr>
-        <w:tblPrEx>
-          <w:tblCellMar>
-            <w:top w:w="0" w:type="dxa"/>
-            <w:bottom w:w="0" w:type="dxa"/>
-          </w:tblCellMar>
-        </w:tblPrEx>
         <w:tc>
           <w:tcPr>
             <w:tcW w:w="3200" w:type="dxa"/>
@@ -397,12 +391,6 @@
         </w:tc>
       </w:tr>
       <w:tr>
-        <w:tblPrEx>
-          <w:tblCellMar>
-            <w:top w:w="0" w:type="dxa"/>
-            <w:bottom w:w="0" w:type="dxa"/>
-          </w:tblCellMar>
-        </w:tblPrEx>
         <w:tc>
           <w:tcPr>
             <w:tcW w:w="3200" w:type="dxa"/>
@@ -472,12 +460,6 @@
         </w:tc>
       </w:tr>
       <w:tr>
-        <w:tblPrEx>
-          <w:tblCellMar>
-            <w:top w:w="0" w:type="dxa"/>
-            <w:bottom w:w="0" w:type="dxa"/>
-          </w:tblCellMar>
-        </w:tblPrEx>
         <w:tc>
           <w:tcPr>
             <w:tcW w:w="3200" w:type="dxa"/>
@@ -542,12 +524,6 @@
         </w:tc>
       </w:tr>
       <w:tr>
-        <w:tblPrEx>
-          <w:tblCellMar>
-            <w:top w:w="0" w:type="dxa"/>
-            <w:bottom w:w="0" w:type="dxa"/>
-          </w:tblCellMar>
-        </w:tblPrEx>
         <w:tc>
           <w:tcPr>
             <w:tcW w:w="3200" w:type="dxa"/>
@@ -686,19 +662,11 @@
           <w:lang w:val="en-US"/>
         </w:rPr>
       </w:pPr>
-      <w:proofErr w:type="gramStart"/>
-      <w:r>
-        <w:rPr>
-          <w:lang w:val="en-US"/>
-        </w:rPr>
-        <w:t>First and foremost</w:t>
-      </w:r>
-      <w:proofErr w:type="gramEnd"/>
-      <w:r>
-        <w:rPr>
-          <w:lang w:val="en-US"/>
-        </w:rPr>
-        <w:t xml:space="preserve">, I thank my academic supervisor, </w:t>
+      <w:r>
+        <w:rPr>
+          <w:lang w:val="en-US"/>
+        </w:rPr>
+        <w:t xml:space="preserve">First and foremost, I thank my academic supervisor, </w:t>
       </w:r>
       <w:r>
         <w:rPr>
@@ -894,21 +862,7 @@
         <w:rPr>
           <w:lang w:val="en-US"/>
         </w:rPr>
-        <w:t xml:space="preserve">The solution </w:t>
-      </w:r>
-      <w:proofErr w:type="gramStart"/>
-      <w:r>
-        <w:rPr>
-          <w:lang w:val="en-US"/>
-        </w:rPr>
-        <w:t>is built</w:t>
-      </w:r>
-      <w:proofErr w:type="gramEnd"/>
-      <w:r>
-        <w:rPr>
-          <w:lang w:val="en-US"/>
-        </w:rPr>
-        <w:t xml:space="preserve"> using Django REST Framework for the backend API, React 18 with TypeScript for the single-page frontend application, and PostgreSQL for analytical data persistence. It supports three user roles — Manager, Designer, and Client — and covers the complete project lifecycle from task creation and designer assignment through time logging and client feedback resolution.</w:t>
+        <w:t>The solution is built using Django REST Framework for the backend API, React 18 with TypeScript for the single-page frontend application, and PostgreSQL for analytical data persistence. It supports three user roles — Manager, Designer, and Client — and covers the complete project lifecycle from task creation and designer assignment through time logging and client feedback resolution.</w:t>
       </w:r>
     </w:p>
     <w:p>
@@ -959,21 +913,7 @@
         <w:rPr>
           <w:lang w:val="en-US"/>
         </w:rPr>
-        <w:t xml:space="preserve">, and Revision-to-Approval Ratio. These </w:t>
-      </w:r>
-      <w:proofErr w:type="gramStart"/>
-      <w:r>
-        <w:rPr>
-          <w:lang w:val="en-US"/>
-        </w:rPr>
-        <w:t>are computed</w:t>
-      </w:r>
-      <w:proofErr w:type="gramEnd"/>
-      <w:r>
-        <w:rPr>
-          <w:lang w:val="en-US"/>
-        </w:rPr>
-        <w:t xml:space="preserve"> via server-side PostgreSQL aggregations and </w:t>
+        <w:t xml:space="preserve">, and Revision-to-Approval Ratio. These are computed via server-side PostgreSQL aggregations and </w:t>
       </w:r>
       <w:proofErr w:type="spellStart"/>
       <w:r>
@@ -987,7 +927,19 @@
         <w:rPr>
           <w:lang w:val="en-US"/>
         </w:rPr>
-        <w:t xml:space="preserve"> through interactive dashboards built with Recharts. The system also supports PDF report exports.</w:t>
+        <w:t xml:space="preserve"> through interactive dashboards built with Recharts. The system also supports PDF</w:t>
+      </w:r>
+      <w:r>
+        <w:rPr>
+          <w:lang w:val="en-US"/>
+        </w:rPr>
+        <w:t xml:space="preserve"> and Excel</w:t>
+      </w:r>
+      <w:r>
+        <w:rPr>
+          <w:lang w:val="en-US"/>
+        </w:rPr>
+        <w:t xml:space="preserve"> report exports.</w:t>
       </w:r>
     </w:p>
     <w:p>
@@ -6106,16 +6058,8 @@
         <w:rPr>
           <w:lang w:val="en-US"/>
         </w:rPr>
-        <w:t xml:space="preserve">Figure 3.1 — Django Admin Panel showing all registered </w:t>
-      </w:r>
-      <w:proofErr w:type="gramStart"/>
-      <w:r>
-        <w:rPr>
-          <w:lang w:val="en-US"/>
-        </w:rPr>
-        <w:t>models</w:t>
-      </w:r>
-      <w:proofErr w:type="gramEnd"/>
+        <w:t>Figure 3.1 — Django Admin Panel showing all registered models</w:t>
+      </w:r>
     </w:p>
     <w:p>
       <w:pPr>
@@ -6129,16 +6073,8 @@
         <w:rPr>
           <w:lang w:val="en-US"/>
         </w:rPr>
-        <w:t xml:space="preserve">Figure 3.2 — Terminal output: python manage.py </w:t>
-      </w:r>
-      <w:proofErr w:type="gramStart"/>
-      <w:r>
-        <w:rPr>
-          <w:lang w:val="en-US"/>
-        </w:rPr>
-        <w:t>migrate</w:t>
-      </w:r>
-      <w:proofErr w:type="gramEnd"/>
+        <w:t>Figure 3.2 — Terminal output: python manage.py migrate</w:t>
+      </w:r>
     </w:p>
     <w:p>
       <w:pPr>
@@ -6294,21 +6230,7 @@
         <w:rPr>
           <w:lang w:val="en-US"/>
         </w:rPr>
-        <w:t xml:space="preserve">Table 3.1 — Data Model Entities (all </w:t>
-      </w:r>
-      <w:proofErr w:type="gramStart"/>
-      <w:r>
-        <w:rPr>
-          <w:lang w:val="en-US"/>
-        </w:rPr>
-        <w:t>11</w:t>
-      </w:r>
-      <w:proofErr w:type="gramEnd"/>
-      <w:r>
-        <w:rPr>
-          <w:lang w:val="en-US"/>
-        </w:rPr>
-        <w:t xml:space="preserve"> models)</w:t>
+        <w:t>Table 3.1 — Data Model Entities (all 11 models)</w:t>
       </w:r>
     </w:p>
     <w:p>
@@ -6405,49 +6327,7 @@
         <w:rPr>
           <w:lang w:val="en-US"/>
         </w:rPr>
-        <w:t xml:space="preserve">Graphic design agencies operate in a highly competitive environment where the quality of creative output must </w:t>
-      </w:r>
-      <w:proofErr w:type="gramStart"/>
-      <w:r>
-        <w:rPr>
-          <w:lang w:val="en-US"/>
-        </w:rPr>
-        <w:t>be balanced</w:t>
-      </w:r>
-      <w:proofErr w:type="gramEnd"/>
-      <w:r>
-        <w:rPr>
-          <w:lang w:val="en-US"/>
-        </w:rPr>
-        <w:t xml:space="preserve"> against strict budget and deadline constraints. Unlike product-based businesses, design agencies generate their entire revenue by selling designer time — yet most agencies have no system to track how that time </w:t>
-      </w:r>
-      <w:proofErr w:type="gramStart"/>
-      <w:r>
-        <w:rPr>
-          <w:lang w:val="en-US"/>
-        </w:rPr>
-        <w:t>is spent</w:t>
-      </w:r>
-      <w:proofErr w:type="gramEnd"/>
-      <w:r>
-        <w:rPr>
-          <w:lang w:val="en-US"/>
-        </w:rPr>
-        <w:t xml:space="preserve"> relative to what </w:t>
-      </w:r>
-      <w:proofErr w:type="gramStart"/>
-      <w:r>
-        <w:rPr>
-          <w:lang w:val="en-US"/>
-        </w:rPr>
-        <w:t>was budgeted</w:t>
-      </w:r>
-      <w:proofErr w:type="gramEnd"/>
-      <w:r>
-        <w:rPr>
-          <w:lang w:val="en-US"/>
-        </w:rPr>
-        <w:t>. Project tracking, if done at all, relies on spreadsheets, verbal agreements, or generic task management tools that lack financial visibility.</w:t>
+        <w:t>Graphic design agencies operate in a highly competitive environment where the quality of creative output must be balanced against strict budget and deadline constraints. Unlike product-based businesses, design agencies generate their entire revenue by selling designer time — yet most agencies have no system to track how that time is spent relative to what was budgeted. Project tracking, if done at all, relies on spreadsheets, verbal agreements, or generic task management tools that lack financial visibility.</w:t>
       </w:r>
     </w:p>
     <w:p>
@@ -6470,21 +6350,7 @@
         <w:rPr>
           <w:lang w:val="en-US"/>
         </w:rPr>
-        <w:t xml:space="preserve">The consequences of this gap are significant. Without real-time data on hours logged against a project budget, a manager cannot know whether a project is profitable until it is complete — often too late to take corrective action. Scope creep, defined as the accumulation of tasks added after a project's initial specification, is particularly damaging in creative work, where revision cycles are frequent and the boundary between contracted and extra work </w:t>
-      </w:r>
-      <w:proofErr w:type="gramStart"/>
-      <w:r>
-        <w:rPr>
-          <w:lang w:val="en-US"/>
-        </w:rPr>
-        <w:t>is easily blurred</w:t>
-      </w:r>
-      <w:proofErr w:type="gramEnd"/>
-      <w:r>
-        <w:rPr>
-          <w:lang w:val="en-US"/>
-        </w:rPr>
-        <w:t>.</w:t>
+        <w:t>The consequences of this gap are significant. Without real-time data on hours logged against a project budget, a manager cannot know whether a project is profitable until it is complete — often too late to take corrective action. Scope creep, defined as the accumulation of tasks added after a project's initial specification, is particularly damaging in creative work, where revision cycles are frequent and the boundary between contracted and extra work is easily blurred.</w:t>
       </w:r>
     </w:p>
     <w:p>
@@ -6521,82 +6387,15 @@
         <w:rPr>
           <w:lang w:val="en-US"/>
         </w:rPr>
-        <w:t xml:space="preserve"> for this internship, </w:t>
-      </w:r>
-      <w:proofErr w:type="gramStart"/>
-      <w:r>
-        <w:rPr>
-          <w:lang w:val="en-US"/>
-        </w:rPr>
-        <w:t>faces precisely</w:t>
-      </w:r>
-      <w:proofErr w:type="gramEnd"/>
-      <w:r>
-        <w:rPr>
-          <w:lang w:val="en-US"/>
-        </w:rPr>
-        <w:t xml:space="preserve"> these challenges. Projects </w:t>
-      </w:r>
-      <w:proofErr w:type="gramStart"/>
-      <w:r>
-        <w:rPr>
-          <w:lang w:val="en-US"/>
-        </w:rPr>
-        <w:t>are currently tracked</w:t>
-      </w:r>
-      <w:proofErr w:type="gramEnd"/>
-      <w:r>
-        <w:rPr>
-          <w:lang w:val="en-US"/>
-        </w:rPr>
-        <w:t xml:space="preserve"> informally, profitability </w:t>
-      </w:r>
-      <w:proofErr w:type="gramStart"/>
-      <w:r>
-        <w:rPr>
-          <w:lang w:val="en-US"/>
-        </w:rPr>
-        <w:t>is estimated</w:t>
-      </w:r>
-      <w:proofErr w:type="gramEnd"/>
-      <w:r>
-        <w:rPr>
-          <w:lang w:val="en-US"/>
-        </w:rPr>
-        <w:t xml:space="preserve"> rather than measured, and designer capacity </w:t>
-      </w:r>
-      <w:proofErr w:type="gramStart"/>
-      <w:r>
-        <w:rPr>
-          <w:lang w:val="en-US"/>
-        </w:rPr>
-        <w:t>is managed</w:t>
-      </w:r>
-      <w:proofErr w:type="gramEnd"/>
-      <w:r>
-        <w:rPr>
-          <w:lang w:val="en-US"/>
-        </w:rPr>
-        <w:t xml:space="preserve"> by intuition rather than data. This project </w:t>
-      </w:r>
-      <w:proofErr w:type="gramStart"/>
-      <w:r>
-        <w:rPr>
-          <w:lang w:val="en-US"/>
-        </w:rPr>
-        <w:t>was initiated</w:t>
-      </w:r>
-      <w:proofErr w:type="gramEnd"/>
-      <w:r>
-        <w:rPr>
-          <w:lang w:val="en-US"/>
-        </w:rPr>
-        <w:t xml:space="preserve"> to address these gaps directly.</w:t>
+        <w:t xml:space="preserve"> for this internship, faces precisely these challenges. Projects are currently tracked informally, profitability is estimated rather than measured, and designer capacity is managed by intuition rather than data. This project was initiated to address these gaps directly.</w:t>
       </w:r>
     </w:p>
     <w:p>
       <w:pPr>
         <w:pStyle w:val="Heading2"/>
+        <w:rPr>
+          <w:lang w:val="en-US"/>
+        </w:rPr>
       </w:pPr>
       <w:bookmarkStart w:id="7" w:name="_Toc223008644"/>
       <w:r>
@@ -6607,37 +6406,13 @@
         </w:rPr>
         <w:t xml:space="preserve">II.  </w:t>
       </w:r>
-      <w:proofErr w:type="spellStart"/>
       <w:r>
         <w:rPr>
           <w:sz w:val="24"/>
           <w:szCs w:val="24"/>
-        </w:rPr>
-        <w:t>Problem</w:t>
-      </w:r>
-      <w:proofErr w:type="spellEnd"/>
-      <w:r>
-        <w:rPr>
-          <w:sz w:val="24"/>
-          <w:szCs w:val="24"/>
-        </w:rPr>
-        <w:t xml:space="preserve"> </w:t>
-      </w:r>
-      <w:proofErr w:type="spellStart"/>
-      <w:r>
-        <w:rPr>
-          <w:sz w:val="24"/>
-          <w:szCs w:val="24"/>
-        </w:rPr>
-        <w:t>Statement</w:t>
-      </w:r>
-      <w:proofErr w:type="spellEnd"/>
-      <w:r>
-        <w:rPr>
-          <w:sz w:val="24"/>
-          <w:szCs w:val="24"/>
-        </w:rPr>
-        <w:t xml:space="preserve"> and Objectives</w:t>
+          <w:lang w:val="en-US"/>
+        </w:rPr>
+        <w:t>Problem Statement and Objectives</w:t>
       </w:r>
       <w:bookmarkEnd w:id="7"/>
     </w:p>
@@ -6690,21 +6465,7 @@
         <w:rPr>
           <w:lang w:val="en-US"/>
         </w:rPr>
-        <w:t xml:space="preserve">To answer this question, the following objectives </w:t>
-      </w:r>
-      <w:proofErr w:type="gramStart"/>
-      <w:r>
-        <w:rPr>
-          <w:lang w:val="en-US"/>
-        </w:rPr>
-        <w:t>were defined</w:t>
-      </w:r>
-      <w:proofErr w:type="gramEnd"/>
-      <w:r>
-        <w:rPr>
-          <w:lang w:val="en-US"/>
-        </w:rPr>
-        <w:t>:</w:t>
+        <w:t>To answer this question, the following objectives were defined:</w:t>
       </w:r>
     </w:p>
     <w:p>
@@ -6828,7 +6589,19 @@
         <w:rPr>
           <w:lang w:val="en-US"/>
         </w:rPr>
-        <w:t>Support PDF report exports for offline management reporting.</w:t>
+        <w:t>Support PDF</w:t>
+      </w:r>
+      <w:r>
+        <w:rPr>
+          <w:lang w:val="en-US"/>
+        </w:rPr>
+        <w:t xml:space="preserve"> and Excel</w:t>
+      </w:r>
+      <w:r>
+        <w:rPr>
+          <w:lang w:val="en-US"/>
+        </w:rPr>
+        <w:t xml:space="preserve"> report exports for offline management reporting.</w:t>
       </w:r>
     </w:p>
     <w:p>
@@ -6899,32 +6672,22 @@
         <w:rPr>
           <w:lang w:val="en-US"/>
         </w:rPr>
-        <w:t xml:space="preserve"> into six two-week sprints, each delivering a vertical slice of working functionality — from the database layer through the API to the user interface. This approach produces demonstrable progress at each supervisor review and limits integration risk by ensuring every feature is complete before the next </w:t>
-      </w:r>
-      <w:proofErr w:type="gramStart"/>
-      <w:r>
-        <w:rPr>
-          <w:lang w:val="en-US"/>
-        </w:rPr>
-        <w:t>is started</w:t>
-      </w:r>
-      <w:proofErr w:type="gramEnd"/>
-      <w:r>
-        <w:rPr>
-          <w:lang w:val="en-US"/>
-        </w:rPr>
-        <w:t>.</w:t>
+        <w:t xml:space="preserve"> into six two-week sprints, each delivering a vertical slice of working functionality — from the database layer through the API to the user interface. This approach produces demonstrable progress at each supervisor review and limits integration risk by ensuring every feature is complete before the next is started.</w:t>
       </w:r>
     </w:p>
     <w:p>
       <w:pPr>
         <w:pStyle w:val="Heading2"/>
+        <w:rPr>
+          <w:lang w:val="en-US"/>
+        </w:rPr>
       </w:pPr>
       <w:bookmarkStart w:id="9" w:name="_Toc223008646"/>
       <w:r>
         <w:rPr>
           <w:sz w:val="24"/>
           <w:szCs w:val="24"/>
+          <w:lang w:val="en-US"/>
         </w:rPr>
         <w:t>IV.  Report Structure</w:t>
       </w:r>
@@ -6975,21 +6738,7 @@
         <w:rPr>
           <w:lang w:val="en-US"/>
         </w:rPr>
-        <w:t xml:space="preserve">Chapter 1 — Project Presentation and Framing: introduces Creative Media, defines the problem </w:t>
-      </w:r>
-      <w:proofErr w:type="gramStart"/>
-      <w:r>
-        <w:rPr>
-          <w:lang w:val="en-US"/>
-        </w:rPr>
-        <w:t>being addressed</w:t>
-      </w:r>
-      <w:proofErr w:type="gramEnd"/>
-      <w:r>
-        <w:rPr>
-          <w:lang w:val="en-US"/>
-        </w:rPr>
-        <w:t>, and describes the Agile development methodology and sprint plan.</w:t>
+        <w:t>Chapter 1 — Project Presentation and Framing: introduces Creative Media, defines the problem being addressed, and describes the Agile development methodology and sprint plan.</w:t>
       </w:r>
     </w:p>
     <w:p>
@@ -7128,25 +6877,7 @@
           <w:iCs/>
           <w:lang w:val="en-US"/>
         </w:rPr>
-        <w:t xml:space="preserve"> context of the project, defines the problem </w:t>
-      </w:r>
-      <w:proofErr w:type="gramStart"/>
-      <w:r>
-        <w:rPr>
-          <w:i/>
-          <w:iCs/>
-          <w:lang w:val="en-US"/>
-        </w:rPr>
-        <w:t>being addressed</w:t>
-      </w:r>
-      <w:proofErr w:type="gramEnd"/>
-      <w:r>
-        <w:rPr>
-          <w:i/>
-          <w:iCs/>
-          <w:lang w:val="en-US"/>
-        </w:rPr>
-        <w:t xml:space="preserve">, and describes the development methodology. It serves as the foundation from which </w:t>
+        <w:t xml:space="preserve"> context of the project, defines the problem being addressed, and describes the development methodology. It serves as the foundation from which </w:t>
       </w:r>
       <w:proofErr w:type="gramStart"/>
       <w:r>
@@ -7277,85 +7008,6 @@
           <w:lang w:val="en-US"/>
         </w:rPr>
         <w:t xml:space="preserve"> retail, hospitality, education, and professional services, primarily through referrals and recurring retainer engagements.</w:t>
-      </w:r>
-    </w:p>
-    <w:p>
-      <w:pPr>
-        <w:spacing w:before="120" w:after="120" w:line="360" w:lineRule="auto"/>
-        <w:rPr>
-          <w:lang w:val="en-US"/>
-        </w:rPr>
-      </w:pPr>
-    </w:p>
-    <w:p>
-      <w:pPr>
-        <w:spacing w:before="120" w:after="120" w:line="360" w:lineRule="auto"/>
-        <w:jc w:val="both"/>
-        <w:rPr>
-          <w:lang w:val="en-US"/>
-        </w:rPr>
-      </w:pPr>
-      <w:r>
-        <w:rPr>
-          <w:lang w:val="en-US"/>
-        </w:rPr>
-        <w:t xml:space="preserve">The </w:t>
-      </w:r>
-      <w:proofErr w:type="spellStart"/>
-      <w:r>
-        <w:rPr>
-          <w:lang w:val="en-US"/>
-        </w:rPr>
-        <w:t>organisation</w:t>
-      </w:r>
-      <w:proofErr w:type="spellEnd"/>
-      <w:r>
-        <w:rPr>
-          <w:lang w:val="en-US"/>
-        </w:rPr>
-        <w:t xml:space="preserve"> </w:t>
-      </w:r>
-      <w:proofErr w:type="gramStart"/>
-      <w:r>
-        <w:rPr>
-          <w:lang w:val="en-US"/>
-        </w:rPr>
-        <w:t>is structured</w:t>
-      </w:r>
-      <w:proofErr w:type="gramEnd"/>
-      <w:r>
-        <w:rPr>
-          <w:lang w:val="en-US"/>
-        </w:rPr>
-        <w:t xml:space="preserve"> around a management layer responsible for client relations and project coordination, supported by an in-house design team </w:t>
-      </w:r>
-      <w:proofErr w:type="gramStart"/>
-      <w:r>
-        <w:rPr>
-          <w:lang w:val="en-US"/>
-        </w:rPr>
-        <w:t>handling</w:t>
-      </w:r>
-      <w:proofErr w:type="gramEnd"/>
-      <w:r>
-        <w:rPr>
-          <w:lang w:val="en-US"/>
-        </w:rPr>
-        <w:t xml:space="preserve"> creative production. Like </w:t>
-      </w:r>
-      <w:proofErr w:type="gramStart"/>
-      <w:r>
-        <w:rPr>
-          <w:lang w:val="en-US"/>
-        </w:rPr>
-        <w:t>many</w:t>
-      </w:r>
-      <w:proofErr w:type="gramEnd"/>
-      <w:r>
-        <w:rPr>
-          <w:lang w:val="en-US"/>
-        </w:rPr>
-        <w:t xml:space="preserve"> boutique creative agencies, Creative Media has grown its client base primarily through reputation and has reached a scale where informal project management is no longer operationally sustainable.</w:t>
       </w:r>
     </w:p>
     <w:p>
@@ -7440,92 +7092,37 @@
     <w:p>
       <w:pPr>
         <w:pStyle w:val="Heading3"/>
+        <w:rPr>
+          <w:lang w:val="en-US"/>
+        </w:rPr>
       </w:pPr>
       <w:bookmarkStart w:id="13" w:name="_Toc223008650"/>
       <w:r>
+        <w:rPr>
+          <w:lang w:val="en-US"/>
+        </w:rPr>
         <w:t xml:space="preserve">1.2   </w:t>
       </w:r>
       <w:proofErr w:type="spellStart"/>
       <w:r>
+        <w:rPr>
+          <w:lang w:val="en-US"/>
+        </w:rPr>
         <w:t>Organisational</w:t>
       </w:r>
       <w:proofErr w:type="spellEnd"/>
       <w:r>
+        <w:rPr>
+          <w:lang w:val="en-US"/>
+        </w:rPr>
         <w:t xml:space="preserve"> Structure</w:t>
       </w:r>
       <w:bookmarkEnd w:id="13"/>
     </w:p>
-    <w:tbl>
-      <w:tblPr>
-        <w:tblW w:w="9354" w:type="dxa"/>
-        <w:tblBorders>
-          <w:top w:val="single" w:sz="4" w:space="0" w:color="auto"/>
-          <w:left w:val="single" w:sz="4" w:space="0" w:color="auto"/>
-          <w:bottom w:val="single" w:sz="4" w:space="0" w:color="auto"/>
-          <w:right w:val="single" w:sz="4" w:space="0" w:color="auto"/>
-          <w:insideH w:val="single" w:sz="4" w:space="0" w:color="auto"/>
-          <w:insideV w:val="single" w:sz="4" w:space="0" w:color="auto"/>
-        </w:tblBorders>
-        <w:tblCellMar>
-          <w:left w:w="10" w:type="dxa"/>
-          <w:right w:w="10" w:type="dxa"/>
-        </w:tblCellMar>
-        <w:tblLook w:val="04A0" w:firstRow="1" w:lastRow="0" w:firstColumn="1" w:lastColumn="0" w:noHBand="0" w:noVBand="1"/>
-      </w:tblPr>
-      <w:tblGrid>
-        <w:gridCol w:w="9354"/>
-      </w:tblGrid>
-      <w:tr>
-        <w:tblPrEx>
-          <w:tblCellMar>
-            <w:top w:w="0" w:type="dxa"/>
-            <w:bottom w:w="0" w:type="dxa"/>
-          </w:tblCellMar>
-        </w:tblPrEx>
-        <w:tc>
-          <w:tcPr>
-            <w:tcW w:w="0" w:type="auto"/>
-            <w:tcBorders>
-              <w:top w:val="dashed" w:sz="4" w:space="0" w:color="999999"/>
-              <w:left w:val="dashed" w:sz="4" w:space="0" w:color="999999"/>
-              <w:bottom w:val="dashed" w:sz="4" w:space="0" w:color="999999"/>
-              <w:right w:val="dashed" w:sz="4" w:space="0" w:color="999999"/>
-            </w:tcBorders>
-            <w:shd w:val="clear" w:color="auto" w:fill="F4F6F9"/>
-            <w:tcMar>
-              <w:top w:w="720" w:type="dxa"/>
-              <w:left w:w="360" w:type="dxa"/>
-              <w:bottom w:w="720" w:type="dxa"/>
-              <w:right w:w="360" w:type="dxa"/>
-            </w:tcMar>
-          </w:tcPr>
-          <w:p>
-            <w:pPr>
-              <w:jc w:val="center"/>
-            </w:pPr>
-            <w:r>
-              <w:rPr>
-                <w:i/>
-                <w:iCs/>
-                <w:color w:val="555555"/>
-                <w:sz w:val="20"/>
-                <w:szCs w:val="20"/>
-              </w:rPr>
-              <w:t>[ INSERT Figure 1.2 ]</w:t>
-            </w:r>
-          </w:p>
-        </w:tc>
-      </w:tr>
-    </w:tbl>
     <w:p>
       <w:pPr>
         <w:spacing w:before="80" w:after="280" w:line="360" w:lineRule="auto"/>
         <w:jc w:val="center"/>
-        <w:rPr>
-          <w:lang w:val="en-US"/>
-        </w:rPr>
-      </w:pPr>
-      <w:r>
         <w:rPr>
           <w:i/>
           <w:iCs/>
@@ -7533,9 +7130,58 @@
           <w:szCs w:val="20"/>
           <w:lang w:val="en-US"/>
         </w:rPr>
-        <w:t xml:space="preserve">Figure 1.2: </w:t>
-      </w:r>
-      <w:proofErr w:type="spellStart"/>
+      </w:pPr>
+      <w:r>
+        <w:rPr>
+          <w:noProof/>
+        </w:rPr>
+        <w:drawing>
+          <wp:inline distT="0" distB="0" distL="0" distR="0" wp14:anchorId="55053B4E" wp14:editId="6707988E">
+            <wp:extent cx="4978400" cy="2546350"/>
+            <wp:effectExtent l="0" t="0" r="0" b="6350"/>
+            <wp:docPr id="101" name="Figure 1.2"/>
+            <wp:cNvGraphicFramePr>
+              <a:graphicFrameLocks xmlns:a="http://schemas.openxmlformats.org/drawingml/2006/main" noChangeAspect="1"/>
+            </wp:cNvGraphicFramePr>
+            <a:graphic xmlns:a="http://schemas.openxmlformats.org/drawingml/2006/main">
+              <a:graphicData uri="http://schemas.openxmlformats.org/drawingml/2006/picture">
+                <pic:pic xmlns:pic="http://schemas.openxmlformats.org/drawingml/2006/picture">
+                  <pic:nvPicPr>
+                    <pic:cNvPr id="101" name="Figure 1.2"/>
+                    <pic:cNvPicPr>
+                      <a:picLocks noChangeAspect="1"/>
+                    </pic:cNvPicPr>
+                  </pic:nvPicPr>
+                  <pic:blipFill>
+                    <a:blip r:embed="rId11"/>
+                    <a:stretch>
+                      <a:fillRect/>
+                    </a:stretch>
+                  </pic:blipFill>
+                  <pic:spPr>
+                    <a:xfrm>
+                      <a:off x="0" y="0"/>
+                      <a:ext cx="4978400" cy="2546350"/>
+                    </a:xfrm>
+                    <a:prstGeom prst="rect">
+                      <a:avLst/>
+                    </a:prstGeom>
+                  </pic:spPr>
+                </pic:pic>
+              </a:graphicData>
+            </a:graphic>
+          </wp:inline>
+        </w:drawing>
+      </w:r>
+    </w:p>
+    <w:p>
+      <w:pPr>
+        <w:spacing w:before="80" w:after="280" w:line="360" w:lineRule="auto"/>
+        <w:jc w:val="center"/>
+        <w:rPr>
+          <w:lang w:val="en-US"/>
+        </w:rPr>
+      </w:pPr>
       <w:r>
         <w:rPr>
           <w:i/>
@@ -7544,9 +7190,9 @@
           <w:szCs w:val="20"/>
           <w:lang w:val="en-US"/>
         </w:rPr>
-        <w:t>Organisational</w:t>
-      </w:r>
-      <w:proofErr w:type="spellEnd"/>
+        <w:t xml:space="preserve">Figure 1.2: </w:t>
+      </w:r>
+      <w:proofErr w:type="spellStart"/>
       <w:r>
         <w:rPr>
           <w:i/>
@@ -7555,6 +7201,17 @@
           <w:szCs w:val="20"/>
           <w:lang w:val="en-US"/>
         </w:rPr>
+        <w:t>Organisational</w:t>
+      </w:r>
+      <w:proofErr w:type="spellEnd"/>
+      <w:r>
+        <w:rPr>
+          <w:i/>
+          <w:iCs/>
+          <w:sz w:val="20"/>
+          <w:szCs w:val="20"/>
+          <w:lang w:val="en-US"/>
+        </w:rPr>
         <w:t xml:space="preserve"> Chart of Creative Media</w:t>
       </w:r>
     </w:p>
@@ -7587,35 +7244,7 @@
         <w:rPr>
           <w:lang w:val="en-US"/>
         </w:rPr>
-        <w:t xml:space="preserve">The student </w:t>
-      </w:r>
-      <w:proofErr w:type="gramStart"/>
-      <w:r>
-        <w:rPr>
-          <w:lang w:val="en-US"/>
-        </w:rPr>
-        <w:t>was placed</w:t>
-      </w:r>
-      <w:proofErr w:type="gramEnd"/>
-      <w:r>
-        <w:rPr>
-          <w:lang w:val="en-US"/>
-        </w:rPr>
-        <w:t xml:space="preserve"> at Creative Media to design and develop an internal project management and analytics system — a tool the agency currently lacks entirely. The internship tasks </w:t>
-      </w:r>
-      <w:proofErr w:type="gramStart"/>
-      <w:r>
-        <w:rPr>
-          <w:lang w:val="en-US"/>
-        </w:rPr>
-        <w:t>are directly aligned</w:t>
-      </w:r>
-      <w:proofErr w:type="gramEnd"/>
-      <w:r>
-        <w:rPr>
-          <w:lang w:val="en-US"/>
-        </w:rPr>
-        <w:t xml:space="preserve"> with the software engineering and BI activities documented in this report, and include:</w:t>
+        <w:t>The student was placed at Creative Media to design and develop an internal project management and analytics system — a tool the agency currently lacks entirely. The internship tasks are directly aligned with the software engineering and BI activities documented in this report, and include:</w:t>
       </w:r>
     </w:p>
     <w:p>
@@ -7802,12 +7431,6 @@
         <w:gridCol w:w="4677"/>
       </w:tblGrid>
       <w:tr>
-        <w:tblPrEx>
-          <w:tblCellMar>
-            <w:top w:w="0" w:type="dxa"/>
-            <w:bottom w:w="0" w:type="dxa"/>
-          </w:tblCellMar>
-        </w:tblPrEx>
         <w:tc>
           <w:tcPr>
             <w:tcW w:w="4677" w:type="dxa"/>
@@ -8155,12 +7778,6 @@
         </w:tc>
       </w:tr>
       <w:tr>
-        <w:tblPrEx>
-          <w:tblCellMar>
-            <w:top w:w="0" w:type="dxa"/>
-            <w:bottom w:w="0" w:type="dxa"/>
-          </w:tblCellMar>
-        </w:tblPrEx>
         <w:tc>
           <w:tcPr>
             <w:tcW w:w="4677" w:type="dxa"/>
@@ -8265,18 +7882,8 @@
                 <w:szCs w:val="18"/>
                 <w:lang w:val="en-US"/>
               </w:rPr>
-              <w:t xml:space="preserve">Scalable analytics platform for future </w:t>
-            </w:r>
-            <w:proofErr w:type="gramStart"/>
-            <w:r>
-              <w:rPr>
-                <w:sz w:val="18"/>
-                <w:szCs w:val="18"/>
-                <w:lang w:val="en-US"/>
-              </w:rPr>
-              <w:t>growth</w:t>
-            </w:r>
-            <w:proofErr w:type="gramEnd"/>
+              <w:t>Scalable analytics platform for future growth</w:t>
+            </w:r>
           </w:p>
           <w:p>
             <w:pPr>
@@ -8404,18 +8011,8 @@
                 <w:szCs w:val="18"/>
                 <w:lang w:val="en-US"/>
               </w:rPr>
-              <w:t xml:space="preserve">Client budget constraints reducing project </w:t>
-            </w:r>
-            <w:proofErr w:type="gramStart"/>
-            <w:r>
-              <w:rPr>
-                <w:sz w:val="18"/>
-                <w:szCs w:val="18"/>
-                <w:lang w:val="en-US"/>
-              </w:rPr>
-              <w:t>margins</w:t>
-            </w:r>
-            <w:proofErr w:type="gramEnd"/>
+              <w:t>Client budget constraints reducing project margins</w:t>
+            </w:r>
           </w:p>
           <w:p>
             <w:pPr>
@@ -8516,17 +8113,9 @@
         <w:rPr>
           <w:lang w:val="en-US"/>
         </w:rPr>
-        <w:t xml:space="preserve">2.1   The Problem </w:t>
-      </w:r>
-      <w:proofErr w:type="gramStart"/>
-      <w:r>
-        <w:rPr>
-          <w:lang w:val="en-US"/>
-        </w:rPr>
-        <w:t>Being Solved</w:t>
+        <w:t>2.1   The Problem Being Solved</w:t>
       </w:r>
       <w:bookmarkEnd w:id="17"/>
-      <w:proofErr w:type="gramEnd"/>
     </w:p>
     <w:p>
       <w:pPr>
@@ -8591,49 +8180,7 @@
         <w:rPr>
           <w:lang w:val="en-US"/>
         </w:rPr>
-        <w:t xml:space="preserve">Scope creep: clients frequently request revisions or additional elements after the project specification has </w:t>
-      </w:r>
-      <w:proofErr w:type="gramStart"/>
-      <w:r>
-        <w:rPr>
-          <w:lang w:val="en-US"/>
-        </w:rPr>
-        <w:t>been agreed</w:t>
-      </w:r>
-      <w:proofErr w:type="gramEnd"/>
-      <w:r>
-        <w:rPr>
-          <w:lang w:val="en-US"/>
-        </w:rPr>
-        <w:t xml:space="preserve"> upon. Without a formal tracking mechanism, these additions </w:t>
-      </w:r>
-      <w:proofErr w:type="gramStart"/>
-      <w:r>
-        <w:rPr>
-          <w:lang w:val="en-US"/>
-        </w:rPr>
-        <w:t>are absorbed</w:t>
-      </w:r>
-      <w:proofErr w:type="gramEnd"/>
-      <w:r>
-        <w:rPr>
-          <w:lang w:val="en-US"/>
-        </w:rPr>
-        <w:t xml:space="preserve"> into the workload without </w:t>
-      </w:r>
-      <w:proofErr w:type="gramStart"/>
-      <w:r>
-        <w:rPr>
-          <w:lang w:val="en-US"/>
-        </w:rPr>
-        <w:t>being reflected</w:t>
-      </w:r>
-      <w:proofErr w:type="gramEnd"/>
-      <w:r>
-        <w:rPr>
-          <w:lang w:val="en-US"/>
-        </w:rPr>
-        <w:t xml:space="preserve"> in the invoice.</w:t>
+        <w:t>Scope creep: clients frequently request revisions or additional elements after the project specification has been agreed upon. Without a formal tracking mechanism, these additions are absorbed into the workload without being reflected in the invoice.</w:t>
       </w:r>
     </w:p>
     <w:p>
@@ -8652,21 +8199,7 @@
         <w:rPr>
           <w:lang w:val="en-US"/>
         </w:rPr>
-        <w:t xml:space="preserve">No real-time budget visibility: because hours </w:t>
-      </w:r>
-      <w:proofErr w:type="gramStart"/>
-      <w:r>
-        <w:rPr>
-          <w:lang w:val="en-US"/>
-        </w:rPr>
-        <w:t>are not logged</w:t>
-      </w:r>
-      <w:proofErr w:type="gramEnd"/>
-      <w:r>
-        <w:rPr>
-          <w:lang w:val="en-US"/>
-        </w:rPr>
-        <w:t xml:space="preserve"> systematically against budgets, the manager cannot intervene when a project is trending over budget before it is too late.</w:t>
+        <w:t>No real-time budget visibility: because hours are not logged systematically against budgets, the manager cannot intervene when a project is trending over budget before it is too late.</w:t>
       </w:r>
     </w:p>
     <w:p>
@@ -8748,21 +8281,7 @@
         <w:rPr>
           <w:lang w:val="en-US"/>
         </w:rPr>
-        <w:t xml:space="preserve"> Clients; a backend REST API </w:t>
-      </w:r>
-      <w:proofErr w:type="gramStart"/>
-      <w:r>
-        <w:rPr>
-          <w:lang w:val="en-US"/>
-        </w:rPr>
-        <w:t>handling</w:t>
-      </w:r>
-      <w:proofErr w:type="gramEnd"/>
-      <w:r>
-        <w:rPr>
-          <w:lang w:val="en-US"/>
-        </w:rPr>
-        <w:t xml:space="preserve"> all CRUD operations and analytical queries; a frontend SPA with role-specific dashboards; a BI analytical layer computing six KPIs; PDF and Excel export; and cloud deployment on Render.</w:t>
+        <w:t xml:space="preserve"> Clients; a backend REST API handling all CRUD operations and analytical queries; a frontend SPA with role-specific dashboards; a BI analytical layer computing six KPIs; PDF and Excel export; and cloud deployment on Render.</w:t>
       </w:r>
     </w:p>
     <w:p>
@@ -8819,41 +8338,20 @@
     <w:p>
       <w:pPr>
         <w:pStyle w:val="Heading2"/>
+        <w:rPr>
+          <w:lang w:val="en-US"/>
+        </w:rPr>
       </w:pPr>
       <w:bookmarkStart w:id="19" w:name="_Toc223008656"/>
       <w:r>
         <w:rPr>
           <w:sz w:val="24"/>
           <w:szCs w:val="24"/>
-        </w:rPr>
-        <w:t xml:space="preserve">III.  </w:t>
-      </w:r>
-      <w:proofErr w:type="spellStart"/>
-      <w:r>
-        <w:rPr>
-          <w:sz w:val="24"/>
-          <w:szCs w:val="24"/>
-        </w:rPr>
-        <w:t>Development</w:t>
-      </w:r>
-      <w:proofErr w:type="spellEnd"/>
-      <w:r>
-        <w:rPr>
-          <w:sz w:val="24"/>
-          <w:szCs w:val="24"/>
-        </w:rPr>
-        <w:t xml:space="preserve"> </w:t>
-      </w:r>
-      <w:proofErr w:type="spellStart"/>
-      <w:r>
-        <w:rPr>
-          <w:sz w:val="24"/>
-          <w:szCs w:val="24"/>
-        </w:rPr>
-        <w:t>Methodology</w:t>
+          <w:lang w:val="en-US"/>
+        </w:rPr>
+        <w:t>III.  Development Methodology</w:t>
       </w:r>
       <w:bookmarkEnd w:id="19"/>
-      <w:proofErr w:type="spellEnd"/>
     </w:p>
     <w:p>
       <w:pPr>
@@ -8883,21 +8381,7 @@
         <w:rPr>
           <w:lang w:val="en-US"/>
         </w:rPr>
-        <w:t xml:space="preserve">Development follows an Agile approach adapted for solo development, inspired by the Scrum framework. The project </w:t>
-      </w:r>
-      <w:proofErr w:type="gramStart"/>
-      <w:r>
-        <w:rPr>
-          <w:lang w:val="en-US"/>
-        </w:rPr>
-        <w:t>is divided</w:t>
-      </w:r>
-      <w:proofErr w:type="gramEnd"/>
-      <w:r>
-        <w:rPr>
-          <w:lang w:val="en-US"/>
-        </w:rPr>
-        <w:t xml:space="preserve"> into six two-week sprints, each with a clearly defined goal and deliverable. This structure produces working, demonstrable software at the end of every sprint — </w:t>
+        <w:t xml:space="preserve">Development follows an Agile approach adapted for solo development, inspired by the Scrum framework. The project is divided into six two-week sprints, each with a clearly defined goal and deliverable. This structure produces working, demonstrable software at the end of every sprint — </w:t>
       </w:r>
       <w:r>
         <w:rPr>
@@ -8915,77 +8399,10 @@
         </w:rPr>
       </w:pPr>
     </w:p>
-    <w:tbl>
-      <w:tblPr>
-        <w:tblW w:w="9354" w:type="dxa"/>
-        <w:tblBorders>
-          <w:top w:val="single" w:sz="4" w:space="0" w:color="auto"/>
-          <w:left w:val="single" w:sz="4" w:space="0" w:color="auto"/>
-          <w:bottom w:val="single" w:sz="4" w:space="0" w:color="auto"/>
-          <w:right w:val="single" w:sz="4" w:space="0" w:color="auto"/>
-          <w:insideH w:val="single" w:sz="4" w:space="0" w:color="auto"/>
-          <w:insideV w:val="single" w:sz="4" w:space="0" w:color="auto"/>
-        </w:tblBorders>
-        <w:tblCellMar>
-          <w:left w:w="10" w:type="dxa"/>
-          <w:right w:w="10" w:type="dxa"/>
-        </w:tblCellMar>
-        <w:tblLook w:val="04A0" w:firstRow="1" w:lastRow="0" w:firstColumn="1" w:lastColumn="0" w:noHBand="0" w:noVBand="1"/>
-      </w:tblPr>
-      <w:tblGrid>
-        <w:gridCol w:w="9354"/>
-      </w:tblGrid>
-      <w:tr>
-        <w:tblPrEx>
-          <w:tblCellMar>
-            <w:top w:w="0" w:type="dxa"/>
-            <w:bottom w:w="0" w:type="dxa"/>
-          </w:tblCellMar>
-        </w:tblPrEx>
-        <w:tc>
-          <w:tcPr>
-            <w:tcW w:w="0" w:type="auto"/>
-            <w:tcBorders>
-              <w:top w:val="dashed" w:sz="4" w:space="0" w:color="999999"/>
-              <w:left w:val="dashed" w:sz="4" w:space="0" w:color="999999"/>
-              <w:bottom w:val="dashed" w:sz="4" w:space="0" w:color="999999"/>
-              <w:right w:val="dashed" w:sz="4" w:space="0" w:color="999999"/>
-            </w:tcBorders>
-            <w:shd w:val="clear" w:color="auto" w:fill="F4F6F9"/>
-            <w:tcMar>
-              <w:top w:w="720" w:type="dxa"/>
-              <w:left w:w="360" w:type="dxa"/>
-              <w:bottom w:w="720" w:type="dxa"/>
-              <w:right w:w="360" w:type="dxa"/>
-            </w:tcMar>
-          </w:tcPr>
-          <w:p>
-            <w:pPr>
-              <w:jc w:val="center"/>
-            </w:pPr>
-            <w:r>
-              <w:rPr>
-                <w:i/>
-                <w:iCs/>
-                <w:color w:val="555555"/>
-                <w:sz w:val="20"/>
-                <w:szCs w:val="20"/>
-              </w:rPr>
-              <w:t>[ INSERT Figure 1.3 ]</w:t>
-            </w:r>
-          </w:p>
-        </w:tc>
-      </w:tr>
-    </w:tbl>
     <w:p>
       <w:pPr>
         <w:spacing w:before="80" w:after="280" w:line="360" w:lineRule="auto"/>
         <w:jc w:val="center"/>
-        <w:rPr>
-          <w:lang w:val="en-US"/>
-        </w:rPr>
-      </w:pPr>
-      <w:r>
         <w:rPr>
           <w:i/>
           <w:iCs/>
@@ -8993,152 +8410,50 @@
           <w:szCs w:val="20"/>
           <w:lang w:val="en-US"/>
         </w:rPr>
-        <w:t>Figure 1.3: Agile Sprint Cycle — Plan, Design, Build, Test, Review, Repeat</w:t>
-      </w:r>
-    </w:p>
-    <w:p>
-      <w:pPr>
-        <w:pStyle w:val="Heading3"/>
-        <w:rPr>
-          <w:lang w:val="en-US"/>
-        </w:rPr>
-      </w:pPr>
-      <w:bookmarkStart w:id="21" w:name="_Toc223008658"/>
-      <w:r>
-        <w:rPr>
-          <w:lang w:val="en-US"/>
-        </w:rPr>
-        <w:t>3.2   Vertical Slice Development</w:t>
-      </w:r>
-      <w:bookmarkEnd w:id="21"/>
-    </w:p>
-    <w:p>
-      <w:pPr>
-        <w:spacing w:before="120" w:after="120" w:line="360" w:lineRule="auto"/>
-        <w:jc w:val="both"/>
-        <w:rPr>
-          <w:lang w:val="en-US"/>
-        </w:rPr>
-      </w:pPr>
-      <w:r>
-        <w:rPr>
-          <w:lang w:val="en-US"/>
-        </w:rPr>
-        <w:t xml:space="preserve">Within each sprint, features </w:t>
-      </w:r>
-      <w:proofErr w:type="gramStart"/>
-      <w:r>
-        <w:rPr>
-          <w:lang w:val="en-US"/>
-        </w:rPr>
-        <w:t>are developed</w:t>
-      </w:r>
-      <w:proofErr w:type="gramEnd"/>
-      <w:r>
-        <w:rPr>
-          <w:lang w:val="en-US"/>
-        </w:rPr>
-        <w:t xml:space="preserve"> as vertical slices: each user story </w:t>
-      </w:r>
-      <w:proofErr w:type="gramStart"/>
-      <w:r>
-        <w:rPr>
-          <w:lang w:val="en-US"/>
-        </w:rPr>
-        <w:t>is implemented</w:t>
-      </w:r>
-      <w:proofErr w:type="gramEnd"/>
-      <w:r>
-        <w:rPr>
-          <w:lang w:val="en-US"/>
-        </w:rPr>
-        <w:t xml:space="preserve"> end-to-end — database model → </w:t>
-      </w:r>
-      <w:proofErr w:type="spellStart"/>
-      <w:r>
-        <w:rPr>
-          <w:lang w:val="en-US"/>
-        </w:rPr>
-        <w:t>serialiser</w:t>
-      </w:r>
-      <w:proofErr w:type="spellEnd"/>
-      <w:r>
-        <w:rPr>
-          <w:lang w:val="en-US"/>
-        </w:rPr>
-        <w:t xml:space="preserve"> → API view → React component — before the next story begins. This contrasts with a horizontal approach where all models come first, then all APIs, then all UI; the horizontal approach produces nothing testable for extended periods and makes early requirement validation impossible.</w:t>
-      </w:r>
-    </w:p>
-    <w:p>
-      <w:pPr>
-        <w:spacing w:before="120" w:after="80" w:line="360" w:lineRule="auto"/>
-        <w:rPr>
-          <w:lang w:val="en-US"/>
-        </w:rPr>
-      </w:pPr>
-    </w:p>
-    <w:tbl>
-      <w:tblPr>
-        <w:tblW w:w="9354" w:type="dxa"/>
-        <w:tblBorders>
-          <w:top w:val="single" w:sz="4" w:space="0" w:color="auto"/>
-          <w:left w:val="single" w:sz="4" w:space="0" w:color="auto"/>
-          <w:bottom w:val="single" w:sz="4" w:space="0" w:color="auto"/>
-          <w:right w:val="single" w:sz="4" w:space="0" w:color="auto"/>
-          <w:insideH w:val="single" w:sz="4" w:space="0" w:color="auto"/>
-          <w:insideV w:val="single" w:sz="4" w:space="0" w:color="auto"/>
-        </w:tblBorders>
-        <w:tblCellMar>
-          <w:left w:w="10" w:type="dxa"/>
-          <w:right w:w="10" w:type="dxa"/>
-        </w:tblCellMar>
-        <w:tblLook w:val="04A0" w:firstRow="1" w:lastRow="0" w:firstColumn="1" w:lastColumn="0" w:noHBand="0" w:noVBand="1"/>
-      </w:tblPr>
-      <w:tblGrid>
-        <w:gridCol w:w="9354"/>
-      </w:tblGrid>
-      <w:tr>
-        <w:tblPrEx>
-          <w:tblCellMar>
-            <w:top w:w="0" w:type="dxa"/>
-            <w:bottom w:w="0" w:type="dxa"/>
-          </w:tblCellMar>
-        </w:tblPrEx>
-        <w:tc>
-          <w:tcPr>
-            <w:tcW w:w="0" w:type="auto"/>
-            <w:tcBorders>
-              <w:top w:val="dashed" w:sz="4" w:space="0" w:color="999999"/>
-              <w:left w:val="dashed" w:sz="4" w:space="0" w:color="999999"/>
-              <w:bottom w:val="dashed" w:sz="4" w:space="0" w:color="999999"/>
-              <w:right w:val="dashed" w:sz="4" w:space="0" w:color="999999"/>
-            </w:tcBorders>
-            <w:shd w:val="clear" w:color="auto" w:fill="F4F6F9"/>
-            <w:tcMar>
-              <w:top w:w="720" w:type="dxa"/>
-              <w:left w:w="360" w:type="dxa"/>
-              <w:bottom w:w="720" w:type="dxa"/>
-              <w:right w:w="360" w:type="dxa"/>
-            </w:tcMar>
-          </w:tcPr>
-          <w:p>
-            <w:pPr>
-              <w:jc w:val="center"/>
-            </w:pPr>
-            <w:r>
-              <w:rPr>
-                <w:i/>
-                <w:iCs/>
-                <w:color w:val="555555"/>
-                <w:sz w:val="20"/>
-                <w:szCs w:val="20"/>
-              </w:rPr>
-              <w:t>[ INSERT Figure 1.4 ]</w:t>
-            </w:r>
-          </w:p>
-        </w:tc>
-      </w:tr>
-    </w:tbl>
+      </w:pPr>
+      <w:r>
+        <w:rPr>
+          <w:noProof/>
+        </w:rPr>
+        <w:drawing>
+          <wp:inline distT="0" distB="0" distL="0" distR="0" wp14:anchorId="49FA5B0A" wp14:editId="5C3D3D26">
+            <wp:extent cx="3733800" cy="3098800"/>
+            <wp:effectExtent l="0" t="0" r="0" b="6350"/>
+            <wp:docPr id="102" name="Figure 1.3"/>
+            <wp:cNvGraphicFramePr>
+              <a:graphicFrameLocks xmlns:a="http://schemas.openxmlformats.org/drawingml/2006/main" noChangeAspect="1"/>
+            </wp:cNvGraphicFramePr>
+            <a:graphic xmlns:a="http://schemas.openxmlformats.org/drawingml/2006/main">
+              <a:graphicData uri="http://schemas.openxmlformats.org/drawingml/2006/picture">
+                <pic:pic xmlns:pic="http://schemas.openxmlformats.org/drawingml/2006/picture">
+                  <pic:nvPicPr>
+                    <pic:cNvPr id="102" name="Figure 1.3"/>
+                    <pic:cNvPicPr>
+                      <a:picLocks noChangeAspect="1"/>
+                    </pic:cNvPicPr>
+                  </pic:nvPicPr>
+                  <pic:blipFill>
+                    <a:blip r:embed="rId12"/>
+                    <a:stretch>
+                      <a:fillRect/>
+                    </a:stretch>
+                  </pic:blipFill>
+                  <pic:spPr>
+                    <a:xfrm>
+                      <a:off x="0" y="0"/>
+                      <a:ext cx="3733800" cy="3098800"/>
+                    </a:xfrm>
+                    <a:prstGeom prst="rect">
+                      <a:avLst/>
+                    </a:prstGeom>
+                  </pic:spPr>
+                </pic:pic>
+              </a:graphicData>
+            </a:graphic>
+          </wp:inline>
+        </w:drawing>
+      </w:r>
+    </w:p>
     <w:p>
       <w:pPr>
         <w:spacing w:before="80" w:after="280" w:line="360" w:lineRule="auto"/>
@@ -9155,6 +8470,133 @@
           <w:szCs w:val="20"/>
           <w:lang w:val="en-US"/>
         </w:rPr>
+        <w:t>Figure 1.3: Agile Sprint Cycle — Plan, Design, Build, Test, Review, Repeat</w:t>
+      </w:r>
+    </w:p>
+    <w:p>
+      <w:pPr>
+        <w:pStyle w:val="Heading3"/>
+        <w:rPr>
+          <w:lang w:val="en-US"/>
+        </w:rPr>
+      </w:pPr>
+      <w:bookmarkStart w:id="21" w:name="_Toc223008658"/>
+      <w:r>
+        <w:rPr>
+          <w:lang w:val="en-US"/>
+        </w:rPr>
+        <w:t>3.2   Vertical Slice Development</w:t>
+      </w:r>
+      <w:bookmarkEnd w:id="21"/>
+    </w:p>
+    <w:p>
+      <w:pPr>
+        <w:spacing w:before="120" w:after="120" w:line="360" w:lineRule="auto"/>
+        <w:jc w:val="both"/>
+        <w:rPr>
+          <w:lang w:val="en-US"/>
+        </w:rPr>
+      </w:pPr>
+      <w:r>
+        <w:rPr>
+          <w:lang w:val="en-US"/>
+        </w:rPr>
+        <w:t xml:space="preserve">Within each sprint, features are developed as vertical slices: each user story is implemented end-to-end — database model → </w:t>
+      </w:r>
+      <w:proofErr w:type="spellStart"/>
+      <w:r>
+        <w:rPr>
+          <w:lang w:val="en-US"/>
+        </w:rPr>
+        <w:t>serialiser</w:t>
+      </w:r>
+      <w:proofErr w:type="spellEnd"/>
+      <w:r>
+        <w:rPr>
+          <w:lang w:val="en-US"/>
+        </w:rPr>
+        <w:t xml:space="preserve"> → API view → React component — before the next story begins. This contrasts with a horizontal approach where all models come first, then all APIs, then all UI; the horizontal approach produces nothing testable for extended periods and makes early requirement validation impossible.</w:t>
+      </w:r>
+    </w:p>
+    <w:p>
+      <w:pPr>
+        <w:spacing w:before="120" w:after="80" w:line="360" w:lineRule="auto"/>
+        <w:rPr>
+          <w:lang w:val="en-US"/>
+        </w:rPr>
+      </w:pPr>
+    </w:p>
+    <w:p>
+      <w:pPr>
+        <w:spacing w:before="80" w:after="280" w:line="360" w:lineRule="auto"/>
+        <w:jc w:val="center"/>
+        <w:rPr>
+          <w:i/>
+          <w:iCs/>
+          <w:sz w:val="20"/>
+          <w:szCs w:val="20"/>
+          <w:lang w:val="en-US"/>
+        </w:rPr>
+      </w:pPr>
+      <w:r>
+        <w:rPr>
+          <w:noProof/>
+        </w:rPr>
+        <w:drawing>
+          <wp:inline distT="0" distB="0" distL="0" distR="0" wp14:anchorId="7F457C96" wp14:editId="015D87B7">
+            <wp:extent cx="6038850" cy="1892300"/>
+            <wp:effectExtent l="0" t="0" r="0" b="0"/>
+            <wp:docPr id="103" name="Figure 1.4"/>
+            <wp:cNvGraphicFramePr>
+              <a:graphicFrameLocks xmlns:a="http://schemas.openxmlformats.org/drawingml/2006/main" noChangeAspect="1"/>
+            </wp:cNvGraphicFramePr>
+            <a:graphic xmlns:a="http://schemas.openxmlformats.org/drawingml/2006/main">
+              <a:graphicData uri="http://schemas.openxmlformats.org/drawingml/2006/picture">
+                <pic:pic xmlns:pic="http://schemas.openxmlformats.org/drawingml/2006/picture">
+                  <pic:nvPicPr>
+                    <pic:cNvPr id="103" name="Figure 1.4"/>
+                    <pic:cNvPicPr>
+                      <a:picLocks noChangeAspect="1"/>
+                    </pic:cNvPicPr>
+                  </pic:nvPicPr>
+                  <pic:blipFill>
+                    <a:blip r:embed="rId13"/>
+                    <a:stretch>
+                      <a:fillRect/>
+                    </a:stretch>
+                  </pic:blipFill>
+                  <pic:spPr>
+                    <a:xfrm>
+                      <a:off x="0" y="0"/>
+                      <a:ext cx="6038850" cy="1892300"/>
+                    </a:xfrm>
+                    <a:prstGeom prst="rect">
+                      <a:avLst/>
+                    </a:prstGeom>
+                  </pic:spPr>
+                </pic:pic>
+              </a:graphicData>
+            </a:graphic>
+          </wp:inline>
+        </w:drawing>
+      </w:r>
+    </w:p>
+    <w:p>
+      <w:pPr>
+        <w:spacing w:before="80" w:after="280" w:line="360" w:lineRule="auto"/>
+        <w:jc w:val="center"/>
+        <w:rPr>
+          <w:lang w:val="en-US"/>
+        </w:rPr>
+      </w:pPr>
+      <w:r>
+        <w:rPr>
+          <w:i/>
+          <w:iCs/>
+          <w:sz w:val="20"/>
+          <w:szCs w:val="20"/>
+          <w:lang w:val="en-US"/>
+        </w:rPr>
         <w:t>Figure 1.4: Per-Sprint Development Workflow — Model → Serializer → API View → React Component → Git Commit</w:t>
       </w:r>
     </w:p>
@@ -9164,6 +8606,7 @@
       </w:pPr>
       <w:bookmarkStart w:id="22" w:name="_Toc223008659"/>
       <w:r>
+        <w:lastRenderedPageBreak/>
         <w:t xml:space="preserve">3.3   Sprint Plan </w:t>
       </w:r>
       <w:proofErr w:type="spellStart"/>
@@ -9203,12 +8646,6 @@
         <w:gridCol w:w="1500"/>
       </w:tblGrid>
       <w:tr>
-        <w:tblPrEx>
-          <w:tblCellMar>
-            <w:top w:w="0" w:type="dxa"/>
-            <w:bottom w:w="0" w:type="dxa"/>
-          </w:tblCellMar>
-        </w:tblPrEx>
         <w:trPr>
           <w:tblHeader/>
         </w:trPr>
@@ -9376,12 +8813,6 @@
         </w:tc>
       </w:tr>
       <w:tr>
-        <w:tblPrEx>
-          <w:tblCellMar>
-            <w:top w:w="0" w:type="dxa"/>
-            <w:bottom w:w="0" w:type="dxa"/>
-          </w:tblCellMar>
-        </w:tblPrEx>
         <w:tc>
           <w:tcPr>
             <w:tcW w:w="900" w:type="dxa"/>
@@ -9533,12 +8964,6 @@
         </w:tc>
       </w:tr>
       <w:tr>
-        <w:tblPrEx>
-          <w:tblCellMar>
-            <w:top w:w="0" w:type="dxa"/>
-            <w:bottom w:w="0" w:type="dxa"/>
-          </w:tblCellMar>
-        </w:tblPrEx>
         <w:tc>
           <w:tcPr>
             <w:tcW w:w="900" w:type="dxa"/>
@@ -9692,12 +9117,6 @@
         </w:tc>
       </w:tr>
       <w:tr>
-        <w:tblPrEx>
-          <w:tblCellMar>
-            <w:top w:w="0" w:type="dxa"/>
-            <w:bottom w:w="0" w:type="dxa"/>
-          </w:tblCellMar>
-        </w:tblPrEx>
         <w:tc>
           <w:tcPr>
             <w:tcW w:w="900" w:type="dxa"/>
@@ -9851,12 +9270,6 @@
         </w:tc>
       </w:tr>
       <w:tr>
-        <w:tblPrEx>
-          <w:tblCellMar>
-            <w:top w:w="0" w:type="dxa"/>
-            <w:bottom w:w="0" w:type="dxa"/>
-          </w:tblCellMar>
-        </w:tblPrEx>
         <w:tc>
           <w:tcPr>
             <w:tcW w:w="900" w:type="dxa"/>
@@ -9882,7 +9295,6 @@
                 <w:sz w:val="20"/>
                 <w:szCs w:val="20"/>
               </w:rPr>
-              <w:lastRenderedPageBreak/>
               <w:t>Sprint 4</w:t>
             </w:r>
           </w:p>
@@ -10011,12 +9423,6 @@
         </w:tc>
       </w:tr>
       <w:tr>
-        <w:tblPrEx>
-          <w:tblCellMar>
-            <w:top w:w="0" w:type="dxa"/>
-            <w:bottom w:w="0" w:type="dxa"/>
-          </w:tblCellMar>
-        </w:tblPrEx>
         <w:tc>
           <w:tcPr>
             <w:tcW w:w="900" w:type="dxa"/>
@@ -10170,12 +9576,6 @@
         </w:tc>
       </w:tr>
       <w:tr>
-        <w:tblPrEx>
-          <w:tblCellMar>
-            <w:top w:w="0" w:type="dxa"/>
-            <w:bottom w:w="0" w:type="dxa"/>
-          </w:tblCellMar>
-        </w:tblPrEx>
         <w:tc>
           <w:tcPr>
             <w:tcW w:w="900" w:type="dxa"/>
@@ -10527,35 +9927,7 @@
         <w:rPr>
           <w:lang w:val="en-US"/>
         </w:rPr>
-        <w:t xml:space="preserve">Business Intelligence (BI) refers to the set of technologies, processes, and practices that transform raw operational data into meaningful, actionable information for decision-makers. In a service industry context — where revenue </w:t>
-      </w:r>
-      <w:proofErr w:type="gramStart"/>
-      <w:r>
-        <w:rPr>
-          <w:lang w:val="en-US"/>
-        </w:rPr>
-        <w:t>is generated</w:t>
-      </w:r>
-      <w:proofErr w:type="gramEnd"/>
-      <w:r>
-        <w:rPr>
-          <w:lang w:val="en-US"/>
-        </w:rPr>
-        <w:t xml:space="preserve"> by selling time and expertise rather than tangible goods — BI plays a particularly </w:t>
-      </w:r>
-      <w:proofErr w:type="gramStart"/>
-      <w:r>
-        <w:rPr>
-          <w:lang w:val="en-US"/>
-        </w:rPr>
-        <w:t>important role</w:t>
-      </w:r>
-      <w:proofErr w:type="gramEnd"/>
-      <w:r>
-        <w:rPr>
-          <w:lang w:val="en-US"/>
-        </w:rPr>
-        <w:t xml:space="preserve"> in understanding the relationship between inputs (designer hours) and outputs (project value delivered to clients).</w:t>
+        <w:t>Business Intelligence (BI) refers to the set of technologies, processes, and practices that transform raw operational data into meaningful, actionable information for decision-makers. In a service industry context — where revenue is generated by selling time and expertise rather than tangible goods — BI plays a particularly important role in understanding the relationship between inputs (designer hours) and outputs (project value delivered to clients).</w:t>
       </w:r>
     </w:p>
     <w:p>
@@ -10609,14 +9981,7 @@
         <w:rPr>
           <w:lang w:val="en-US"/>
         </w:rPr>
-        <w:t xml:space="preserve">Selecting the right KPIs is critical: too few and management lacks visibility; too many and decision-making </w:t>
-      </w:r>
-      <w:proofErr w:type="gramStart"/>
-      <w:r>
-        <w:rPr>
-          <w:lang w:val="en-US"/>
-        </w:rPr>
-        <w:t xml:space="preserve">is </w:t>
+        <w:t xml:space="preserve">Selecting the right KPIs is critical: too few and management lacks visibility; too many and decision-making is </w:t>
       </w:r>
       <w:proofErr w:type="spellStart"/>
       <w:r>
@@ -10626,40 +9991,11 @@
         <w:t>paralysed</w:t>
       </w:r>
       <w:proofErr w:type="spellEnd"/>
-      <w:proofErr w:type="gramEnd"/>
-      <w:r>
-        <w:rPr>
-          <w:lang w:val="en-US"/>
-        </w:rPr>
-        <w:t xml:space="preserve"> by noise. Based on industry practice and the specific pain points identified at Creative Media, six metrics </w:t>
-      </w:r>
-      <w:proofErr w:type="gramStart"/>
-      <w:r>
-        <w:rPr>
-          <w:lang w:val="en-US"/>
-        </w:rPr>
-        <w:t>were selected</w:t>
-      </w:r>
-      <w:proofErr w:type="gramEnd"/>
-      <w:r>
-        <w:rPr>
-          <w:lang w:val="en-US"/>
-        </w:rPr>
-        <w:t xml:space="preserve"> as the core analytical layer of this system. The Effective Hourly Rate is the central profitability indicator: it expresses how much monetary value the agency generates per designer hour logged. A high EHR indicates an efficiently managed project; a low EHR indicates underpricing or overconsumption of hours. The Scope Creep Index complements this by revealing whether a low EHR </w:t>
-      </w:r>
-      <w:proofErr w:type="gramStart"/>
-      <w:r>
-        <w:rPr>
-          <w:lang w:val="en-US"/>
-        </w:rPr>
-        <w:t>is driven</w:t>
-      </w:r>
-      <w:proofErr w:type="gramEnd"/>
-      <w:r>
-        <w:rPr>
-          <w:lang w:val="en-US"/>
-        </w:rPr>
-        <w:t xml:space="preserve"> by poor estimation or uncontrolled scope expansion.</w:t>
+      <w:r>
+        <w:rPr>
+          <w:lang w:val="en-US"/>
+        </w:rPr>
+        <w:t xml:space="preserve"> by noise. Based on industry practice and the specific pain points identified at Creative Media, six metrics were selected as the core analytical layer of this system. The Effective Hourly Rate is the central profitability indicator: it expresses how much monetary value the agency generates per designer hour logged. A high EHR indicates an efficiently managed project; a low EHR indicates underpricing or overconsumption of hours. The Scope Creep Index complements this by revealing whether a low EHR is driven by poor estimation or uncontrolled scope expansion.</w:t>
       </w:r>
     </w:p>
     <w:p>
@@ -10693,12 +10029,6 @@
         <w:gridCol w:w="3754"/>
       </w:tblGrid>
       <w:tr>
-        <w:tblPrEx>
-          <w:tblCellMar>
-            <w:top w:w="0" w:type="dxa"/>
-            <w:bottom w:w="0" w:type="dxa"/>
-          </w:tblCellMar>
-        </w:tblPrEx>
         <w:trPr>
           <w:tblHeader/>
         </w:trPr>
@@ -10814,12 +10144,6 @@
         </w:tc>
       </w:tr>
       <w:tr>
-        <w:tblPrEx>
-          <w:tblCellMar>
-            <w:top w:w="0" w:type="dxa"/>
-            <w:bottom w:w="0" w:type="dxa"/>
-          </w:tblCellMar>
-        </w:tblPrEx>
         <w:tc>
           <w:tcPr>
             <w:tcW w:w="2400" w:type="dxa"/>
@@ -10961,12 +10285,6 @@
         </w:tc>
       </w:tr>
       <w:tr>
-        <w:tblPrEx>
-          <w:tblCellMar>
-            <w:top w:w="0" w:type="dxa"/>
-            <w:bottom w:w="0" w:type="dxa"/>
-          </w:tblCellMar>
-        </w:tblPrEx>
         <w:tc>
           <w:tcPr>
             <w:tcW w:w="2400" w:type="dxa"/>
@@ -11100,12 +10418,6 @@
         </w:tc>
       </w:tr>
       <w:tr>
-        <w:tblPrEx>
-          <w:tblCellMar>
-            <w:top w:w="0" w:type="dxa"/>
-            <w:bottom w:w="0" w:type="dxa"/>
-          </w:tblCellMar>
-        </w:tblPrEx>
         <w:tc>
           <w:tcPr>
             <w:tcW w:w="2400" w:type="dxa"/>
@@ -11203,12 +10515,6 @@
         </w:tc>
       </w:tr>
       <w:tr>
-        <w:tblPrEx>
-          <w:tblCellMar>
-            <w:top w:w="0" w:type="dxa"/>
-            <w:bottom w:w="0" w:type="dxa"/>
-          </w:tblCellMar>
-        </w:tblPrEx>
         <w:tc>
           <w:tcPr>
             <w:tcW w:w="2400" w:type="dxa"/>
@@ -11324,12 +10630,6 @@
         </w:tc>
       </w:tr>
       <w:tr>
-        <w:tblPrEx>
-          <w:tblCellMar>
-            <w:top w:w="0" w:type="dxa"/>
-            <w:bottom w:w="0" w:type="dxa"/>
-          </w:tblCellMar>
-        </w:tblPrEx>
         <w:tc>
           <w:tcPr>
             <w:tcW w:w="2400" w:type="dxa"/>
@@ -11455,12 +10755,6 @@
         </w:tc>
       </w:tr>
       <w:tr>
-        <w:tblPrEx>
-          <w:tblCellMar>
-            <w:top w:w="0" w:type="dxa"/>
-            <w:bottom w:w="0" w:type="dxa"/>
-          </w:tblCellMar>
-        </w:tblPrEx>
         <w:tc>
           <w:tcPr>
             <w:tcW w:w="2400" w:type="dxa"/>
@@ -11623,25 +10917,20 @@
     <w:p>
       <w:pPr>
         <w:pStyle w:val="Heading2"/>
+        <w:rPr>
+          <w:lang w:val="en-US"/>
+        </w:rPr>
       </w:pPr>
       <w:bookmarkStart w:id="28" w:name="_Toc223008665"/>
       <w:r>
         <w:rPr>
           <w:sz w:val="24"/>
           <w:szCs w:val="24"/>
-        </w:rPr>
-        <w:t xml:space="preserve">II.  Project Management Information </w:t>
-      </w:r>
-      <w:proofErr w:type="spellStart"/>
-      <w:r>
-        <w:rPr>
-          <w:sz w:val="24"/>
-          <w:szCs w:val="24"/>
-        </w:rPr>
-        <w:t>Systems</w:t>
+          <w:lang w:val="en-US"/>
+        </w:rPr>
+        <w:t>II.  Project Management Information Systems</w:t>
       </w:r>
       <w:bookmarkEnd w:id="28"/>
-      <w:proofErr w:type="spellEnd"/>
     </w:p>
     <w:p>
       <w:pPr>
@@ -11735,19 +11024,11 @@
           <w:lang w:val="en-US"/>
         </w:rPr>
       </w:pPr>
-      <w:proofErr w:type="gramStart"/>
-      <w:r>
-        <w:rPr>
-          <w:lang w:val="en-US"/>
-        </w:rPr>
-        <w:t>Several</w:t>
-      </w:r>
-      <w:proofErr w:type="gramEnd"/>
-      <w:r>
-        <w:rPr>
-          <w:lang w:val="en-US"/>
-        </w:rPr>
-        <w:t xml:space="preserve"> commercial tools address parts of the problem this system solves. A comparative analysis justifies the decision to build a bespoke solution rather than adopt an off-the-shelf product.</w:t>
+      <w:r>
+        <w:rPr>
+          <w:lang w:val="en-US"/>
+        </w:rPr>
+        <w:t>Several commercial tools address parts of the problem this system solves. A comparative analysis justifies the decision to build a bespoke solution rather than adopt an off-the-shelf product.</w:t>
       </w:r>
     </w:p>
     <w:p>
@@ -11781,12 +11062,6 @@
         <w:gridCol w:w="5054"/>
       </w:tblGrid>
       <w:tr>
-        <w:tblPrEx>
-          <w:tblCellMar>
-            <w:top w:w="0" w:type="dxa"/>
-            <w:bottom w:w="0" w:type="dxa"/>
-          </w:tblCellMar>
-        </w:tblPrEx>
         <w:trPr>
           <w:tblHeader/>
         </w:trPr>
@@ -11891,12 +11166,6 @@
         </w:tc>
       </w:tr>
       <w:tr>
-        <w:tblPrEx>
-          <w:tblCellMar>
-            <w:top w:w="0" w:type="dxa"/>
-            <w:bottom w:w="0" w:type="dxa"/>
-          </w:tblCellMar>
-        </w:tblPrEx>
         <w:tc>
           <w:tcPr>
             <w:tcW w:w="1500" w:type="dxa"/>
@@ -11994,12 +11263,6 @@
         </w:tc>
       </w:tr>
       <w:tr>
-        <w:tblPrEx>
-          <w:tblCellMar>
-            <w:top w:w="0" w:type="dxa"/>
-            <w:bottom w:w="0" w:type="dxa"/>
-          </w:tblCellMar>
-        </w:tblPrEx>
         <w:tc>
           <w:tcPr>
             <w:tcW w:w="1500" w:type="dxa"/>
@@ -12115,12 +11378,6 @@
         </w:tc>
       </w:tr>
       <w:tr>
-        <w:tblPrEx>
-          <w:tblCellMar>
-            <w:top w:w="0" w:type="dxa"/>
-            <w:bottom w:w="0" w:type="dxa"/>
-          </w:tblCellMar>
-        </w:tblPrEx>
         <w:tc>
           <w:tcPr>
             <w:tcW w:w="1500" w:type="dxa"/>
@@ -12238,12 +11495,6 @@
         </w:tc>
       </w:tr>
       <w:tr>
-        <w:tblPrEx>
-          <w:tblCellMar>
-            <w:top w:w="0" w:type="dxa"/>
-            <w:bottom w:w="0" w:type="dxa"/>
-          </w:tblCellMar>
-        </w:tblPrEx>
         <w:tc>
           <w:tcPr>
             <w:tcW w:w="1500" w:type="dxa"/>
@@ -12341,12 +11592,6 @@
         </w:tc>
       </w:tr>
       <w:tr>
-        <w:tblPrEx>
-          <w:tblCellMar>
-            <w:top w:w="0" w:type="dxa"/>
-            <w:bottom w:w="0" w:type="dxa"/>
-          </w:tblCellMar>
-        </w:tblPrEx>
         <w:tc>
           <w:tcPr>
             <w:tcW w:w="1500" w:type="dxa"/>
@@ -12595,16 +11840,25 @@
     <w:p>
       <w:pPr>
         <w:pStyle w:val="Heading3"/>
+        <w:rPr>
+          <w:lang w:val="en-US"/>
+        </w:rPr>
       </w:pPr>
     </w:p>
     <w:p>
       <w:pPr>
         <w:pStyle w:val="Heading3"/>
+        <w:rPr>
+          <w:lang w:val="en-US"/>
+        </w:rPr>
       </w:pPr>
     </w:p>
     <w:p>
       <w:pPr>
         <w:pStyle w:val="Heading3"/>
+        <w:rPr>
+          <w:lang w:val="en-US"/>
+        </w:rPr>
       </w:pPr>
     </w:p>
     <w:p>
@@ -12648,12 +11902,6 @@
         <w:gridCol w:w="5754"/>
       </w:tblGrid>
       <w:tr>
-        <w:tblPrEx>
-          <w:tblCellMar>
-            <w:top w:w="0" w:type="dxa"/>
-            <w:bottom w:w="0" w:type="dxa"/>
-          </w:tblCellMar>
-        </w:tblPrEx>
         <w:trPr>
           <w:tblHeader/>
         </w:trPr>
@@ -12757,12 +12005,6 @@
         </w:tc>
       </w:tr>
       <w:tr>
-        <w:tblPrEx>
-          <w:tblCellMar>
-            <w:top w:w="0" w:type="dxa"/>
-            <w:bottom w:w="0" w:type="dxa"/>
-          </w:tblCellMar>
-        </w:tblPrEx>
         <w:tc>
           <w:tcPr>
             <w:tcW w:w="1500" w:type="dxa"/>
@@ -12910,12 +12152,6 @@
         </w:tc>
       </w:tr>
       <w:tr>
-        <w:tblPrEx>
-          <w:tblCellMar>
-            <w:top w:w="0" w:type="dxa"/>
-            <w:bottom w:w="0" w:type="dxa"/>
-          </w:tblCellMar>
-        </w:tblPrEx>
         <w:tc>
           <w:tcPr>
             <w:tcW w:w="1500" w:type="dxa"/>
@@ -13013,12 +12249,6 @@
         </w:tc>
       </w:tr>
       <w:tr>
-        <w:tblPrEx>
-          <w:tblCellMar>
-            <w:top w:w="0" w:type="dxa"/>
-            <w:bottom w:w="0" w:type="dxa"/>
-          </w:tblCellMar>
-        </w:tblPrEx>
         <w:tc>
           <w:tcPr>
             <w:tcW w:w="1500" w:type="dxa"/>
@@ -13168,12 +12398,6 @@
         </w:tc>
       </w:tr>
       <w:tr>
-        <w:tblPrEx>
-          <w:tblCellMar>
-            <w:top w:w="0" w:type="dxa"/>
-            <w:bottom w:w="0" w:type="dxa"/>
-          </w:tblCellMar>
-        </w:tblPrEx>
         <w:tc>
           <w:tcPr>
             <w:tcW w:w="1500" w:type="dxa"/>
@@ -13285,12 +12509,6 @@
         </w:tc>
       </w:tr>
       <w:tr>
-        <w:tblPrEx>
-          <w:tblCellMar>
-            <w:top w:w="0" w:type="dxa"/>
-            <w:bottom w:w="0" w:type="dxa"/>
-          </w:tblCellMar>
-        </w:tblPrEx>
         <w:tc>
           <w:tcPr>
             <w:tcW w:w="1500" w:type="dxa"/>
@@ -13396,28 +12614,18 @@
                 <w:szCs w:val="20"/>
                 <w:lang w:val="en-US"/>
               </w:rPr>
-              <w:t xml:space="preserve">Fast dev server with HMR. Significantly faster than CRA for TypeScript projects; production build </w:t>
-            </w:r>
-            <w:proofErr w:type="gramStart"/>
+              <w:t xml:space="preserve">Fast dev server with HMR. Significantly faster than CRA for TypeScript projects; production build is </w:t>
+            </w:r>
+            <w:proofErr w:type="spellStart"/>
             <w:r>
               <w:rPr>
                 <w:sz w:val="20"/>
                 <w:szCs w:val="20"/>
                 <w:lang w:val="en-US"/>
               </w:rPr>
-              <w:t xml:space="preserve">is </w:t>
-            </w:r>
-            <w:proofErr w:type="spellStart"/>
-            <w:r>
-              <w:rPr>
-                <w:sz w:val="20"/>
-                <w:szCs w:val="20"/>
-                <w:lang w:val="en-US"/>
-              </w:rPr>
               <w:t>optimised</w:t>
             </w:r>
             <w:proofErr w:type="spellEnd"/>
-            <w:proofErr w:type="gramEnd"/>
             <w:r>
               <w:rPr>
                 <w:sz w:val="20"/>
@@ -13430,12 +12638,6 @@
         </w:tc>
       </w:tr>
       <w:tr>
-        <w:tblPrEx>
-          <w:tblCellMar>
-            <w:top w:w="0" w:type="dxa"/>
-            <w:bottom w:w="0" w:type="dxa"/>
-          </w:tblCellMar>
-        </w:tblPrEx>
         <w:tc>
           <w:tcPr>
             <w:tcW w:w="1500" w:type="dxa"/>
@@ -13664,12 +12866,6 @@
         </w:tc>
       </w:tr>
       <w:tr>
-        <w:tblPrEx>
-          <w:tblCellMar>
-            <w:top w:w="0" w:type="dxa"/>
-            <w:bottom w:w="0" w:type="dxa"/>
-          </w:tblCellMar>
-        </w:tblPrEx>
         <w:tc>
           <w:tcPr>
             <w:tcW w:w="1500" w:type="dxa"/>
@@ -13792,12 +12988,6 @@
         </w:tc>
       </w:tr>
       <w:tr>
-        <w:tblPrEx>
-          <w:tblCellMar>
-            <w:top w:w="0" w:type="dxa"/>
-            <w:bottom w:w="0" w:type="dxa"/>
-          </w:tblCellMar>
-        </w:tblPrEx>
         <w:tc>
           <w:tcPr>
             <w:tcW w:w="1500" w:type="dxa"/>
@@ -13893,12 +13083,6 @@
         </w:tc>
       </w:tr>
       <w:tr>
-        <w:tblPrEx>
-          <w:tblCellMar>
-            <w:top w:w="0" w:type="dxa"/>
-            <w:bottom w:w="0" w:type="dxa"/>
-          </w:tblCellMar>
-        </w:tblPrEx>
         <w:tc>
           <w:tcPr>
             <w:tcW w:w="1500" w:type="dxa"/>
@@ -14028,12 +13212,6 @@
         </w:tc>
       </w:tr>
       <w:tr>
-        <w:tblPrEx>
-          <w:tblCellMar>
-            <w:top w:w="0" w:type="dxa"/>
-            <w:bottom w:w="0" w:type="dxa"/>
-          </w:tblCellMar>
-        </w:tblPrEx>
         <w:tc>
           <w:tcPr>
             <w:tcW w:w="1500" w:type="dxa"/>
@@ -14129,12 +13307,6 @@
         </w:tc>
       </w:tr>
       <w:tr>
-        <w:tblPrEx>
-          <w:tblCellMar>
-            <w:top w:w="0" w:type="dxa"/>
-            <w:bottom w:w="0" w:type="dxa"/>
-          </w:tblCellMar>
-        </w:tblPrEx>
         <w:tc>
           <w:tcPr>
             <w:tcW w:w="1500" w:type="dxa"/>
@@ -14230,12 +13402,6 @@
         </w:tc>
       </w:tr>
       <w:tr>
-        <w:tblPrEx>
-          <w:tblCellMar>
-            <w:top w:w="0" w:type="dxa"/>
-            <w:bottom w:w="0" w:type="dxa"/>
-          </w:tblCellMar>
-        </w:tblPrEx>
         <w:tc>
           <w:tcPr>
             <w:tcW w:w="1500" w:type="dxa"/>
@@ -14482,21 +13648,7 @@
         <w:rPr>
           <w:lang w:val="en-US"/>
         </w:rPr>
-        <w:t xml:space="preserve"> decisions </w:t>
-      </w:r>
-      <w:proofErr w:type="gramStart"/>
-      <w:r>
-        <w:rPr>
-          <w:lang w:val="en-US"/>
-        </w:rPr>
-        <w:t>are made</w:t>
-      </w:r>
-      <w:proofErr w:type="gramEnd"/>
-      <w:r>
-        <w:rPr>
-          <w:lang w:val="en-US"/>
-        </w:rPr>
-        <w:t xml:space="preserve"> by decoding the token on each request. The payload includes the user's ID, email, and role, enabling role-based filtering without an additional database query per request.</w:t>
+        <w:t xml:space="preserve"> decisions are made by decoding the token on each request. The payload includes the user's ID, email, and role, enabling role-based filtering without an additional database query per request.</w:t>
       </w:r>
     </w:p>
     <w:p>
@@ -14519,21 +13671,7 @@
         <w:rPr>
           <w:lang w:val="en-US"/>
         </w:rPr>
-        <w:t xml:space="preserve">A short-lived access token (60 minutes) paired with a longer-lived refresh token (7 days) </w:t>
-      </w:r>
-      <w:proofErr w:type="gramStart"/>
-      <w:r>
-        <w:rPr>
-          <w:lang w:val="en-US"/>
-        </w:rPr>
-        <w:t>is used</w:t>
-      </w:r>
-      <w:proofErr w:type="gramEnd"/>
-      <w:r>
-        <w:rPr>
-          <w:lang w:val="en-US"/>
-        </w:rPr>
-        <w:t>. The React frontend's Axios interceptor automatically detects 401 responses, requests a new access token using the refresh token, and retries the failed request — making token expiry invisible to the user in normal usage.</w:t>
+        <w:t>A short-lived access token (60 minutes) paired with a longer-lived refresh token (7 days) is used. The React frontend's Axios interceptor automatically detects 401 responses, requests a new access token using the refresh token, and retries the failed request — making token expiry invisible to the user in normal usage.</w:t>
       </w:r>
     </w:p>
     <w:p>
@@ -14556,35 +13694,7 @@
         <w:rPr>
           <w:lang w:val="en-US"/>
         </w:rPr>
-        <w:t xml:space="preserve">New user onboarding uses a separate invitation token mechanism: a UUID token with a 48-hour expiry </w:t>
-      </w:r>
-      <w:proofErr w:type="gramStart"/>
-      <w:r>
-        <w:rPr>
-          <w:lang w:val="en-US"/>
-        </w:rPr>
-        <w:t>is generated</w:t>
-      </w:r>
-      <w:proofErr w:type="gramEnd"/>
-      <w:r>
-        <w:rPr>
-          <w:lang w:val="en-US"/>
-        </w:rPr>
-        <w:t xml:space="preserve"> and emailed to </w:t>
-      </w:r>
-      <w:proofErr w:type="gramStart"/>
-      <w:r>
-        <w:rPr>
-          <w:lang w:val="en-US"/>
-        </w:rPr>
-        <w:t>new users</w:t>
-      </w:r>
-      <w:proofErr w:type="gramEnd"/>
-      <w:r>
-        <w:rPr>
-          <w:lang w:val="en-US"/>
-        </w:rPr>
-        <w:t xml:space="preserve"> by the Manager. Users must activate their account by setting a password through this token before JWT login becomes available. This prevents self-registration and ensures only Manager-approved users access the system.</w:t>
+        <w:t>New user onboarding uses a separate invitation token mechanism: a UUID token with a 48-hour expiry is generated and emailed to new users by the Manager. Users must activate their account by setting a password through this token before JWT login becomes available. This prevents self-registration and ensures only Manager-approved users access the system.</w:t>
       </w:r>
     </w:p>
     <w:p>
@@ -14638,35 +13748,7 @@
         <w:rPr>
           <w:lang w:val="en-US"/>
         </w:rPr>
-        <w:t xml:space="preserve">The literature review and comparative analysis confirm that the system </w:t>
-      </w:r>
-      <w:proofErr w:type="gramStart"/>
-      <w:r>
-        <w:rPr>
-          <w:lang w:val="en-US"/>
-        </w:rPr>
-        <w:t>being built</w:t>
-      </w:r>
-      <w:proofErr w:type="gramEnd"/>
-      <w:r>
-        <w:rPr>
-          <w:lang w:val="en-US"/>
-        </w:rPr>
-        <w:t xml:space="preserve"> fills a genuine gap in available tooling for small-to-medium creative agencies. The following working hypotheses guide the design and implementation, and will </w:t>
-      </w:r>
-      <w:proofErr w:type="gramStart"/>
-      <w:r>
-        <w:rPr>
-          <w:lang w:val="en-US"/>
-        </w:rPr>
-        <w:t>be evaluated</w:t>
-      </w:r>
-      <w:proofErr w:type="gramEnd"/>
-      <w:r>
-        <w:rPr>
-          <w:lang w:val="en-US"/>
-        </w:rPr>
-        <w:t xml:space="preserve"> against the completed system in </w:t>
+        <w:t xml:space="preserve">The literature review and comparative analysis confirm that the system being built fills a genuine gap in available tooling for small-to-medium creative agencies. The following working hypotheses guide the design and implementation, and will be evaluated against the completed system in </w:t>
       </w:r>
       <w:proofErr w:type="gramStart"/>
       <w:r>
@@ -14901,43 +13983,7 @@
           <w:iCs/>
           <w:lang w:val="en-US"/>
         </w:rPr>
-        <w:t xml:space="preserve">This chapter presents the concrete design of the system and documents implementation progress sprint by sprint. Sprint 1 </w:t>
-      </w:r>
-      <w:proofErr w:type="gramStart"/>
-      <w:r>
-        <w:rPr>
-          <w:i/>
-          <w:iCs/>
-          <w:lang w:val="en-US"/>
-        </w:rPr>
-        <w:t>is presented</w:t>
-      </w:r>
-      <w:proofErr w:type="gramEnd"/>
-      <w:r>
-        <w:rPr>
-          <w:i/>
-          <w:iCs/>
-          <w:lang w:val="en-US"/>
-        </w:rPr>
-        <w:t xml:space="preserve"> in full detail; subsequent sprints will </w:t>
-      </w:r>
-      <w:proofErr w:type="gramStart"/>
-      <w:r>
-        <w:rPr>
-          <w:i/>
-          <w:iCs/>
-          <w:lang w:val="en-US"/>
-        </w:rPr>
-        <w:t>be added</w:t>
-      </w:r>
-      <w:proofErr w:type="gramEnd"/>
-      <w:r>
-        <w:rPr>
-          <w:i/>
-          <w:iCs/>
-          <w:lang w:val="en-US"/>
-        </w:rPr>
-        <w:t xml:space="preserve"> as development advances.</w:t>
+        <w:t>This chapter presents the concrete design of the system and documents implementation progress sprint by sprint. Sprint 1 is presented in full detail; subsequent sprints will be added as development advances.</w:t>
       </w:r>
     </w:p>
     <w:p>
@@ -14997,21 +14043,7 @@
         <w:rPr>
           <w:lang w:val="en-US"/>
         </w:rPr>
-        <w:t xml:space="preserve">Functional requirements </w:t>
-      </w:r>
-      <w:proofErr w:type="gramStart"/>
-      <w:r>
-        <w:rPr>
-          <w:lang w:val="en-US"/>
-        </w:rPr>
-        <w:t>were elicited</w:t>
-      </w:r>
-      <w:proofErr w:type="gramEnd"/>
-      <w:r>
-        <w:rPr>
-          <w:lang w:val="en-US"/>
-        </w:rPr>
-        <w:t xml:space="preserve"> through structured discussions with the professional supervisor and </w:t>
+        <w:t xml:space="preserve">Functional requirements were elicited through structured discussions with the professional supervisor and </w:t>
       </w:r>
       <w:proofErr w:type="spellStart"/>
       <w:r>
@@ -15352,12 +14384,16 @@
     <w:p>
       <w:pPr>
         <w:pStyle w:val="Heading2"/>
+        <w:rPr>
+          <w:lang w:val="en-US"/>
+        </w:rPr>
       </w:pPr>
       <w:bookmarkStart w:id="41" w:name="_Toc223008678"/>
       <w:r>
         <w:rPr>
           <w:sz w:val="24"/>
           <w:szCs w:val="24"/>
+          <w:lang w:val="en-US"/>
         </w:rPr>
         <w:lastRenderedPageBreak/>
         <w:t>II.  Data Model</w:t>
@@ -15439,12 +14475,6 @@
         <w:gridCol w:w="7551"/>
       </w:tblGrid>
       <w:tr>
-        <w:tblPrEx>
-          <w:tblCellMar>
-            <w:top w:w="0" w:type="dxa"/>
-            <w:bottom w:w="0" w:type="dxa"/>
-          </w:tblCellMar>
-        </w:tblPrEx>
         <w:trPr>
           <w:tblHeader/>
         </w:trPr>
@@ -15514,12 +14544,6 @@
         </w:tc>
       </w:tr>
       <w:tr>
-        <w:tblPrEx>
-          <w:tblCellMar>
-            <w:top w:w="0" w:type="dxa"/>
-            <w:bottom w:w="0" w:type="dxa"/>
-          </w:tblCellMar>
-        </w:tblPrEx>
         <w:tc>
           <w:tcPr>
             <w:tcW w:w="1800" w:type="dxa"/>
@@ -15620,12 +14644,6 @@
         </w:tc>
       </w:tr>
       <w:tr>
-        <w:tblPrEx>
-          <w:tblCellMar>
-            <w:top w:w="0" w:type="dxa"/>
-            <w:bottom w:w="0" w:type="dxa"/>
-          </w:tblCellMar>
-        </w:tblPrEx>
         <w:tc>
           <w:tcPr>
             <w:tcW w:w="1800" w:type="dxa"/>
@@ -15771,12 +14789,6 @@
         </w:tc>
       </w:tr>
       <w:tr>
-        <w:tblPrEx>
-          <w:tblCellMar>
-            <w:top w:w="0" w:type="dxa"/>
-            <w:bottom w:w="0" w:type="dxa"/>
-          </w:tblCellMar>
-        </w:tblPrEx>
         <w:tc>
           <w:tcPr>
             <w:tcW w:w="1800" w:type="dxa"/>
@@ -15859,12 +14871,6 @@
         </w:tc>
       </w:tr>
       <w:tr>
-        <w:tblPrEx>
-          <w:tblCellMar>
-            <w:top w:w="0" w:type="dxa"/>
-            <w:bottom w:w="0" w:type="dxa"/>
-          </w:tblCellMar>
-        </w:tblPrEx>
         <w:tc>
           <w:tcPr>
             <w:tcW w:w="1800" w:type="dxa"/>
@@ -15949,12 +14955,6 @@
         </w:tc>
       </w:tr>
       <w:tr>
-        <w:tblPrEx>
-          <w:tblCellMar>
-            <w:top w:w="0" w:type="dxa"/>
-            <w:bottom w:w="0" w:type="dxa"/>
-          </w:tblCellMar>
-        </w:tblPrEx>
         <w:tc>
           <w:tcPr>
             <w:tcW w:w="1800" w:type="dxa"/>
@@ -16091,12 +15091,6 @@
         </w:tc>
       </w:tr>
       <w:tr>
-        <w:tblPrEx>
-          <w:tblCellMar>
-            <w:top w:w="0" w:type="dxa"/>
-            <w:bottom w:w="0" w:type="dxa"/>
-          </w:tblCellMar>
-        </w:tblPrEx>
         <w:tc>
           <w:tcPr>
             <w:tcW w:w="1800" w:type="dxa"/>
@@ -16151,23 +15145,13 @@
                 <w:lang w:val="en-US"/>
               </w:rPr>
             </w:pPr>
-            <w:proofErr w:type="gramStart"/>
             <w:r>
               <w:rPr>
                 <w:sz w:val="20"/>
                 <w:szCs w:val="20"/>
                 <w:lang w:val="en-US"/>
               </w:rPr>
-              <w:t>Many-to-many</w:t>
-            </w:r>
-            <w:proofErr w:type="gramEnd"/>
-            <w:r>
-              <w:rPr>
-                <w:sz w:val="20"/>
-                <w:szCs w:val="20"/>
-                <w:lang w:val="en-US"/>
-              </w:rPr>
-              <w:t xml:space="preserve"> join between Project and Designer with </w:t>
+              <w:t xml:space="preserve">Many-to-many join between Project and Designer with </w:t>
             </w:r>
             <w:proofErr w:type="spellStart"/>
             <w:r>
@@ -16191,12 +15175,6 @@
         </w:tc>
       </w:tr>
       <w:tr>
-        <w:tblPrEx>
-          <w:tblCellMar>
-            <w:top w:w="0" w:type="dxa"/>
-            <w:bottom w:w="0" w:type="dxa"/>
-          </w:tblCellMar>
-        </w:tblPrEx>
         <w:tc>
           <w:tcPr>
             <w:tcW w:w="1800" w:type="dxa"/>
@@ -16299,12 +15277,6 @@
         </w:tc>
       </w:tr>
       <w:tr>
-        <w:tblPrEx>
-          <w:tblCellMar>
-            <w:top w:w="0" w:type="dxa"/>
-            <w:bottom w:w="0" w:type="dxa"/>
-          </w:tblCellMar>
-        </w:tblPrEx>
         <w:tc>
           <w:tcPr>
             <w:tcW w:w="1800" w:type="dxa"/>
@@ -16457,12 +15429,6 @@
         </w:tc>
       </w:tr>
       <w:tr>
-        <w:tblPrEx>
-          <w:tblCellMar>
-            <w:top w:w="0" w:type="dxa"/>
-            <w:bottom w:w="0" w:type="dxa"/>
-          </w:tblCellMar>
-        </w:tblPrEx>
         <w:tc>
           <w:tcPr>
             <w:tcW w:w="1800" w:type="dxa"/>
@@ -16545,12 +15511,6 @@
         </w:tc>
       </w:tr>
       <w:tr>
-        <w:tblPrEx>
-          <w:tblCellMar>
-            <w:top w:w="0" w:type="dxa"/>
-            <w:bottom w:w="0" w:type="dxa"/>
-          </w:tblCellMar>
-        </w:tblPrEx>
         <w:tc>
           <w:tcPr>
             <w:tcW w:w="1800" w:type="dxa"/>
@@ -16644,12 +15604,6 @@
         </w:tc>
       </w:tr>
       <w:tr>
-        <w:tblPrEx>
-          <w:tblCellMar>
-            <w:top w:w="0" w:type="dxa"/>
-            <w:bottom w:w="0" w:type="dxa"/>
-          </w:tblCellMar>
-        </w:tblPrEx>
         <w:tc>
           <w:tcPr>
             <w:tcW w:w="1800" w:type="dxa"/>
@@ -16801,7 +15755,13 @@
         <w:pStyle w:val="Heading3"/>
       </w:pPr>
       <w:bookmarkStart w:id="43" w:name="_Toc223008680"/>
-      <w:r>
+    </w:p>
+    <w:p>
+      <w:pPr>
+        <w:pStyle w:val="Heading3"/>
+      </w:pPr>
+      <w:r>
+        <w:lastRenderedPageBreak/>
         <w:t xml:space="preserve">2.2   Key Design </w:t>
       </w:r>
       <w:proofErr w:type="spellStart"/>
@@ -16819,20 +15779,11 @@
           <w:lang w:val="en-US"/>
         </w:rPr>
       </w:pPr>
-      <w:proofErr w:type="gramStart"/>
-      <w:r>
-        <w:rPr>
-          <w:lang w:val="en-US"/>
-        </w:rPr>
-        <w:lastRenderedPageBreak/>
-        <w:t>Several</w:t>
-      </w:r>
-      <w:proofErr w:type="gramEnd"/>
-      <w:r>
-        <w:rPr>
-          <w:lang w:val="en-US"/>
-        </w:rPr>
-        <w:t xml:space="preserve"> non-obvious design decisions warrant explicit explanation:</w:t>
+      <w:r>
+        <w:rPr>
+          <w:lang w:val="en-US"/>
+        </w:rPr>
+        <w:t>Several non-obvious design decisions warrant explicit explanation:</w:t>
       </w:r>
     </w:p>
     <w:p>
@@ -16906,21 +15857,7 @@
         <w:rPr>
           <w:lang w:val="en-US"/>
         </w:rPr>
-        <w:t xml:space="preserve"> model, tasks added after project kickoff </w:t>
-      </w:r>
-      <w:proofErr w:type="gramStart"/>
-      <w:r>
-        <w:rPr>
-          <w:lang w:val="en-US"/>
-        </w:rPr>
-        <w:t>are flagged</w:t>
-      </w:r>
-      <w:proofErr w:type="gramEnd"/>
-      <w:r>
-        <w:rPr>
-          <w:lang w:val="en-US"/>
-        </w:rPr>
-        <w:t xml:space="preserve"> </w:t>
+        <w:t xml:space="preserve"> model, tasks added after project kickoff are flagged </w:t>
       </w:r>
       <w:proofErr w:type="spellStart"/>
       <w:r>
@@ -17263,35 +16200,7 @@
         <w:rPr>
           <w:lang w:val="en-US"/>
         </w:rPr>
-        <w:t xml:space="preserve">) on Message. All indexes </w:t>
-      </w:r>
-      <w:proofErr w:type="gramStart"/>
-      <w:r>
-        <w:rPr>
-          <w:lang w:val="en-US"/>
-        </w:rPr>
-        <w:t>were added</w:t>
-      </w:r>
-      <w:proofErr w:type="gramEnd"/>
-      <w:r>
-        <w:rPr>
-          <w:lang w:val="en-US"/>
-        </w:rPr>
-        <w:t xml:space="preserve"> before the first analytical query </w:t>
-      </w:r>
-      <w:proofErr w:type="gramStart"/>
-      <w:r>
-        <w:rPr>
-          <w:lang w:val="en-US"/>
-        </w:rPr>
-        <w:t>was written</w:t>
-      </w:r>
-      <w:proofErr w:type="gramEnd"/>
-      <w:r>
-        <w:rPr>
-          <w:lang w:val="en-US"/>
-        </w:rPr>
-        <w:t>.</w:t>
+        <w:t>) on Message. All indexes were added before the first analytical query was written.</w:t>
       </w:r>
     </w:p>
     <w:p>
@@ -17368,21 +16277,7 @@
         <w:rPr>
           <w:lang w:val="en-US"/>
         </w:rPr>
-        <w:t xml:space="preserve"> </w:t>
-      </w:r>
-      <w:proofErr w:type="gramStart"/>
-      <w:r>
-        <w:rPr>
-          <w:lang w:val="en-US"/>
-        </w:rPr>
-        <w:t>are physically separated</w:t>
-      </w:r>
-      <w:proofErr w:type="gramEnd"/>
-      <w:r>
-        <w:rPr>
-          <w:lang w:val="en-US"/>
-        </w:rPr>
-        <w:t xml:space="preserve"> on Render, enabling independent scaling and deployment.</w:t>
+        <w:t xml:space="preserve"> are physically separated on Render, enabling independent scaling and deployment.</w:t>
       </w:r>
     </w:p>
     <w:p>
@@ -17414,12 +16309,6 @@
         <w:gridCol w:w="9354"/>
       </w:tblGrid>
       <w:tr>
-        <w:tblPrEx>
-          <w:tblCellMar>
-            <w:top w:w="0" w:type="dxa"/>
-            <w:bottom w:w="0" w:type="dxa"/>
-          </w:tblCellMar>
-        </w:tblPrEx>
         <w:tc>
           <w:tcPr>
             <w:tcW w:w="0" w:type="auto"/>
@@ -17449,7 +16338,6 @@
                 <w:sz w:val="20"/>
                 <w:szCs w:val="20"/>
               </w:rPr>
-              <w:lastRenderedPageBreak/>
               <w:t>[ INSERT Figure 2.1 ]</w:t>
             </w:r>
           </w:p>
@@ -17577,12 +16465,6 @@
         <w:gridCol w:w="9354"/>
       </w:tblGrid>
       <w:tr>
-        <w:tblPrEx>
-          <w:tblCellMar>
-            <w:top w:w="0" w:type="dxa"/>
-            <w:bottom w:w="0" w:type="dxa"/>
-          </w:tblCellMar>
-        </w:tblPrEx>
         <w:tc>
           <w:tcPr>
             <w:tcW w:w="0" w:type="auto"/>
@@ -17658,12 +16540,6 @@
         <w:gridCol w:w="9354"/>
       </w:tblGrid>
       <w:tr>
-        <w:tblPrEx>
-          <w:tblCellMar>
-            <w:top w:w="0" w:type="dxa"/>
-            <w:bottom w:w="0" w:type="dxa"/>
-          </w:tblCellMar>
-        </w:tblPrEx>
         <w:tc>
           <w:tcPr>
             <w:tcW w:w="0" w:type="auto"/>
@@ -17804,35 +16680,7 @@
         <w:rPr>
           <w:lang w:val="en-US"/>
         </w:rPr>
-        <w:t xml:space="preserve">/. Authentication </w:t>
-      </w:r>
-      <w:proofErr w:type="gramStart"/>
-      <w:r>
-        <w:rPr>
-          <w:lang w:val="en-US"/>
-        </w:rPr>
-        <w:t>is required</w:t>
-      </w:r>
-      <w:proofErr w:type="gramEnd"/>
-      <w:r>
-        <w:rPr>
-          <w:lang w:val="en-US"/>
-        </w:rPr>
-        <w:t xml:space="preserve"> on all endpoints except login and token refresh. Role-based access </w:t>
-      </w:r>
-      <w:proofErr w:type="gramStart"/>
-      <w:r>
-        <w:rPr>
-          <w:lang w:val="en-US"/>
-        </w:rPr>
-        <w:t>is enforced</w:t>
-      </w:r>
-      <w:proofErr w:type="gramEnd"/>
-      <w:r>
-        <w:rPr>
-          <w:lang w:val="en-US"/>
-        </w:rPr>
-        <w:t xml:space="preserve"> at the </w:t>
+        <w:t xml:space="preserve">/. Authentication is required on all endpoints except login and token refresh. Role-based access is enforced at the </w:t>
       </w:r>
       <w:proofErr w:type="spellStart"/>
       <w:r>
@@ -17948,6 +16796,7 @@
         <w:rPr>
           <w:lang w:val="en-US"/>
         </w:rPr>
+        <w:lastRenderedPageBreak/>
         <w:t>The use</w:t>
       </w:r>
       <w:proofErr w:type="gramEnd"/>
@@ -17955,70 +16804,7 @@
         <w:rPr>
           <w:lang w:val="en-US"/>
         </w:rPr>
-        <w:t xml:space="preserve"> case model </w:t>
-      </w:r>
-      <w:proofErr w:type="gramStart"/>
-      <w:r>
-        <w:rPr>
-          <w:lang w:val="en-US"/>
-        </w:rPr>
-        <w:t>was produced</w:t>
-      </w:r>
-      <w:proofErr w:type="gramEnd"/>
-      <w:r>
-        <w:rPr>
-          <w:lang w:val="en-US"/>
-        </w:rPr>
-        <w:t xml:space="preserve"> as a single global diagram capturing all three roles and their interactions with the system. For clarity in this report, the global diagram </w:t>
-      </w:r>
-      <w:proofErr w:type="gramStart"/>
-      <w:r>
-        <w:rPr>
-          <w:lang w:val="en-US"/>
-        </w:rPr>
-        <w:t>is presented</w:t>
-      </w:r>
-      <w:proofErr w:type="gramEnd"/>
-      <w:r>
-        <w:rPr>
-          <w:lang w:val="en-US"/>
-        </w:rPr>
-        <w:t xml:space="preserve"> first, </w:t>
-      </w:r>
-      <w:r>
-        <w:rPr>
-          <w:lang w:val="en-US"/>
-        </w:rPr>
-        <w:lastRenderedPageBreak/>
-        <w:t xml:space="preserve">followed by three cropped views — one per role — isolating each actor's specific use cases. A Manager controls the full system lifecycle: creating projects, assigning designers, and accessing all analytics. A Designer's scope </w:t>
-      </w:r>
-      <w:proofErr w:type="gramStart"/>
-      <w:r>
-        <w:rPr>
-          <w:lang w:val="en-US"/>
-        </w:rPr>
-        <w:t>is limited</w:t>
-      </w:r>
-      <w:proofErr w:type="gramEnd"/>
-      <w:r>
-        <w:rPr>
-          <w:lang w:val="en-US"/>
-        </w:rPr>
-        <w:t xml:space="preserve"> to assigned projects, where they log time and manage task status. A Client's scope </w:t>
-      </w:r>
-      <w:proofErr w:type="gramStart"/>
-      <w:r>
-        <w:rPr>
-          <w:lang w:val="en-US"/>
-        </w:rPr>
-        <w:t>is limited</w:t>
-      </w:r>
-      <w:proofErr w:type="gramEnd"/>
-      <w:r>
-        <w:rPr>
-          <w:lang w:val="en-US"/>
-        </w:rPr>
-        <w:t xml:space="preserve"> to their own projects, where they upload reference materials, submit feedback, and exchange messages.</w:t>
+        <w:t xml:space="preserve"> case model was produced as a single global diagram capturing all three roles and their interactions with the system. For clarity in this report, the global diagram is presented first, followed by three cropped views — one per role — isolating each actor's specific use cases. A Manager controls the full system lifecycle: creating projects, assigning designers, and accessing all analytics. A Designer's scope is limited to assigned projects, where they log time and manage task status. A Client's scope is limited to their own projects, where they upload reference materials, submit feedback, and exchange messages.</w:t>
       </w:r>
     </w:p>
     <w:p>
@@ -18050,12 +16836,6 @@
         <w:gridCol w:w="9354"/>
       </w:tblGrid>
       <w:tr>
-        <w:tblPrEx>
-          <w:tblCellMar>
-            <w:top w:w="0" w:type="dxa"/>
-            <w:bottom w:w="0" w:type="dxa"/>
-          </w:tblCellMar>
-        </w:tblPrEx>
         <w:tc>
           <w:tcPr>
             <w:tcW w:w="0" w:type="auto"/>
@@ -18131,12 +16911,6 @@
         <w:gridCol w:w="9354"/>
       </w:tblGrid>
       <w:tr>
-        <w:tblPrEx>
-          <w:tblCellMar>
-            <w:top w:w="0" w:type="dxa"/>
-            <w:bottom w:w="0" w:type="dxa"/>
-          </w:tblCellMar>
-        </w:tblPrEx>
         <w:tc>
           <w:tcPr>
             <w:tcW w:w="0" w:type="auto"/>
@@ -18212,12 +16986,6 @@
         <w:gridCol w:w="9354"/>
       </w:tblGrid>
       <w:tr>
-        <w:tblPrEx>
-          <w:tblCellMar>
-            <w:top w:w="0" w:type="dxa"/>
-            <w:bottom w:w="0" w:type="dxa"/>
-          </w:tblCellMar>
-        </w:tblPrEx>
         <w:tc>
           <w:tcPr>
             <w:tcW w:w="0" w:type="auto"/>
@@ -18293,12 +17061,6 @@
         <w:gridCol w:w="9354"/>
       </w:tblGrid>
       <w:tr>
-        <w:tblPrEx>
-          <w:tblCellMar>
-            <w:top w:w="0" w:type="dxa"/>
-            <w:bottom w:w="0" w:type="dxa"/>
-          </w:tblCellMar>
-        </w:tblPrEx>
         <w:tc>
           <w:tcPr>
             <w:tcW w:w="0" w:type="auto"/>
@@ -18381,7 +17143,14 @@
         <w:rPr>
           <w:lang w:val="en-US"/>
         </w:rPr>
-        <w:t xml:space="preserve">The class diagram models all eleven domain objects and their relationships. The central entity is Project, which aggregates Tasks (with optional subtask nesting via a self-referential foreign key), time-logged by Designers through </w:t>
+        <w:t xml:space="preserve">The class diagram models all eleven domain objects and their relationships. The central entity is Project, which aggregates Tasks (with optional subtask nesting via a self-referential foreign key), </w:t>
+      </w:r>
+      <w:r>
+        <w:rPr>
+          <w:lang w:val="en-US"/>
+        </w:rPr>
+        <w:lastRenderedPageBreak/>
+        <w:t xml:space="preserve">time-logged by Designers through </w:t>
       </w:r>
       <w:proofErr w:type="spellStart"/>
       <w:r>
@@ -18395,28 +17164,7 @@
         <w:rPr>
           <w:lang w:val="en-US"/>
         </w:rPr>
-        <w:t xml:space="preserve">, and feedback submitted by Clients. The User entity </w:t>
-      </w:r>
-      <w:r>
-        <w:rPr>
-          <w:lang w:val="en-US"/>
-        </w:rPr>
-        <w:lastRenderedPageBreak/>
-        <w:t xml:space="preserve">drives authentication; role-differentiated profiles (Designer and Client) </w:t>
-      </w:r>
-      <w:proofErr w:type="gramStart"/>
-      <w:r>
-        <w:rPr>
-          <w:lang w:val="en-US"/>
-        </w:rPr>
-        <w:t>are attached</w:t>
-      </w:r>
-      <w:proofErr w:type="gramEnd"/>
-      <w:r>
-        <w:rPr>
-          <w:lang w:val="en-US"/>
-        </w:rPr>
-        <w:t xml:space="preserve"> via one-to-one relationships.</w:t>
+        <w:t>, and feedback submitted by Clients. The User entity drives authentication; role-differentiated profiles (Designer and Client) are attached via one-to-one relationships.</w:t>
       </w:r>
     </w:p>
     <w:p>
@@ -18448,12 +17196,6 @@
         <w:gridCol w:w="9354"/>
       </w:tblGrid>
       <w:tr>
-        <w:tblPrEx>
-          <w:tblCellMar>
-            <w:top w:w="0" w:type="dxa"/>
-            <w:bottom w:w="0" w:type="dxa"/>
-          </w:tblCellMar>
-        </w:tblPrEx>
         <w:tc>
           <w:tcPr>
             <w:tcW w:w="0" w:type="auto"/>
@@ -18596,12 +17338,6 @@
         <w:gridCol w:w="9354"/>
       </w:tblGrid>
       <w:tr>
-        <w:tblPrEx>
-          <w:tblCellMar>
-            <w:top w:w="0" w:type="dxa"/>
-            <w:bottom w:w="0" w:type="dxa"/>
-          </w:tblCellMar>
-        </w:tblPrEx>
         <w:tc>
           <w:tcPr>
             <w:tcW w:w="0" w:type="auto"/>
@@ -18706,35 +17442,7 @@
         <w:rPr>
           <w:lang w:val="en-US"/>
         </w:rPr>
-        <w:t xml:space="preserve">The deployment diagram shows how the system's components </w:t>
-      </w:r>
-      <w:proofErr w:type="gramStart"/>
-      <w:r>
-        <w:rPr>
-          <w:lang w:val="en-US"/>
-        </w:rPr>
-        <w:t>are physically distributed</w:t>
-      </w:r>
-      <w:proofErr w:type="gramEnd"/>
-      <w:r>
-        <w:rPr>
-          <w:lang w:val="en-US"/>
-        </w:rPr>
-        <w:t xml:space="preserve"> across infrastructure nodes on Render. The React SPA </w:t>
-      </w:r>
-      <w:proofErr w:type="gramStart"/>
-      <w:r>
-        <w:rPr>
-          <w:lang w:val="en-US"/>
-        </w:rPr>
-        <w:t>is served</w:t>
-      </w:r>
-      <w:proofErr w:type="gramEnd"/>
-      <w:r>
-        <w:rPr>
-          <w:lang w:val="en-US"/>
-        </w:rPr>
-        <w:t xml:space="preserve"> as a Static Site (a CDN-backed file server). The Django REST API runs as a Web Service (a </w:t>
+        <w:t xml:space="preserve">The deployment diagram shows how the system's components are physically distributed across infrastructure nodes on Render. The React SPA is served as a Static Site (a CDN-backed file server). The Django REST API runs as a Web Service (a </w:t>
       </w:r>
       <w:proofErr w:type="spellStart"/>
       <w:r>
@@ -18780,12 +17488,6 @@
         <w:gridCol w:w="9354"/>
       </w:tblGrid>
       <w:tr>
-        <w:tblPrEx>
-          <w:tblCellMar>
-            <w:top w:w="0" w:type="dxa"/>
-            <w:bottom w:w="0" w:type="dxa"/>
-          </w:tblCellMar>
-        </w:tblPrEx>
         <w:tc>
           <w:tcPr>
             <w:tcW w:w="0" w:type="auto"/>
@@ -18837,6 +17539,7 @@
           <w:szCs w:val="20"/>
           <w:lang w:val="en-US"/>
         </w:rPr>
+        <w:lastRenderedPageBreak/>
         <w:t>Figure 2.10: Deployment Diagram — React Static Site, Django Web Service, and Managed PostgreSQL on Render</w:t>
       </w:r>
     </w:p>
@@ -18852,7 +17555,6 @@
         <w:rPr>
           <w:lang w:val="en-US"/>
         </w:rPr>
-        <w:lastRenderedPageBreak/>
         <w:t>3.8   Sequence Diagrams</w:t>
       </w:r>
       <w:bookmarkEnd w:id="53"/>
@@ -18869,21 +17571,7 @@
         <w:rPr>
           <w:lang w:val="en-US"/>
         </w:rPr>
-        <w:t xml:space="preserve">Five sequence diagrams document the key interaction flows of the system. The first two cover the authentication flows implemented in Sprint 1. The remaining three cover the core operational flows that will </w:t>
-      </w:r>
-      <w:proofErr w:type="gramStart"/>
-      <w:r>
-        <w:rPr>
-          <w:lang w:val="en-US"/>
-        </w:rPr>
-        <w:t>be implemented</w:t>
-      </w:r>
-      <w:proofErr w:type="gramEnd"/>
-      <w:r>
-        <w:rPr>
-          <w:lang w:val="en-US"/>
-        </w:rPr>
-        <w:t xml:space="preserve"> in Sprints 2 through 4.</w:t>
+        <w:t>Five sequence diagrams document the key interaction flows of the system. The first two cover the authentication flows implemented in Sprint 1. The remaining three cover the core operational flows that will be implemented in Sprints 2 through 4.</w:t>
       </w:r>
     </w:p>
     <w:p>
@@ -18946,12 +17634,6 @@
         <w:gridCol w:w="9354"/>
       </w:tblGrid>
       <w:tr>
-        <w:tblPrEx>
-          <w:tblCellMar>
-            <w:top w:w="0" w:type="dxa"/>
-            <w:bottom w:w="0" w:type="dxa"/>
-          </w:tblCellMar>
-        </w:tblPrEx>
         <w:tc>
           <w:tcPr>
             <w:tcW w:w="0" w:type="auto"/>
@@ -19150,12 +17832,6 @@
         <w:gridCol w:w="9354"/>
       </w:tblGrid>
       <w:tr>
-        <w:tblPrEx>
-          <w:tblCellMar>
-            <w:top w:w="0" w:type="dxa"/>
-            <w:bottom w:w="0" w:type="dxa"/>
-          </w:tblCellMar>
-        </w:tblPrEx>
         <w:tc>
           <w:tcPr>
             <w:tcW w:w="0" w:type="auto"/>
@@ -19346,12 +18022,6 @@
         <w:gridCol w:w="9354"/>
       </w:tblGrid>
       <w:tr>
-        <w:tblPrEx>
-          <w:tblCellMar>
-            <w:top w:w="0" w:type="dxa"/>
-            <w:bottom w:w="0" w:type="dxa"/>
-          </w:tblCellMar>
-        </w:tblPrEx>
         <w:tc>
           <w:tcPr>
             <w:tcW w:w="0" w:type="auto"/>
@@ -19381,7 +18051,6 @@
                 <w:sz w:val="20"/>
                 <w:szCs w:val="20"/>
               </w:rPr>
-              <w:lastRenderedPageBreak/>
               <w:t>[ INSERT Figure 2.13 ]</w:t>
             </w:r>
           </w:p>
@@ -19557,12 +18226,6 @@
         <w:gridCol w:w="9354"/>
       </w:tblGrid>
       <w:tr>
-        <w:tblPrEx>
-          <w:tblCellMar>
-            <w:top w:w="0" w:type="dxa"/>
-            <w:bottom w:w="0" w:type="dxa"/>
-          </w:tblCellMar>
-        </w:tblPrEx>
         <w:tc>
           <w:tcPr>
             <w:tcW w:w="0" w:type="auto"/>
@@ -19767,12 +18430,6 @@
         <w:gridCol w:w="9354"/>
       </w:tblGrid>
       <w:tr>
-        <w:tblPrEx>
-          <w:tblCellMar>
-            <w:top w:w="0" w:type="dxa"/>
-            <w:bottom w:w="0" w:type="dxa"/>
-          </w:tblCellMar>
-        </w:tblPrEx>
         <w:tc>
           <w:tcPr>
             <w:tcW w:w="0" w:type="auto"/>
@@ -19830,41 +18487,20 @@
     <w:p>
       <w:pPr>
         <w:pStyle w:val="Heading2"/>
+        <w:rPr>
+          <w:lang w:val="en-US"/>
+        </w:rPr>
       </w:pPr>
       <w:bookmarkStart w:id="54" w:name="_Toc223008691"/>
       <w:r>
         <w:rPr>
           <w:sz w:val="24"/>
           <w:szCs w:val="24"/>
-        </w:rPr>
-        <w:t xml:space="preserve">IV.  Sprint 1 — </w:t>
-      </w:r>
-      <w:proofErr w:type="spellStart"/>
-      <w:r>
-        <w:rPr>
-          <w:sz w:val="24"/>
-          <w:szCs w:val="24"/>
-        </w:rPr>
-        <w:t>Foundation</w:t>
-      </w:r>
-      <w:proofErr w:type="spellEnd"/>
-      <w:r>
-        <w:rPr>
-          <w:sz w:val="24"/>
-          <w:szCs w:val="24"/>
-        </w:rPr>
-        <w:t xml:space="preserve"> </w:t>
-      </w:r>
-      <w:proofErr w:type="spellStart"/>
-      <w:r>
-        <w:rPr>
-          <w:sz w:val="24"/>
-          <w:szCs w:val="24"/>
-        </w:rPr>
-        <w:t>Implementation</w:t>
+          <w:lang w:val="en-US"/>
+        </w:rPr>
+        <w:t>IV.  Sprint 1 — Foundation Implementation</w:t>
       </w:r>
       <w:bookmarkEnd w:id="54"/>
-      <w:proofErr w:type="spellEnd"/>
     </w:p>
     <w:p>
       <w:pPr>
@@ -19894,28 +18530,8 @@
         <w:rPr>
           <w:lang w:val="en-US"/>
         </w:rPr>
-        <w:t xml:space="preserve">Sprint 1 covered the foundational layer of the entire system: scaffolding both the Django backend and the React frontend, implementing all eleven data models and running clean migrations to </w:t>
-      </w:r>
-      <w:r>
-        <w:rPr>
-          <w:lang w:val="en-US"/>
-        </w:rPr>
         <w:lastRenderedPageBreak/>
-        <w:t xml:space="preserve">PostgreSQL, configuring the JWT authentication endpoints, and registering all models in the Django Admin interface. All Sprint 1 deliverables </w:t>
-      </w:r>
-      <w:proofErr w:type="gramStart"/>
-      <w:r>
-        <w:rPr>
-          <w:lang w:val="en-US"/>
-        </w:rPr>
-        <w:t>were completed</w:t>
-      </w:r>
-      <w:proofErr w:type="gramEnd"/>
-      <w:r>
-        <w:rPr>
-          <w:lang w:val="en-US"/>
-        </w:rPr>
-        <w:t xml:space="preserve"> successfully.</w:t>
+        <w:t>Sprint 1 covered the foundational layer of the entire system: scaffolding both the Django backend and the React frontend, implementing all eleven data models and running clean migrations to PostgreSQL, configuring the JWT authentication endpoints, and registering all models in the Django Admin interface. All Sprint 1 deliverables were completed successfully.</w:t>
       </w:r>
     </w:p>
     <w:p>
@@ -19946,21 +18562,7 @@
         <w:rPr>
           <w:lang w:val="en-US"/>
         </w:rPr>
-        <w:t xml:space="preserve">All eleven models </w:t>
-      </w:r>
-      <w:proofErr w:type="gramStart"/>
-      <w:r>
-        <w:rPr>
-          <w:lang w:val="en-US"/>
-        </w:rPr>
-        <w:t>were implemented</w:t>
-      </w:r>
-      <w:proofErr w:type="gramEnd"/>
-      <w:r>
-        <w:rPr>
-          <w:lang w:val="en-US"/>
-        </w:rPr>
-        <w:t xml:space="preserve"> in Django exactly as specified in the class diagram and ERD. The custom User model extends </w:t>
+        <w:t xml:space="preserve">All eleven models were implemented in Django exactly as specified in the class diagram and ERD. The custom User model extends </w:t>
       </w:r>
       <w:proofErr w:type="spellStart"/>
       <w:r>
@@ -19974,21 +18576,7 @@
         <w:rPr>
           <w:lang w:val="en-US"/>
         </w:rPr>
-        <w:t xml:space="preserve"> using email as the login identifier — a deliberate departure from Django's default username-based authentication required by the multi-role system design. AUTH_USER_MODEL </w:t>
-      </w:r>
-      <w:proofErr w:type="gramStart"/>
-      <w:r>
-        <w:rPr>
-          <w:lang w:val="en-US"/>
-        </w:rPr>
-        <w:t>was configured</w:t>
-      </w:r>
-      <w:proofErr w:type="gramEnd"/>
-      <w:r>
-        <w:rPr>
-          <w:lang w:val="en-US"/>
-        </w:rPr>
-        <w:t xml:space="preserve"> before the initial migration to avoid the migration conflicts that arise from swapping the user model after the fact.</w:t>
+        <w:t xml:space="preserve"> using email as the login identifier — a deliberate departure from Django's default username-based authentication required by the multi-role system design. AUTH_USER_MODEL was configured before the initial migration to avoid the migration conflicts that arise from swapping the user model after the fact.</w:t>
       </w:r>
     </w:p>
     <w:p>
@@ -20011,21 +18599,7 @@
         <w:rPr>
           <w:lang w:val="en-US"/>
         </w:rPr>
-        <w:t xml:space="preserve">The Designer and Client profile models </w:t>
-      </w:r>
-      <w:proofErr w:type="gramStart"/>
-      <w:r>
-        <w:rPr>
-          <w:lang w:val="en-US"/>
-        </w:rPr>
-        <w:t>are created</w:t>
-      </w:r>
-      <w:proofErr w:type="gramEnd"/>
-      <w:r>
-        <w:rPr>
-          <w:lang w:val="en-US"/>
-        </w:rPr>
-        <w:t xml:space="preserve"> automatically via a </w:t>
+        <w:t xml:space="preserve">The Designer and Client profile models are created automatically via a </w:t>
       </w:r>
       <w:proofErr w:type="spellStart"/>
       <w:r>
@@ -20039,21 +18613,7 @@
         <w:rPr>
           <w:lang w:val="en-US"/>
         </w:rPr>
-        <w:t xml:space="preserve"> signal on User, triggered whenever a new user with the corresponding role </w:t>
-      </w:r>
-      <w:proofErr w:type="gramStart"/>
-      <w:r>
-        <w:rPr>
-          <w:lang w:val="en-US"/>
-        </w:rPr>
-        <w:t>is created</w:t>
-      </w:r>
-      <w:proofErr w:type="gramEnd"/>
-      <w:r>
-        <w:rPr>
-          <w:lang w:val="en-US"/>
-        </w:rPr>
-        <w:t xml:space="preserve">. The Task model's self-referencing </w:t>
+        <w:t xml:space="preserve"> signal on User, triggered whenever a new user with the corresponding role is created. The Task model's self-referencing </w:t>
       </w:r>
       <w:proofErr w:type="spellStart"/>
       <w:r>
@@ -20095,49 +18655,7 @@
         <w:rPr>
           <w:lang w:val="en-US"/>
         </w:rPr>
-        <w:t xml:space="preserve"> </w:t>
-      </w:r>
-      <w:proofErr w:type="gramStart"/>
-      <w:r>
-        <w:rPr>
-          <w:lang w:val="en-US"/>
-        </w:rPr>
-        <w:t>is indexed</w:t>
-      </w:r>
-      <w:proofErr w:type="gramEnd"/>
-      <w:r>
-        <w:rPr>
-          <w:lang w:val="en-US"/>
-        </w:rPr>
-        <w:t xml:space="preserve"> separately to support efficient scope creep queries. All migrations </w:t>
-      </w:r>
-      <w:proofErr w:type="gramStart"/>
-      <w:r>
-        <w:rPr>
-          <w:lang w:val="en-US"/>
-        </w:rPr>
-        <w:t>were run</w:t>
-      </w:r>
-      <w:proofErr w:type="gramEnd"/>
-      <w:r>
-        <w:rPr>
-          <w:lang w:val="en-US"/>
-        </w:rPr>
-        <w:t xml:space="preserve"> and verified with zero errors; the resulting schema </w:t>
-      </w:r>
-      <w:proofErr w:type="gramStart"/>
-      <w:r>
-        <w:rPr>
-          <w:lang w:val="en-US"/>
-        </w:rPr>
-        <w:t>was inspected</w:t>
-      </w:r>
-      <w:proofErr w:type="gramEnd"/>
-      <w:r>
-        <w:rPr>
-          <w:lang w:val="en-US"/>
-        </w:rPr>
-        <w:t xml:space="preserve"> directly in PostgreSQL to confirm field types, constraints, and indexes.</w:t>
+        <w:t xml:space="preserve"> is indexed separately to support efficient scope creep queries. All migrations were run and verified with zero errors; the resulting schema was inspected directly in PostgreSQL to confirm field types, constraints, and indexes.</w:t>
       </w:r>
     </w:p>
     <w:p>
@@ -20169,12 +18687,6 @@
         <w:gridCol w:w="9354"/>
       </w:tblGrid>
       <w:tr>
-        <w:tblPrEx>
-          <w:tblCellMar>
-            <w:top w:w="0" w:type="dxa"/>
-            <w:bottom w:w="0" w:type="dxa"/>
-          </w:tblCellMar>
-        </w:tblPrEx>
         <w:tc>
           <w:tcPr>
             <w:tcW w:w="0" w:type="auto"/>
@@ -20250,12 +18762,6 @@
         <w:gridCol w:w="9354"/>
       </w:tblGrid>
       <w:tr>
-        <w:tblPrEx>
-          <w:tblCellMar>
-            <w:top w:w="0" w:type="dxa"/>
-            <w:bottom w:w="0" w:type="dxa"/>
-          </w:tblCellMar>
-        </w:tblPrEx>
         <w:tc>
           <w:tcPr>
             <w:tcW w:w="0" w:type="auto"/>
@@ -20338,21 +18844,7 @@
         <w:rPr>
           <w:lang w:val="en-US"/>
         </w:rPr>
-        <w:t xml:space="preserve">The JWT authentication layer </w:t>
-      </w:r>
-      <w:proofErr w:type="gramStart"/>
-      <w:r>
-        <w:rPr>
-          <w:lang w:val="en-US"/>
-        </w:rPr>
-        <w:t>was implemented</w:t>
-      </w:r>
-      <w:proofErr w:type="gramEnd"/>
-      <w:r>
-        <w:rPr>
-          <w:lang w:val="en-US"/>
-        </w:rPr>
-        <w:t xml:space="preserve"> using </w:t>
+        <w:t xml:space="preserve">The JWT authentication layer was implemented using </w:t>
       </w:r>
       <w:proofErr w:type="spellStart"/>
       <w:r>
@@ -20366,21 +18858,7 @@
         <w:rPr>
           <w:lang w:val="en-US"/>
         </w:rPr>
-        <w:t xml:space="preserve">. Two endpoints </w:t>
-      </w:r>
-      <w:proofErr w:type="gramStart"/>
-      <w:r>
-        <w:rPr>
-          <w:lang w:val="en-US"/>
-        </w:rPr>
-        <w:t>are exposed</w:t>
-      </w:r>
-      <w:proofErr w:type="gramEnd"/>
-      <w:r>
-        <w:rPr>
-          <w:lang w:val="en-US"/>
-        </w:rPr>
-        <w:t>: POST /</w:t>
+        <w:t>. Two endpoints are exposed: POST /</w:t>
       </w:r>
       <w:proofErr w:type="spellStart"/>
       <w:r>
@@ -20394,7 +18872,14 @@
         <w:rPr>
           <w:lang w:val="en-US"/>
         </w:rPr>
-        <w:t>/auth/token/ accepts email and password credentials and returns an access/refresh token pair; POST /</w:t>
+        <w:t xml:space="preserve">/auth/token/ accepts email and password credentials and returns </w:t>
+      </w:r>
+      <w:r>
+        <w:rPr>
+          <w:lang w:val="en-US"/>
+        </w:rPr>
+        <w:lastRenderedPageBreak/>
+        <w:t>an access/refresh token pair; POST /</w:t>
       </w:r>
       <w:proofErr w:type="spellStart"/>
       <w:r>
@@ -20408,21 +18893,7 @@
         <w:rPr>
           <w:lang w:val="en-US"/>
         </w:rPr>
-        <w:t xml:space="preserve">/auth/token/refresh/ exchanges a valid refresh token for a new access token. The JWT payload </w:t>
-      </w:r>
-      <w:proofErr w:type="gramStart"/>
-      <w:r>
-        <w:rPr>
-          <w:lang w:val="en-US"/>
-        </w:rPr>
-        <w:t>was extended</w:t>
-      </w:r>
-      <w:proofErr w:type="gramEnd"/>
-      <w:r>
-        <w:rPr>
-          <w:lang w:val="en-US"/>
-        </w:rPr>
-        <w:t xml:space="preserve"> to include the user's role and </w:t>
+        <w:t xml:space="preserve">/auth/token/refresh/ exchanges a valid refresh token for a new access token. The JWT payload was extended to include the user's role and </w:t>
       </w:r>
       <w:proofErr w:type="spellStart"/>
       <w:r>
@@ -20436,14 +18907,7 @@
         <w:rPr>
           <w:lang w:val="en-US"/>
         </w:rPr>
-        <w:t xml:space="preserve">, </w:t>
-      </w:r>
-      <w:r>
-        <w:rPr>
-          <w:lang w:val="en-US"/>
-        </w:rPr>
-        <w:lastRenderedPageBreak/>
-        <w:t>enabling the frontend to make role-based routing decisions immediately upon login without an additional API call.</w:t>
+        <w:t>, enabling the frontend to make role-based routing decisions immediately upon login without an additional API call.</w:t>
       </w:r>
     </w:p>
     <w:p>
@@ -20466,21 +18930,7 @@
         <w:rPr>
           <w:lang w:val="en-US"/>
         </w:rPr>
-        <w:t xml:space="preserve">A protected test route </w:t>
-      </w:r>
-      <w:proofErr w:type="gramStart"/>
-      <w:r>
-        <w:rPr>
-          <w:lang w:val="en-US"/>
-        </w:rPr>
-        <w:t>was implemented</w:t>
-      </w:r>
-      <w:proofErr w:type="gramEnd"/>
-      <w:r>
-        <w:rPr>
-          <w:lang w:val="en-US"/>
-        </w:rPr>
-        <w:t xml:space="preserve"> and verified to return HTTP 401 without a valid token and HTTP 200 with a valid token. Permission class stubs (</w:t>
+        <w:t>A protected test route was implemented and verified to return HTTP 401 without a valid token and HTTP 200 with a valid token. Permission class stubs (</w:t>
       </w:r>
       <w:proofErr w:type="spellStart"/>
       <w:r>
@@ -20536,21 +18986,7 @@
         <w:rPr>
           <w:lang w:val="en-US"/>
         </w:rPr>
-        <w:t xml:space="preserve">) </w:t>
-      </w:r>
-      <w:proofErr w:type="gramStart"/>
-      <w:r>
-        <w:rPr>
-          <w:lang w:val="en-US"/>
-        </w:rPr>
-        <w:t>were implemented</w:t>
-      </w:r>
-      <w:proofErr w:type="gramEnd"/>
-      <w:r>
-        <w:rPr>
-          <w:lang w:val="en-US"/>
-        </w:rPr>
-        <w:t xml:space="preserve"> in a shared permissions module, ready for use in subsequent sprints.</w:t>
+        <w:t>) were implemented in a shared permissions module, ready for use in subsequent sprints.</w:t>
       </w:r>
     </w:p>
     <w:p>
@@ -20582,12 +19018,6 @@
         <w:gridCol w:w="9354"/>
       </w:tblGrid>
       <w:tr>
-        <w:tblPrEx>
-          <w:tblCellMar>
-            <w:top w:w="0" w:type="dxa"/>
-            <w:bottom w:w="0" w:type="dxa"/>
-          </w:tblCellMar>
-        </w:tblPrEx>
         <w:tc>
           <w:tcPr>
             <w:tcW w:w="0" w:type="auto"/>
@@ -20692,21 +19122,7 @@
         <w:rPr>
           <w:lang w:val="en-US"/>
         </w:rPr>
-        <w:t xml:space="preserve">All eleven models </w:t>
-      </w:r>
-      <w:proofErr w:type="gramStart"/>
-      <w:r>
-        <w:rPr>
-          <w:lang w:val="en-US"/>
-        </w:rPr>
-        <w:t>were registered</w:t>
-      </w:r>
-      <w:proofErr w:type="gramEnd"/>
-      <w:r>
-        <w:rPr>
-          <w:lang w:val="en-US"/>
-        </w:rPr>
-        <w:t xml:space="preserve"> in the Django Admin interface, providing the Manager with a functional interface for user and data management from Sprint 1 onwards. The </w:t>
+        <w:t xml:space="preserve">All eleven models were registered in the Django Admin interface, providing the Manager with a functional interface for user and data management from Sprint 1 onwards. The </w:t>
       </w:r>
       <w:proofErr w:type="spellStart"/>
       <w:r>
@@ -20720,35 +19136,7 @@
         <w:rPr>
           <w:lang w:val="en-US"/>
         </w:rPr>
-        <w:t xml:space="preserve"> configuration reflects the custom User model (email as the search and list field rather than username). Inline admin configurations for Designer and Client profiles ensure that creating a user and their profile can </w:t>
-      </w:r>
-      <w:proofErr w:type="gramStart"/>
-      <w:r>
-        <w:rPr>
-          <w:lang w:val="en-US"/>
-        </w:rPr>
-        <w:t>be done</w:t>
-      </w:r>
-      <w:proofErr w:type="gramEnd"/>
-      <w:r>
-        <w:rPr>
-          <w:lang w:val="en-US"/>
-        </w:rPr>
-        <w:t xml:space="preserve"> on a single Admin page, avoiding the two-step creation that would otherwise </w:t>
-      </w:r>
-      <w:proofErr w:type="gramStart"/>
-      <w:r>
-        <w:rPr>
-          <w:lang w:val="en-US"/>
-        </w:rPr>
-        <w:t>be required</w:t>
-      </w:r>
-      <w:proofErr w:type="gramEnd"/>
-      <w:r>
-        <w:rPr>
-          <w:lang w:val="en-US"/>
-        </w:rPr>
-        <w:t xml:space="preserve"> with separate </w:t>
+        <w:t xml:space="preserve"> configuration reflects the custom User model (email as the search and list field rather than username). Inline admin configurations for Designer and Client profiles ensure that creating a user and their profile can be done on a single Admin page, avoiding the two-step creation that would otherwise be required with separate </w:t>
       </w:r>
       <w:proofErr w:type="spellStart"/>
       <w:r>
@@ -20793,63 +19181,7 @@
         <w:rPr>
           <w:lang w:val="en-US"/>
         </w:rPr>
-        <w:t xml:space="preserve">The React frontend </w:t>
-      </w:r>
-      <w:proofErr w:type="gramStart"/>
-      <w:r>
-        <w:rPr>
-          <w:lang w:val="en-US"/>
-        </w:rPr>
-        <w:t>was scaffolded</w:t>
-      </w:r>
-      <w:proofErr w:type="gramEnd"/>
-      <w:r>
-        <w:rPr>
-          <w:lang w:val="en-US"/>
-        </w:rPr>
-        <w:t xml:space="preserve"> using Vite with the TypeScript template. React Router v6 </w:t>
-      </w:r>
-      <w:proofErr w:type="gramStart"/>
-      <w:r>
-        <w:rPr>
-          <w:lang w:val="en-US"/>
-        </w:rPr>
-        <w:t>was configured</w:t>
-      </w:r>
-      <w:proofErr w:type="gramEnd"/>
-      <w:r>
-        <w:rPr>
-          <w:lang w:val="en-US"/>
-        </w:rPr>
-        <w:t xml:space="preserve"> with stub routes for all three role dashboards (/manager, /designer, /client) and the public authentication routes (/login, /activate). The Axios API client </w:t>
-      </w:r>
-      <w:proofErr w:type="gramStart"/>
-      <w:r>
-        <w:rPr>
-          <w:lang w:val="en-US"/>
-        </w:rPr>
-        <w:t>was configured</w:t>
-      </w:r>
-      <w:proofErr w:type="gramEnd"/>
-      <w:r>
-        <w:rPr>
-          <w:lang w:val="en-US"/>
-        </w:rPr>
-        <w:t xml:space="preserve"> with the base URL from an environment variable, and the request interceptor for JWT attachment — along with the 401 auto-refresh and retry logic — </w:t>
-      </w:r>
-      <w:proofErr w:type="gramStart"/>
-      <w:r>
-        <w:rPr>
-          <w:lang w:val="en-US"/>
-        </w:rPr>
-        <w:t>was implemented</w:t>
-      </w:r>
-      <w:proofErr w:type="gramEnd"/>
-      <w:r>
-        <w:rPr>
-          <w:lang w:val="en-US"/>
-        </w:rPr>
-        <w:t xml:space="preserve"> and ready for Sprint 2. An </w:t>
+        <w:t xml:space="preserve">The React frontend was scaffolded using Vite with the TypeScript template. React Router v6 was configured with stub routes for all three role dashboards (/manager, /designer, /client) and the public authentication routes (/login, /activate). The Axios API client was configured with the base URL from an environment variable, and the request interceptor for JWT attachment — along with the 401 auto-refresh and retry logic — was implemented and ready for Sprint 2. An </w:t>
       </w:r>
       <w:proofErr w:type="spellStart"/>
       <w:r>
@@ -20863,21 +19195,7 @@
         <w:rPr>
           <w:lang w:val="en-US"/>
         </w:rPr>
-        <w:t xml:space="preserve"> </w:t>
-      </w:r>
-      <w:proofErr w:type="gramStart"/>
-      <w:r>
-        <w:rPr>
-          <w:lang w:val="en-US"/>
-        </w:rPr>
-        <w:t>was created</w:t>
-      </w:r>
-      <w:proofErr w:type="gramEnd"/>
-      <w:r>
-        <w:rPr>
-          <w:lang w:val="en-US"/>
-        </w:rPr>
-        <w:t xml:space="preserve"> to store the decoded user object (parsed from the JWT payload) and expose the user's role to all components.</w:t>
+        <w:t xml:space="preserve"> was created to store the decoded user object (parsed from the JWT payload) and expose the user's role to all components.</w:t>
       </w:r>
     </w:p>
     <w:p>
@@ -20909,12 +19227,6 @@
         <w:gridCol w:w="9354"/>
       </w:tblGrid>
       <w:tr>
-        <w:tblPrEx>
-          <w:tblCellMar>
-            <w:top w:w="0" w:type="dxa"/>
-            <w:bottom w:w="0" w:type="dxa"/>
-          </w:tblCellMar>
-        </w:tblPrEx>
         <w:tc>
           <w:tcPr>
             <w:tcW w:w="0" w:type="auto"/>
@@ -21017,12 +19329,6 @@
         <w:gridCol w:w="1134"/>
       </w:tblGrid>
       <w:tr>
-        <w:tblPrEx>
-          <w:tblCellMar>
-            <w:top w:w="0" w:type="dxa"/>
-            <w:bottom w:w="0" w:type="dxa"/>
-          </w:tblCellMar>
-        </w:tblPrEx>
         <w:trPr>
           <w:tblHeader/>
         </w:trPr>
@@ -21158,12 +19464,6 @@
         </w:tc>
       </w:tr>
       <w:tr>
-        <w:tblPrEx>
-          <w:tblCellMar>
-            <w:top w:w="0" w:type="dxa"/>
-            <w:bottom w:w="0" w:type="dxa"/>
-          </w:tblCellMar>
-        </w:tblPrEx>
         <w:tc>
           <w:tcPr>
             <w:tcW w:w="5954" w:type="dxa"/>
@@ -21286,12 +19586,6 @@
         </w:tc>
       </w:tr>
       <w:tr>
-        <w:tblPrEx>
-          <w:tblCellMar>
-            <w:top w:w="0" w:type="dxa"/>
-            <w:bottom w:w="0" w:type="dxa"/>
-          </w:tblCellMar>
-        </w:tblPrEx>
         <w:tc>
           <w:tcPr>
             <w:tcW w:w="5954" w:type="dxa"/>
@@ -21460,12 +19754,6 @@
         </w:tc>
       </w:tr>
       <w:tr>
-        <w:tblPrEx>
-          <w:tblCellMar>
-            <w:top w:w="0" w:type="dxa"/>
-            <w:bottom w:w="0" w:type="dxa"/>
-          </w:tblCellMar>
-        </w:tblPrEx>
         <w:tc>
           <w:tcPr>
             <w:tcW w:w="5954" w:type="dxa"/>
@@ -21602,12 +19890,6 @@
         </w:tc>
       </w:tr>
       <w:tr>
-        <w:tblPrEx>
-          <w:tblCellMar>
-            <w:top w:w="0" w:type="dxa"/>
-            <w:bottom w:w="0" w:type="dxa"/>
-          </w:tblCellMar>
-        </w:tblPrEx>
         <w:tc>
           <w:tcPr>
             <w:tcW w:w="5954" w:type="dxa"/>
@@ -21735,12 +20017,6 @@
         </w:tc>
       </w:tr>
       <w:tr>
-        <w:tblPrEx>
-          <w:tblCellMar>
-            <w:top w:w="0" w:type="dxa"/>
-            <w:bottom w:w="0" w:type="dxa"/>
-          </w:tblCellMar>
-        </w:tblPrEx>
         <w:tc>
           <w:tcPr>
             <w:tcW w:w="5954" w:type="dxa"/>
@@ -21884,12 +20160,6 @@
         </w:tc>
       </w:tr>
       <w:tr>
-        <w:tblPrEx>
-          <w:tblCellMar>
-            <w:top w:w="0" w:type="dxa"/>
-            <w:bottom w:w="0" w:type="dxa"/>
-          </w:tblCellMar>
-        </w:tblPrEx>
         <w:tc>
           <w:tcPr>
             <w:tcW w:w="5954" w:type="dxa"/>
@@ -22012,12 +20282,6 @@
         </w:tc>
       </w:tr>
       <w:tr>
-        <w:tblPrEx>
-          <w:tblCellMar>
-            <w:top w:w="0" w:type="dxa"/>
-            <w:bottom w:w="0" w:type="dxa"/>
-          </w:tblCellMar>
-        </w:tblPrEx>
         <w:tc>
           <w:tcPr>
             <w:tcW w:w="5954" w:type="dxa"/>
@@ -22154,12 +20418,6 @@
         </w:tc>
       </w:tr>
       <w:tr>
-        <w:tblPrEx>
-          <w:tblCellMar>
-            <w:top w:w="0" w:type="dxa"/>
-            <w:bottom w:w="0" w:type="dxa"/>
-          </w:tblCellMar>
-        </w:tblPrEx>
         <w:tc>
           <w:tcPr>
             <w:tcW w:w="5954" w:type="dxa"/>
@@ -22282,12 +20540,6 @@
         </w:tc>
       </w:tr>
       <w:tr>
-        <w:tblPrEx>
-          <w:tblCellMar>
-            <w:top w:w="0" w:type="dxa"/>
-            <w:bottom w:w="0" w:type="dxa"/>
-          </w:tblCellMar>
-        </w:tblPrEx>
         <w:tc>
           <w:tcPr>
             <w:tcW w:w="5954" w:type="dxa"/>
@@ -22431,12 +20683,6 @@
         </w:tc>
       </w:tr>
       <w:tr>
-        <w:tblPrEx>
-          <w:tblCellMar>
-            <w:top w:w="0" w:type="dxa"/>
-            <w:bottom w:w="0" w:type="dxa"/>
-          </w:tblCellMar>
-        </w:tblPrEx>
         <w:tc>
           <w:tcPr>
             <w:tcW w:w="5954" w:type="dxa"/>
@@ -22573,12 +20819,6 @@
         </w:tc>
       </w:tr>
       <w:tr>
-        <w:tblPrEx>
-          <w:tblCellMar>
-            <w:top w:w="0" w:type="dxa"/>
-            <w:bottom w:w="0" w:type="dxa"/>
-          </w:tblCellMar>
-        </w:tblPrEx>
         <w:tc>
           <w:tcPr>
             <w:tcW w:w="5954" w:type="dxa"/>
@@ -22731,12 +20971,6 @@
         </w:tc>
       </w:tr>
       <w:tr>
-        <w:tblPrEx>
-          <w:tblCellMar>
-            <w:top w:w="0" w:type="dxa"/>
-            <w:bottom w:w="0" w:type="dxa"/>
-          </w:tblCellMar>
-        </w:tblPrEx>
         <w:tc>
           <w:tcPr>
             <w:tcW w:w="5954" w:type="dxa"/>
@@ -22871,12 +21105,6 @@
         </w:tc>
       </w:tr>
       <w:tr>
-        <w:tblPrEx>
-          <w:tblCellMar>
-            <w:top w:w="0" w:type="dxa"/>
-            <w:bottom w:w="0" w:type="dxa"/>
-          </w:tblCellMar>
-        </w:tblPrEx>
         <w:tc>
           <w:tcPr>
             <w:tcW w:w="5954" w:type="dxa"/>
@@ -23004,12 +21232,6 @@
         </w:tc>
       </w:tr>
       <w:tr>
-        <w:tblPrEx>
-          <w:tblCellMar>
-            <w:top w:w="0" w:type="dxa"/>
-            <w:bottom w:w="0" w:type="dxa"/>
-          </w:tblCellMar>
-        </w:tblPrEx>
         <w:tc>
           <w:tcPr>
             <w:tcW w:w="5954" w:type="dxa"/>
@@ -23330,31 +21552,7 @@
           <w:szCs w:val="20"/>
           <w:lang w:val="en-US"/>
         </w:rPr>
-        <w:t xml:space="preserve">, role-based redirect. </w:t>
-      </w:r>
-      <w:proofErr w:type="gramStart"/>
-      <w:r>
-        <w:rPr>
-          <w:i/>
-          <w:iCs/>
-          <w:color w:val="888888"/>
-          <w:sz w:val="20"/>
-          <w:szCs w:val="20"/>
-          <w:lang w:val="en-US"/>
-        </w:rPr>
-        <w:t>Test</w:t>
-      </w:r>
-      <w:proofErr w:type="gramEnd"/>
-      <w:r>
-        <w:rPr>
-          <w:i/>
-          <w:iCs/>
-          <w:color w:val="888888"/>
-          <w:sz w:val="20"/>
-          <w:szCs w:val="20"/>
-          <w:lang w:val="en-US"/>
-        </w:rPr>
-        <w:t xml:space="preserve"> full flow: create user in Admin → receive email → click link → set password → login → reach correct dashboard.</w:t>
+        <w:t>, role-based redirect. Test full flow: create user in Admin → receive email → click link → set password → login → reach correct dashboard.</w:t>
       </w:r>
     </w:p>
     <w:p>
@@ -24126,31 +22324,7 @@
           <w:szCs w:val="20"/>
           <w:lang w:val="en-US"/>
         </w:rPr>
-        <w:t xml:space="preserve"> Extend with a summary of all six sprints once implementation is complete. Confirm whether each of the working hypotheses H1–H4 </w:t>
-      </w:r>
-      <w:proofErr w:type="gramStart"/>
-      <w:r>
-        <w:rPr>
-          <w:i/>
-          <w:iCs/>
-          <w:color w:val="888888"/>
-          <w:sz w:val="20"/>
-          <w:szCs w:val="20"/>
-          <w:lang w:val="en-US"/>
-        </w:rPr>
-        <w:t>was validated</w:t>
-      </w:r>
-      <w:proofErr w:type="gramEnd"/>
-      <w:r>
-        <w:rPr>
-          <w:i/>
-          <w:iCs/>
-          <w:color w:val="888888"/>
-          <w:sz w:val="20"/>
-          <w:szCs w:val="20"/>
-          <w:lang w:val="en-US"/>
-        </w:rPr>
-        <w:t xml:space="preserve"> by the completed system.</w:t>
+        <w:t xml:space="preserve"> Extend with a summary of all six sprints once implementation is complete. Confirm whether each of the working hypotheses H1–H4 was validated by the completed system.</w:t>
       </w:r>
     </w:p>
     <w:p>
@@ -24232,52 +22406,182 @@
         <w:rPr>
           <w:lang w:val="en-US"/>
         </w:rPr>
-        <w:t xml:space="preserve">Upon completion, this report will </w:t>
-      </w:r>
-      <w:proofErr w:type="gramStart"/>
-      <w:r>
-        <w:rPr>
-          <w:lang w:val="en-US"/>
-        </w:rPr>
-        <w:t>be extended</w:t>
-      </w:r>
-      <w:proofErr w:type="gramEnd"/>
-      <w:r>
-        <w:rPr>
-          <w:lang w:val="en-US"/>
-        </w:rPr>
-        <w:t xml:space="preserve"> with a fourth chapter presenting the full system's results, test outcomes, deployment details, and a critical evaluation of the implemented metrics against the working hypotheses defined in Chapter 2.</w:t>
+        <w:t>Upon completion, this report will be extended with a fourth chapter presenting the full system's results, test outcomes, deployment details, and a critical evaluation of the implemented metrics against the working hypotheses defined in Chapter 2.</w:t>
       </w:r>
     </w:p>
     <w:p>
       <w:pPr>
         <w:pStyle w:val="Heading2"/>
+        <w:rPr>
+          <w:lang w:val="en-US"/>
+        </w:rPr>
       </w:pPr>
       <w:bookmarkStart w:id="70" w:name="_Toc223008707"/>
       <w:r>
         <w:rPr>
           <w:sz w:val="24"/>
           <w:szCs w:val="24"/>
-        </w:rPr>
-        <w:t xml:space="preserve">III.  </w:t>
+          <w:lang w:val="en-US"/>
+        </w:rPr>
+        <w:t>III.  Anticipated Contributions and Perspectives</w:t>
+      </w:r>
+      <w:bookmarkEnd w:id="70"/>
+    </w:p>
+    <w:p>
+      <w:pPr>
+        <w:spacing w:before="120" w:after="120" w:line="360" w:lineRule="auto"/>
+        <w:jc w:val="both"/>
+        <w:rPr>
+          <w:lang w:val="en-US"/>
+        </w:rPr>
+      </w:pPr>
+      <w:r>
+        <w:rPr>
+          <w:lang w:val="en-US"/>
+        </w:rPr>
+        <w:t xml:space="preserve">The primary contribution of this project is a purpose-built, extensible analytics platform that provides Creative Media with visibility into dimensions of its business that were previously </w:t>
+      </w:r>
+      <w:r>
+        <w:rPr>
+          <w:lang w:val="en-US"/>
+        </w:rPr>
+        <w:lastRenderedPageBreak/>
+        <w:t xml:space="preserve">opaque: which projects are profitable, which clients generate the most revision cycles, how effectively each designer's capacity is being </w:t>
       </w:r>
       <w:proofErr w:type="spellStart"/>
+      <w:r>
+        <w:rPr>
+          <w:lang w:val="en-US"/>
+        </w:rPr>
+        <w:t>utilised</w:t>
+      </w:r>
+      <w:proofErr w:type="spellEnd"/>
+      <w:r>
+        <w:rPr>
+          <w:lang w:val="en-US"/>
+        </w:rPr>
+        <w:t>, and how frequently scope creep occurs.</w:t>
+      </w:r>
+    </w:p>
+    <w:p>
+      <w:pPr>
+        <w:spacing w:before="120" w:after="120" w:line="360" w:lineRule="auto"/>
+        <w:rPr>
+          <w:lang w:val="en-US"/>
+        </w:rPr>
+      </w:pPr>
+    </w:p>
+    <w:p>
+      <w:pPr>
+        <w:spacing w:before="120" w:after="120" w:line="360" w:lineRule="auto"/>
+        <w:jc w:val="both"/>
+        <w:rPr>
+          <w:lang w:val="en-US"/>
+        </w:rPr>
+      </w:pPr>
+      <w:r>
+        <w:rPr>
+          <w:lang w:val="en-US"/>
+        </w:rPr>
+        <w:t xml:space="preserve">Beyond the immediate </w:t>
+      </w:r>
+      <w:proofErr w:type="spellStart"/>
+      <w:r>
+        <w:rPr>
+          <w:lang w:val="en-US"/>
+        </w:rPr>
+        <w:t>organisational</w:t>
+      </w:r>
+      <w:proofErr w:type="spellEnd"/>
+      <w:r>
+        <w:rPr>
+          <w:lang w:val="en-US"/>
+        </w:rPr>
+        <w:t xml:space="preserve"> impact, this system demonstrates how a Django REST API, a React frontend, and a managed PostgreSQL instance can be combined to deliver genuinely useful BI capabilities without requiring enterprise-scale infrastructure or proprietary SaaS subscriptions.</w:t>
+      </w:r>
+    </w:p>
+    <w:p>
+      <w:pPr>
+        <w:spacing w:before="120" w:after="120" w:line="360" w:lineRule="auto"/>
+        <w:rPr>
+          <w:lang w:val="en-US"/>
+        </w:rPr>
+      </w:pPr>
+    </w:p>
+    <w:p>
+      <w:pPr>
+        <w:spacing w:before="120" w:after="120" w:line="360" w:lineRule="auto"/>
+        <w:jc w:val="both"/>
+        <w:rPr>
+          <w:lang w:val="en-US"/>
+        </w:rPr>
+      </w:pPr>
+      <w:r>
+        <w:rPr>
+          <w:lang w:val="en-US"/>
+        </w:rPr>
+        <w:t xml:space="preserve">Future perspectives </w:t>
+      </w:r>
+      <w:proofErr w:type="gramStart"/>
+      <w:r>
+        <w:rPr>
+          <w:lang w:val="en-US"/>
+        </w:rPr>
+        <w:t>include:</w:t>
+      </w:r>
+      <w:proofErr w:type="gramEnd"/>
+      <w:r>
+        <w:rPr>
+          <w:lang w:val="en-US"/>
+        </w:rPr>
+        <w:t xml:space="preserve"> predictive analytics using historical time log data to automatically estimate task hours for similar future projects; mobile application support through the existing REST API; and a potential </w:t>
+      </w:r>
+      <w:proofErr w:type="spellStart"/>
+      <w:r>
+        <w:rPr>
+          <w:lang w:val="en-US"/>
+        </w:rPr>
+        <w:t>generalisation</w:t>
+      </w:r>
+      <w:proofErr w:type="spellEnd"/>
+      <w:r>
+        <w:rPr>
+          <w:lang w:val="en-US"/>
+        </w:rPr>
+        <w:t xml:space="preserve"> of the platform for use by other creative agencies beyond Creative Media.</w:t>
+      </w:r>
+    </w:p>
+    <w:p>
+      <w:pPr>
+        <w:rPr>
+          <w:lang w:val="en-US"/>
+        </w:rPr>
+      </w:pPr>
+      <w:r>
+        <w:rPr>
+          <w:lang w:val="en-US"/>
+        </w:rPr>
+        <w:br w:type="page"/>
+      </w:r>
+    </w:p>
+    <w:p>
+      <w:pPr>
+        <w:pStyle w:val="Heading1"/>
+        <w:rPr>
+          <w:lang w:val="en-US"/>
+        </w:rPr>
+      </w:pPr>
+      <w:bookmarkStart w:id="71" w:name="_Toc223008708"/>
       <w:r>
         <w:rPr>
           <w:sz w:val="24"/>
           <w:szCs w:val="24"/>
-        </w:rPr>
-        <w:t>Anticipated</w:t>
-      </w:r>
-      <w:proofErr w:type="spellEnd"/>
-      <w:r>
-        <w:rPr>
-          <w:sz w:val="24"/>
-          <w:szCs w:val="24"/>
-        </w:rPr>
-        <w:t xml:space="preserve"> Contributions and Perspectives</w:t>
-      </w:r>
-      <w:bookmarkEnd w:id="70"/>
+          <w:lang w:val="en-US"/>
+        </w:rPr>
+        <w:lastRenderedPageBreak/>
+        <w:t>References</w:t>
+      </w:r>
+      <w:bookmarkEnd w:id="71"/>
     </w:p>
     <w:p>
       <w:pPr>
@@ -24291,37 +22595,8 @@
         <w:rPr>
           <w:lang w:val="en-US"/>
         </w:rPr>
-        <w:t xml:space="preserve">The primary contribution of this project is a purpose-built, extensible analytics platform that provides Creative Media with visibility into dimensions of its business that were previously </w:t>
-      </w:r>
-      <w:r>
-        <w:rPr>
-          <w:lang w:val="en-US"/>
-        </w:rPr>
-        <w:lastRenderedPageBreak/>
-        <w:t xml:space="preserve">opaque: which projects are profitable, which clients generate the most revision cycles, how effectively each designer's capacity is being </w:t>
-      </w:r>
-      <w:proofErr w:type="spellStart"/>
-      <w:r>
-        <w:rPr>
-          <w:lang w:val="en-US"/>
-        </w:rPr>
-        <w:t>utilised</w:t>
-      </w:r>
-      <w:proofErr w:type="spellEnd"/>
-      <w:r>
-        <w:rPr>
-          <w:lang w:val="en-US"/>
-        </w:rPr>
-        <w:t>, and how frequently scope creep occurs.</w:t>
-      </w:r>
-    </w:p>
-    <w:p>
-      <w:pPr>
-        <w:spacing w:before="120" w:after="120" w:line="360" w:lineRule="auto"/>
-        <w:rPr>
-          <w:lang w:val="en-US"/>
-        </w:rPr>
-      </w:pPr>
+        <w:t>[1] Turban, E., Sharda, R., &amp; Delen, D. (2014). Business Intelligence and Analytics: Systems for Decision Support (10th ed.). Pearson.</w:t>
+      </w:r>
     </w:p>
     <w:p>
       <w:pPr>
@@ -24335,44 +22610,8 @@
         <w:rPr>
           <w:lang w:val="en-US"/>
         </w:rPr>
-        <w:t xml:space="preserve">Beyond the immediate </w:t>
-      </w:r>
-      <w:proofErr w:type="spellStart"/>
-      <w:r>
-        <w:rPr>
-          <w:lang w:val="en-US"/>
-        </w:rPr>
-        <w:t>organisational</w:t>
-      </w:r>
-      <w:proofErr w:type="spellEnd"/>
-      <w:r>
-        <w:rPr>
-          <w:lang w:val="en-US"/>
-        </w:rPr>
-        <w:t xml:space="preserve"> impact, this system demonstrates how a Django REST API, a React frontend, and a managed PostgreSQL instance can </w:t>
-      </w:r>
-      <w:proofErr w:type="gramStart"/>
-      <w:r>
-        <w:rPr>
-          <w:lang w:val="en-US"/>
-        </w:rPr>
-        <w:t>be combined</w:t>
-      </w:r>
-      <w:proofErr w:type="gramEnd"/>
-      <w:r>
-        <w:rPr>
-          <w:lang w:val="en-US"/>
-        </w:rPr>
-        <w:t xml:space="preserve"> to deliver genuinely useful BI capabilities without requiring enterprise-scale infrastructure or proprietary SaaS subscriptions.</w:t>
-      </w:r>
-    </w:p>
-    <w:p>
-      <w:pPr>
-        <w:spacing w:before="120" w:after="120" w:line="360" w:lineRule="auto"/>
-        <w:rPr>
-          <w:lang w:val="en-US"/>
-        </w:rPr>
-      </w:pPr>
+        <w:t>[2] PMI — Project Management Institute. (2021). A Guide to the Project Management Body of Knowledge (PMBOK® Guide) — 7th Edition. Project Management Institute.</w:t>
+      </w:r>
     </w:p>
     <w:p>
       <w:pPr>
@@ -24386,68 +22625,8 @@
         <w:rPr>
           <w:lang w:val="en-US"/>
         </w:rPr>
-        <w:t xml:space="preserve">Future perspectives </w:t>
-      </w:r>
-      <w:proofErr w:type="gramStart"/>
-      <w:r>
-        <w:rPr>
-          <w:lang w:val="en-US"/>
-        </w:rPr>
-        <w:t>include:</w:t>
-      </w:r>
-      <w:proofErr w:type="gramEnd"/>
-      <w:r>
-        <w:rPr>
-          <w:lang w:val="en-US"/>
-        </w:rPr>
-        <w:t xml:space="preserve"> predictive analytics using historical time log data to automatically estimate task hours for similar future projects; mobile application support through the existing REST API; and a potential </w:t>
-      </w:r>
-      <w:proofErr w:type="spellStart"/>
-      <w:r>
-        <w:rPr>
-          <w:lang w:val="en-US"/>
-        </w:rPr>
-        <w:t>generalisation</w:t>
-      </w:r>
-      <w:proofErr w:type="spellEnd"/>
-      <w:r>
-        <w:rPr>
-          <w:lang w:val="en-US"/>
-        </w:rPr>
-        <w:t xml:space="preserve"> of the platform for use by other creative agencies beyond Creative Media.</w:t>
-      </w:r>
-    </w:p>
-    <w:p>
-      <w:pPr>
-        <w:rPr>
-          <w:lang w:val="en-US"/>
-        </w:rPr>
-      </w:pPr>
-      <w:r>
-        <w:rPr>
-          <w:lang w:val="en-US"/>
-        </w:rPr>
-        <w:br w:type="page"/>
-      </w:r>
-    </w:p>
-    <w:p>
-      <w:pPr>
-        <w:pStyle w:val="Heading1"/>
-        <w:rPr>
-          <w:lang w:val="en-US"/>
-        </w:rPr>
-      </w:pPr>
-      <w:bookmarkStart w:id="71" w:name="_Toc223008708"/>
-      <w:r>
-        <w:rPr>
-          <w:sz w:val="24"/>
-          <w:szCs w:val="24"/>
-          <w:lang w:val="en-US"/>
-        </w:rPr>
-        <w:lastRenderedPageBreak/>
-        <w:t>References</w:t>
-      </w:r>
-      <w:bookmarkEnd w:id="71"/>
+        <w:t>[3] Django Software Foundation. (2024). Django 5.0 Documentation. https://docs.djangoproject.com</w:t>
+      </w:r>
     </w:p>
     <w:p>
       <w:pPr>
@@ -24461,37 +22640,41 @@
         <w:rPr>
           <w:lang w:val="en-US"/>
         </w:rPr>
-        <w:t>[1] Turban, E., Sharda, R., &amp; Delen, D. (2014). Business Intelligence and Analytics: Systems for Decision Support (10th ed.). Pearson.</w:t>
+        <w:t>[4] Tom Christie. (2024). Django REST Framework Documentation. https://www.django-rest-framework.org</w:t>
       </w:r>
     </w:p>
     <w:p>
       <w:pPr>
         <w:spacing w:before="120" w:after="120" w:line="360" w:lineRule="auto"/>
         <w:jc w:val="both"/>
-        <w:rPr>
-          <w:lang w:val="en-US"/>
-        </w:rPr>
-      </w:pPr>
-      <w:r>
-        <w:rPr>
-          <w:lang w:val="en-US"/>
-        </w:rPr>
-        <w:t>[2] PMI — Project Management Institute. (2021). A Guide to the Project Management Body of Knowledge (PMBOK® Guide) — 7th Edition. Project Management Institute.</w:t>
+      </w:pPr>
+      <w:r>
+        <w:t xml:space="preserve">[5] Meta Open Source. (2024). </w:t>
+      </w:r>
+      <w:proofErr w:type="spellStart"/>
+      <w:r>
+        <w:t>React</w:t>
+      </w:r>
+      <w:proofErr w:type="spellEnd"/>
+      <w:r>
+        <w:t xml:space="preserve"> 18 Documentation. https://react.dev</w:t>
       </w:r>
     </w:p>
     <w:p>
       <w:pPr>
         <w:spacing w:before="120" w:after="120" w:line="360" w:lineRule="auto"/>
         <w:jc w:val="both"/>
-        <w:rPr>
-          <w:lang w:val="en-US"/>
-        </w:rPr>
-      </w:pPr>
-      <w:r>
-        <w:rPr>
-          <w:lang w:val="en-US"/>
-        </w:rPr>
-        <w:t>[3] Django Software Foundation. (2024). Django 5.0 Documentation. https://docs.djangoproject.com</w:t>
+      </w:pPr>
+      <w:r>
+        <w:t xml:space="preserve">[6] Microsoft. (2024). </w:t>
+      </w:r>
+      <w:proofErr w:type="spellStart"/>
+      <w:r>
+        <w:t>TypeScript</w:t>
+      </w:r>
+      <w:proofErr w:type="spellEnd"/>
+      <w:r>
+        <w:t xml:space="preserve"> Documentation. https://www.typescriptlang.org/docs</w:t>
       </w:r>
     </w:p>
     <w:p>
@@ -24506,84 +22689,94 @@
         <w:rPr>
           <w:lang w:val="en-US"/>
         </w:rPr>
-        <w:t>[4] Tom Christie. (2024). Django REST Framework Documentation. https://www.django-rest-framework.org</w:t>
+        <w:t xml:space="preserve">[7] </w:t>
+      </w:r>
+      <w:proofErr w:type="spellStart"/>
+      <w:r>
+        <w:rPr>
+          <w:lang w:val="en-US"/>
+        </w:rPr>
+        <w:t>TanStack</w:t>
+      </w:r>
+      <w:proofErr w:type="spellEnd"/>
+      <w:r>
+        <w:rPr>
+          <w:lang w:val="en-US"/>
+        </w:rPr>
+        <w:t xml:space="preserve">. (2024). </w:t>
+      </w:r>
+      <w:proofErr w:type="spellStart"/>
+      <w:r>
+        <w:rPr>
+          <w:lang w:val="en-US"/>
+        </w:rPr>
+        <w:t>TanStack</w:t>
+      </w:r>
+      <w:proofErr w:type="spellEnd"/>
+      <w:r>
+        <w:rPr>
+          <w:lang w:val="en-US"/>
+        </w:rPr>
+        <w:t xml:space="preserve"> React Query v5 Documentation. https://tanstack.com/query</w:t>
       </w:r>
     </w:p>
     <w:p>
       <w:pPr>
         <w:spacing w:before="120" w:after="120" w:line="360" w:lineRule="auto"/>
         <w:jc w:val="both"/>
-      </w:pPr>
-      <w:r>
-        <w:t xml:space="preserve">[5] Meta Open Source. (2024). </w:t>
-      </w:r>
-      <w:proofErr w:type="spellStart"/>
-      <w:r>
-        <w:t>React</w:t>
-      </w:r>
-      <w:proofErr w:type="spellEnd"/>
-      <w:r>
-        <w:t xml:space="preserve"> 18 Documentation. https://react.dev</w:t>
+        <w:rPr>
+          <w:lang w:val="en-US"/>
+        </w:rPr>
+      </w:pPr>
+      <w:r>
+        <w:rPr>
+          <w:lang w:val="en-US"/>
+        </w:rPr>
+        <w:t>[8] PostgreSQL Global Development Group. (2024). PostgreSQL 16 Documentation. https://www.postgresql.org/docs/16</w:t>
       </w:r>
     </w:p>
     <w:p>
       <w:pPr>
         <w:spacing w:before="120" w:after="120" w:line="360" w:lineRule="auto"/>
         <w:jc w:val="both"/>
-      </w:pPr>
-      <w:r>
-        <w:t xml:space="preserve">[6] Microsoft. (2024). </w:t>
-      </w:r>
-      <w:proofErr w:type="spellStart"/>
-      <w:r>
-        <w:t>TypeScript</w:t>
-      </w:r>
-      <w:proofErr w:type="spellEnd"/>
-      <w:r>
-        <w:t xml:space="preserve"> Documentation. https://www.typescriptlang.org/docs</w:t>
+        <w:rPr>
+          <w:lang w:val="en-US"/>
+        </w:rPr>
+      </w:pPr>
+      <w:r>
+        <w:rPr>
+          <w:lang w:val="en-US"/>
+        </w:rPr>
+        <w:t>[9] Recharts Team. (2024). Recharts Documentation. https://recharts.org</w:t>
       </w:r>
     </w:p>
     <w:p>
       <w:pPr>
         <w:spacing w:before="120" w:after="120" w:line="360" w:lineRule="auto"/>
         <w:jc w:val="both"/>
-        <w:rPr>
-          <w:lang w:val="en-US"/>
-        </w:rPr>
-      </w:pPr>
-      <w:r>
-        <w:rPr>
-          <w:lang w:val="en-US"/>
-        </w:rPr>
-        <w:t xml:space="preserve">[7] </w:t>
+      </w:pPr>
+      <w:r>
+        <w:rPr>
+          <w:lang w:val="en-US"/>
+        </w:rPr>
+        <w:t xml:space="preserve">[10] </w:t>
       </w:r>
       <w:proofErr w:type="spellStart"/>
       <w:r>
         <w:rPr>
           <w:lang w:val="en-US"/>
         </w:rPr>
-        <w:t>TanStack</w:t>
+        <w:t>djangorestframework-simplejwt</w:t>
       </w:r>
       <w:proofErr w:type="spellEnd"/>
       <w:r>
         <w:rPr>
           <w:lang w:val="en-US"/>
         </w:rPr>
-        <w:t xml:space="preserve">. (2024). </w:t>
-      </w:r>
-      <w:proofErr w:type="spellStart"/>
-      <w:r>
-        <w:rPr>
-          <w:lang w:val="en-US"/>
-        </w:rPr>
-        <w:t>TanStack</w:t>
-      </w:r>
-      <w:proofErr w:type="spellEnd"/>
-      <w:r>
-        <w:rPr>
-          <w:lang w:val="en-US"/>
-        </w:rPr>
-        <w:t xml:space="preserve"> React Query v5 Documentation. https://tanstack.com/query</w:t>
+        <w:t xml:space="preserve"> contributors. </w:t>
+      </w:r>
+      <w:r>
+        <w:t>(2024). Simple JWT Documentation. https://django-rest-framework-simplejwt.readthedocs.io</w:t>
       </w:r>
     </w:p>
     <w:p>
@@ -24598,22 +22791,54 @@
         <w:rPr>
           <w:lang w:val="en-US"/>
         </w:rPr>
-        <w:t>[8] PostgreSQL Global Development Group. (2024). PostgreSQL 16 Documentation. https://www.postgresql.org/docs/16</w:t>
+        <w:t xml:space="preserve">[11] </w:t>
+      </w:r>
+      <w:proofErr w:type="spellStart"/>
+      <w:r>
+        <w:rPr>
+          <w:lang w:val="en-US"/>
+        </w:rPr>
+        <w:t>Vitejs</w:t>
+      </w:r>
+      <w:proofErr w:type="spellEnd"/>
+      <w:r>
+        <w:rPr>
+          <w:lang w:val="en-US"/>
+        </w:rPr>
+        <w:t>. (2024). Vite — Next Generation Frontend Tooling. https://vitejs.dev</w:t>
       </w:r>
     </w:p>
     <w:p>
       <w:pPr>
         <w:spacing w:before="120" w:after="120" w:line="360" w:lineRule="auto"/>
         <w:jc w:val="both"/>
-        <w:rPr>
-          <w:lang w:val="en-US"/>
-        </w:rPr>
-      </w:pPr>
-      <w:r>
-        <w:rPr>
-          <w:lang w:val="en-US"/>
-        </w:rPr>
-        <w:t>[9] Recharts Team. (2024). Recharts Documentation. https://recharts.org</w:t>
+      </w:pPr>
+      <w:r>
+        <w:t xml:space="preserve">[12] </w:t>
+      </w:r>
+      <w:proofErr w:type="spellStart"/>
+      <w:r>
+        <w:t>Tailwind</w:t>
+      </w:r>
+      <w:proofErr w:type="spellEnd"/>
+      <w:r>
+        <w:t xml:space="preserve"> </w:t>
+      </w:r>
+      <w:proofErr w:type="spellStart"/>
+      <w:r>
+        <w:t>Labs</w:t>
+      </w:r>
+      <w:proofErr w:type="spellEnd"/>
+      <w:r>
+        <w:t xml:space="preserve">. (2024). </w:t>
+      </w:r>
+      <w:proofErr w:type="spellStart"/>
+      <w:r>
+        <w:t>Tailwind</w:t>
+      </w:r>
+      <w:proofErr w:type="spellEnd"/>
+      <w:r>
+        <w:t xml:space="preserve"> CSS Documentation. https://tailwindcss.com/docs</w:t>
       </w:r>
     </w:p>
     <w:p>
@@ -24622,102 +22847,11 @@
         <w:jc w:val="both"/>
       </w:pPr>
       <w:r>
-        <w:rPr>
-          <w:lang w:val="en-US"/>
-        </w:rPr>
-        <w:t xml:space="preserve">[10] </w:t>
-      </w:r>
-      <w:proofErr w:type="spellStart"/>
-      <w:r>
-        <w:rPr>
-          <w:lang w:val="en-US"/>
-        </w:rPr>
-        <w:t>djangorestframework-simplejwt</w:t>
-      </w:r>
-      <w:proofErr w:type="spellEnd"/>
-      <w:r>
-        <w:rPr>
-          <w:lang w:val="en-US"/>
-        </w:rPr>
-        <w:t xml:space="preserve"> contributors. </w:t>
-      </w:r>
-      <w:r>
-        <w:t>(2024). Simple JWT Documentation. https://django-rest-framework-simplejwt.readthedocs.io</w:t>
-      </w:r>
-    </w:p>
-    <w:p>
-      <w:pPr>
-        <w:spacing w:before="120" w:after="120" w:line="360" w:lineRule="auto"/>
-        <w:jc w:val="both"/>
-        <w:rPr>
-          <w:lang w:val="en-US"/>
-        </w:rPr>
-      </w:pPr>
-      <w:r>
-        <w:rPr>
-          <w:lang w:val="en-US"/>
-        </w:rPr>
-        <w:t xml:space="preserve">[11] </w:t>
-      </w:r>
-      <w:proofErr w:type="spellStart"/>
-      <w:r>
-        <w:rPr>
-          <w:lang w:val="en-US"/>
-        </w:rPr>
-        <w:t>Vitejs</w:t>
-      </w:r>
-      <w:proofErr w:type="spellEnd"/>
-      <w:r>
-        <w:rPr>
-          <w:lang w:val="en-US"/>
-        </w:rPr>
-        <w:t>. (2024). Vite — Next Generation Frontend Tooling. https://vitejs.dev</w:t>
-      </w:r>
-    </w:p>
-    <w:p>
-      <w:pPr>
-        <w:spacing w:before="120" w:after="120" w:line="360" w:lineRule="auto"/>
-        <w:jc w:val="both"/>
-      </w:pPr>
-      <w:r>
-        <w:t xml:space="preserve">[12] </w:t>
-      </w:r>
-      <w:proofErr w:type="spellStart"/>
-      <w:r>
-        <w:t>Tailwind</w:t>
-      </w:r>
-      <w:proofErr w:type="spellEnd"/>
-      <w:r>
-        <w:t xml:space="preserve"> </w:t>
-      </w:r>
-      <w:proofErr w:type="spellStart"/>
-      <w:r>
-        <w:t>Labs</w:t>
-      </w:r>
-      <w:proofErr w:type="spellEnd"/>
-      <w:r>
-        <w:t xml:space="preserve">. (2024). </w:t>
-      </w:r>
-      <w:proofErr w:type="spellStart"/>
-      <w:r>
-        <w:t>Tailwind</w:t>
-      </w:r>
-      <w:proofErr w:type="spellEnd"/>
-      <w:r>
-        <w:t xml:space="preserve"> CSS Documentation. https://tailwindcss.com/docs</w:t>
-      </w:r>
-    </w:p>
-    <w:p>
-      <w:pPr>
-        <w:spacing w:before="120" w:after="120" w:line="360" w:lineRule="auto"/>
-        <w:jc w:val="both"/>
-      </w:pPr>
-      <w:r>
         <w:t>[13] Schwaber, K., &amp; Sutherland, J. (2020). The Scrum Guide. https://scrumguides.org</w:t>
       </w:r>
     </w:p>
     <w:sectPr>
-      <w:footerReference w:type="default" r:id="rId11"/>
+      <w:footerReference w:type="default" r:id="rId14"/>
       <w:pgSz w:w="11906" w:h="16838"/>
       <w:pgMar w:top="1134" w:right="1134" w:bottom="1134" w:left="1418" w:header="708" w:footer="708" w:gutter="0"/>
       <w:pgNumType w:start="1"/>
@@ -25570,7 +23704,6 @@
   <w:style w:type="character" w:default="1" w:styleId="DefaultParagraphFont">
     <w:name w:val="Default Paragraph Font"/>
     <w:uiPriority w:val="1"/>
-    <w:semiHidden/>
     <w:unhideWhenUsed/>
   </w:style>
   <w:style w:type="table" w:default="1" w:styleId="TableNormal">

--- a/docs/rapport/Rapport.docx
+++ b/docs/rapport/Rapport.docx
@@ -6626,25 +6626,20 @@
     <w:p>
       <w:pPr>
         <w:pStyle w:val="Heading2"/>
+        <w:rPr>
+          <w:lang w:val="en-US"/>
+        </w:rPr>
       </w:pPr>
       <w:bookmarkStart w:id="8" w:name="_Toc223008645"/>
       <w:r>
         <w:rPr>
           <w:sz w:val="24"/>
           <w:szCs w:val="24"/>
-        </w:rPr>
-        <w:t xml:space="preserve">III.  </w:t>
-      </w:r>
-      <w:proofErr w:type="spellStart"/>
-      <w:r>
-        <w:rPr>
-          <w:sz w:val="24"/>
-          <w:szCs w:val="24"/>
-        </w:rPr>
-        <w:t>Methodology</w:t>
+          <w:lang w:val="en-US"/>
+        </w:rPr>
+        <w:t>III.  Methodology</w:t>
       </w:r>
       <w:bookmarkEnd w:id="8"/>
-      <w:proofErr w:type="spellEnd"/>
     </w:p>
     <w:p>
       <w:pPr>
@@ -23704,6 +23699,7 @@
   <w:style w:type="character" w:default="1" w:styleId="DefaultParagraphFont">
     <w:name w:val="Default Paragraph Font"/>
     <w:uiPriority w:val="1"/>
+    <w:semiHidden/>
     <w:unhideWhenUsed/>
   </w:style>
   <w:style w:type="table" w:default="1" w:styleId="TableNormal">

--- a/docs/rapport/Rapport.docx
+++ b/docs/rapport/Rapport.docx
@@ -839,7 +839,13 @@
         <w:rPr>
           <w:lang w:val="en-US"/>
         </w:rPr>
-        <w:t>This report presents the design and development of a web-based Project Management and Business Intelligence system for Creative Media, a graphic design agency based in Tunisia. The system addresses the agency's core operational challenge: the absence of visibility into project profitability, designer time utilization, and unplanned scope growth. Without a structured tracking system, project costs frequently exceed budgets due to unrecorded revisions, undocumented scope changes, and the complete lack of real-time financial analytics.</w:t>
+        <w:t>This report documents the design and development of a web-based project management and business intelligence system, built during a three-month internship at Creative Media, a small graphic design agency in Tunisia. The agency currently has no digital system for tracking project hours or measuring profitability — costs are estimated informally, and it is only after a project closes that the manager can judge whether it was financially sound</w:t>
+      </w:r>
+      <w:r>
+        <w:rPr>
+          <w:lang w:val="en-US"/>
+        </w:rPr>
+        <w:t>.</w:t>
       </w:r>
     </w:p>
     <w:p>
@@ -862,7 +868,21 @@
         <w:rPr>
           <w:lang w:val="en-US"/>
         </w:rPr>
-        <w:t>The solution is built using Django REST Framework for the backend API, React 18 with TypeScript for the single-page frontend application, and PostgreSQL for analytical data persistence. It supports three user roles — Manager, Designer, and Client — and covers the complete project lifecycle from task creation and designer assignment through time logging and client feedback resolution.</w:t>
+        <w:t xml:space="preserve">The system developed here addresses this directly. It provides a Django REST API backend, a React/TypeScript single-page application for the frontend, and a PostgreSQL database. Three user roles are supported: a </w:t>
+      </w:r>
+      <w:proofErr w:type="gramStart"/>
+      <w:r>
+        <w:rPr>
+          <w:lang w:val="en-US"/>
+        </w:rPr>
+        <w:t>Manager</w:t>
+      </w:r>
+      <w:proofErr w:type="gramEnd"/>
+      <w:r>
+        <w:rPr>
+          <w:lang w:val="en-US"/>
+        </w:rPr>
+        <w:t xml:space="preserve"> who oversees all projects and accesses analytical dashboards, Designers who log time against tasks, and Clients who submit feedback and track their project status.</w:t>
       </w:r>
     </w:p>
     <w:p>
@@ -885,7 +905,7 @@
         <w:rPr>
           <w:lang w:val="en-US"/>
         </w:rPr>
-        <w:t xml:space="preserve">Key analytical metrics implemented include the Effective Hourly Rate (EHR), Budget </w:t>
+        <w:t xml:space="preserve">Key metrics implemented include the Effective Hourly Rate, Budget </w:t>
       </w:r>
       <w:proofErr w:type="spellStart"/>
       <w:r>
@@ -913,33 +933,13 @@
         <w:rPr>
           <w:lang w:val="en-US"/>
         </w:rPr>
-        <w:t xml:space="preserve">, and Revision-to-Approval Ratio. These are computed via server-side PostgreSQL aggregations and </w:t>
-      </w:r>
-      <w:proofErr w:type="spellStart"/>
-      <w:r>
-        <w:rPr>
-          <w:lang w:val="en-US"/>
-        </w:rPr>
-        <w:t>visualised</w:t>
-      </w:r>
-      <w:proofErr w:type="spellEnd"/>
-      <w:r>
-        <w:rPr>
-          <w:lang w:val="en-US"/>
-        </w:rPr>
-        <w:t xml:space="preserve"> through interactive dashboards built with Recharts. The system also supports PDF</w:t>
-      </w:r>
-      <w:r>
-        <w:rPr>
-          <w:lang w:val="en-US"/>
-        </w:rPr>
-        <w:t xml:space="preserve"> and Excel</w:t>
-      </w:r>
-      <w:r>
-        <w:rPr>
-          <w:lang w:val="en-US"/>
-        </w:rPr>
-        <w:t xml:space="preserve"> report exports.</w:t>
+        <w:t>, and Revision-to-Approval Ratio. All are computed in real time via PostgreSQL aggregate queries. The system also supports file uploads, an internal messaging board per project, and PDF/Excel export of reports</w:t>
+      </w:r>
+      <w:r>
+        <w:rPr>
+          <w:lang w:val="en-US"/>
+        </w:rPr>
+        <w:t>.</w:t>
       </w:r>
     </w:p>
     <w:p>
@@ -963,7 +963,7 @@
         <w:rPr>
           <w:lang w:val="en-US"/>
         </w:rPr>
-        <w:t xml:space="preserve">Development follows an Agile sprint-based approach </w:t>
+        <w:t xml:space="preserve">Development is </w:t>
       </w:r>
       <w:proofErr w:type="spellStart"/>
       <w:r>
@@ -977,13 +977,13 @@
         <w:rPr>
           <w:lang w:val="en-US"/>
         </w:rPr>
-        <w:t xml:space="preserve"> into six two-week sprints.</w:t>
-      </w:r>
-      <w:r>
-        <w:rPr>
-          <w:lang w:val="en-US"/>
-        </w:rPr>
-        <w:t xml:space="preserve"> This report documents progress through Sprint 1, covering system architecture, the complete data model implementation, JWT authentication, and the React application scaffold.</w:t>
+        <w:t xml:space="preserve"> as six two-week Agile sprints. This report covers Sprint 1 in full detail: the complete data model, JWT authentication, and the scaffolding of both the backend and frontend applications. Subsequent sprints will be documented as development progresses</w:t>
+      </w:r>
+      <w:r>
+        <w:rPr>
+          <w:lang w:val="en-US"/>
+        </w:rPr>
+        <w:t>.</w:t>
       </w:r>
     </w:p>
     <w:p>
@@ -6058,7 +6058,19 @@
         <w:rPr>
           <w:lang w:val="en-US"/>
         </w:rPr>
-        <w:t>Figure 3.1 — Django Admin Panel showing all registered models</w:t>
+        <w:t xml:space="preserve">Figure 3.1 — </w:t>
+      </w:r>
+      <w:r>
+        <w:rPr>
+          <w:lang w:val="en-US"/>
+        </w:rPr>
+        <w:t xml:space="preserve">Database </w:t>
+      </w:r>
+      <w:r>
+        <w:rPr>
+          <w:lang w:val="en-US"/>
+        </w:rPr>
+        <w:t>tables</w:t>
       </w:r>
     </w:p>
     <w:p>
@@ -6073,7 +6085,13 @@
         <w:rPr>
           <w:lang w:val="en-US"/>
         </w:rPr>
-        <w:t>Figure 3.2 — Terminal output: python manage.py migrate</w:t>
+        <w:t xml:space="preserve">Figure 3.2 — </w:t>
+      </w:r>
+      <w:r>
+        <w:rPr>
+          <w:lang w:val="en-US"/>
+        </w:rPr>
+        <w:t>Django Admin Panel showing all registered models</w:t>
       </w:r>
     </w:p>
     <w:p>
@@ -6230,7 +6248,7 @@
         <w:rPr>
           <w:lang w:val="en-US"/>
         </w:rPr>
-        <w:t>Table 3.1 — Data Model Entities (all 11 models)</w:t>
+        <w:t>Table 3.1 — Data Model Entities</w:t>
       </w:r>
     </w:p>
     <w:p>
@@ -9862,7 +9880,33 @@
           <w:iCs/>
           <w:lang w:val="en-US"/>
         </w:rPr>
-        <w:t>This chapter situates the project within its conceptual and technical framework. It reviews relevant literature on Business Intelligence in service industries, examines Project Management Information Systems, analyses comparable existing tools, justifies the technology choices made, and concludes with the working hypotheses that guide the design.</w:t>
+        <w:t xml:space="preserve">Before writing any code, the project required a clear conceptual foundation: what does Business Intelligence </w:t>
+      </w:r>
+      <w:proofErr w:type="gramStart"/>
+      <w:r>
+        <w:rPr>
+          <w:i/>
+          <w:iCs/>
+          <w:lang w:val="en-US"/>
+        </w:rPr>
+        <w:t>actually mean</w:t>
+      </w:r>
+      <w:proofErr w:type="gramEnd"/>
+      <w:r>
+        <w:rPr>
+          <w:i/>
+          <w:iCs/>
+          <w:lang w:val="en-US"/>
+        </w:rPr>
+        <w:t xml:space="preserve"> in a service context, what tools already exist and why they fall short, and which technologies are the best fit for the constraints at hand. This chapter covers that groundwork. It also introduces the working hypotheses that guided the system design and that the final implementation will be evaluated against</w:t>
+      </w:r>
+      <w:r>
+        <w:rPr>
+          <w:i/>
+          <w:iCs/>
+          <w:lang w:val="en-US"/>
+        </w:rPr>
+        <w:t>.</w:t>
       </w:r>
     </w:p>
     <w:p>
@@ -16277,77 +16321,8 @@
     </w:p>
     <w:p>
       <w:pPr>
-        <w:spacing w:before="120" w:after="80" w:line="360" w:lineRule="auto"/>
-        <w:rPr>
-          <w:lang w:val="en-US"/>
-        </w:rPr>
-      </w:pPr>
-    </w:p>
-    <w:tbl>
-      <w:tblPr>
-        <w:tblW w:w="9354" w:type="dxa"/>
-        <w:tblBorders>
-          <w:top w:val="single" w:sz="4" w:space="0" w:color="auto"/>
-          <w:left w:val="single" w:sz="4" w:space="0" w:color="auto"/>
-          <w:bottom w:val="single" w:sz="4" w:space="0" w:color="auto"/>
-          <w:right w:val="single" w:sz="4" w:space="0" w:color="auto"/>
-          <w:insideH w:val="single" w:sz="4" w:space="0" w:color="auto"/>
-          <w:insideV w:val="single" w:sz="4" w:space="0" w:color="auto"/>
-        </w:tblBorders>
-        <w:tblCellMar>
-          <w:left w:w="10" w:type="dxa"/>
-          <w:right w:w="10" w:type="dxa"/>
-        </w:tblCellMar>
-        <w:tblLook w:val="04A0" w:firstRow="1" w:lastRow="0" w:firstColumn="1" w:lastColumn="0" w:noHBand="0" w:noVBand="1"/>
-      </w:tblPr>
-      <w:tblGrid>
-        <w:gridCol w:w="9354"/>
-      </w:tblGrid>
-      <w:tr>
-        <w:tc>
-          <w:tcPr>
-            <w:tcW w:w="0" w:type="auto"/>
-            <w:tcBorders>
-              <w:top w:val="dashed" w:sz="4" w:space="0" w:color="999999"/>
-              <w:left w:val="dashed" w:sz="4" w:space="0" w:color="999999"/>
-              <w:bottom w:val="dashed" w:sz="4" w:space="0" w:color="999999"/>
-              <w:right w:val="dashed" w:sz="4" w:space="0" w:color="999999"/>
-            </w:tcBorders>
-            <w:shd w:val="clear" w:color="auto" w:fill="F4F6F9"/>
-            <w:tcMar>
-              <w:top w:w="720" w:type="dxa"/>
-              <w:left w:w="360" w:type="dxa"/>
-              <w:bottom w:w="720" w:type="dxa"/>
-              <w:right w:w="360" w:type="dxa"/>
-            </w:tcMar>
-          </w:tcPr>
-          <w:p>
-            <w:pPr>
-              <w:jc w:val="center"/>
-            </w:pPr>
-            <w:r>
-              <w:rPr>
-                <w:i/>
-                <w:iCs/>
-                <w:color w:val="555555"/>
-                <w:sz w:val="20"/>
-                <w:szCs w:val="20"/>
-              </w:rPr>
-              <w:t>[ INSERT Figure 2.1 ]</w:t>
-            </w:r>
-          </w:p>
-        </w:tc>
-      </w:tr>
-    </w:tbl>
-    <w:p>
-      <w:pPr>
         <w:spacing w:before="80" w:after="280" w:line="360" w:lineRule="auto"/>
         <w:jc w:val="center"/>
-        <w:rPr>
-          <w:lang w:val="en-US"/>
-        </w:rPr>
-      </w:pPr>
-      <w:r>
         <w:rPr>
           <w:i/>
           <w:iCs/>
@@ -16355,146 +16330,60 @@
           <w:szCs w:val="20"/>
           <w:lang w:val="en-US"/>
         </w:rPr>
-        <w:t>Figure 2.1: Three-Tier System Architecture — Presentation, Logic, and Data Layers</w:t>
-      </w:r>
-    </w:p>
-    <w:p>
-      <w:pPr>
-        <w:pStyle w:val="Heading3"/>
-        <w:rPr>
-          <w:lang w:val="en-US"/>
-        </w:rPr>
-      </w:pPr>
-      <w:bookmarkStart w:id="47" w:name="_Toc223008684"/>
-      <w:r>
-        <w:rPr>
-          <w:lang w:val="en-US"/>
-        </w:rPr>
-        <w:t>3.2   Application and Folder Structure</w:t>
-      </w:r>
-      <w:bookmarkEnd w:id="47"/>
-    </w:p>
-    <w:p>
-      <w:pPr>
-        <w:spacing w:before="120" w:after="120" w:line="360" w:lineRule="auto"/>
-        <w:jc w:val="both"/>
-        <w:rPr>
-          <w:lang w:val="en-US"/>
-        </w:rPr>
-      </w:pPr>
-      <w:r>
-        <w:rPr>
-          <w:lang w:val="en-US"/>
-        </w:rPr>
-        <w:t xml:space="preserve">The Django backend is </w:t>
-      </w:r>
-      <w:proofErr w:type="spellStart"/>
-      <w:r>
-        <w:rPr>
-          <w:lang w:val="en-US"/>
-        </w:rPr>
-        <w:t>organised</w:t>
-      </w:r>
-      <w:proofErr w:type="spellEnd"/>
-      <w:r>
-        <w:rPr>
-          <w:lang w:val="en-US"/>
-        </w:rPr>
-        <w:t xml:space="preserve"> into eight domain apps: users, projects, tasks, </w:t>
-      </w:r>
-      <w:proofErr w:type="spellStart"/>
-      <w:r>
-        <w:rPr>
-          <w:lang w:val="en-US"/>
-        </w:rPr>
-        <w:t>timelog</w:t>
-      </w:r>
-      <w:proofErr w:type="spellEnd"/>
-      <w:r>
-        <w:rPr>
-          <w:lang w:val="en-US"/>
-        </w:rPr>
-        <w:t xml:space="preserve">, feedback, messages, files, and analytics. The analytics app contains no models — only views executing aggregate queries across the other apps. The React frontend mirrors this with separate </w:t>
-      </w:r>
-      <w:proofErr w:type="spellStart"/>
-      <w:r>
-        <w:rPr>
-          <w:lang w:val="en-US"/>
-        </w:rPr>
-        <w:t>api</w:t>
-      </w:r>
-      <w:proofErr w:type="spellEnd"/>
-      <w:r>
-        <w:rPr>
-          <w:lang w:val="en-US"/>
-        </w:rPr>
-        <w:t>/, hooks/, types/, pages/, and components/ directories, each resource having its own typed API functions, React Query hooks, and TypeScript interfaces.</w:t>
-      </w:r>
-    </w:p>
-    <w:p>
-      <w:pPr>
-        <w:spacing w:before="120" w:after="80" w:line="360" w:lineRule="auto"/>
-        <w:rPr>
-          <w:lang w:val="en-US"/>
-        </w:rPr>
-      </w:pPr>
-    </w:p>
-    <w:tbl>
-      <w:tblPr>
-        <w:tblW w:w="9354" w:type="dxa"/>
-        <w:tblBorders>
-          <w:top w:val="single" w:sz="4" w:space="0" w:color="auto"/>
-          <w:left w:val="single" w:sz="4" w:space="0" w:color="auto"/>
-          <w:bottom w:val="single" w:sz="4" w:space="0" w:color="auto"/>
-          <w:right w:val="single" w:sz="4" w:space="0" w:color="auto"/>
-          <w:insideH w:val="single" w:sz="4" w:space="0" w:color="auto"/>
-          <w:insideV w:val="single" w:sz="4" w:space="0" w:color="auto"/>
-        </w:tblBorders>
-        <w:tblCellMar>
-          <w:left w:w="10" w:type="dxa"/>
-          <w:right w:w="10" w:type="dxa"/>
-        </w:tblCellMar>
-        <w:tblLook w:val="04A0" w:firstRow="1" w:lastRow="0" w:firstColumn="1" w:lastColumn="0" w:noHBand="0" w:noVBand="1"/>
-      </w:tblPr>
-      <w:tblGrid>
-        <w:gridCol w:w="9354"/>
-      </w:tblGrid>
-      <w:tr>
-        <w:tc>
-          <w:tcPr>
-            <w:tcW w:w="0" w:type="auto"/>
-            <w:tcBorders>
-              <w:top w:val="dashed" w:sz="4" w:space="0" w:color="999999"/>
-              <w:left w:val="dashed" w:sz="4" w:space="0" w:color="999999"/>
-              <w:bottom w:val="dashed" w:sz="4" w:space="0" w:color="999999"/>
-              <w:right w:val="dashed" w:sz="4" w:space="0" w:color="999999"/>
-            </w:tcBorders>
-            <w:shd w:val="clear" w:color="auto" w:fill="F4F6F9"/>
-            <w:tcMar>
-              <w:top w:w="720" w:type="dxa"/>
-              <w:left w:w="360" w:type="dxa"/>
-              <w:bottom w:w="720" w:type="dxa"/>
-              <w:right w:w="360" w:type="dxa"/>
-            </w:tcMar>
-          </w:tcPr>
-          <w:p>
-            <w:pPr>
-              <w:jc w:val="center"/>
-            </w:pPr>
-            <w:r>
-              <w:rPr>
-                <w:i/>
-                <w:iCs/>
-                <w:color w:val="555555"/>
-                <w:sz w:val="20"/>
-                <w:szCs w:val="20"/>
-              </w:rPr>
-              <w:t>[ INSERT Figure 2.2 ]</w:t>
-            </w:r>
-          </w:p>
-        </w:tc>
-      </w:tr>
-    </w:tbl>
+      </w:pPr>
+      <w:r>
+        <w:rPr>
+          <w:i/>
+          <w:iCs/>
+          <w:noProof/>
+          <w:sz w:val="20"/>
+          <w:szCs w:val="20"/>
+          <w:lang w:val="en-US"/>
+        </w:rPr>
+        <w:lastRenderedPageBreak/>
+        <w:drawing>
+          <wp:inline distT="0" distB="0" distL="0" distR="0" wp14:anchorId="55273F95" wp14:editId="14FEF49B">
+            <wp:extent cx="5441950" cy="5041900"/>
+            <wp:effectExtent l="0" t="0" r="6350" b="6350"/>
+            <wp:docPr id="346587332" name="Picture 4"/>
+            <wp:cNvGraphicFramePr>
+              <a:graphicFrameLocks xmlns:a="http://schemas.openxmlformats.org/drawingml/2006/main" noChangeAspect="1"/>
+            </wp:cNvGraphicFramePr>
+            <a:graphic xmlns:a="http://schemas.openxmlformats.org/drawingml/2006/main">
+              <a:graphicData uri="http://schemas.openxmlformats.org/drawingml/2006/picture">
+                <pic:pic xmlns:pic="http://schemas.openxmlformats.org/drawingml/2006/picture">
+                  <pic:nvPicPr>
+                    <pic:cNvPr id="346587332" name="Picture 346587332"/>
+                    <pic:cNvPicPr/>
+                  </pic:nvPicPr>
+                  <pic:blipFill>
+                    <a:blip r:embed="rId14">
+                      <a:extLst>
+                        <a:ext uri="{28A0092B-C50C-407E-A947-70E740481C1C}">
+                          <a14:useLocalDpi xmlns:a14="http://schemas.microsoft.com/office/drawing/2010/main" val="0"/>
+                        </a:ext>
+                      </a:extLst>
+                    </a:blip>
+                    <a:stretch>
+                      <a:fillRect/>
+                    </a:stretch>
+                  </pic:blipFill>
+                  <pic:spPr>
+                    <a:xfrm>
+                      <a:off x="0" y="0"/>
+                      <a:ext cx="5483875" cy="5080743"/>
+                    </a:xfrm>
+                    <a:prstGeom prst="rect">
+                      <a:avLst/>
+                    </a:prstGeom>
+                  </pic:spPr>
+                </pic:pic>
+              </a:graphicData>
+            </a:graphic>
+          </wp:inline>
+        </w:drawing>
+      </w:r>
+    </w:p>
     <w:p>
       <w:pPr>
         <w:spacing w:before="80" w:after="280" w:line="360" w:lineRule="auto"/>
@@ -16511,74 +16400,86 @@
           <w:szCs w:val="20"/>
           <w:lang w:val="en-US"/>
         </w:rPr>
-        <w:t>Figure 2.2: Backend Directory Structure — Eight Django Applications under apps/</w:t>
-      </w:r>
-    </w:p>
-    <w:tbl>
-      <w:tblPr>
-        <w:tblW w:w="9354" w:type="dxa"/>
-        <w:tblBorders>
-          <w:top w:val="single" w:sz="4" w:space="0" w:color="auto"/>
-          <w:left w:val="single" w:sz="4" w:space="0" w:color="auto"/>
-          <w:bottom w:val="single" w:sz="4" w:space="0" w:color="auto"/>
-          <w:right w:val="single" w:sz="4" w:space="0" w:color="auto"/>
-          <w:insideH w:val="single" w:sz="4" w:space="0" w:color="auto"/>
-          <w:insideV w:val="single" w:sz="4" w:space="0" w:color="auto"/>
-        </w:tblBorders>
-        <w:tblCellMar>
-          <w:left w:w="10" w:type="dxa"/>
-          <w:right w:w="10" w:type="dxa"/>
-        </w:tblCellMar>
-        <w:tblLook w:val="04A0" w:firstRow="1" w:lastRow="0" w:firstColumn="1" w:lastColumn="0" w:noHBand="0" w:noVBand="1"/>
-      </w:tblPr>
-      <w:tblGrid>
-        <w:gridCol w:w="9354"/>
-      </w:tblGrid>
-      <w:tr>
-        <w:tc>
-          <w:tcPr>
-            <w:tcW w:w="0" w:type="auto"/>
-            <w:tcBorders>
-              <w:top w:val="dashed" w:sz="4" w:space="0" w:color="999999"/>
-              <w:left w:val="dashed" w:sz="4" w:space="0" w:color="999999"/>
-              <w:bottom w:val="dashed" w:sz="4" w:space="0" w:color="999999"/>
-              <w:right w:val="dashed" w:sz="4" w:space="0" w:color="999999"/>
-            </w:tcBorders>
-            <w:shd w:val="clear" w:color="auto" w:fill="F4F6F9"/>
-            <w:tcMar>
-              <w:top w:w="720" w:type="dxa"/>
-              <w:left w:w="360" w:type="dxa"/>
-              <w:bottom w:w="720" w:type="dxa"/>
-              <w:right w:w="360" w:type="dxa"/>
-            </w:tcMar>
-          </w:tcPr>
-          <w:p>
-            <w:pPr>
-              <w:jc w:val="center"/>
-            </w:pPr>
-            <w:r>
-              <w:rPr>
-                <w:i/>
-                <w:iCs/>
-                <w:color w:val="555555"/>
-                <w:sz w:val="20"/>
-                <w:szCs w:val="20"/>
-              </w:rPr>
-              <w:t>[ INSERT Figure 2.3 ]</w:t>
-            </w:r>
-          </w:p>
-        </w:tc>
-      </w:tr>
-    </w:tbl>
+        <w:t>Figure 2.1: Three-Tier System Architecture — Presentation, Logic, and Data Layers</w:t>
+      </w:r>
+    </w:p>
+    <w:p>
+      <w:pPr>
+        <w:pStyle w:val="Heading3"/>
+        <w:rPr>
+          <w:lang w:val="en-US"/>
+        </w:rPr>
+      </w:pPr>
+      <w:bookmarkStart w:id="47" w:name="_Toc223008684"/>
+      <w:r>
+        <w:rPr>
+          <w:lang w:val="en-US"/>
+        </w:rPr>
+        <w:t>3.2   Application and Folder Structure</w:t>
+      </w:r>
+      <w:bookmarkEnd w:id="47"/>
+    </w:p>
+    <w:p>
+      <w:pPr>
+        <w:spacing w:before="120" w:after="120" w:line="360" w:lineRule="auto"/>
+        <w:jc w:val="both"/>
+        <w:rPr>
+          <w:lang w:val="en-US"/>
+        </w:rPr>
+      </w:pPr>
+      <w:r>
+        <w:rPr>
+          <w:lang w:val="en-US"/>
+        </w:rPr>
+        <w:t xml:space="preserve">The Django backend is </w:t>
+      </w:r>
+      <w:proofErr w:type="spellStart"/>
+      <w:r>
+        <w:rPr>
+          <w:lang w:val="en-US"/>
+        </w:rPr>
+        <w:t>organised</w:t>
+      </w:r>
+      <w:proofErr w:type="spellEnd"/>
+      <w:r>
+        <w:rPr>
+          <w:lang w:val="en-US"/>
+        </w:rPr>
+        <w:t xml:space="preserve"> into eight domain apps: users, projects, tasks, </w:t>
+      </w:r>
+      <w:proofErr w:type="spellStart"/>
+      <w:r>
+        <w:rPr>
+          <w:lang w:val="en-US"/>
+        </w:rPr>
+        <w:t>timelog</w:t>
+      </w:r>
+      <w:proofErr w:type="spellEnd"/>
+      <w:r>
+        <w:rPr>
+          <w:lang w:val="en-US"/>
+        </w:rPr>
+        <w:t xml:space="preserve">, feedback, messages, files, and analytics. The analytics app contains no models — only views executing aggregate queries across the other apps. The React frontend mirrors this with separate </w:t>
+      </w:r>
+      <w:proofErr w:type="spellStart"/>
+      <w:r>
+        <w:rPr>
+          <w:lang w:val="en-US"/>
+        </w:rPr>
+        <w:t>api</w:t>
+      </w:r>
+      <w:proofErr w:type="spellEnd"/>
+      <w:r>
+        <w:rPr>
+          <w:lang w:val="en-US"/>
+        </w:rPr>
+        <w:t>/, hooks/, types/, pages/, and components/ directories, each resource having its own typed API functions, React Query hooks, and TypeScript interfaces.</w:t>
+      </w:r>
+    </w:p>
     <w:p>
       <w:pPr>
         <w:spacing w:before="80" w:after="280" w:line="360" w:lineRule="auto"/>
         <w:jc w:val="center"/>
-        <w:rPr>
-          <w:lang w:val="en-US"/>
-        </w:rPr>
-      </w:pPr>
-      <w:r>
         <w:rPr>
           <w:i/>
           <w:iCs/>
@@ -16586,9 +16487,68 @@
           <w:szCs w:val="20"/>
           <w:lang w:val="en-US"/>
         </w:rPr>
-        <w:t xml:space="preserve">Figure 2.3: Frontend Directory Structure — </w:t>
-      </w:r>
-      <w:proofErr w:type="spellStart"/>
+      </w:pPr>
+      <w:r>
+        <w:rPr>
+          <w:i/>
+          <w:iCs/>
+          <w:noProof/>
+          <w:sz w:val="20"/>
+          <w:szCs w:val="20"/>
+          <w:lang w:val="en-US"/>
+        </w:rPr>
+        <w:lastRenderedPageBreak/>
+        <w:drawing>
+          <wp:inline distT="0" distB="0" distL="0" distR="0" wp14:anchorId="77D078AF" wp14:editId="023B82DB">
+            <wp:extent cx="2794000" cy="3810000"/>
+            <wp:effectExtent l="0" t="0" r="6350" b="0"/>
+            <wp:docPr id="597194838" name="Picture 1"/>
+            <wp:cNvGraphicFramePr>
+              <a:graphicFrameLocks xmlns:a="http://schemas.openxmlformats.org/drawingml/2006/main" noChangeAspect="1"/>
+            </wp:cNvGraphicFramePr>
+            <a:graphic xmlns:a="http://schemas.openxmlformats.org/drawingml/2006/main">
+              <a:graphicData uri="http://schemas.openxmlformats.org/drawingml/2006/picture">
+                <pic:pic xmlns:pic="http://schemas.openxmlformats.org/drawingml/2006/picture">
+                  <pic:nvPicPr>
+                    <pic:cNvPr id="597194838" name="Picture 597194838"/>
+                    <pic:cNvPicPr/>
+                  </pic:nvPicPr>
+                  <pic:blipFill>
+                    <a:blip r:embed="rId15">
+                      <a:extLst>
+                        <a:ext uri="{28A0092B-C50C-407E-A947-70E740481C1C}">
+                          <a14:useLocalDpi xmlns:a14="http://schemas.microsoft.com/office/drawing/2010/main" val="0"/>
+                        </a:ext>
+                      </a:extLst>
+                    </a:blip>
+                    <a:stretch>
+                      <a:fillRect/>
+                    </a:stretch>
+                  </pic:blipFill>
+                  <pic:spPr>
+                    <a:xfrm>
+                      <a:off x="0" y="0"/>
+                      <a:ext cx="2810633" cy="3832682"/>
+                    </a:xfrm>
+                    <a:prstGeom prst="rect">
+                      <a:avLst/>
+                    </a:prstGeom>
+                  </pic:spPr>
+                </pic:pic>
+              </a:graphicData>
+            </a:graphic>
+          </wp:inline>
+        </w:drawing>
+      </w:r>
+    </w:p>
+    <w:p>
+      <w:pPr>
+        <w:spacing w:before="80" w:after="280" w:line="360" w:lineRule="auto"/>
+        <w:jc w:val="center"/>
+        <w:rPr>
+          <w:lang w:val="en-US"/>
+        </w:rPr>
+      </w:pPr>
       <w:r>
         <w:rPr>
           <w:i/>
@@ -16597,10 +16557,13 @@
           <w:szCs w:val="20"/>
           <w:lang w:val="en-US"/>
         </w:rPr>
-        <w:t>src</w:t>
-      </w:r>
-      <w:proofErr w:type="spellEnd"/>
-      <w:r>
+        <w:t>Figure 2.2: Backend Directory Structure</w:t>
+      </w:r>
+    </w:p>
+    <w:p>
+      <w:pPr>
+        <w:spacing w:before="80" w:after="280" w:line="360" w:lineRule="auto"/>
+        <w:jc w:val="center"/>
         <w:rPr>
           <w:i/>
           <w:iCs/>
@@ -16608,9 +16571,67 @@
           <w:szCs w:val="20"/>
           <w:lang w:val="en-US"/>
         </w:rPr>
-        <w:t xml:space="preserve">/ Layout with </w:t>
-      </w:r>
-      <w:proofErr w:type="spellStart"/>
+      </w:pPr>
+      <w:r>
+        <w:rPr>
+          <w:i/>
+          <w:iCs/>
+          <w:noProof/>
+          <w:sz w:val="20"/>
+          <w:szCs w:val="20"/>
+          <w:lang w:val="en-US"/>
+        </w:rPr>
+        <w:drawing>
+          <wp:inline distT="0" distB="0" distL="0" distR="0" wp14:anchorId="4938262A" wp14:editId="68A5529F">
+            <wp:extent cx="2729865" cy="4330700"/>
+            <wp:effectExtent l="0" t="0" r="0" b="0"/>
+            <wp:docPr id="1434419911" name="Picture 6"/>
+            <wp:cNvGraphicFramePr>
+              <a:graphicFrameLocks xmlns:a="http://schemas.openxmlformats.org/drawingml/2006/main" noChangeAspect="1"/>
+            </wp:cNvGraphicFramePr>
+            <a:graphic xmlns:a="http://schemas.openxmlformats.org/drawingml/2006/main">
+              <a:graphicData uri="http://schemas.openxmlformats.org/drawingml/2006/picture">
+                <pic:pic xmlns:pic="http://schemas.openxmlformats.org/drawingml/2006/picture">
+                  <pic:nvPicPr>
+                    <pic:cNvPr id="1434419911" name="Picture 1434419911"/>
+                    <pic:cNvPicPr/>
+                  </pic:nvPicPr>
+                  <pic:blipFill>
+                    <a:blip r:embed="rId16">
+                      <a:extLst>
+                        <a:ext uri="{28A0092B-C50C-407E-A947-70E740481C1C}">
+                          <a14:useLocalDpi xmlns:a14="http://schemas.microsoft.com/office/drawing/2010/main" val="0"/>
+                        </a:ext>
+                      </a:extLst>
+                    </a:blip>
+                    <a:stretch>
+                      <a:fillRect/>
+                    </a:stretch>
+                  </pic:blipFill>
+                  <pic:spPr>
+                    <a:xfrm>
+                      <a:off x="0" y="0"/>
+                      <a:ext cx="2743667" cy="4352596"/>
+                    </a:xfrm>
+                    <a:prstGeom prst="rect">
+                      <a:avLst/>
+                    </a:prstGeom>
+                  </pic:spPr>
+                </pic:pic>
+              </a:graphicData>
+            </a:graphic>
+          </wp:inline>
+        </w:drawing>
+      </w:r>
+    </w:p>
+    <w:p>
+      <w:pPr>
+        <w:spacing w:before="80" w:after="280" w:line="360" w:lineRule="auto"/>
+        <w:jc w:val="center"/>
+        <w:rPr>
+          <w:lang w:val="en-US"/>
+        </w:rPr>
+      </w:pPr>
       <w:r>
         <w:rPr>
           <w:i/>
@@ -16619,9 +16640,242 @@
           <w:szCs w:val="20"/>
           <w:lang w:val="en-US"/>
         </w:rPr>
+        <w:t>Figure 2.3: Frontend Directory</w:t>
+      </w:r>
+    </w:p>
+    <w:p>
+      <w:pPr>
+        <w:pStyle w:val="Heading3"/>
+        <w:rPr>
+          <w:lang w:val="en-US"/>
+        </w:rPr>
+      </w:pPr>
+      <w:bookmarkStart w:id="48" w:name="_Toc223008685"/>
+      <w:r>
+        <w:rPr>
+          <w:lang w:val="en-US"/>
+        </w:rPr>
+        <w:lastRenderedPageBreak/>
+        <w:t>3.3   API Design</w:t>
+      </w:r>
+      <w:bookmarkEnd w:id="48"/>
+    </w:p>
+    <w:p>
+      <w:pPr>
+        <w:spacing w:before="120" w:after="120" w:line="360" w:lineRule="auto"/>
+        <w:jc w:val="both"/>
+        <w:rPr>
+          <w:lang w:val="en-US"/>
+        </w:rPr>
+      </w:pPr>
+      <w:r>
+        <w:rPr>
+          <w:lang w:val="en-US"/>
+        </w:rPr>
+        <w:t>The API follows RESTful conventions with resource-based URL routing under /</w:t>
+      </w:r>
+      <w:proofErr w:type="spellStart"/>
+      <w:r>
+        <w:rPr>
+          <w:lang w:val="en-US"/>
+        </w:rPr>
         <w:t>api</w:t>
       </w:r>
       <w:proofErr w:type="spellEnd"/>
+      <w:r>
+        <w:rPr>
+          <w:lang w:val="en-US"/>
+        </w:rPr>
+        <w:t xml:space="preserve">/. Authentication is required on all endpoints except login and token refresh. Role-based access is enforced at the </w:t>
+      </w:r>
+      <w:proofErr w:type="spellStart"/>
+      <w:r>
+        <w:rPr>
+          <w:lang w:val="en-US"/>
+        </w:rPr>
+        <w:t>ViewSet</w:t>
+      </w:r>
+      <w:proofErr w:type="spellEnd"/>
+      <w:r>
+        <w:rPr>
+          <w:lang w:val="en-US"/>
+        </w:rPr>
+        <w:t xml:space="preserve"> level using custom permission classes (</w:t>
+      </w:r>
+      <w:proofErr w:type="spellStart"/>
+      <w:r>
+        <w:rPr>
+          <w:lang w:val="en-US"/>
+        </w:rPr>
+        <w:t>IsManager</w:t>
+      </w:r>
+      <w:proofErr w:type="spellEnd"/>
+      <w:r>
+        <w:rPr>
+          <w:lang w:val="en-US"/>
+        </w:rPr>
+        <w:t xml:space="preserve">, </w:t>
+      </w:r>
+      <w:proofErr w:type="spellStart"/>
+      <w:r>
+        <w:rPr>
+          <w:lang w:val="en-US"/>
+        </w:rPr>
+        <w:t>IsDesigner</w:t>
+      </w:r>
+      <w:proofErr w:type="spellEnd"/>
+      <w:r>
+        <w:rPr>
+          <w:lang w:val="en-US"/>
+        </w:rPr>
+        <w:t xml:space="preserve">, </w:t>
+      </w:r>
+      <w:proofErr w:type="spellStart"/>
+      <w:r>
+        <w:rPr>
+          <w:lang w:val="en-US"/>
+        </w:rPr>
+        <w:t>IsClient</w:t>
+      </w:r>
+      <w:proofErr w:type="spellEnd"/>
+      <w:r>
+        <w:rPr>
+          <w:lang w:val="en-US"/>
+        </w:rPr>
+        <w:t xml:space="preserve">, </w:t>
+      </w:r>
+      <w:proofErr w:type="spellStart"/>
+      <w:r>
+        <w:rPr>
+          <w:lang w:val="en-US"/>
+        </w:rPr>
+        <w:t>IsManagerOrDesigner</w:t>
+      </w:r>
+      <w:proofErr w:type="spellEnd"/>
+      <w:r>
+        <w:rPr>
+          <w:lang w:val="en-US"/>
+        </w:rPr>
+        <w:t xml:space="preserve">), and </w:t>
+      </w:r>
+      <w:proofErr w:type="spellStart"/>
+      <w:r>
+        <w:rPr>
+          <w:lang w:val="en-US"/>
+        </w:rPr>
+        <w:t>queryset</w:t>
+      </w:r>
+      <w:proofErr w:type="spellEnd"/>
+      <w:r>
+        <w:rPr>
+          <w:lang w:val="en-US"/>
+        </w:rPr>
+        <w:t xml:space="preserve"> filtering ensures that Designers see only assigned projects and Clients see only their own projects, regardless of the endpoint called.</w:t>
+      </w:r>
+    </w:p>
+    <w:p>
+      <w:pPr>
+        <w:pStyle w:val="Heading3"/>
+        <w:rPr>
+          <w:lang w:val="en-US"/>
+        </w:rPr>
+      </w:pPr>
+      <w:bookmarkStart w:id="49" w:name="_Toc223008686"/>
+      <w:r>
+        <w:rPr>
+          <w:lang w:val="en-US"/>
+        </w:rPr>
+        <w:t>3.4   Use Case Diagrams</w:t>
+      </w:r>
+      <w:bookmarkEnd w:id="49"/>
+    </w:p>
+    <w:p>
+      <w:pPr>
+        <w:spacing w:before="120" w:after="120" w:line="360" w:lineRule="auto"/>
+        <w:jc w:val="both"/>
+        <w:rPr>
+          <w:lang w:val="en-US"/>
+        </w:rPr>
+      </w:pPr>
+      <w:proofErr w:type="gramStart"/>
+      <w:r>
+        <w:rPr>
+          <w:lang w:val="en-US"/>
+        </w:rPr>
+        <w:t>The use</w:t>
+      </w:r>
+      <w:proofErr w:type="gramEnd"/>
+      <w:r>
+        <w:rPr>
+          <w:lang w:val="en-US"/>
+        </w:rPr>
+        <w:t xml:space="preserve"> case model was produced as a single global diagram capturing all three roles and their interactions with the system. For clarity in this report, the global diagram is presented first, followed by three cropped views — one per role — isolating each actor's specific use cases. A Manager controls the full system lifecycle: creating projects, assigning designers, and accessing all analytics. A Designer's scope is limited to assigned projects, where they log time and manage task status. A Client's scope is limited to their own projects, where they upload reference materials, submit feedback, and exchange messages.</w:t>
+      </w:r>
+    </w:p>
+    <w:p>
+      <w:pPr>
+        <w:spacing w:before="120" w:after="80" w:line="360" w:lineRule="auto"/>
+        <w:jc w:val="center"/>
+        <w:rPr>
+          <w:lang w:val="en-US"/>
+        </w:rPr>
+      </w:pPr>
+      <w:r>
+        <w:rPr>
+          <w:noProof/>
+          <w:lang w:val="en-US"/>
+        </w:rPr>
+        <w:drawing>
+          <wp:inline distT="0" distB="0" distL="0" distR="0" wp14:anchorId="7F911BB2" wp14:editId="69B117C7">
+            <wp:extent cx="5746750" cy="4876800"/>
+            <wp:effectExtent l="0" t="0" r="6350" b="0"/>
+            <wp:docPr id="1465694334" name="Picture 2"/>
+            <wp:cNvGraphicFramePr>
+              <a:graphicFrameLocks xmlns:a="http://schemas.openxmlformats.org/drawingml/2006/main" noChangeAspect="1"/>
+            </wp:cNvGraphicFramePr>
+            <a:graphic xmlns:a="http://schemas.openxmlformats.org/drawingml/2006/main">
+              <a:graphicData uri="http://schemas.openxmlformats.org/drawingml/2006/picture">
+                <pic:pic xmlns:pic="http://schemas.openxmlformats.org/drawingml/2006/picture">
+                  <pic:nvPicPr>
+                    <pic:cNvPr id="1465694334" name="Picture 1465694334"/>
+                    <pic:cNvPicPr/>
+                  </pic:nvPicPr>
+                  <pic:blipFill>
+                    <a:blip r:embed="rId17">
+                      <a:extLst>
+                        <a:ext uri="{28A0092B-C50C-407E-A947-70E740481C1C}">
+                          <a14:useLocalDpi xmlns:a14="http://schemas.microsoft.com/office/drawing/2010/main" val="0"/>
+                        </a:ext>
+                      </a:extLst>
+                    </a:blip>
+                    <a:stretch>
+                      <a:fillRect/>
+                    </a:stretch>
+                  </pic:blipFill>
+                  <pic:spPr>
+                    <a:xfrm>
+                      <a:off x="0" y="0"/>
+                      <a:ext cx="5746750" cy="4876800"/>
+                    </a:xfrm>
+                    <a:prstGeom prst="rect">
+                      <a:avLst/>
+                    </a:prstGeom>
+                  </pic:spPr>
+                </pic:pic>
+              </a:graphicData>
+            </a:graphic>
+          </wp:inline>
+        </w:drawing>
+      </w:r>
+    </w:p>
+    <w:p>
+      <w:pPr>
+        <w:spacing w:before="80" w:after="280" w:line="360" w:lineRule="auto"/>
+        <w:jc w:val="center"/>
+        <w:rPr>
+          <w:lang w:val="en-US"/>
+        </w:rPr>
+      </w:pPr>
       <w:r>
         <w:rPr>
           <w:i/>
@@ -16630,242 +16884,9 @@
           <w:szCs w:val="20"/>
           <w:lang w:val="en-US"/>
         </w:rPr>
-        <w:t>/, hooks/, pages/, types/</w:t>
-      </w:r>
-    </w:p>
-    <w:p>
-      <w:pPr>
-        <w:pStyle w:val="Heading3"/>
-        <w:rPr>
-          <w:lang w:val="en-US"/>
-        </w:rPr>
-      </w:pPr>
-      <w:bookmarkStart w:id="48" w:name="_Toc223008685"/>
-      <w:r>
-        <w:rPr>
-          <w:lang w:val="en-US"/>
-        </w:rPr>
-        <w:t>3.3   API Design</w:t>
-      </w:r>
-      <w:bookmarkEnd w:id="48"/>
-    </w:p>
-    <w:p>
-      <w:pPr>
-        <w:spacing w:before="120" w:after="120" w:line="360" w:lineRule="auto"/>
-        <w:jc w:val="both"/>
-        <w:rPr>
-          <w:lang w:val="en-US"/>
-        </w:rPr>
-      </w:pPr>
-      <w:r>
-        <w:rPr>
-          <w:lang w:val="en-US"/>
-        </w:rPr>
-        <w:t>The API follows RESTful conventions with resource-based URL routing under /</w:t>
-      </w:r>
-      <w:proofErr w:type="spellStart"/>
-      <w:r>
-        <w:rPr>
-          <w:lang w:val="en-US"/>
-        </w:rPr>
-        <w:t>api</w:t>
-      </w:r>
-      <w:proofErr w:type="spellEnd"/>
-      <w:r>
-        <w:rPr>
-          <w:lang w:val="en-US"/>
-        </w:rPr>
-        <w:t xml:space="preserve">/. Authentication is required on all endpoints except login and token refresh. Role-based access is enforced at the </w:t>
-      </w:r>
-      <w:proofErr w:type="spellStart"/>
-      <w:r>
-        <w:rPr>
-          <w:lang w:val="en-US"/>
-        </w:rPr>
-        <w:t>ViewSet</w:t>
-      </w:r>
-      <w:proofErr w:type="spellEnd"/>
-      <w:r>
-        <w:rPr>
-          <w:lang w:val="en-US"/>
-        </w:rPr>
-        <w:t xml:space="preserve"> level using custom permission classes (</w:t>
-      </w:r>
-      <w:proofErr w:type="spellStart"/>
-      <w:r>
-        <w:rPr>
-          <w:lang w:val="en-US"/>
-        </w:rPr>
-        <w:t>IsManager</w:t>
-      </w:r>
-      <w:proofErr w:type="spellEnd"/>
-      <w:r>
-        <w:rPr>
-          <w:lang w:val="en-US"/>
-        </w:rPr>
-        <w:t xml:space="preserve">, </w:t>
-      </w:r>
-      <w:proofErr w:type="spellStart"/>
-      <w:r>
-        <w:rPr>
-          <w:lang w:val="en-US"/>
-        </w:rPr>
-        <w:t>IsDesigner</w:t>
-      </w:r>
-      <w:proofErr w:type="spellEnd"/>
-      <w:r>
-        <w:rPr>
-          <w:lang w:val="en-US"/>
-        </w:rPr>
-        <w:t xml:space="preserve">, </w:t>
-      </w:r>
-      <w:proofErr w:type="spellStart"/>
-      <w:r>
-        <w:rPr>
-          <w:lang w:val="en-US"/>
-        </w:rPr>
-        <w:t>IsClient</w:t>
-      </w:r>
-      <w:proofErr w:type="spellEnd"/>
-      <w:r>
-        <w:rPr>
-          <w:lang w:val="en-US"/>
-        </w:rPr>
-        <w:t xml:space="preserve">, </w:t>
-      </w:r>
-      <w:proofErr w:type="spellStart"/>
-      <w:r>
-        <w:rPr>
-          <w:lang w:val="en-US"/>
-        </w:rPr>
-        <w:t>IsManagerOrDesigner</w:t>
-      </w:r>
-      <w:proofErr w:type="spellEnd"/>
-      <w:r>
-        <w:rPr>
-          <w:lang w:val="en-US"/>
-        </w:rPr>
-        <w:t xml:space="preserve">), and </w:t>
-      </w:r>
-      <w:proofErr w:type="spellStart"/>
-      <w:r>
-        <w:rPr>
-          <w:lang w:val="en-US"/>
-        </w:rPr>
-        <w:t>queryset</w:t>
-      </w:r>
-      <w:proofErr w:type="spellEnd"/>
-      <w:r>
-        <w:rPr>
-          <w:lang w:val="en-US"/>
-        </w:rPr>
-        <w:t xml:space="preserve"> filtering ensures that Designers see only assigned projects and Clients see only their own projects, regardless of the endpoint called.</w:t>
-      </w:r>
-    </w:p>
-    <w:p>
-      <w:pPr>
-        <w:pStyle w:val="Heading3"/>
-        <w:rPr>
-          <w:lang w:val="en-US"/>
-        </w:rPr>
-      </w:pPr>
-      <w:bookmarkStart w:id="49" w:name="_Toc223008686"/>
-      <w:r>
-        <w:rPr>
-          <w:lang w:val="en-US"/>
-        </w:rPr>
-        <w:t>3.4   Use Case Diagrams</w:t>
-      </w:r>
-      <w:bookmarkEnd w:id="49"/>
-    </w:p>
-    <w:p>
-      <w:pPr>
-        <w:spacing w:before="120" w:after="120" w:line="360" w:lineRule="auto"/>
-        <w:jc w:val="both"/>
-        <w:rPr>
-          <w:lang w:val="en-US"/>
-        </w:rPr>
-      </w:pPr>
-      <w:proofErr w:type="gramStart"/>
-      <w:r>
-        <w:rPr>
-          <w:lang w:val="en-US"/>
-        </w:rPr>
-        <w:lastRenderedPageBreak/>
-        <w:t>The use</w:t>
-      </w:r>
-      <w:proofErr w:type="gramEnd"/>
-      <w:r>
-        <w:rPr>
-          <w:lang w:val="en-US"/>
-        </w:rPr>
-        <w:t xml:space="preserve"> case model was produced as a single global diagram capturing all three roles and their interactions with the system. For clarity in this report, the global diagram is presented first, followed by three cropped views — one per role — isolating each actor's specific use cases. A Manager controls the full system lifecycle: creating projects, assigning designers, and accessing all analytics. A Designer's scope is limited to assigned projects, where they log time and manage task status. A Client's scope is limited to their own projects, where they upload reference materials, submit feedback, and exchange messages.</w:t>
-      </w:r>
-    </w:p>
-    <w:p>
-      <w:pPr>
-        <w:spacing w:before="120" w:after="80" w:line="360" w:lineRule="auto"/>
-        <w:rPr>
-          <w:lang w:val="en-US"/>
-        </w:rPr>
-      </w:pPr>
-    </w:p>
-    <w:tbl>
-      <w:tblPr>
-        <w:tblW w:w="9354" w:type="dxa"/>
-        <w:tblBorders>
-          <w:top w:val="single" w:sz="4" w:space="0" w:color="auto"/>
-          <w:left w:val="single" w:sz="4" w:space="0" w:color="auto"/>
-          <w:bottom w:val="single" w:sz="4" w:space="0" w:color="auto"/>
-          <w:right w:val="single" w:sz="4" w:space="0" w:color="auto"/>
-          <w:insideH w:val="single" w:sz="4" w:space="0" w:color="auto"/>
-          <w:insideV w:val="single" w:sz="4" w:space="0" w:color="auto"/>
-        </w:tblBorders>
-        <w:tblCellMar>
-          <w:left w:w="10" w:type="dxa"/>
-          <w:right w:w="10" w:type="dxa"/>
-        </w:tblCellMar>
-        <w:tblLook w:val="04A0" w:firstRow="1" w:lastRow="0" w:firstColumn="1" w:lastColumn="0" w:noHBand="0" w:noVBand="1"/>
-      </w:tblPr>
-      <w:tblGrid>
-        <w:gridCol w:w="9354"/>
-      </w:tblGrid>
-      <w:tr>
-        <w:tc>
-          <w:tcPr>
-            <w:tcW w:w="0" w:type="auto"/>
-            <w:tcBorders>
-              <w:top w:val="dashed" w:sz="4" w:space="0" w:color="999999"/>
-              <w:left w:val="dashed" w:sz="4" w:space="0" w:color="999999"/>
-              <w:bottom w:val="dashed" w:sz="4" w:space="0" w:color="999999"/>
-              <w:right w:val="dashed" w:sz="4" w:space="0" w:color="999999"/>
-            </w:tcBorders>
-            <w:shd w:val="clear" w:color="auto" w:fill="F4F6F9"/>
-            <w:tcMar>
-              <w:top w:w="720" w:type="dxa"/>
-              <w:left w:w="360" w:type="dxa"/>
-              <w:bottom w:w="720" w:type="dxa"/>
-              <w:right w:w="360" w:type="dxa"/>
-            </w:tcMar>
-          </w:tcPr>
-          <w:p>
-            <w:pPr>
-              <w:jc w:val="center"/>
-            </w:pPr>
-            <w:r>
-              <w:rPr>
-                <w:i/>
-                <w:iCs/>
-                <w:color w:val="555555"/>
-                <w:sz w:val="20"/>
-                <w:szCs w:val="20"/>
-              </w:rPr>
-              <w:t>[ INSERT Figure 2.4 ]</w:t>
-            </w:r>
-          </w:p>
-        </w:tc>
-      </w:tr>
-    </w:tbl>
+        <w:t>Figure 2.4: Use Case Diagram — Global View</w:t>
+      </w:r>
+    </w:p>
     <w:p>
       <w:pPr>
         <w:spacing w:before="80" w:after="280" w:line="360" w:lineRule="auto"/>
@@ -16874,6 +16895,58 @@
           <w:lang w:val="en-US"/>
         </w:rPr>
       </w:pPr>
+      <w:r>
+        <w:rPr>
+          <w:i/>
+          <w:iCs/>
+          <w:noProof/>
+          <w:sz w:val="20"/>
+          <w:szCs w:val="20"/>
+          <w:lang w:val="en-US"/>
+        </w:rPr>
+        <w:lastRenderedPageBreak/>
+        <w:drawing>
+          <wp:inline distT="0" distB="0" distL="0" distR="0" wp14:anchorId="10001B71" wp14:editId="3AF919BA">
+            <wp:extent cx="5939790" cy="2682240"/>
+            <wp:effectExtent l="0" t="0" r="3810" b="3810"/>
+            <wp:docPr id="2003436732" name="Picture 7"/>
+            <wp:cNvGraphicFramePr>
+              <a:graphicFrameLocks xmlns:a="http://schemas.openxmlformats.org/drawingml/2006/main" noChangeAspect="1"/>
+            </wp:cNvGraphicFramePr>
+            <a:graphic xmlns:a="http://schemas.openxmlformats.org/drawingml/2006/main">
+              <a:graphicData uri="http://schemas.openxmlformats.org/drawingml/2006/picture">
+                <pic:pic xmlns:pic="http://schemas.openxmlformats.org/drawingml/2006/picture">
+                  <pic:nvPicPr>
+                    <pic:cNvPr id="2003436732" name="Picture 2003436732"/>
+                    <pic:cNvPicPr/>
+                  </pic:nvPicPr>
+                  <pic:blipFill>
+                    <a:blip r:embed="rId18">
+                      <a:extLst>
+                        <a:ext uri="{28A0092B-C50C-407E-A947-70E740481C1C}">
+                          <a14:useLocalDpi xmlns:a14="http://schemas.microsoft.com/office/drawing/2010/main" val="0"/>
+                        </a:ext>
+                      </a:extLst>
+                    </a:blip>
+                    <a:stretch>
+                      <a:fillRect/>
+                    </a:stretch>
+                  </pic:blipFill>
+                  <pic:spPr>
+                    <a:xfrm>
+                      <a:off x="0" y="0"/>
+                      <a:ext cx="5939790" cy="2682240"/>
+                    </a:xfrm>
+                    <a:prstGeom prst="rect">
+                      <a:avLst/>
+                    </a:prstGeom>
+                  </pic:spPr>
+                </pic:pic>
+              </a:graphicData>
+            </a:graphic>
+          </wp:inline>
+        </w:drawing>
+      </w:r>
       <w:r>
         <w:rPr>
           <w:i/>
@@ -16882,74 +16955,13 @@
           <w:szCs w:val="20"/>
           <w:lang w:val="en-US"/>
         </w:rPr>
-        <w:t>Figure 2.4: Use Case Diagram — Global View (all three roles)</w:t>
-      </w:r>
-    </w:p>
-    <w:tbl>
-      <w:tblPr>
-        <w:tblW w:w="9354" w:type="dxa"/>
-        <w:tblBorders>
-          <w:top w:val="single" w:sz="4" w:space="0" w:color="auto"/>
-          <w:left w:val="single" w:sz="4" w:space="0" w:color="auto"/>
-          <w:bottom w:val="single" w:sz="4" w:space="0" w:color="auto"/>
-          <w:right w:val="single" w:sz="4" w:space="0" w:color="auto"/>
-          <w:insideH w:val="single" w:sz="4" w:space="0" w:color="auto"/>
-          <w:insideV w:val="single" w:sz="4" w:space="0" w:color="auto"/>
-        </w:tblBorders>
-        <w:tblCellMar>
-          <w:left w:w="10" w:type="dxa"/>
-          <w:right w:w="10" w:type="dxa"/>
-        </w:tblCellMar>
-        <w:tblLook w:val="04A0" w:firstRow="1" w:lastRow="0" w:firstColumn="1" w:lastColumn="0" w:noHBand="0" w:noVBand="1"/>
-      </w:tblPr>
-      <w:tblGrid>
-        <w:gridCol w:w="9354"/>
-      </w:tblGrid>
-      <w:tr>
-        <w:tc>
-          <w:tcPr>
-            <w:tcW w:w="0" w:type="auto"/>
-            <w:tcBorders>
-              <w:top w:val="dashed" w:sz="4" w:space="0" w:color="999999"/>
-              <w:left w:val="dashed" w:sz="4" w:space="0" w:color="999999"/>
-              <w:bottom w:val="dashed" w:sz="4" w:space="0" w:color="999999"/>
-              <w:right w:val="dashed" w:sz="4" w:space="0" w:color="999999"/>
-            </w:tcBorders>
-            <w:shd w:val="clear" w:color="auto" w:fill="F4F6F9"/>
-            <w:tcMar>
-              <w:top w:w="720" w:type="dxa"/>
-              <w:left w:w="360" w:type="dxa"/>
-              <w:bottom w:w="720" w:type="dxa"/>
-              <w:right w:w="360" w:type="dxa"/>
-            </w:tcMar>
-          </w:tcPr>
-          <w:p>
-            <w:pPr>
-              <w:jc w:val="center"/>
-            </w:pPr>
-            <w:r>
-              <w:rPr>
-                <w:i/>
-                <w:iCs/>
-                <w:color w:val="555555"/>
-                <w:sz w:val="20"/>
-                <w:szCs w:val="20"/>
-              </w:rPr>
-              <w:t>[ INSERT Figure 2.5 ]</w:t>
-            </w:r>
-          </w:p>
-        </w:tc>
-      </w:tr>
-    </w:tbl>
+        <w:t>Figure 2.5: Use Case Diagram — Manager Role</w:t>
+      </w:r>
+    </w:p>
     <w:p>
       <w:pPr>
         <w:spacing w:before="80" w:after="280" w:line="360" w:lineRule="auto"/>
         <w:jc w:val="center"/>
-        <w:rPr>
-          <w:lang w:val="en-US"/>
-        </w:rPr>
-      </w:pPr>
-      <w:r>
         <w:rPr>
           <w:i/>
           <w:iCs/>
@@ -16957,65 +16969,59 @@
           <w:szCs w:val="20"/>
           <w:lang w:val="en-US"/>
         </w:rPr>
-        <w:t>Figure 2.5: Use Case Diagram — Manager Role (cropped from global)</w:t>
-      </w:r>
-    </w:p>
-    <w:tbl>
-      <w:tblPr>
-        <w:tblW w:w="9354" w:type="dxa"/>
-        <w:tblBorders>
-          <w:top w:val="single" w:sz="4" w:space="0" w:color="auto"/>
-          <w:left w:val="single" w:sz="4" w:space="0" w:color="auto"/>
-          <w:bottom w:val="single" w:sz="4" w:space="0" w:color="auto"/>
-          <w:right w:val="single" w:sz="4" w:space="0" w:color="auto"/>
-          <w:insideH w:val="single" w:sz="4" w:space="0" w:color="auto"/>
-          <w:insideV w:val="single" w:sz="4" w:space="0" w:color="auto"/>
-        </w:tblBorders>
-        <w:tblCellMar>
-          <w:left w:w="10" w:type="dxa"/>
-          <w:right w:w="10" w:type="dxa"/>
-        </w:tblCellMar>
-        <w:tblLook w:val="04A0" w:firstRow="1" w:lastRow="0" w:firstColumn="1" w:lastColumn="0" w:noHBand="0" w:noVBand="1"/>
-      </w:tblPr>
-      <w:tblGrid>
-        <w:gridCol w:w="9354"/>
-      </w:tblGrid>
-      <w:tr>
-        <w:tc>
-          <w:tcPr>
-            <w:tcW w:w="0" w:type="auto"/>
-            <w:tcBorders>
-              <w:top w:val="dashed" w:sz="4" w:space="0" w:color="999999"/>
-              <w:left w:val="dashed" w:sz="4" w:space="0" w:color="999999"/>
-              <w:bottom w:val="dashed" w:sz="4" w:space="0" w:color="999999"/>
-              <w:right w:val="dashed" w:sz="4" w:space="0" w:color="999999"/>
-            </w:tcBorders>
-            <w:shd w:val="clear" w:color="auto" w:fill="F4F6F9"/>
-            <w:tcMar>
-              <w:top w:w="720" w:type="dxa"/>
-              <w:left w:w="360" w:type="dxa"/>
-              <w:bottom w:w="720" w:type="dxa"/>
-              <w:right w:w="360" w:type="dxa"/>
-            </w:tcMar>
-          </w:tcPr>
-          <w:p>
-            <w:pPr>
-              <w:jc w:val="center"/>
-            </w:pPr>
-            <w:r>
-              <w:rPr>
-                <w:i/>
-                <w:iCs/>
-                <w:color w:val="555555"/>
-                <w:sz w:val="20"/>
-                <w:szCs w:val="20"/>
-              </w:rPr>
-              <w:t>[ INSERT Figure 2.6 ]</w:t>
-            </w:r>
-          </w:p>
-        </w:tc>
-      </w:tr>
-    </w:tbl>
+      </w:pPr>
+      <w:r>
+        <w:rPr>
+          <w:i/>
+          <w:iCs/>
+          <w:noProof/>
+          <w:sz w:val="20"/>
+          <w:szCs w:val="20"/>
+          <w:lang w:val="en-US"/>
+        </w:rPr>
+        <w:drawing>
+          <wp:inline distT="0" distB="0" distL="0" distR="0" wp14:anchorId="252AC894" wp14:editId="05EE1904">
+            <wp:extent cx="5245100" cy="2582177"/>
+            <wp:effectExtent l="0" t="0" r="0" b="8890"/>
+            <wp:docPr id="1337407616" name="Picture 9"/>
+            <wp:cNvGraphicFramePr>
+              <a:graphicFrameLocks xmlns:a="http://schemas.openxmlformats.org/drawingml/2006/main" noChangeAspect="1"/>
+            </wp:cNvGraphicFramePr>
+            <a:graphic xmlns:a="http://schemas.openxmlformats.org/drawingml/2006/main">
+              <a:graphicData uri="http://schemas.openxmlformats.org/drawingml/2006/picture">
+                <pic:pic xmlns:pic="http://schemas.openxmlformats.org/drawingml/2006/picture">
+                  <pic:nvPicPr>
+                    <pic:cNvPr id="1337407616" name="Picture 1337407616"/>
+                    <pic:cNvPicPr/>
+                  </pic:nvPicPr>
+                  <pic:blipFill>
+                    <a:blip r:embed="rId19">
+                      <a:extLst>
+                        <a:ext uri="{28A0092B-C50C-407E-A947-70E740481C1C}">
+                          <a14:useLocalDpi xmlns:a14="http://schemas.microsoft.com/office/drawing/2010/main" val="0"/>
+                        </a:ext>
+                      </a:extLst>
+                    </a:blip>
+                    <a:stretch>
+                      <a:fillRect/>
+                    </a:stretch>
+                  </pic:blipFill>
+                  <pic:spPr>
+                    <a:xfrm>
+                      <a:off x="0" y="0"/>
+                      <a:ext cx="5257358" cy="2588212"/>
+                    </a:xfrm>
+                    <a:prstGeom prst="rect">
+                      <a:avLst/>
+                    </a:prstGeom>
+                  </pic:spPr>
+                </pic:pic>
+              </a:graphicData>
+            </a:graphic>
+          </wp:inline>
+        </w:drawing>
+      </w:r>
+    </w:p>
     <w:p>
       <w:pPr>
         <w:spacing w:before="80" w:after="280" w:line="360" w:lineRule="auto"/>
@@ -17032,74 +17038,13 @@
           <w:szCs w:val="20"/>
           <w:lang w:val="en-US"/>
         </w:rPr>
-        <w:t>Figure 2.6: Use Case Diagram — Designer Role (cropped from global)</w:t>
-      </w:r>
-    </w:p>
-    <w:tbl>
-      <w:tblPr>
-        <w:tblW w:w="9354" w:type="dxa"/>
-        <w:tblBorders>
-          <w:top w:val="single" w:sz="4" w:space="0" w:color="auto"/>
-          <w:left w:val="single" w:sz="4" w:space="0" w:color="auto"/>
-          <w:bottom w:val="single" w:sz="4" w:space="0" w:color="auto"/>
-          <w:right w:val="single" w:sz="4" w:space="0" w:color="auto"/>
-          <w:insideH w:val="single" w:sz="4" w:space="0" w:color="auto"/>
-          <w:insideV w:val="single" w:sz="4" w:space="0" w:color="auto"/>
-        </w:tblBorders>
-        <w:tblCellMar>
-          <w:left w:w="10" w:type="dxa"/>
-          <w:right w:w="10" w:type="dxa"/>
-        </w:tblCellMar>
-        <w:tblLook w:val="04A0" w:firstRow="1" w:lastRow="0" w:firstColumn="1" w:lastColumn="0" w:noHBand="0" w:noVBand="1"/>
-      </w:tblPr>
-      <w:tblGrid>
-        <w:gridCol w:w="9354"/>
-      </w:tblGrid>
-      <w:tr>
-        <w:tc>
-          <w:tcPr>
-            <w:tcW w:w="0" w:type="auto"/>
-            <w:tcBorders>
-              <w:top w:val="dashed" w:sz="4" w:space="0" w:color="999999"/>
-              <w:left w:val="dashed" w:sz="4" w:space="0" w:color="999999"/>
-              <w:bottom w:val="dashed" w:sz="4" w:space="0" w:color="999999"/>
-              <w:right w:val="dashed" w:sz="4" w:space="0" w:color="999999"/>
-            </w:tcBorders>
-            <w:shd w:val="clear" w:color="auto" w:fill="F4F6F9"/>
-            <w:tcMar>
-              <w:top w:w="720" w:type="dxa"/>
-              <w:left w:w="360" w:type="dxa"/>
-              <w:bottom w:w="720" w:type="dxa"/>
-              <w:right w:w="360" w:type="dxa"/>
-            </w:tcMar>
-          </w:tcPr>
-          <w:p>
-            <w:pPr>
-              <w:jc w:val="center"/>
-            </w:pPr>
-            <w:r>
-              <w:rPr>
-                <w:i/>
-                <w:iCs/>
-                <w:color w:val="555555"/>
-                <w:sz w:val="20"/>
-                <w:szCs w:val="20"/>
-              </w:rPr>
-              <w:t>[ INSERT Figure 2.7 ]</w:t>
-            </w:r>
-          </w:p>
-        </w:tc>
-      </w:tr>
-    </w:tbl>
+        <w:t>Figure 2.6: Use Case Diagram — Designer Role</w:t>
+      </w:r>
+    </w:p>
     <w:p>
       <w:pPr>
         <w:spacing w:before="80" w:after="280" w:line="360" w:lineRule="auto"/>
         <w:jc w:val="center"/>
-        <w:rPr>
-          <w:lang w:val="en-US"/>
-        </w:rPr>
-      </w:pPr>
-      <w:r>
         <w:rPr>
           <w:i/>
           <w:iCs/>
@@ -17107,125 +17052,59 @@
           <w:szCs w:val="20"/>
           <w:lang w:val="en-US"/>
         </w:rPr>
-        <w:t>Figure 2.7: Use Case Diagram — Client Role (cropped from global)</w:t>
-      </w:r>
-    </w:p>
-    <w:p>
-      <w:pPr>
-        <w:pStyle w:val="Heading3"/>
-        <w:rPr>
-          <w:lang w:val="en-US"/>
-        </w:rPr>
-      </w:pPr>
-      <w:bookmarkStart w:id="50" w:name="_Toc223008687"/>
-      <w:r>
-        <w:rPr>
-          <w:lang w:val="en-US"/>
-        </w:rPr>
-        <w:t>3.5   Class Diagram</w:t>
-      </w:r>
-      <w:bookmarkEnd w:id="50"/>
-    </w:p>
-    <w:p>
-      <w:pPr>
-        <w:spacing w:before="120" w:after="120" w:line="360" w:lineRule="auto"/>
-        <w:jc w:val="both"/>
-        <w:rPr>
-          <w:lang w:val="en-US"/>
-        </w:rPr>
-      </w:pPr>
-      <w:r>
-        <w:rPr>
-          <w:lang w:val="en-US"/>
-        </w:rPr>
-        <w:t xml:space="preserve">The class diagram models all eleven domain objects and their relationships. The central entity is Project, which aggregates Tasks (with optional subtask nesting via a self-referential foreign key), </w:t>
-      </w:r>
-      <w:r>
-        <w:rPr>
-          <w:lang w:val="en-US"/>
-        </w:rPr>
-        <w:lastRenderedPageBreak/>
-        <w:t xml:space="preserve">time-logged by Designers through </w:t>
-      </w:r>
-      <w:proofErr w:type="spellStart"/>
-      <w:r>
-        <w:rPr>
-          <w:lang w:val="en-US"/>
-        </w:rPr>
-        <w:t>TimeLogs</w:t>
-      </w:r>
-      <w:proofErr w:type="spellEnd"/>
-      <w:r>
-        <w:rPr>
-          <w:lang w:val="en-US"/>
-        </w:rPr>
-        <w:t>, and feedback submitted by Clients. The User entity drives authentication; role-differentiated profiles (Designer and Client) are attached via one-to-one relationships.</w:t>
-      </w:r>
-    </w:p>
-    <w:p>
-      <w:pPr>
-        <w:spacing w:before="120" w:after="80" w:line="360" w:lineRule="auto"/>
-        <w:rPr>
-          <w:lang w:val="en-US"/>
-        </w:rPr>
-      </w:pPr>
-    </w:p>
-    <w:tbl>
-      <w:tblPr>
-        <w:tblW w:w="9354" w:type="dxa"/>
-        <w:tblBorders>
-          <w:top w:val="single" w:sz="4" w:space="0" w:color="auto"/>
-          <w:left w:val="single" w:sz="4" w:space="0" w:color="auto"/>
-          <w:bottom w:val="single" w:sz="4" w:space="0" w:color="auto"/>
-          <w:right w:val="single" w:sz="4" w:space="0" w:color="auto"/>
-          <w:insideH w:val="single" w:sz="4" w:space="0" w:color="auto"/>
-          <w:insideV w:val="single" w:sz="4" w:space="0" w:color="auto"/>
-        </w:tblBorders>
-        <w:tblCellMar>
-          <w:left w:w="10" w:type="dxa"/>
-          <w:right w:w="10" w:type="dxa"/>
-        </w:tblCellMar>
-        <w:tblLook w:val="04A0" w:firstRow="1" w:lastRow="0" w:firstColumn="1" w:lastColumn="0" w:noHBand="0" w:noVBand="1"/>
-      </w:tblPr>
-      <w:tblGrid>
-        <w:gridCol w:w="9354"/>
-      </w:tblGrid>
-      <w:tr>
-        <w:tc>
-          <w:tcPr>
-            <w:tcW w:w="0" w:type="auto"/>
-            <w:tcBorders>
-              <w:top w:val="dashed" w:sz="4" w:space="0" w:color="999999"/>
-              <w:left w:val="dashed" w:sz="4" w:space="0" w:color="999999"/>
-              <w:bottom w:val="dashed" w:sz="4" w:space="0" w:color="999999"/>
-              <w:right w:val="dashed" w:sz="4" w:space="0" w:color="999999"/>
-            </w:tcBorders>
-            <w:shd w:val="clear" w:color="auto" w:fill="F4F6F9"/>
-            <w:tcMar>
-              <w:top w:w="720" w:type="dxa"/>
-              <w:left w:w="360" w:type="dxa"/>
-              <w:bottom w:w="720" w:type="dxa"/>
-              <w:right w:w="360" w:type="dxa"/>
-            </w:tcMar>
-          </w:tcPr>
-          <w:p>
-            <w:pPr>
-              <w:jc w:val="center"/>
-            </w:pPr>
-            <w:r>
-              <w:rPr>
-                <w:i/>
-                <w:iCs/>
-                <w:color w:val="555555"/>
-                <w:sz w:val="20"/>
-                <w:szCs w:val="20"/>
-              </w:rPr>
-              <w:t>[ INSERT Figure 2.8 ]</w:t>
-            </w:r>
-          </w:p>
-        </w:tc>
-      </w:tr>
-    </w:tbl>
+      </w:pPr>
+      <w:r>
+        <w:rPr>
+          <w:i/>
+          <w:iCs/>
+          <w:noProof/>
+          <w:sz w:val="20"/>
+          <w:szCs w:val="20"/>
+          <w:lang w:val="en-US"/>
+        </w:rPr>
+        <w:drawing>
+          <wp:inline distT="0" distB="0" distL="0" distR="0" wp14:anchorId="09E67155" wp14:editId="3B60D3B2">
+            <wp:extent cx="4711700" cy="2287849"/>
+            <wp:effectExtent l="0" t="0" r="0" b="0"/>
+            <wp:docPr id="278268490" name="Picture 10"/>
+            <wp:cNvGraphicFramePr>
+              <a:graphicFrameLocks xmlns:a="http://schemas.openxmlformats.org/drawingml/2006/main" noChangeAspect="1"/>
+            </wp:cNvGraphicFramePr>
+            <a:graphic xmlns:a="http://schemas.openxmlformats.org/drawingml/2006/main">
+              <a:graphicData uri="http://schemas.openxmlformats.org/drawingml/2006/picture">
+                <pic:pic xmlns:pic="http://schemas.openxmlformats.org/drawingml/2006/picture">
+                  <pic:nvPicPr>
+                    <pic:cNvPr id="278268490" name="Picture 278268490"/>
+                    <pic:cNvPicPr/>
+                  </pic:nvPicPr>
+                  <pic:blipFill>
+                    <a:blip r:embed="rId20">
+                      <a:extLst>
+                        <a:ext uri="{28A0092B-C50C-407E-A947-70E740481C1C}">
+                          <a14:useLocalDpi xmlns:a14="http://schemas.microsoft.com/office/drawing/2010/main" val="0"/>
+                        </a:ext>
+                      </a:extLst>
+                    </a:blip>
+                    <a:stretch>
+                      <a:fillRect/>
+                    </a:stretch>
+                  </pic:blipFill>
+                  <pic:spPr>
+                    <a:xfrm>
+                      <a:off x="0" y="0"/>
+                      <a:ext cx="4734405" cy="2298874"/>
+                    </a:xfrm>
+                    <a:prstGeom prst="rect">
+                      <a:avLst/>
+                    </a:prstGeom>
+                  </pic:spPr>
+                </pic:pic>
+              </a:graphicData>
+            </a:graphic>
+          </wp:inline>
+        </w:drawing>
+      </w:r>
+    </w:p>
     <w:p>
       <w:pPr>
         <w:spacing w:before="80" w:after="280" w:line="360" w:lineRule="auto"/>
@@ -17242,7 +17121,7 @@
           <w:szCs w:val="20"/>
           <w:lang w:val="en-US"/>
         </w:rPr>
-        <w:t>Figure 2.8: Class Diagram — Full Domain Model with Relationships and Cardinalities</w:t>
+        <w:t>Figure 2.7: Use Case Diagram — Client Role</w:t>
       </w:r>
     </w:p>
     <w:p>
@@ -17252,14 +17131,15 @@
           <w:lang w:val="en-US"/>
         </w:rPr>
       </w:pPr>
-      <w:bookmarkStart w:id="51" w:name="_Toc223008688"/>
-      <w:r>
-        <w:rPr>
-          <w:lang w:val="en-US"/>
-        </w:rPr>
-        <w:t>3.6   Entity-Relationship Diagram</w:t>
-      </w:r>
-      <w:bookmarkEnd w:id="51"/>
+      <w:bookmarkStart w:id="50" w:name="_Toc223008687"/>
+      <w:r>
+        <w:rPr>
+          <w:lang w:val="en-US"/>
+        </w:rPr>
+        <w:lastRenderedPageBreak/>
+        <w:t>3.5   Class Diagram</w:t>
+      </w:r>
+      <w:bookmarkEnd w:id="50"/>
     </w:p>
     <w:p>
       <w:pPr>
@@ -17271,103 +17151,97 @@
       </w:pPr>
       <w:r>
         <w:rPr>
-          <w:lang w:val="en-US"/>
-        </w:rPr>
-        <w:t xml:space="preserve">The ERD presents the physical database schema derived from the class diagram. Key constraints are visible: the PROTECT foreign key from Project to Client, the </w:t>
+          <w:i/>
+          <w:iCs/>
+          <w:noProof/>
+          <w:sz w:val="20"/>
+          <w:szCs w:val="20"/>
+          <w:lang w:val="en-US"/>
+        </w:rPr>
+        <w:drawing>
+          <wp:anchor distT="0" distB="0" distL="114300" distR="114300" simplePos="0" relativeHeight="251658240" behindDoc="0" locked="0" layoutInCell="1" allowOverlap="1" wp14:anchorId="0DD64A21" wp14:editId="5D8F4532">
+            <wp:simplePos x="0" y="0"/>
+            <wp:positionH relativeFrom="page">
+              <wp:align>left</wp:align>
+            </wp:positionH>
+            <wp:positionV relativeFrom="paragraph">
+              <wp:posOffset>1544320</wp:posOffset>
+            </wp:positionV>
+            <wp:extent cx="7251700" cy="5270500"/>
+            <wp:effectExtent l="152400" t="152400" r="368300" b="368300"/>
+            <wp:wrapSquare wrapText="bothSides"/>
+            <wp:docPr id="1688446388" name="Picture 1"/>
+            <wp:cNvGraphicFramePr>
+              <a:graphicFrameLocks xmlns:a="http://schemas.openxmlformats.org/drawingml/2006/main" noChangeAspect="1"/>
+            </wp:cNvGraphicFramePr>
+            <a:graphic xmlns:a="http://schemas.openxmlformats.org/drawingml/2006/main">
+              <a:graphicData uri="http://schemas.openxmlformats.org/drawingml/2006/picture">
+                <pic:pic xmlns:pic="http://schemas.openxmlformats.org/drawingml/2006/picture">
+                  <pic:nvPicPr>
+                    <pic:cNvPr id="1688446388" name="Picture 1688446388"/>
+                    <pic:cNvPicPr/>
+                  </pic:nvPicPr>
+                  <pic:blipFill>
+                    <a:blip r:embed="rId21" cstate="print">
+                      <a:extLst>
+                        <a:ext uri="{28A0092B-C50C-407E-A947-70E740481C1C}">
+                          <a14:useLocalDpi xmlns:a14="http://schemas.microsoft.com/office/drawing/2010/main" val="0"/>
+                        </a:ext>
+                      </a:extLst>
+                    </a:blip>
+                    <a:stretch>
+                      <a:fillRect/>
+                    </a:stretch>
+                  </pic:blipFill>
+                  <pic:spPr>
+                    <a:xfrm>
+                      <a:off x="0" y="0"/>
+                      <a:ext cx="7251700" cy="5270500"/>
+                    </a:xfrm>
+                    <a:prstGeom prst="rect">
+                      <a:avLst/>
+                    </a:prstGeom>
+                    <a:ln>
+                      <a:noFill/>
+                    </a:ln>
+                    <a:effectLst>
+                      <a:outerShdw blurRad="292100" dist="139700" dir="2700000" algn="tl" rotWithShape="0">
+                        <a:srgbClr val="333333">
+                          <a:alpha val="65000"/>
+                        </a:srgbClr>
+                      </a:outerShdw>
+                    </a:effectLst>
+                  </pic:spPr>
+                </pic:pic>
+              </a:graphicData>
+            </a:graphic>
+            <wp14:sizeRelH relativeFrom="margin">
+              <wp14:pctWidth>0</wp14:pctWidth>
+            </wp14:sizeRelH>
+          </wp:anchor>
+        </w:drawing>
+      </w:r>
+      <w:r>
+        <w:rPr>
+          <w:lang w:val="en-US"/>
+        </w:rPr>
+        <w:t xml:space="preserve">The class diagram models all eleven domain objects and their relationships. The central entity is Project, which aggregates Tasks (with optional subtask nesting via a self-referential foreign key), time-logged by Designers through </w:t>
       </w:r>
       <w:proofErr w:type="spellStart"/>
       <w:r>
         <w:rPr>
           <w:lang w:val="en-US"/>
         </w:rPr>
-        <w:t>unique_together</w:t>
+        <w:t>TimeLogs</w:t>
       </w:r>
       <w:proofErr w:type="spellEnd"/>
       <w:r>
         <w:rPr>
           <w:lang w:val="en-US"/>
         </w:rPr>
-        <w:t xml:space="preserve"> constraint on </w:t>
-      </w:r>
-      <w:proofErr w:type="spellStart"/>
-      <w:r>
-        <w:rPr>
-          <w:lang w:val="en-US"/>
-        </w:rPr>
-        <w:t>ProjectAssignment</w:t>
-      </w:r>
-      <w:proofErr w:type="spellEnd"/>
-      <w:r>
-        <w:rPr>
-          <w:lang w:val="en-US"/>
-        </w:rPr>
-        <w:t>, and the self-referential foreign key on Task.</w:t>
-      </w:r>
-    </w:p>
-    <w:p>
-      <w:pPr>
-        <w:spacing w:before="120" w:after="80" w:line="360" w:lineRule="auto"/>
-        <w:rPr>
-          <w:lang w:val="en-US"/>
-        </w:rPr>
-      </w:pPr>
-    </w:p>
-    <w:tbl>
-      <w:tblPr>
-        <w:tblW w:w="9354" w:type="dxa"/>
-        <w:tblBorders>
-          <w:top w:val="single" w:sz="4" w:space="0" w:color="auto"/>
-          <w:left w:val="single" w:sz="4" w:space="0" w:color="auto"/>
-          <w:bottom w:val="single" w:sz="4" w:space="0" w:color="auto"/>
-          <w:right w:val="single" w:sz="4" w:space="0" w:color="auto"/>
-          <w:insideH w:val="single" w:sz="4" w:space="0" w:color="auto"/>
-          <w:insideV w:val="single" w:sz="4" w:space="0" w:color="auto"/>
-        </w:tblBorders>
-        <w:tblCellMar>
-          <w:left w:w="10" w:type="dxa"/>
-          <w:right w:w="10" w:type="dxa"/>
-        </w:tblCellMar>
-        <w:tblLook w:val="04A0" w:firstRow="1" w:lastRow="0" w:firstColumn="1" w:lastColumn="0" w:noHBand="0" w:noVBand="1"/>
-      </w:tblPr>
-      <w:tblGrid>
-        <w:gridCol w:w="9354"/>
-      </w:tblGrid>
-      <w:tr>
-        <w:tc>
-          <w:tcPr>
-            <w:tcW w:w="0" w:type="auto"/>
-            <w:tcBorders>
-              <w:top w:val="dashed" w:sz="4" w:space="0" w:color="999999"/>
-              <w:left w:val="dashed" w:sz="4" w:space="0" w:color="999999"/>
-              <w:bottom w:val="dashed" w:sz="4" w:space="0" w:color="999999"/>
-              <w:right w:val="dashed" w:sz="4" w:space="0" w:color="999999"/>
-            </w:tcBorders>
-            <w:shd w:val="clear" w:color="auto" w:fill="F4F6F9"/>
-            <w:tcMar>
-              <w:top w:w="720" w:type="dxa"/>
-              <w:left w:w="360" w:type="dxa"/>
-              <w:bottom w:w="720" w:type="dxa"/>
-              <w:right w:w="360" w:type="dxa"/>
-            </w:tcMar>
-          </w:tcPr>
-          <w:p>
-            <w:pPr>
-              <w:jc w:val="center"/>
-            </w:pPr>
-            <w:r>
-              <w:rPr>
-                <w:i/>
-                <w:iCs/>
-                <w:color w:val="555555"/>
-                <w:sz w:val="20"/>
-                <w:szCs w:val="20"/>
-              </w:rPr>
-              <w:t>[ INSERT Figure 2.9 ]</w:t>
-            </w:r>
-          </w:p>
-        </w:tc>
-      </w:tr>
-    </w:tbl>
+        <w:t>, and feedback submitted by Clients. The User entity drives authentication; role-differentiated profiles (Designer and Client) are attached via one-to-one relationships.</w:t>
+      </w:r>
+    </w:p>
     <w:p>
       <w:pPr>
         <w:spacing w:before="80" w:after="280" w:line="360" w:lineRule="auto"/>
@@ -17384,9 +17258,142 @@
           <w:szCs w:val="20"/>
           <w:lang w:val="en-US"/>
         </w:rPr>
-        <w:t>Figure 2.9: Entity-Relationship Diagram (</w:t>
-      </w:r>
-      <w:proofErr w:type="gramStart"/>
+        <w:t>Figure 2.8: Class Diagram</w:t>
+      </w:r>
+    </w:p>
+    <w:p>
+      <w:pPr>
+        <w:pStyle w:val="Heading3"/>
+        <w:rPr>
+          <w:lang w:val="en-US"/>
+        </w:rPr>
+      </w:pPr>
+      <w:bookmarkStart w:id="51" w:name="_Toc223008688"/>
+      <w:r>
+        <w:rPr>
+          <w:lang w:val="en-US"/>
+        </w:rPr>
+        <w:t>3.6   Entity-Relationship Diagram</w:t>
+      </w:r>
+      <w:bookmarkEnd w:id="51"/>
+    </w:p>
+    <w:p>
+      <w:pPr>
+        <w:spacing w:before="120" w:after="120" w:line="360" w:lineRule="auto"/>
+        <w:jc w:val="both"/>
+        <w:rPr>
+          <w:lang w:val="en-US"/>
+        </w:rPr>
+      </w:pPr>
+      <w:r>
+        <w:rPr>
+          <w:lang w:val="en-US"/>
+        </w:rPr>
+        <w:t xml:space="preserve">The ERD presents the physical database schema derived from the class diagram. Key constraints are visible: the PROTECT foreign key from Project to Client, the </w:t>
+      </w:r>
+      <w:proofErr w:type="spellStart"/>
+      <w:r>
+        <w:rPr>
+          <w:lang w:val="en-US"/>
+        </w:rPr>
+        <w:t>unique_together</w:t>
+      </w:r>
+      <w:proofErr w:type="spellEnd"/>
+      <w:r>
+        <w:rPr>
+          <w:lang w:val="en-US"/>
+        </w:rPr>
+        <w:t xml:space="preserve"> constraint on </w:t>
+      </w:r>
+      <w:proofErr w:type="spellStart"/>
+      <w:r>
+        <w:rPr>
+          <w:lang w:val="en-US"/>
+        </w:rPr>
+        <w:t>ProjectAssignment</w:t>
+      </w:r>
+      <w:proofErr w:type="spellEnd"/>
+      <w:r>
+        <w:rPr>
+          <w:lang w:val="en-US"/>
+        </w:rPr>
+        <w:t>, and the self-referential foreign key on Task.</w:t>
+      </w:r>
+    </w:p>
+    <w:p>
+      <w:pPr>
+        <w:spacing w:before="80" w:after="280" w:line="360" w:lineRule="auto"/>
+        <w:jc w:val="center"/>
+        <w:rPr>
+          <w:lang w:val="en-US"/>
+        </w:rPr>
+      </w:pPr>
+      <w:r>
+        <w:rPr>
+          <w:i/>
+          <w:iCs/>
+          <w:noProof/>
+          <w:sz w:val="20"/>
+          <w:szCs w:val="20"/>
+          <w:lang w:val="en-US"/>
+        </w:rPr>
+        <w:lastRenderedPageBreak/>
+        <w:drawing>
+          <wp:anchor distT="0" distB="0" distL="114300" distR="114300" simplePos="0" relativeHeight="251659264" behindDoc="0" locked="0" layoutInCell="1" allowOverlap="1" wp14:anchorId="0C83F711" wp14:editId="534672BC">
+            <wp:simplePos x="0" y="0"/>
+            <wp:positionH relativeFrom="page">
+              <wp:posOffset>10160</wp:posOffset>
+            </wp:positionH>
+            <wp:positionV relativeFrom="paragraph">
+              <wp:posOffset>0</wp:posOffset>
+            </wp:positionV>
+            <wp:extent cx="7550150" cy="6940550"/>
+            <wp:effectExtent l="0" t="0" r="0" b="0"/>
+            <wp:wrapSquare wrapText="bothSides"/>
+            <wp:docPr id="1451764682" name="Picture 3"/>
+            <wp:cNvGraphicFramePr>
+              <a:graphicFrameLocks xmlns:a="http://schemas.openxmlformats.org/drawingml/2006/main" noChangeAspect="1"/>
+            </wp:cNvGraphicFramePr>
+            <a:graphic xmlns:a="http://schemas.openxmlformats.org/drawingml/2006/main">
+              <a:graphicData uri="http://schemas.openxmlformats.org/drawingml/2006/picture">
+                <pic:pic xmlns:pic="http://schemas.openxmlformats.org/drawingml/2006/picture">
+                  <pic:nvPicPr>
+                    <pic:cNvPr id="1451764682" name="Picture 1451764682"/>
+                    <pic:cNvPicPr/>
+                  </pic:nvPicPr>
+                  <pic:blipFill>
+                    <a:blip r:embed="rId22">
+                      <a:extLst>
+                        <a:ext uri="{28A0092B-C50C-407E-A947-70E740481C1C}">
+                          <a14:useLocalDpi xmlns:a14="http://schemas.microsoft.com/office/drawing/2010/main" val="0"/>
+                        </a:ext>
+                      </a:extLst>
+                    </a:blip>
+                    <a:stretch>
+                      <a:fillRect/>
+                    </a:stretch>
+                  </pic:blipFill>
+                  <pic:spPr>
+                    <a:xfrm>
+                      <a:off x="0" y="0"/>
+                      <a:ext cx="7550150" cy="6940550"/>
+                    </a:xfrm>
+                    <a:prstGeom prst="rect">
+                      <a:avLst/>
+                    </a:prstGeom>
+                  </pic:spPr>
+                </pic:pic>
+              </a:graphicData>
+            </a:graphic>
+            <wp14:sizeRelH relativeFrom="margin">
+              <wp14:pctWidth>0</wp14:pctWidth>
+            </wp14:sizeRelH>
+            <wp14:sizeRelV relativeFrom="margin">
+              <wp14:pctHeight>0</wp14:pctHeight>
+            </wp14:sizeRelV>
+          </wp:anchor>
+        </w:drawing>
+      </w:r>
       <w:r>
         <w:rPr>
           <w:i/>
@@ -17395,9 +17402,119 @@
           <w:szCs w:val="20"/>
           <w:lang w:val="en-US"/>
         </w:rPr>
-        <w:t>ERD) —</w:t>
-      </w:r>
-      <w:proofErr w:type="gramEnd"/>
+        <w:t>Figure 2.9: Entity-Relationship Diagram</w:t>
+      </w:r>
+    </w:p>
+    <w:p>
+      <w:pPr>
+        <w:pStyle w:val="Heading3"/>
+        <w:rPr>
+          <w:lang w:val="en-US"/>
+        </w:rPr>
+      </w:pPr>
+      <w:bookmarkStart w:id="52" w:name="_Toc223008689"/>
+      <w:r>
+        <w:rPr>
+          <w:lang w:val="en-US"/>
+        </w:rPr>
+        <w:t>3.7   Deployment Diagram</w:t>
+      </w:r>
+      <w:bookmarkEnd w:id="52"/>
+    </w:p>
+    <w:p>
+      <w:pPr>
+        <w:spacing w:before="120" w:after="120" w:line="360" w:lineRule="auto"/>
+        <w:jc w:val="both"/>
+        <w:rPr>
+          <w:lang w:val="en-US"/>
+        </w:rPr>
+      </w:pPr>
+      <w:r>
+        <w:rPr>
+          <w:lang w:val="en-US"/>
+        </w:rPr>
+        <w:t xml:space="preserve">The deployment diagram shows how the system's components are physically distributed across infrastructure nodes on Render. The React SPA is served as a Static Site (a CDN-backed file server). The Django REST API runs as a Web Service (a </w:t>
+      </w:r>
+      <w:proofErr w:type="spellStart"/>
+      <w:r>
+        <w:rPr>
+          <w:lang w:val="en-US"/>
+        </w:rPr>
+        <w:t>containerised</w:t>
+      </w:r>
+      <w:proofErr w:type="spellEnd"/>
+      <w:r>
+        <w:rPr>
+          <w:lang w:val="en-US"/>
+        </w:rPr>
+        <w:t xml:space="preserve"> process). The PostgreSQL database is a managed instance isolated from the application tier. All communication between the SPA and the API occurs over HTTPS; the API communicates with the database over a private internal network, never exposed to the public internet.</w:t>
+      </w:r>
+    </w:p>
+    <w:p>
+      <w:pPr>
+        <w:spacing w:before="120" w:after="80" w:line="360" w:lineRule="auto"/>
+        <w:jc w:val="center"/>
+        <w:rPr>
+          <w:lang w:val="en-US"/>
+        </w:rPr>
+      </w:pPr>
+      <w:r>
+        <w:rPr>
+          <w:noProof/>
+          <w:lang w:val="en-US"/>
+        </w:rPr>
+        <w:lastRenderedPageBreak/>
+        <w:drawing>
+          <wp:inline distT="0" distB="0" distL="0" distR="0" wp14:anchorId="4EE84CB0" wp14:editId="5488E484">
+            <wp:extent cx="5016500" cy="2755900"/>
+            <wp:effectExtent l="0" t="0" r="0" b="6350"/>
+            <wp:docPr id="773978792" name="Picture 4"/>
+            <wp:cNvGraphicFramePr>
+              <a:graphicFrameLocks xmlns:a="http://schemas.openxmlformats.org/drawingml/2006/main" noChangeAspect="1"/>
+            </wp:cNvGraphicFramePr>
+            <a:graphic xmlns:a="http://schemas.openxmlformats.org/drawingml/2006/main">
+              <a:graphicData uri="http://schemas.openxmlformats.org/drawingml/2006/picture">
+                <pic:pic xmlns:pic="http://schemas.openxmlformats.org/drawingml/2006/picture">
+                  <pic:nvPicPr>
+                    <pic:cNvPr id="773978792" name="Picture 773978792"/>
+                    <pic:cNvPicPr/>
+                  </pic:nvPicPr>
+                  <pic:blipFill>
+                    <a:blip r:embed="rId23">
+                      <a:extLst>
+                        <a:ext uri="{28A0092B-C50C-407E-A947-70E740481C1C}">
+                          <a14:useLocalDpi xmlns:a14="http://schemas.microsoft.com/office/drawing/2010/main" val="0"/>
+                        </a:ext>
+                      </a:extLst>
+                    </a:blip>
+                    <a:stretch>
+                      <a:fillRect/>
+                    </a:stretch>
+                  </pic:blipFill>
+                  <pic:spPr>
+                    <a:xfrm>
+                      <a:off x="0" y="0"/>
+                      <a:ext cx="5016500" cy="2755900"/>
+                    </a:xfrm>
+                    <a:prstGeom prst="rect">
+                      <a:avLst/>
+                    </a:prstGeom>
+                  </pic:spPr>
+                </pic:pic>
+              </a:graphicData>
+            </a:graphic>
+          </wp:inline>
+        </w:drawing>
+      </w:r>
+    </w:p>
+    <w:p>
+      <w:pPr>
+        <w:spacing w:before="80" w:after="280" w:line="360" w:lineRule="auto"/>
+        <w:jc w:val="center"/>
+        <w:rPr>
+          <w:lang w:val="en-US"/>
+        </w:rPr>
+      </w:pPr>
       <w:r>
         <w:rPr>
           <w:i/>
@@ -17406,7 +17523,7 @@
           <w:szCs w:val="20"/>
           <w:lang w:val="en-US"/>
         </w:rPr>
-        <w:t xml:space="preserve"> Physical Database Schema</w:t>
+        <w:t>Figure 2.10: Deployment Diagram</w:t>
       </w:r>
     </w:p>
     <w:p>
@@ -17416,14 +17533,14 @@
           <w:lang w:val="en-US"/>
         </w:rPr>
       </w:pPr>
-      <w:bookmarkStart w:id="52" w:name="_Toc223008689"/>
-      <w:r>
-        <w:rPr>
-          <w:lang w:val="en-US"/>
-        </w:rPr>
-        <w:t>3.7   Deployment Diagram</w:t>
-      </w:r>
-      <w:bookmarkEnd w:id="52"/>
+      <w:bookmarkStart w:id="53" w:name="_Toc223008690"/>
+      <w:r>
+        <w:rPr>
+          <w:lang w:val="en-US"/>
+        </w:rPr>
+        <w:t>3.8   Sequence Diagrams</w:t>
+      </w:r>
+      <w:bookmarkEnd w:id="53"/>
     </w:p>
     <w:p>
       <w:pPr>
@@ -17437,21 +17554,30 @@
         <w:rPr>
           <w:lang w:val="en-US"/>
         </w:rPr>
-        <w:t xml:space="preserve">The deployment diagram shows how the system's components are physically distributed across infrastructure nodes on Render. The React SPA is served as a Static Site (a CDN-backed file server). The Django REST API runs as a Web Service (a </w:t>
-      </w:r>
-      <w:proofErr w:type="spellStart"/>
-      <w:r>
-        <w:rPr>
-          <w:lang w:val="en-US"/>
-        </w:rPr>
-        <w:t>containerised</w:t>
-      </w:r>
-      <w:proofErr w:type="spellEnd"/>
-      <w:r>
-        <w:rPr>
-          <w:lang w:val="en-US"/>
-        </w:rPr>
-        <w:t xml:space="preserve"> process). The PostgreSQL database is a managed instance isolated from the application tier. All communication between the SPA and the API occurs over HTTPS; the API communicates with the database over a private internal network, never exposed to the public internet.</w:t>
+        <w:t>Five sequence diagrams document the key interaction flows of the system. The first two cover the authentication flows implemented in Sprint 1. The remaining three cover the core operational flows that will be implemented in Sprints 2 through 4.</w:t>
+      </w:r>
+    </w:p>
+    <w:p>
+      <w:pPr>
+        <w:spacing w:before="120" w:after="120" w:line="360" w:lineRule="auto"/>
+        <w:jc w:val="both"/>
+        <w:rPr>
+          <w:lang w:val="en-US"/>
+        </w:rPr>
+      </w:pPr>
+      <w:r>
+        <w:rPr>
+          <w:b/>
+          <w:bCs/>
+          <w:lang w:val="en-US"/>
+        </w:rPr>
+        <w:t xml:space="preserve">JWT Login (Figure 2.11): </w:t>
+      </w:r>
+      <w:r>
+        <w:rPr>
+          <w:lang w:val="en-US"/>
+        </w:rPr>
+        <w:t>User submits credentials → backend validates against User table → returns access/refresh token pair → Axios interceptor attaches access token to all subsequent requests → on 401, interceptor calls refresh endpoint and retries the original request transparently.</w:t>
       </w:r>
     </w:p>
     <w:p>
@@ -17462,62 +17588,6 @@
         </w:rPr>
       </w:pPr>
     </w:p>
-    <w:tbl>
-      <w:tblPr>
-        <w:tblW w:w="9354" w:type="dxa"/>
-        <w:tblBorders>
-          <w:top w:val="single" w:sz="4" w:space="0" w:color="auto"/>
-          <w:left w:val="single" w:sz="4" w:space="0" w:color="auto"/>
-          <w:bottom w:val="single" w:sz="4" w:space="0" w:color="auto"/>
-          <w:right w:val="single" w:sz="4" w:space="0" w:color="auto"/>
-          <w:insideH w:val="single" w:sz="4" w:space="0" w:color="auto"/>
-          <w:insideV w:val="single" w:sz="4" w:space="0" w:color="auto"/>
-        </w:tblBorders>
-        <w:tblCellMar>
-          <w:left w:w="10" w:type="dxa"/>
-          <w:right w:w="10" w:type="dxa"/>
-        </w:tblCellMar>
-        <w:tblLook w:val="04A0" w:firstRow="1" w:lastRow="0" w:firstColumn="1" w:lastColumn="0" w:noHBand="0" w:noVBand="1"/>
-      </w:tblPr>
-      <w:tblGrid>
-        <w:gridCol w:w="9354"/>
-      </w:tblGrid>
-      <w:tr>
-        <w:tc>
-          <w:tcPr>
-            <w:tcW w:w="0" w:type="auto"/>
-            <w:tcBorders>
-              <w:top w:val="dashed" w:sz="4" w:space="0" w:color="999999"/>
-              <w:left w:val="dashed" w:sz="4" w:space="0" w:color="999999"/>
-              <w:bottom w:val="dashed" w:sz="4" w:space="0" w:color="999999"/>
-              <w:right w:val="dashed" w:sz="4" w:space="0" w:color="999999"/>
-            </w:tcBorders>
-            <w:shd w:val="clear" w:color="auto" w:fill="F4F6F9"/>
-            <w:tcMar>
-              <w:top w:w="720" w:type="dxa"/>
-              <w:left w:w="360" w:type="dxa"/>
-              <w:bottom w:w="720" w:type="dxa"/>
-              <w:right w:w="360" w:type="dxa"/>
-            </w:tcMar>
-          </w:tcPr>
-          <w:p>
-            <w:pPr>
-              <w:jc w:val="center"/>
-            </w:pPr>
-            <w:r>
-              <w:rPr>
-                <w:i/>
-                <w:iCs/>
-                <w:color w:val="555555"/>
-                <w:sz w:val="20"/>
-                <w:szCs w:val="20"/>
-              </w:rPr>
-              <w:t>[ INSERT Figure 2.10 ]</w:t>
-            </w:r>
-          </w:p>
-        </w:tc>
-      </w:tr>
-    </w:tbl>
     <w:p>
       <w:pPr>
         <w:spacing w:before="80" w:after="280" w:line="360" w:lineRule="auto"/>
@@ -17526,6 +17596,57 @@
           <w:lang w:val="en-US"/>
         </w:rPr>
       </w:pPr>
+      <w:r>
+        <w:rPr>
+          <w:i/>
+          <w:iCs/>
+          <w:noProof/>
+          <w:sz w:val="20"/>
+          <w:szCs w:val="20"/>
+          <w:lang w:val="en-US"/>
+        </w:rPr>
+        <w:drawing>
+          <wp:inline distT="0" distB="0" distL="0" distR="0" wp14:anchorId="148E7E74" wp14:editId="3A768683">
+            <wp:extent cx="5939790" cy="3314700"/>
+            <wp:effectExtent l="0" t="0" r="3810" b="0"/>
+            <wp:docPr id="1702893895" name="Picture 5"/>
+            <wp:cNvGraphicFramePr>
+              <a:graphicFrameLocks xmlns:a="http://schemas.openxmlformats.org/drawingml/2006/main" noChangeAspect="1"/>
+            </wp:cNvGraphicFramePr>
+            <a:graphic xmlns:a="http://schemas.openxmlformats.org/drawingml/2006/main">
+              <a:graphicData uri="http://schemas.openxmlformats.org/drawingml/2006/picture">
+                <pic:pic xmlns:pic="http://schemas.openxmlformats.org/drawingml/2006/picture">
+                  <pic:nvPicPr>
+                    <pic:cNvPr id="1702893895" name="Picture 1702893895"/>
+                    <pic:cNvPicPr/>
+                  </pic:nvPicPr>
+                  <pic:blipFill>
+                    <a:blip r:embed="rId24">
+                      <a:extLst>
+                        <a:ext uri="{28A0092B-C50C-407E-A947-70E740481C1C}">
+                          <a14:useLocalDpi xmlns:a14="http://schemas.microsoft.com/office/drawing/2010/main" val="0"/>
+                        </a:ext>
+                      </a:extLst>
+                    </a:blip>
+                    <a:stretch>
+                      <a:fillRect/>
+                    </a:stretch>
+                  </pic:blipFill>
+                  <pic:spPr>
+                    <a:xfrm>
+                      <a:off x="0" y="0"/>
+                      <a:ext cx="5939790" cy="3314700"/>
+                    </a:xfrm>
+                    <a:prstGeom prst="rect">
+                      <a:avLst/>
+                    </a:prstGeom>
+                  </pic:spPr>
+                </pic:pic>
+              </a:graphicData>
+            </a:graphic>
+          </wp:inline>
+        </w:drawing>
+      </w:r>
       <w:r>
         <w:rPr>
           <w:i/>
@@ -17534,25 +17655,8 @@
           <w:szCs w:val="20"/>
           <w:lang w:val="en-US"/>
         </w:rPr>
-        <w:lastRenderedPageBreak/>
-        <w:t>Figure 2.10: Deployment Diagram — React Static Site, Django Web Service, and Managed PostgreSQL on Render</w:t>
-      </w:r>
-    </w:p>
-    <w:p>
-      <w:pPr>
-        <w:pStyle w:val="Heading3"/>
-        <w:rPr>
-          <w:lang w:val="en-US"/>
-        </w:rPr>
-      </w:pPr>
-      <w:bookmarkStart w:id="53" w:name="_Toc223008690"/>
-      <w:r>
-        <w:rPr>
-          <w:lang w:val="en-US"/>
-        </w:rPr>
-        <w:t>3.8   Sequence Diagrams</w:t>
-      </w:r>
-      <w:bookmarkEnd w:id="53"/>
+        <w:t>Figure 2.11: Sequence Diagram — JWT Login Flow</w:t>
+      </w:r>
     </w:p>
     <w:p>
       <w:pPr>
@@ -17564,40 +17668,88 @@
       </w:pPr>
       <w:r>
         <w:rPr>
-          <w:lang w:val="en-US"/>
-        </w:rPr>
-        <w:t>Five sequence diagrams document the key interaction flows of the system. The first two cover the authentication flows implemented in Sprint 1. The remaining three cover the core operational flows that will be implemented in Sprints 2 through 4.</w:t>
-      </w:r>
-    </w:p>
-    <w:p>
-      <w:pPr>
-        <w:spacing w:before="60" w:after="80" w:line="360" w:lineRule="auto"/>
-        <w:rPr>
-          <w:lang w:val="en-US"/>
-        </w:rPr>
-      </w:pPr>
-    </w:p>
-    <w:p>
-      <w:pPr>
-        <w:spacing w:before="120" w:after="120" w:line="360" w:lineRule="auto"/>
-        <w:jc w:val="both"/>
-        <w:rPr>
-          <w:lang w:val="en-US"/>
-        </w:rPr>
-      </w:pPr>
-      <w:r>
-        <w:rPr>
           <w:b/>
           <w:bCs/>
           <w:lang w:val="en-US"/>
         </w:rPr>
-        <w:t xml:space="preserve">JWT Login (Figure 2.11): </w:t>
-      </w:r>
-      <w:r>
-        <w:rPr>
-          <w:lang w:val="en-US"/>
-        </w:rPr>
-        <w:t>User submits credentials → backend validates against User table → returns access/refresh token pair → Axios interceptor attaches access token to all subsequent requests → on 401, interceptor calls refresh endpoint and retries the original request transparently.</w:t>
+        <w:lastRenderedPageBreak/>
+        <w:t xml:space="preserve">Invitation &amp; Account Activation (Figure 2.12): </w:t>
+      </w:r>
+      <w:r>
+        <w:rPr>
+          <w:lang w:val="en-US"/>
+        </w:rPr>
+        <w:t xml:space="preserve">Manager creates user in Django Admin → </w:t>
+      </w:r>
+      <w:proofErr w:type="spellStart"/>
+      <w:r>
+        <w:rPr>
+          <w:lang w:val="en-US"/>
+        </w:rPr>
+        <w:t>post_save</w:t>
+      </w:r>
+      <w:proofErr w:type="spellEnd"/>
+      <w:r>
+        <w:rPr>
+          <w:lang w:val="en-US"/>
+        </w:rPr>
+        <w:t xml:space="preserve"> signal generates UUID </w:t>
+      </w:r>
+      <w:proofErr w:type="spellStart"/>
+      <w:r>
+        <w:rPr>
+          <w:lang w:val="en-US"/>
+        </w:rPr>
+        <w:t>InvitationToken</w:t>
+      </w:r>
+      <w:proofErr w:type="spellEnd"/>
+      <w:r>
+        <w:rPr>
+          <w:lang w:val="en-US"/>
+        </w:rPr>
+        <w:t xml:space="preserve"> (48h expiry) and sends activation email → user clicks link → /activate page → submits password → backend validates token (exists, </w:t>
+      </w:r>
+      <w:proofErr w:type="spellStart"/>
+      <w:r>
+        <w:rPr>
+          <w:lang w:val="en-US"/>
+        </w:rPr>
+        <w:t>is_used</w:t>
+      </w:r>
+      <w:proofErr w:type="spellEnd"/>
+      <w:r>
+        <w:rPr>
+          <w:lang w:val="en-US"/>
+        </w:rPr>
+        <w:t xml:space="preserve">=False, not expired) → sets password, </w:t>
+      </w:r>
+      <w:proofErr w:type="spellStart"/>
+      <w:r>
+        <w:rPr>
+          <w:lang w:val="en-US"/>
+        </w:rPr>
+        <w:t>is_active</w:t>
+      </w:r>
+      <w:proofErr w:type="spellEnd"/>
+      <w:r>
+        <w:rPr>
+          <w:lang w:val="en-US"/>
+        </w:rPr>
+        <w:t xml:space="preserve">=True, </w:t>
+      </w:r>
+      <w:proofErr w:type="spellStart"/>
+      <w:r>
+        <w:rPr>
+          <w:lang w:val="en-US"/>
+        </w:rPr>
+        <w:t>token.is_used</w:t>
+      </w:r>
+      <w:proofErr w:type="spellEnd"/>
+      <w:r>
+        <w:rPr>
+          <w:lang w:val="en-US"/>
+        </w:rPr>
+        <w:t>=True → user can now log in via JWT.</w:t>
       </w:r>
     </w:p>
     <w:p>
@@ -17607,63 +17759,69 @@
           <w:lang w:val="en-US"/>
         </w:rPr>
       </w:pPr>
-    </w:p>
-    <w:tbl>
-      <w:tblPr>
-        <w:tblW w:w="9354" w:type="dxa"/>
-        <w:tblBorders>
-          <w:top w:val="single" w:sz="4" w:space="0" w:color="auto"/>
-          <w:left w:val="single" w:sz="4" w:space="0" w:color="auto"/>
-          <w:bottom w:val="single" w:sz="4" w:space="0" w:color="auto"/>
-          <w:right w:val="single" w:sz="4" w:space="0" w:color="auto"/>
-          <w:insideH w:val="single" w:sz="4" w:space="0" w:color="auto"/>
-          <w:insideV w:val="single" w:sz="4" w:space="0" w:color="auto"/>
-        </w:tblBorders>
-        <w:tblCellMar>
-          <w:left w:w="10" w:type="dxa"/>
-          <w:right w:w="10" w:type="dxa"/>
-        </w:tblCellMar>
-        <w:tblLook w:val="04A0" w:firstRow="1" w:lastRow="0" w:firstColumn="1" w:lastColumn="0" w:noHBand="0" w:noVBand="1"/>
-      </w:tblPr>
-      <w:tblGrid>
-        <w:gridCol w:w="9354"/>
-      </w:tblGrid>
-      <w:tr>
-        <w:tc>
-          <w:tcPr>
-            <w:tcW w:w="0" w:type="auto"/>
-            <w:tcBorders>
-              <w:top w:val="dashed" w:sz="4" w:space="0" w:color="999999"/>
-              <w:left w:val="dashed" w:sz="4" w:space="0" w:color="999999"/>
-              <w:bottom w:val="dashed" w:sz="4" w:space="0" w:color="999999"/>
-              <w:right w:val="dashed" w:sz="4" w:space="0" w:color="999999"/>
-            </w:tcBorders>
-            <w:shd w:val="clear" w:color="auto" w:fill="F4F6F9"/>
-            <w:tcMar>
-              <w:top w:w="720" w:type="dxa"/>
-              <w:left w:w="360" w:type="dxa"/>
-              <w:bottom w:w="720" w:type="dxa"/>
-              <w:right w:w="360" w:type="dxa"/>
-            </w:tcMar>
-          </w:tcPr>
-          <w:p>
-            <w:pPr>
-              <w:jc w:val="center"/>
-            </w:pPr>
-            <w:r>
-              <w:rPr>
-                <w:i/>
-                <w:iCs/>
-                <w:color w:val="555555"/>
-                <w:sz w:val="20"/>
-                <w:szCs w:val="20"/>
-              </w:rPr>
-              <w:t>[ INSERT Figure 2.11 ]</w:t>
-            </w:r>
-          </w:p>
-        </w:tc>
-      </w:tr>
-    </w:tbl>
+      <w:r>
+        <w:rPr>
+          <w:i/>
+          <w:iCs/>
+          <w:noProof/>
+          <w:sz w:val="20"/>
+          <w:szCs w:val="20"/>
+          <w:lang w:val="en-US"/>
+        </w:rPr>
+        <w:drawing>
+          <wp:anchor distT="0" distB="0" distL="114300" distR="114300" simplePos="0" relativeHeight="251660288" behindDoc="0" locked="0" layoutInCell="1" allowOverlap="1" wp14:anchorId="322994B9" wp14:editId="2F060A11">
+            <wp:simplePos x="0" y="0"/>
+            <wp:positionH relativeFrom="column">
+              <wp:posOffset>-684530</wp:posOffset>
+            </wp:positionH>
+            <wp:positionV relativeFrom="paragraph">
+              <wp:posOffset>314960</wp:posOffset>
+            </wp:positionV>
+            <wp:extent cx="7143750" cy="5499100"/>
+            <wp:effectExtent l="0" t="0" r="0" b="6350"/>
+            <wp:wrapSquare wrapText="bothSides"/>
+            <wp:docPr id="508574901" name="Picture 6"/>
+            <wp:cNvGraphicFramePr>
+              <a:graphicFrameLocks xmlns:a="http://schemas.openxmlformats.org/drawingml/2006/main" noChangeAspect="1"/>
+            </wp:cNvGraphicFramePr>
+            <a:graphic xmlns:a="http://schemas.openxmlformats.org/drawingml/2006/main">
+              <a:graphicData uri="http://schemas.openxmlformats.org/drawingml/2006/picture">
+                <pic:pic xmlns:pic="http://schemas.openxmlformats.org/drawingml/2006/picture">
+                  <pic:nvPicPr>
+                    <pic:cNvPr id="508574901" name="Picture 508574901"/>
+                    <pic:cNvPicPr/>
+                  </pic:nvPicPr>
+                  <pic:blipFill>
+                    <a:blip r:embed="rId25">
+                      <a:extLst>
+                        <a:ext uri="{28A0092B-C50C-407E-A947-70E740481C1C}">
+                          <a14:useLocalDpi xmlns:a14="http://schemas.microsoft.com/office/drawing/2010/main" val="0"/>
+                        </a:ext>
+                      </a:extLst>
+                    </a:blip>
+                    <a:stretch>
+                      <a:fillRect/>
+                    </a:stretch>
+                  </pic:blipFill>
+                  <pic:spPr>
+                    <a:xfrm>
+                      <a:off x="0" y="0"/>
+                      <a:ext cx="7143750" cy="5499100"/>
+                    </a:xfrm>
+                    <a:prstGeom prst="rect">
+                      <a:avLst/>
+                    </a:prstGeom>
+                  </pic:spPr>
+                </pic:pic>
+              </a:graphicData>
+            </a:graphic>
+            <wp14:sizeRelH relativeFrom="margin">
+              <wp14:pctWidth>0</wp14:pctWidth>
+            </wp14:sizeRelH>
+          </wp:anchor>
+        </w:drawing>
+      </w:r>
+    </w:p>
     <w:p>
       <w:pPr>
         <w:spacing w:before="80" w:after="280" w:line="360" w:lineRule="auto"/>
@@ -17680,9 +17838,184 @@
           <w:szCs w:val="20"/>
           <w:lang w:val="en-US"/>
         </w:rPr>
-        <w:t>Figure 2.11: Sequence Diagram — JWT Login Flow (POST /</w:t>
+        <w:t>Figure 2.12: Sequence Diagram — Invitation and Account Activation Flow</w:t>
+      </w:r>
+    </w:p>
+    <w:p>
+      <w:pPr>
+        <w:spacing w:before="120" w:after="120" w:line="360" w:lineRule="auto"/>
+        <w:jc w:val="both"/>
+        <w:rPr>
+          <w:lang w:val="en-US"/>
+        </w:rPr>
+      </w:pPr>
+      <w:r>
+        <w:rPr>
+          <w:b/>
+          <w:bCs/>
+          <w:lang w:val="en-US"/>
+        </w:rPr>
+        <w:t xml:space="preserve">Project Creation (Figure 2.13): </w:t>
+      </w:r>
+      <w:r>
+        <w:rPr>
+          <w:lang w:val="en-US"/>
+        </w:rPr>
+        <w:t>Manager submits create project form → POST /</w:t>
       </w:r>
       <w:proofErr w:type="spellStart"/>
+      <w:r>
+        <w:rPr>
+          <w:lang w:val="en-US"/>
+        </w:rPr>
+        <w:t>api</w:t>
+      </w:r>
+      <w:proofErr w:type="spellEnd"/>
+      <w:r>
+        <w:rPr>
+          <w:lang w:val="en-US"/>
+        </w:rPr>
+        <w:t xml:space="preserve">/projects/ → </w:t>
+      </w:r>
+      <w:proofErr w:type="spellStart"/>
+      <w:r>
+        <w:rPr>
+          <w:lang w:val="en-US"/>
+        </w:rPr>
+        <w:t>IsManager</w:t>
+      </w:r>
+      <w:proofErr w:type="spellEnd"/>
+      <w:r>
+        <w:rPr>
+          <w:lang w:val="en-US"/>
+        </w:rPr>
+        <w:t xml:space="preserve"> permission check → </w:t>
+      </w:r>
+      <w:proofErr w:type="spellStart"/>
+      <w:r>
+        <w:rPr>
+          <w:lang w:val="en-US"/>
+        </w:rPr>
+        <w:t>ProjectWriteSerializer</w:t>
+      </w:r>
+      <w:proofErr w:type="spellEnd"/>
+      <w:r>
+        <w:rPr>
+          <w:lang w:val="en-US"/>
+        </w:rPr>
+        <w:t xml:space="preserve"> validates payload → Project saved to DB → Designer assignment via POST /</w:t>
+      </w:r>
+      <w:proofErr w:type="spellStart"/>
+      <w:r>
+        <w:rPr>
+          <w:lang w:val="en-US"/>
+        </w:rPr>
+        <w:t>api</w:t>
+      </w:r>
+      <w:proofErr w:type="spellEnd"/>
+      <w:r>
+        <w:rPr>
+          <w:lang w:val="en-US"/>
+        </w:rPr>
+        <w:t xml:space="preserve">/projects/{id}/assign/ → </w:t>
+      </w:r>
+      <w:proofErr w:type="spellStart"/>
+      <w:r>
+        <w:rPr>
+          <w:lang w:val="en-US"/>
+        </w:rPr>
+        <w:t>ProjectAssignment</w:t>
+      </w:r>
+      <w:proofErr w:type="spellEnd"/>
+      <w:r>
+        <w:rPr>
+          <w:lang w:val="en-US"/>
+        </w:rPr>
+        <w:t xml:space="preserve"> record created with </w:t>
+      </w:r>
+      <w:proofErr w:type="spellStart"/>
+      <w:r>
+        <w:rPr>
+          <w:lang w:val="en-US"/>
+        </w:rPr>
+        <w:t>unique_together</w:t>
+      </w:r>
+      <w:proofErr w:type="spellEnd"/>
+      <w:r>
+        <w:rPr>
+          <w:lang w:val="en-US"/>
+        </w:rPr>
+        <w:t xml:space="preserve"> enforcement → 201 response → React Query cache invalidated → project list refreshes.</w:t>
+      </w:r>
+    </w:p>
+    <w:p>
+      <w:pPr>
+        <w:spacing w:before="120" w:after="80" w:line="360" w:lineRule="auto"/>
+        <w:rPr>
+          <w:lang w:val="en-US"/>
+        </w:rPr>
+      </w:pPr>
+    </w:p>
+    <w:p>
+      <w:pPr>
+        <w:spacing w:before="80" w:after="280" w:line="360" w:lineRule="auto"/>
+        <w:jc w:val="center"/>
+        <w:rPr>
+          <w:lang w:val="en-US"/>
+        </w:rPr>
+      </w:pPr>
+      <w:r>
+        <w:rPr>
+          <w:i/>
+          <w:iCs/>
+          <w:noProof/>
+          <w:sz w:val="20"/>
+          <w:szCs w:val="20"/>
+          <w:lang w:val="en-US"/>
+        </w:rPr>
+        <w:lastRenderedPageBreak/>
+        <w:drawing>
+          <wp:inline distT="0" distB="0" distL="0" distR="0" wp14:anchorId="36AA6477" wp14:editId="10845423">
+            <wp:extent cx="5939790" cy="3460750"/>
+            <wp:effectExtent l="0" t="0" r="3810" b="6350"/>
+            <wp:docPr id="110320948" name="Picture 7"/>
+            <wp:cNvGraphicFramePr>
+              <a:graphicFrameLocks xmlns:a="http://schemas.openxmlformats.org/drawingml/2006/main" noChangeAspect="1"/>
+            </wp:cNvGraphicFramePr>
+            <a:graphic xmlns:a="http://schemas.openxmlformats.org/drawingml/2006/main">
+              <a:graphicData uri="http://schemas.openxmlformats.org/drawingml/2006/picture">
+                <pic:pic xmlns:pic="http://schemas.openxmlformats.org/drawingml/2006/picture">
+                  <pic:nvPicPr>
+                    <pic:cNvPr id="110320948" name="Picture 110320948"/>
+                    <pic:cNvPicPr/>
+                  </pic:nvPicPr>
+                  <pic:blipFill>
+                    <a:blip r:embed="rId26">
+                      <a:extLst>
+                        <a:ext uri="{28A0092B-C50C-407E-A947-70E740481C1C}">
+                          <a14:useLocalDpi xmlns:a14="http://schemas.microsoft.com/office/drawing/2010/main" val="0"/>
+                        </a:ext>
+                      </a:extLst>
+                    </a:blip>
+                    <a:stretch>
+                      <a:fillRect/>
+                    </a:stretch>
+                  </pic:blipFill>
+                  <pic:spPr>
+                    <a:xfrm>
+                      <a:off x="0" y="0"/>
+                      <a:ext cx="5939790" cy="3460750"/>
+                    </a:xfrm>
+                    <a:prstGeom prst="rect">
+                      <a:avLst/>
+                    </a:prstGeom>
+                  </pic:spPr>
+                </pic:pic>
+              </a:graphicData>
+            </a:graphic>
+          </wp:inline>
+        </w:drawing>
+      </w:r>
       <w:r>
         <w:rPr>
           <w:i/>
@@ -17691,9 +18024,197 @@
           <w:szCs w:val="20"/>
           <w:lang w:val="en-US"/>
         </w:rPr>
+        <w:t>Figure 2.13: Sequence Diagram — Project Creation and Designer Assignment Flow</w:t>
+      </w:r>
+    </w:p>
+    <w:p>
+      <w:pPr>
+        <w:spacing w:before="120" w:after="120" w:line="360" w:lineRule="auto"/>
+        <w:jc w:val="both"/>
+        <w:rPr>
+          <w:lang w:val="en-US"/>
+        </w:rPr>
+      </w:pPr>
+      <w:r>
+        <w:rPr>
+          <w:b/>
+          <w:bCs/>
+          <w:lang w:val="en-US"/>
+        </w:rPr>
+        <w:t xml:space="preserve">Time Logging (Figure 2.14): </w:t>
+      </w:r>
+      <w:r>
+        <w:rPr>
+          <w:lang w:val="en-US"/>
+        </w:rPr>
+        <w:t>Designer selects task from assigned project → submits time log form → POST /</w:t>
+      </w:r>
+      <w:proofErr w:type="spellStart"/>
+      <w:r>
+        <w:rPr>
+          <w:lang w:val="en-US"/>
+        </w:rPr>
         <w:t>api</w:t>
       </w:r>
       <w:proofErr w:type="spellEnd"/>
+      <w:r>
+        <w:rPr>
+          <w:lang w:val="en-US"/>
+        </w:rPr>
+        <w:t>/</w:t>
+      </w:r>
+      <w:proofErr w:type="spellStart"/>
+      <w:r>
+        <w:rPr>
+          <w:lang w:val="en-US"/>
+        </w:rPr>
+        <w:t>timelogs</w:t>
+      </w:r>
+      <w:proofErr w:type="spellEnd"/>
+      <w:r>
+        <w:rPr>
+          <w:lang w:val="en-US"/>
+        </w:rPr>
+        <w:t xml:space="preserve">/ → </w:t>
+      </w:r>
+      <w:proofErr w:type="spellStart"/>
+      <w:r>
+        <w:rPr>
+          <w:lang w:val="en-US"/>
+        </w:rPr>
+        <w:t>IsDesigner</w:t>
+      </w:r>
+      <w:proofErr w:type="spellEnd"/>
+      <w:r>
+        <w:rPr>
+          <w:lang w:val="en-US"/>
+        </w:rPr>
+        <w:t xml:space="preserve"> permission check → </w:t>
+      </w:r>
+      <w:proofErr w:type="spellStart"/>
+      <w:r>
+        <w:rPr>
+          <w:lang w:val="en-US"/>
+        </w:rPr>
+        <w:t>TimeLogWriteSerializer</w:t>
+      </w:r>
+      <w:proofErr w:type="spellEnd"/>
+      <w:r>
+        <w:rPr>
+          <w:lang w:val="en-US"/>
+        </w:rPr>
+        <w:t xml:space="preserve"> validates </w:t>
+      </w:r>
+      <w:proofErr w:type="spellStart"/>
+      <w:r>
+        <w:rPr>
+          <w:lang w:val="en-US"/>
+        </w:rPr>
+        <w:t>hours_spent</w:t>
+      </w:r>
+      <w:proofErr w:type="spellEnd"/>
+      <w:r>
+        <w:rPr>
+          <w:lang w:val="en-US"/>
+        </w:rPr>
+        <w:t xml:space="preserve"> &gt; 0 → </w:t>
+      </w:r>
+      <w:proofErr w:type="spellStart"/>
+      <w:r>
+        <w:rPr>
+          <w:lang w:val="en-US"/>
+        </w:rPr>
+        <w:t>TimeLog</w:t>
+      </w:r>
+      <w:proofErr w:type="spellEnd"/>
+      <w:r>
+        <w:rPr>
+          <w:lang w:val="en-US"/>
+        </w:rPr>
+        <w:t xml:space="preserve"> saved linking task + designer → budget </w:t>
+      </w:r>
+      <w:proofErr w:type="spellStart"/>
+      <w:r>
+        <w:rPr>
+          <w:lang w:val="en-US"/>
+        </w:rPr>
+        <w:t>utilisation</w:t>
+      </w:r>
+      <w:proofErr w:type="spellEnd"/>
+      <w:r>
+        <w:rPr>
+          <w:lang w:val="en-US"/>
+        </w:rPr>
+        <w:t xml:space="preserve"> and EHR metrics update automatically on next dashboard query → 201 response → React Query cache for project analytics invalidated.</w:t>
+      </w:r>
+    </w:p>
+    <w:p>
+      <w:pPr>
+        <w:spacing w:before="120" w:after="80" w:line="360" w:lineRule="auto"/>
+        <w:rPr>
+          <w:lang w:val="en-US"/>
+        </w:rPr>
+      </w:pPr>
+      <w:r>
+        <w:rPr>
+          <w:i/>
+          <w:iCs/>
+          <w:noProof/>
+          <w:sz w:val="20"/>
+          <w:szCs w:val="20"/>
+          <w:lang w:val="en-US"/>
+        </w:rPr>
+        <w:drawing>
+          <wp:inline distT="0" distB="0" distL="0" distR="0" wp14:anchorId="410AB92F" wp14:editId="0A801E39">
+            <wp:extent cx="5939790" cy="3562350"/>
+            <wp:effectExtent l="0" t="0" r="3810" b="0"/>
+            <wp:docPr id="740587593" name="Picture 8"/>
+            <wp:cNvGraphicFramePr>
+              <a:graphicFrameLocks xmlns:a="http://schemas.openxmlformats.org/drawingml/2006/main" noChangeAspect="1"/>
+            </wp:cNvGraphicFramePr>
+            <a:graphic xmlns:a="http://schemas.openxmlformats.org/drawingml/2006/main">
+              <a:graphicData uri="http://schemas.openxmlformats.org/drawingml/2006/picture">
+                <pic:pic xmlns:pic="http://schemas.openxmlformats.org/drawingml/2006/picture">
+                  <pic:nvPicPr>
+                    <pic:cNvPr id="740587593" name="Picture 740587593"/>
+                    <pic:cNvPicPr/>
+                  </pic:nvPicPr>
+                  <pic:blipFill>
+                    <a:blip r:embed="rId27">
+                      <a:extLst>
+                        <a:ext uri="{28A0092B-C50C-407E-A947-70E740481C1C}">
+                          <a14:useLocalDpi xmlns:a14="http://schemas.microsoft.com/office/drawing/2010/main" val="0"/>
+                        </a:ext>
+                      </a:extLst>
+                    </a:blip>
+                    <a:stretch>
+                      <a:fillRect/>
+                    </a:stretch>
+                  </pic:blipFill>
+                  <pic:spPr>
+                    <a:xfrm>
+                      <a:off x="0" y="0"/>
+                      <a:ext cx="5939790" cy="3562350"/>
+                    </a:xfrm>
+                    <a:prstGeom prst="rect">
+                      <a:avLst/>
+                    </a:prstGeom>
+                  </pic:spPr>
+                </pic:pic>
+              </a:graphicData>
+            </a:graphic>
+          </wp:inline>
+        </w:drawing>
+      </w:r>
+    </w:p>
+    <w:p>
+      <w:pPr>
+        <w:spacing w:before="80" w:after="280" w:line="360" w:lineRule="auto"/>
+        <w:jc w:val="center"/>
+        <w:rPr>
+          <w:lang w:val="en-US"/>
+        </w:rPr>
+      </w:pPr>
       <w:r>
         <w:rPr>
           <w:i/>
@@ -17702,7 +18223,7 @@
           <w:szCs w:val="20"/>
           <w:lang w:val="en-US"/>
         </w:rPr>
-        <w:t>/auth/token/)</w:t>
+        <w:t>Figure 2.14: Sequence Diagram — Designer Time Logging Flow</w:t>
       </w:r>
     </w:p>
     <w:p>
@@ -17719,83 +18240,112 @@
           <w:bCs/>
           <w:lang w:val="en-US"/>
         </w:rPr>
-        <w:t xml:space="preserve">Invitation &amp; Account Activation (Figure 2.12): </w:t>
-      </w:r>
-      <w:r>
-        <w:rPr>
-          <w:lang w:val="en-US"/>
-        </w:rPr>
-        <w:t xml:space="preserve">Manager creates user in Django Admin → </w:t>
+        <w:lastRenderedPageBreak/>
+        <w:t xml:space="preserve">Client Feedback Submission (Figure 2.15): </w:t>
+      </w:r>
+      <w:r>
+        <w:rPr>
+          <w:lang w:val="en-US"/>
+        </w:rPr>
+        <w:t>Client submits feedback form (category: Revision/Approval/Question) → POST /</w:t>
       </w:r>
       <w:proofErr w:type="spellStart"/>
       <w:r>
         <w:rPr>
           <w:lang w:val="en-US"/>
         </w:rPr>
-        <w:t>post_save</w:t>
+        <w:t>api</w:t>
       </w:r>
       <w:proofErr w:type="spellEnd"/>
       <w:r>
         <w:rPr>
           <w:lang w:val="en-US"/>
         </w:rPr>
-        <w:t xml:space="preserve"> signal generates UUID </w:t>
+        <w:t xml:space="preserve">/feedback/ → </w:t>
       </w:r>
       <w:proofErr w:type="spellStart"/>
       <w:r>
         <w:rPr>
           <w:lang w:val="en-US"/>
         </w:rPr>
-        <w:t>InvitationToken</w:t>
+        <w:t>IsClient</w:t>
       </w:r>
       <w:proofErr w:type="spellEnd"/>
       <w:r>
         <w:rPr>
           <w:lang w:val="en-US"/>
         </w:rPr>
-        <w:t xml:space="preserve"> (48h expiry) and sends activation email → user clicks link → /activate page → submits password → backend validates token (exists, </w:t>
+        <w:t xml:space="preserve"> permission check → </w:t>
       </w:r>
       <w:proofErr w:type="spellStart"/>
       <w:r>
         <w:rPr>
           <w:lang w:val="en-US"/>
         </w:rPr>
-        <w:t>is_used</w:t>
+        <w:t>FeedbackWriteSerializer</w:t>
       </w:r>
       <w:proofErr w:type="spellEnd"/>
       <w:r>
         <w:rPr>
           <w:lang w:val="en-US"/>
         </w:rPr>
-        <w:t xml:space="preserve">=False, not expired) → sets password, </w:t>
+        <w:t xml:space="preserve"> validates → Feedback record saved with status=Pending → Manager/Designer see new item in feedback list → PATCH /</w:t>
       </w:r>
       <w:proofErr w:type="spellStart"/>
       <w:r>
         <w:rPr>
           <w:lang w:val="en-US"/>
         </w:rPr>
-        <w:t>is_active</w:t>
+        <w:t>api</w:t>
       </w:r>
       <w:proofErr w:type="spellEnd"/>
       <w:r>
         <w:rPr>
           <w:lang w:val="en-US"/>
         </w:rPr>
-        <w:t xml:space="preserve">=True, </w:t>
+        <w:t xml:space="preserve">/feedback/{id}/ updates status → on transition to Resolved, </w:t>
       </w:r>
       <w:proofErr w:type="spellStart"/>
       <w:r>
         <w:rPr>
           <w:lang w:val="en-US"/>
         </w:rPr>
-        <w:t>token.is_used</w:t>
+        <w:t>serialiser</w:t>
       </w:r>
       <w:proofErr w:type="spellEnd"/>
       <w:r>
         <w:rPr>
           <w:lang w:val="en-US"/>
         </w:rPr>
-        <w:t>=True → user can now log in via JWT.</w:t>
+        <w:t xml:space="preserve"> update() automatically sets </w:t>
+      </w:r>
+      <w:proofErr w:type="spellStart"/>
+      <w:r>
+        <w:rPr>
+          <w:lang w:val="en-US"/>
+        </w:rPr>
+        <w:t>resolved_at</w:t>
+      </w:r>
+      <w:proofErr w:type="spellEnd"/>
+      <w:r>
+        <w:rPr>
+          <w:lang w:val="en-US"/>
+        </w:rPr>
+        <w:t xml:space="preserve"> = </w:t>
+      </w:r>
+      <w:proofErr w:type="spellStart"/>
+      <w:r>
+        <w:rPr>
+          <w:lang w:val="en-US"/>
+        </w:rPr>
+        <w:t>timezone.now</w:t>
+      </w:r>
+      <w:proofErr w:type="spellEnd"/>
+      <w:r>
+        <w:rPr>
+          <w:lang w:val="en-US"/>
+        </w:rPr>
+        <w:t>().</w:t>
       </w:r>
     </w:p>
     <w:p>
@@ -17806,62 +18356,6 @@
         </w:rPr>
       </w:pPr>
     </w:p>
-    <w:tbl>
-      <w:tblPr>
-        <w:tblW w:w="9354" w:type="dxa"/>
-        <w:tblBorders>
-          <w:top w:val="single" w:sz="4" w:space="0" w:color="auto"/>
-          <w:left w:val="single" w:sz="4" w:space="0" w:color="auto"/>
-          <w:bottom w:val="single" w:sz="4" w:space="0" w:color="auto"/>
-          <w:right w:val="single" w:sz="4" w:space="0" w:color="auto"/>
-          <w:insideH w:val="single" w:sz="4" w:space="0" w:color="auto"/>
-          <w:insideV w:val="single" w:sz="4" w:space="0" w:color="auto"/>
-        </w:tblBorders>
-        <w:tblCellMar>
-          <w:left w:w="10" w:type="dxa"/>
-          <w:right w:w="10" w:type="dxa"/>
-        </w:tblCellMar>
-        <w:tblLook w:val="04A0" w:firstRow="1" w:lastRow="0" w:firstColumn="1" w:lastColumn="0" w:noHBand="0" w:noVBand="1"/>
-      </w:tblPr>
-      <w:tblGrid>
-        <w:gridCol w:w="9354"/>
-      </w:tblGrid>
-      <w:tr>
-        <w:tc>
-          <w:tcPr>
-            <w:tcW w:w="0" w:type="auto"/>
-            <w:tcBorders>
-              <w:top w:val="dashed" w:sz="4" w:space="0" w:color="999999"/>
-              <w:left w:val="dashed" w:sz="4" w:space="0" w:color="999999"/>
-              <w:bottom w:val="dashed" w:sz="4" w:space="0" w:color="999999"/>
-              <w:right w:val="dashed" w:sz="4" w:space="0" w:color="999999"/>
-            </w:tcBorders>
-            <w:shd w:val="clear" w:color="auto" w:fill="F4F6F9"/>
-            <w:tcMar>
-              <w:top w:w="720" w:type="dxa"/>
-              <w:left w:w="360" w:type="dxa"/>
-              <w:bottom w:w="720" w:type="dxa"/>
-              <w:right w:w="360" w:type="dxa"/>
-            </w:tcMar>
-          </w:tcPr>
-          <w:p>
-            <w:pPr>
-              <w:jc w:val="center"/>
-            </w:pPr>
-            <w:r>
-              <w:rPr>
-                <w:i/>
-                <w:iCs/>
-                <w:color w:val="555555"/>
-                <w:sz w:val="20"/>
-                <w:szCs w:val="20"/>
-              </w:rPr>
-              <w:t>[ INSERT Figure 2.12 ]</w:t>
-            </w:r>
-          </w:p>
-        </w:tc>
-      </w:tr>
-    </w:tbl>
     <w:p>
       <w:pPr>
         <w:spacing w:before="80" w:after="280" w:line="360" w:lineRule="auto"/>
@@ -17870,6 +18364,57 @@
           <w:lang w:val="en-US"/>
         </w:rPr>
       </w:pPr>
+      <w:r>
+        <w:rPr>
+          <w:i/>
+          <w:iCs/>
+          <w:noProof/>
+          <w:sz w:val="20"/>
+          <w:szCs w:val="20"/>
+          <w:lang w:val="en-US"/>
+        </w:rPr>
+        <w:drawing>
+          <wp:inline distT="0" distB="0" distL="0" distR="0" wp14:anchorId="312E4173" wp14:editId="4D3EFDC1">
+            <wp:extent cx="5939790" cy="5509260"/>
+            <wp:effectExtent l="0" t="0" r="3810" b="0"/>
+            <wp:docPr id="1723406141" name="Picture 9"/>
+            <wp:cNvGraphicFramePr>
+              <a:graphicFrameLocks xmlns:a="http://schemas.openxmlformats.org/drawingml/2006/main" noChangeAspect="1"/>
+            </wp:cNvGraphicFramePr>
+            <a:graphic xmlns:a="http://schemas.openxmlformats.org/drawingml/2006/main">
+              <a:graphicData uri="http://schemas.openxmlformats.org/drawingml/2006/picture">
+                <pic:pic xmlns:pic="http://schemas.openxmlformats.org/drawingml/2006/picture">
+                  <pic:nvPicPr>
+                    <pic:cNvPr id="1723406141" name="Picture 1723406141"/>
+                    <pic:cNvPicPr/>
+                  </pic:nvPicPr>
+                  <pic:blipFill>
+                    <a:blip r:embed="rId28">
+                      <a:extLst>
+                        <a:ext uri="{28A0092B-C50C-407E-A947-70E740481C1C}">
+                          <a14:useLocalDpi xmlns:a14="http://schemas.microsoft.com/office/drawing/2010/main" val="0"/>
+                        </a:ext>
+                      </a:extLst>
+                    </a:blip>
+                    <a:stretch>
+                      <a:fillRect/>
+                    </a:stretch>
+                  </pic:blipFill>
+                  <pic:spPr>
+                    <a:xfrm>
+                      <a:off x="0" y="0"/>
+                      <a:ext cx="5939790" cy="5509260"/>
+                    </a:xfrm>
+                    <a:prstGeom prst="rect">
+                      <a:avLst/>
+                    </a:prstGeom>
+                  </pic:spPr>
+                </pic:pic>
+              </a:graphicData>
+            </a:graphic>
+          </wp:inline>
+        </w:drawing>
+      </w:r>
       <w:r>
         <w:rPr>
           <w:i/>
@@ -17878,8 +18423,42 @@
           <w:szCs w:val="20"/>
           <w:lang w:val="en-US"/>
         </w:rPr>
-        <w:t>Figure 2.12: Sequence Diagram — Invitation and Account Activation Flow</w:t>
-      </w:r>
+        <w:t>Figure 2.15: Sequence Diagram — Client Feedback Submission and Resolution Flow</w:t>
+      </w:r>
+    </w:p>
+    <w:p>
+      <w:pPr>
+        <w:pStyle w:val="Heading2"/>
+        <w:rPr>
+          <w:lang w:val="en-US"/>
+        </w:rPr>
+      </w:pPr>
+      <w:bookmarkStart w:id="54" w:name="_Toc223008691"/>
+      <w:r>
+        <w:rPr>
+          <w:sz w:val="24"/>
+          <w:szCs w:val="24"/>
+          <w:lang w:val="en-US"/>
+        </w:rPr>
+        <w:t>IV.  Sprint 1 — Foundation Implementation</w:t>
+      </w:r>
+      <w:bookmarkEnd w:id="54"/>
+    </w:p>
+    <w:p>
+      <w:pPr>
+        <w:pStyle w:val="Heading3"/>
+        <w:rPr>
+          <w:lang w:val="en-US"/>
+        </w:rPr>
+      </w:pPr>
+      <w:bookmarkStart w:id="55" w:name="_Toc223008692"/>
+      <w:r>
+        <w:rPr>
+          <w:lang w:val="en-US"/>
+        </w:rPr>
+        <w:t>4.1   Sprint Goal and Scope</w:t>
+      </w:r>
+      <w:bookmarkEnd w:id="55"/>
     </w:p>
     <w:p>
       <w:pPr>
@@ -17891,101 +18470,140 @@
       </w:pPr>
       <w:r>
         <w:rPr>
-          <w:b/>
-          <w:bCs/>
-          <w:lang w:val="en-US"/>
-        </w:rPr>
-        <w:t xml:space="preserve">Project Creation (Figure 2.13): </w:t>
-      </w:r>
-      <w:r>
-        <w:rPr>
-          <w:lang w:val="en-US"/>
-        </w:rPr>
-        <w:t>Manager submits create project form → POST /</w:t>
+          <w:lang w:val="en-US"/>
+        </w:rPr>
+        <w:t xml:space="preserve">Sprint 1 covered the foundational layer of the entire system: scaffolding both the Django backend and the React frontend, implementing all eleven data models and running clean migrations to </w:t>
+      </w:r>
+      <w:r>
+        <w:rPr>
+          <w:lang w:val="en-US"/>
+        </w:rPr>
+        <w:lastRenderedPageBreak/>
+        <w:t>PostgreSQL, configuring the JWT authentication endpoints, and registering all models in the Django Admin interface. All Sprint 1 deliverables were completed successfully.</w:t>
+      </w:r>
+    </w:p>
+    <w:p>
+      <w:pPr>
+        <w:pStyle w:val="Heading3"/>
+        <w:rPr>
+          <w:lang w:val="en-US"/>
+        </w:rPr>
+      </w:pPr>
+      <w:bookmarkStart w:id="56" w:name="_Toc223008693"/>
+      <w:r>
+        <w:rPr>
+          <w:lang w:val="en-US"/>
+        </w:rPr>
+        <w:t>4.2   Models and Migrations</w:t>
+      </w:r>
+      <w:bookmarkEnd w:id="56"/>
+    </w:p>
+    <w:p>
+      <w:pPr>
+        <w:spacing w:before="120" w:after="120" w:line="360" w:lineRule="auto"/>
+        <w:jc w:val="both"/>
+        <w:rPr>
+          <w:lang w:val="en-US"/>
+        </w:rPr>
+      </w:pPr>
+      <w:r>
+        <w:rPr>
+          <w:lang w:val="en-US"/>
+        </w:rPr>
+        <w:t xml:space="preserve">All eleven models were implemented in Django exactly as specified in the class diagram and ERD. The custom User model extends </w:t>
       </w:r>
       <w:proofErr w:type="spellStart"/>
       <w:r>
         <w:rPr>
           <w:lang w:val="en-US"/>
         </w:rPr>
-        <w:t>api</w:t>
+        <w:t>AbstractBaseUser</w:t>
       </w:r>
       <w:proofErr w:type="spellEnd"/>
       <w:r>
         <w:rPr>
           <w:lang w:val="en-US"/>
         </w:rPr>
-        <w:t xml:space="preserve">/projects/ → </w:t>
+        <w:t xml:space="preserve"> using email as the login identifier — a deliberate departure from Django's default username-based authentication required by the multi-role system design. AUTH_USER_MODEL was configured before the initial migration to avoid the migration conflicts that arise from swapping the user model after the fact.</w:t>
+      </w:r>
+    </w:p>
+    <w:p>
+      <w:pPr>
+        <w:spacing w:before="120" w:after="120" w:line="360" w:lineRule="auto"/>
+        <w:rPr>
+          <w:lang w:val="en-US"/>
+        </w:rPr>
+      </w:pPr>
+    </w:p>
+    <w:p>
+      <w:pPr>
+        <w:spacing w:before="120" w:after="120" w:line="360" w:lineRule="auto"/>
+        <w:jc w:val="both"/>
+        <w:rPr>
+          <w:lang w:val="en-US"/>
+        </w:rPr>
+      </w:pPr>
+      <w:r>
+        <w:rPr>
+          <w:lang w:val="en-US"/>
+        </w:rPr>
+        <w:t xml:space="preserve">The Designer and Client profile models are created automatically via a </w:t>
       </w:r>
       <w:proofErr w:type="spellStart"/>
       <w:r>
         <w:rPr>
           <w:lang w:val="en-US"/>
         </w:rPr>
-        <w:t>IsManager</w:t>
+        <w:t>post_save</w:t>
       </w:r>
       <w:proofErr w:type="spellEnd"/>
       <w:r>
         <w:rPr>
           <w:lang w:val="en-US"/>
         </w:rPr>
-        <w:t xml:space="preserve"> permission check → </w:t>
+        <w:t xml:space="preserve"> signal on User, triggered whenever a new user with the corresponding role is created. The Task model's self-referencing </w:t>
       </w:r>
       <w:proofErr w:type="spellStart"/>
       <w:r>
         <w:rPr>
           <w:lang w:val="en-US"/>
         </w:rPr>
-        <w:t>ProjectWriteSerializer</w:t>
+        <w:t>parent_task</w:t>
       </w:r>
       <w:proofErr w:type="spellEnd"/>
       <w:r>
         <w:rPr>
           <w:lang w:val="en-US"/>
         </w:rPr>
-        <w:t xml:space="preserve"> validates payload → Project saved to DB → Designer assignment via POST /</w:t>
+        <w:t xml:space="preserve"> foreign key enables subtask hierarchies; the </w:t>
       </w:r>
       <w:proofErr w:type="spellStart"/>
       <w:r>
         <w:rPr>
           <w:lang w:val="en-US"/>
         </w:rPr>
-        <w:t>api</w:t>
+        <w:t>is_unplanned</w:t>
       </w:r>
       <w:proofErr w:type="spellEnd"/>
       <w:r>
         <w:rPr>
           <w:lang w:val="en-US"/>
         </w:rPr>
-        <w:t xml:space="preserve">/projects/{id}/assign/ → </w:t>
+        <w:t xml:space="preserve"> </w:t>
       </w:r>
       <w:proofErr w:type="spellStart"/>
       <w:r>
         <w:rPr>
           <w:lang w:val="en-US"/>
         </w:rPr>
-        <w:t>ProjectAssignment</w:t>
+        <w:t>boolean</w:t>
       </w:r>
       <w:proofErr w:type="spellEnd"/>
       <w:r>
         <w:rPr>
           <w:lang w:val="en-US"/>
         </w:rPr>
-        <w:t xml:space="preserve"> record created with </w:t>
-      </w:r>
-      <w:proofErr w:type="spellStart"/>
-      <w:r>
-        <w:rPr>
-          <w:lang w:val="en-US"/>
-        </w:rPr>
-        <w:t>unique_together</w:t>
-      </w:r>
-      <w:proofErr w:type="spellEnd"/>
-      <w:r>
-        <w:rPr>
-          <w:lang w:val="en-US"/>
-        </w:rPr>
-        <w:t xml:space="preserve"> enforcement → 201 response → React Query cache invalidated → project list refreshes.</w:t>
+        <w:t xml:space="preserve"> is indexed separately to support efficient scope creep queries. All migrations were run and verified with zero errors; the resulting schema was inspected directly in PostgreSQL to confirm field types, constraints, and indexes.</w:t>
       </w:r>
     </w:p>
     <w:p>
@@ -17995,63 +18613,58 @@
           <w:lang w:val="en-US"/>
         </w:rPr>
       </w:pPr>
-    </w:p>
-    <w:tbl>
-      <w:tblPr>
-        <w:tblW w:w="9354" w:type="dxa"/>
-        <w:tblBorders>
-          <w:top w:val="single" w:sz="4" w:space="0" w:color="auto"/>
-          <w:left w:val="single" w:sz="4" w:space="0" w:color="auto"/>
-          <w:bottom w:val="single" w:sz="4" w:space="0" w:color="auto"/>
-          <w:right w:val="single" w:sz="4" w:space="0" w:color="auto"/>
-          <w:insideH w:val="single" w:sz="4" w:space="0" w:color="auto"/>
-          <w:insideV w:val="single" w:sz="4" w:space="0" w:color="auto"/>
-        </w:tblBorders>
-        <w:tblCellMar>
-          <w:left w:w="10" w:type="dxa"/>
-          <w:right w:w="10" w:type="dxa"/>
-        </w:tblCellMar>
-        <w:tblLook w:val="04A0" w:firstRow="1" w:lastRow="0" w:firstColumn="1" w:lastColumn="0" w:noHBand="0" w:noVBand="1"/>
-      </w:tblPr>
-      <w:tblGrid>
-        <w:gridCol w:w="9354"/>
-      </w:tblGrid>
-      <w:tr>
-        <w:tc>
-          <w:tcPr>
-            <w:tcW w:w="0" w:type="auto"/>
-            <w:tcBorders>
-              <w:top w:val="dashed" w:sz="4" w:space="0" w:color="999999"/>
-              <w:left w:val="dashed" w:sz="4" w:space="0" w:color="999999"/>
-              <w:bottom w:val="dashed" w:sz="4" w:space="0" w:color="999999"/>
-              <w:right w:val="dashed" w:sz="4" w:space="0" w:color="999999"/>
-            </w:tcBorders>
-            <w:shd w:val="clear" w:color="auto" w:fill="F4F6F9"/>
-            <w:tcMar>
-              <w:top w:w="720" w:type="dxa"/>
-              <w:left w:w="360" w:type="dxa"/>
-              <w:bottom w:w="720" w:type="dxa"/>
-              <w:right w:w="360" w:type="dxa"/>
-            </w:tcMar>
-          </w:tcPr>
-          <w:p>
-            <w:pPr>
-              <w:jc w:val="center"/>
-            </w:pPr>
-            <w:r>
-              <w:rPr>
-                <w:i/>
-                <w:iCs/>
-                <w:color w:val="555555"/>
-                <w:sz w:val="20"/>
-                <w:szCs w:val="20"/>
-              </w:rPr>
-              <w:t>[ INSERT Figure 2.13 ]</w:t>
-            </w:r>
-          </w:p>
-        </w:tc>
-      </w:tr>
-    </w:tbl>
+      <w:r>
+        <w:rPr>
+          <w:i/>
+          <w:iCs/>
+          <w:noProof/>
+          <w:sz w:val="20"/>
+          <w:szCs w:val="20"/>
+          <w:lang w:val="en-US"/>
+        </w:rPr>
+        <w:drawing>
+          <wp:inline distT="0" distB="0" distL="0" distR="0" wp14:anchorId="09196163" wp14:editId="1BBC8EEF">
+            <wp:extent cx="5939790" cy="4527550"/>
+            <wp:effectExtent l="0" t="0" r="3810" b="6350"/>
+            <wp:docPr id="1310490836" name="Picture 10"/>
+            <wp:cNvGraphicFramePr>
+              <a:graphicFrameLocks xmlns:a="http://schemas.openxmlformats.org/drawingml/2006/main" noChangeAspect="1"/>
+            </wp:cNvGraphicFramePr>
+            <a:graphic xmlns:a="http://schemas.openxmlformats.org/drawingml/2006/main">
+              <a:graphicData uri="http://schemas.openxmlformats.org/drawingml/2006/picture">
+                <pic:pic xmlns:pic="http://schemas.openxmlformats.org/drawingml/2006/picture">
+                  <pic:nvPicPr>
+                    <pic:cNvPr id="1310490836" name="Picture 1310490836"/>
+                    <pic:cNvPicPr/>
+                  </pic:nvPicPr>
+                  <pic:blipFill>
+                    <a:blip r:embed="rId29">
+                      <a:extLst>
+                        <a:ext uri="{28A0092B-C50C-407E-A947-70E740481C1C}">
+                          <a14:useLocalDpi xmlns:a14="http://schemas.microsoft.com/office/drawing/2010/main" val="0"/>
+                        </a:ext>
+                      </a:extLst>
+                    </a:blip>
+                    <a:stretch>
+                      <a:fillRect/>
+                    </a:stretch>
+                  </pic:blipFill>
+                  <pic:spPr>
+                    <a:xfrm>
+                      <a:off x="0" y="0"/>
+                      <a:ext cx="5939790" cy="4527550"/>
+                    </a:xfrm>
+                    <a:prstGeom prst="rect">
+                      <a:avLst/>
+                    </a:prstGeom>
+                  </pic:spPr>
+                </pic:pic>
+              </a:graphicData>
+            </a:graphic>
+          </wp:inline>
+        </w:drawing>
+      </w:r>
+    </w:p>
     <w:p>
       <w:pPr>
         <w:spacing w:before="80" w:after="280" w:line="360" w:lineRule="auto"/>
@@ -18068,202 +18681,8 @@
           <w:szCs w:val="20"/>
           <w:lang w:val="en-US"/>
         </w:rPr>
-        <w:t>Figure 2.13: Sequence Diagram — Project Creation and Designer Assignment Flow</w:t>
-      </w:r>
-    </w:p>
-    <w:p>
-      <w:pPr>
-        <w:spacing w:before="120" w:after="120" w:line="360" w:lineRule="auto"/>
-        <w:jc w:val="both"/>
-        <w:rPr>
-          <w:lang w:val="en-US"/>
-        </w:rPr>
-      </w:pPr>
-      <w:r>
-        <w:rPr>
-          <w:b/>
-          <w:bCs/>
-          <w:lang w:val="en-US"/>
-        </w:rPr>
-        <w:t xml:space="preserve">Time Logging (Figure 2.14): </w:t>
-      </w:r>
-      <w:r>
-        <w:rPr>
-          <w:lang w:val="en-US"/>
-        </w:rPr>
-        <w:t>Designer selects task from assigned project → submits time log form → POST /</w:t>
-      </w:r>
-      <w:proofErr w:type="spellStart"/>
-      <w:r>
-        <w:rPr>
-          <w:lang w:val="en-US"/>
-        </w:rPr>
-        <w:t>api</w:t>
-      </w:r>
-      <w:proofErr w:type="spellEnd"/>
-      <w:r>
-        <w:rPr>
-          <w:lang w:val="en-US"/>
-        </w:rPr>
-        <w:t>/</w:t>
-      </w:r>
-      <w:proofErr w:type="spellStart"/>
-      <w:r>
-        <w:rPr>
-          <w:lang w:val="en-US"/>
-        </w:rPr>
-        <w:t>timelogs</w:t>
-      </w:r>
-      <w:proofErr w:type="spellEnd"/>
-      <w:r>
-        <w:rPr>
-          <w:lang w:val="en-US"/>
-        </w:rPr>
-        <w:t xml:space="preserve">/ → </w:t>
-      </w:r>
-      <w:proofErr w:type="spellStart"/>
-      <w:r>
-        <w:rPr>
-          <w:lang w:val="en-US"/>
-        </w:rPr>
-        <w:t>IsDesigner</w:t>
-      </w:r>
-      <w:proofErr w:type="spellEnd"/>
-      <w:r>
-        <w:rPr>
-          <w:lang w:val="en-US"/>
-        </w:rPr>
-        <w:t xml:space="preserve"> permission check → </w:t>
-      </w:r>
-      <w:proofErr w:type="spellStart"/>
-      <w:r>
-        <w:rPr>
-          <w:lang w:val="en-US"/>
-        </w:rPr>
-        <w:t>TimeLogWriteSerializer</w:t>
-      </w:r>
-      <w:proofErr w:type="spellEnd"/>
-      <w:r>
-        <w:rPr>
-          <w:lang w:val="en-US"/>
-        </w:rPr>
-        <w:t xml:space="preserve"> validates </w:t>
-      </w:r>
-      <w:proofErr w:type="spellStart"/>
-      <w:r>
-        <w:rPr>
-          <w:lang w:val="en-US"/>
-        </w:rPr>
-        <w:t>hours_spent</w:t>
-      </w:r>
-      <w:proofErr w:type="spellEnd"/>
-      <w:r>
-        <w:rPr>
-          <w:lang w:val="en-US"/>
-        </w:rPr>
-        <w:t xml:space="preserve"> &gt; 0 → </w:t>
-      </w:r>
-      <w:proofErr w:type="spellStart"/>
-      <w:r>
-        <w:rPr>
-          <w:lang w:val="en-US"/>
-        </w:rPr>
-        <w:t>TimeLog</w:t>
-      </w:r>
-      <w:proofErr w:type="spellEnd"/>
-      <w:r>
-        <w:rPr>
-          <w:lang w:val="en-US"/>
-        </w:rPr>
-        <w:t xml:space="preserve"> saved linking task + designer → budget </w:t>
-      </w:r>
-      <w:proofErr w:type="spellStart"/>
-      <w:r>
-        <w:rPr>
-          <w:lang w:val="en-US"/>
-        </w:rPr>
-        <w:t>utilisation</w:t>
-      </w:r>
-      <w:proofErr w:type="spellEnd"/>
-      <w:r>
-        <w:rPr>
-          <w:lang w:val="en-US"/>
-        </w:rPr>
-        <w:t xml:space="preserve"> and EHR metrics update automatically on next dashboard query → 201 response → React Query cache for project analytics invalidated.</w:t>
-      </w:r>
-    </w:p>
-    <w:p>
-      <w:pPr>
-        <w:spacing w:before="120" w:after="80" w:line="360" w:lineRule="auto"/>
-        <w:rPr>
-          <w:lang w:val="en-US"/>
-        </w:rPr>
-      </w:pPr>
-    </w:p>
-    <w:tbl>
-      <w:tblPr>
-        <w:tblW w:w="9354" w:type="dxa"/>
-        <w:tblBorders>
-          <w:top w:val="single" w:sz="4" w:space="0" w:color="auto"/>
-          <w:left w:val="single" w:sz="4" w:space="0" w:color="auto"/>
-          <w:bottom w:val="single" w:sz="4" w:space="0" w:color="auto"/>
-          <w:right w:val="single" w:sz="4" w:space="0" w:color="auto"/>
-          <w:insideH w:val="single" w:sz="4" w:space="0" w:color="auto"/>
-          <w:insideV w:val="single" w:sz="4" w:space="0" w:color="auto"/>
-        </w:tblBorders>
-        <w:tblCellMar>
-          <w:left w:w="10" w:type="dxa"/>
-          <w:right w:w="10" w:type="dxa"/>
-        </w:tblCellMar>
-        <w:tblLook w:val="04A0" w:firstRow="1" w:lastRow="0" w:firstColumn="1" w:lastColumn="0" w:noHBand="0" w:noVBand="1"/>
-      </w:tblPr>
-      <w:tblGrid>
-        <w:gridCol w:w="9354"/>
-      </w:tblGrid>
-      <w:tr>
-        <w:tc>
-          <w:tcPr>
-            <w:tcW w:w="0" w:type="auto"/>
-            <w:tcBorders>
-              <w:top w:val="dashed" w:sz="4" w:space="0" w:color="999999"/>
-              <w:left w:val="dashed" w:sz="4" w:space="0" w:color="999999"/>
-              <w:bottom w:val="dashed" w:sz="4" w:space="0" w:color="999999"/>
-              <w:right w:val="dashed" w:sz="4" w:space="0" w:color="999999"/>
-            </w:tcBorders>
-            <w:shd w:val="clear" w:color="auto" w:fill="F4F6F9"/>
-            <w:tcMar>
-              <w:top w:w="720" w:type="dxa"/>
-              <w:left w:w="360" w:type="dxa"/>
-              <w:bottom w:w="720" w:type="dxa"/>
-              <w:right w:w="360" w:type="dxa"/>
-            </w:tcMar>
-          </w:tcPr>
-          <w:p>
-            <w:pPr>
-              <w:jc w:val="center"/>
-            </w:pPr>
-            <w:r>
-              <w:rPr>
-                <w:i/>
-                <w:iCs/>
-                <w:color w:val="555555"/>
-                <w:sz w:val="20"/>
-                <w:szCs w:val="20"/>
-              </w:rPr>
-              <w:t>[ INSERT Figure 2.14 ]</w:t>
-            </w:r>
-          </w:p>
-        </w:tc>
-      </w:tr>
-    </w:tbl>
-    <w:p>
-      <w:pPr>
-        <w:spacing w:before="80" w:after="280" w:line="360" w:lineRule="auto"/>
-        <w:jc w:val="center"/>
-        <w:rPr>
-          <w:lang w:val="en-US"/>
-        </w:rPr>
-      </w:pPr>
+        <w:t xml:space="preserve">Figure 3.1: </w:t>
+      </w:r>
       <w:r>
         <w:rPr>
           <w:i/>
@@ -18272,194 +18691,9 @@
           <w:szCs w:val="20"/>
           <w:lang w:val="en-US"/>
         </w:rPr>
-        <w:t>Figure 2.14: Sequence Diagram — Designer Time Logging Flow</w:t>
-      </w:r>
-    </w:p>
-    <w:p>
-      <w:pPr>
-        <w:spacing w:before="120" w:after="120" w:line="360" w:lineRule="auto"/>
-        <w:jc w:val="both"/>
-        <w:rPr>
-          <w:lang w:val="en-US"/>
-        </w:rPr>
-      </w:pPr>
-      <w:r>
-        <w:rPr>
-          <w:b/>
-          <w:bCs/>
-          <w:lang w:val="en-US"/>
-        </w:rPr>
-        <w:t xml:space="preserve">Client Feedback Submission (Figure 2.15): </w:t>
-      </w:r>
-      <w:r>
-        <w:rPr>
-          <w:lang w:val="en-US"/>
-        </w:rPr>
-        <w:t>Client submits feedback form (category: Revision/Approval/Question) → POST /</w:t>
-      </w:r>
-      <w:proofErr w:type="spellStart"/>
-      <w:r>
-        <w:rPr>
-          <w:lang w:val="en-US"/>
-        </w:rPr>
-        <w:t>api</w:t>
-      </w:r>
-      <w:proofErr w:type="spellEnd"/>
-      <w:r>
-        <w:rPr>
-          <w:lang w:val="en-US"/>
-        </w:rPr>
-        <w:t xml:space="preserve">/feedback/ → </w:t>
-      </w:r>
-      <w:proofErr w:type="spellStart"/>
-      <w:r>
-        <w:rPr>
-          <w:lang w:val="en-US"/>
-        </w:rPr>
-        <w:t>IsClient</w:t>
-      </w:r>
-      <w:proofErr w:type="spellEnd"/>
-      <w:r>
-        <w:rPr>
-          <w:lang w:val="en-US"/>
-        </w:rPr>
-        <w:t xml:space="preserve"> permission check → </w:t>
-      </w:r>
-      <w:proofErr w:type="spellStart"/>
-      <w:r>
-        <w:rPr>
-          <w:lang w:val="en-US"/>
-        </w:rPr>
-        <w:t>FeedbackWriteSerializer</w:t>
-      </w:r>
-      <w:proofErr w:type="spellEnd"/>
-      <w:r>
-        <w:rPr>
-          <w:lang w:val="en-US"/>
-        </w:rPr>
-        <w:t xml:space="preserve"> validates → Feedback record saved with status=Pending → Manager/Designer see new item in feedback list → PATCH /</w:t>
-      </w:r>
-      <w:proofErr w:type="spellStart"/>
-      <w:r>
-        <w:rPr>
-          <w:lang w:val="en-US"/>
-        </w:rPr>
-        <w:t>api</w:t>
-      </w:r>
-      <w:proofErr w:type="spellEnd"/>
-      <w:r>
-        <w:rPr>
-          <w:lang w:val="en-US"/>
-        </w:rPr>
-        <w:t xml:space="preserve">/feedback/{id}/ updates status → on transition to Resolved, </w:t>
-      </w:r>
-      <w:proofErr w:type="spellStart"/>
-      <w:r>
-        <w:rPr>
-          <w:lang w:val="en-US"/>
-        </w:rPr>
-        <w:t>serialiser</w:t>
-      </w:r>
-      <w:proofErr w:type="spellEnd"/>
-      <w:r>
-        <w:rPr>
-          <w:lang w:val="en-US"/>
-        </w:rPr>
-        <w:t xml:space="preserve"> update() automatically sets </w:t>
-      </w:r>
-      <w:proofErr w:type="spellStart"/>
-      <w:r>
-        <w:rPr>
-          <w:lang w:val="en-US"/>
-        </w:rPr>
-        <w:t>resolved_at</w:t>
-      </w:r>
-      <w:proofErr w:type="spellEnd"/>
-      <w:r>
-        <w:rPr>
-          <w:lang w:val="en-US"/>
-        </w:rPr>
-        <w:t xml:space="preserve"> = </w:t>
-      </w:r>
-      <w:proofErr w:type="spellStart"/>
-      <w:r>
-        <w:rPr>
-          <w:lang w:val="en-US"/>
-        </w:rPr>
-        <w:t>timezone.now</w:t>
-      </w:r>
-      <w:proofErr w:type="spellEnd"/>
-      <w:r>
-        <w:rPr>
-          <w:lang w:val="en-US"/>
-        </w:rPr>
-        <w:t>().</w:t>
-      </w:r>
-    </w:p>
-    <w:p>
-      <w:pPr>
-        <w:spacing w:before="120" w:after="80" w:line="360" w:lineRule="auto"/>
-        <w:rPr>
-          <w:lang w:val="en-US"/>
-        </w:rPr>
-      </w:pPr>
-    </w:p>
-    <w:tbl>
-      <w:tblPr>
-        <w:tblW w:w="9354" w:type="dxa"/>
-        <w:tblBorders>
-          <w:top w:val="single" w:sz="4" w:space="0" w:color="auto"/>
-          <w:left w:val="single" w:sz="4" w:space="0" w:color="auto"/>
-          <w:bottom w:val="single" w:sz="4" w:space="0" w:color="auto"/>
-          <w:right w:val="single" w:sz="4" w:space="0" w:color="auto"/>
-          <w:insideH w:val="single" w:sz="4" w:space="0" w:color="auto"/>
-          <w:insideV w:val="single" w:sz="4" w:space="0" w:color="auto"/>
-        </w:tblBorders>
-        <w:tblCellMar>
-          <w:left w:w="10" w:type="dxa"/>
-          <w:right w:w="10" w:type="dxa"/>
-        </w:tblCellMar>
-        <w:tblLook w:val="04A0" w:firstRow="1" w:lastRow="0" w:firstColumn="1" w:lastColumn="0" w:noHBand="0" w:noVBand="1"/>
-      </w:tblPr>
-      <w:tblGrid>
-        <w:gridCol w:w="9354"/>
-      </w:tblGrid>
-      <w:tr>
-        <w:tc>
-          <w:tcPr>
-            <w:tcW w:w="0" w:type="auto"/>
-            <w:tcBorders>
-              <w:top w:val="dashed" w:sz="4" w:space="0" w:color="999999"/>
-              <w:left w:val="dashed" w:sz="4" w:space="0" w:color="999999"/>
-              <w:bottom w:val="dashed" w:sz="4" w:space="0" w:color="999999"/>
-              <w:right w:val="dashed" w:sz="4" w:space="0" w:color="999999"/>
-            </w:tcBorders>
-            <w:shd w:val="clear" w:color="auto" w:fill="F4F6F9"/>
-            <w:tcMar>
-              <w:top w:w="720" w:type="dxa"/>
-              <w:left w:w="360" w:type="dxa"/>
-              <w:bottom w:w="720" w:type="dxa"/>
-              <w:right w:w="360" w:type="dxa"/>
-            </w:tcMar>
-          </w:tcPr>
-          <w:p>
-            <w:pPr>
-              <w:jc w:val="center"/>
-            </w:pPr>
-            <w:r>
-              <w:rPr>
-                <w:i/>
-                <w:iCs/>
-                <w:color w:val="555555"/>
-                <w:sz w:val="20"/>
-                <w:szCs w:val="20"/>
-              </w:rPr>
-              <w:t>[ INSERT Figure 2.15 ]</w:t>
-            </w:r>
-          </w:p>
-        </w:tc>
-      </w:tr>
-    </w:tbl>
+        <w:t>Database tables</w:t>
+      </w:r>
+    </w:p>
     <w:p>
       <w:pPr>
         <w:spacing w:before="80" w:after="280" w:line="360" w:lineRule="auto"/>
@@ -18468,6 +18702,72 @@
           <w:lang w:val="en-US"/>
         </w:rPr>
       </w:pPr>
+      <w:r>
+        <w:rPr>
+          <w:i/>
+          <w:iCs/>
+          <w:noProof/>
+          <w:sz w:val="20"/>
+          <w:szCs w:val="20"/>
+          <w:lang w:val="en-US"/>
+        </w:rPr>
+        <w:lastRenderedPageBreak/>
+        <w:drawing>
+          <wp:anchor distT="0" distB="0" distL="114300" distR="114300" simplePos="0" relativeHeight="251661312" behindDoc="0" locked="0" layoutInCell="1" allowOverlap="1" wp14:anchorId="640507FF" wp14:editId="77CFDEC0">
+            <wp:simplePos x="0" y="0"/>
+            <wp:positionH relativeFrom="page">
+              <wp:align>left</wp:align>
+            </wp:positionH>
+            <wp:positionV relativeFrom="paragraph">
+              <wp:posOffset>0</wp:posOffset>
+            </wp:positionV>
+            <wp:extent cx="7556500" cy="3892550"/>
+            <wp:effectExtent l="0" t="0" r="6350" b="0"/>
+            <wp:wrapSquare wrapText="bothSides"/>
+            <wp:docPr id="507905370" name="Picture 13"/>
+            <wp:cNvGraphicFramePr>
+              <a:graphicFrameLocks xmlns:a="http://schemas.openxmlformats.org/drawingml/2006/main" noChangeAspect="1"/>
+            </wp:cNvGraphicFramePr>
+            <a:graphic xmlns:a="http://schemas.openxmlformats.org/drawingml/2006/main">
+              <a:graphicData uri="http://schemas.openxmlformats.org/drawingml/2006/picture">
+                <pic:pic xmlns:pic="http://schemas.openxmlformats.org/drawingml/2006/picture">
+                  <pic:nvPicPr>
+                    <pic:cNvPr id="507905370" name="Picture 507905370"/>
+                    <pic:cNvPicPr/>
+                  </pic:nvPicPr>
+                  <pic:blipFill>
+                    <a:blip r:embed="rId30">
+                      <a:extLst>
+                        <a:ext uri="{28A0092B-C50C-407E-A947-70E740481C1C}">
+                          <a14:useLocalDpi xmlns:a14="http://schemas.microsoft.com/office/drawing/2010/main" val="0"/>
+                        </a:ext>
+                      </a:extLst>
+                    </a:blip>
+                    <a:stretch>
+                      <a:fillRect/>
+                    </a:stretch>
+                  </pic:blipFill>
+                  <pic:spPr>
+                    <a:xfrm>
+                      <a:off x="0" y="0"/>
+                      <a:ext cx="7556500" cy="3892550"/>
+                    </a:xfrm>
+                    <a:prstGeom prst="rect">
+                      <a:avLst/>
+                    </a:prstGeom>
+                  </pic:spPr>
+                </pic:pic>
+              </a:graphicData>
+            </a:graphic>
+            <wp14:sizeRelH relativeFrom="margin">
+              <wp14:pctWidth>0</wp14:pctWidth>
+            </wp14:sizeRelH>
+            <wp14:sizeRelV relativeFrom="margin">
+              <wp14:pctHeight>0</wp14:pctHeight>
+            </wp14:sizeRelV>
+          </wp:anchor>
+        </w:drawing>
+      </w:r>
       <w:r>
         <w:rPr>
           <w:i/>
@@ -18476,255 +18776,8 @@
           <w:szCs w:val="20"/>
           <w:lang w:val="en-US"/>
         </w:rPr>
-        <w:t>Figure 2.15: Sequence Diagram — Client Feedback Submission and Resolution Flow</w:t>
-      </w:r>
-    </w:p>
-    <w:p>
-      <w:pPr>
-        <w:pStyle w:val="Heading2"/>
-        <w:rPr>
-          <w:lang w:val="en-US"/>
-        </w:rPr>
-      </w:pPr>
-      <w:bookmarkStart w:id="54" w:name="_Toc223008691"/>
-      <w:r>
-        <w:rPr>
-          <w:sz w:val="24"/>
-          <w:szCs w:val="24"/>
-          <w:lang w:val="en-US"/>
-        </w:rPr>
-        <w:t>IV.  Sprint 1 — Foundation Implementation</w:t>
-      </w:r>
-      <w:bookmarkEnd w:id="54"/>
-    </w:p>
-    <w:p>
-      <w:pPr>
-        <w:pStyle w:val="Heading3"/>
-        <w:rPr>
-          <w:lang w:val="en-US"/>
-        </w:rPr>
-      </w:pPr>
-      <w:bookmarkStart w:id="55" w:name="_Toc223008692"/>
-      <w:r>
-        <w:rPr>
-          <w:lang w:val="en-US"/>
-        </w:rPr>
-        <w:t>4.1   Sprint Goal and Scope</w:t>
-      </w:r>
-      <w:bookmarkEnd w:id="55"/>
-    </w:p>
-    <w:p>
-      <w:pPr>
-        <w:spacing w:before="120" w:after="120" w:line="360" w:lineRule="auto"/>
-        <w:jc w:val="both"/>
-        <w:rPr>
-          <w:lang w:val="en-US"/>
-        </w:rPr>
-      </w:pPr>
-      <w:r>
-        <w:rPr>
-          <w:lang w:val="en-US"/>
-        </w:rPr>
-        <w:lastRenderedPageBreak/>
-        <w:t>Sprint 1 covered the foundational layer of the entire system: scaffolding both the Django backend and the React frontend, implementing all eleven data models and running clean migrations to PostgreSQL, configuring the JWT authentication endpoints, and registering all models in the Django Admin interface. All Sprint 1 deliverables were completed successfully.</w:t>
-      </w:r>
-    </w:p>
-    <w:p>
-      <w:pPr>
-        <w:pStyle w:val="Heading3"/>
-        <w:rPr>
-          <w:lang w:val="en-US"/>
-        </w:rPr>
-      </w:pPr>
-      <w:bookmarkStart w:id="56" w:name="_Toc223008693"/>
-      <w:r>
-        <w:rPr>
-          <w:lang w:val="en-US"/>
-        </w:rPr>
-        <w:t>4.2   Models and Migrations</w:t>
-      </w:r>
-      <w:bookmarkEnd w:id="56"/>
-    </w:p>
-    <w:p>
-      <w:pPr>
-        <w:spacing w:before="120" w:after="120" w:line="360" w:lineRule="auto"/>
-        <w:jc w:val="both"/>
-        <w:rPr>
-          <w:lang w:val="en-US"/>
-        </w:rPr>
-      </w:pPr>
-      <w:r>
-        <w:rPr>
-          <w:lang w:val="en-US"/>
-        </w:rPr>
-        <w:t xml:space="preserve">All eleven models were implemented in Django exactly as specified in the class diagram and ERD. The custom User model extends </w:t>
-      </w:r>
-      <w:proofErr w:type="spellStart"/>
-      <w:r>
-        <w:rPr>
-          <w:lang w:val="en-US"/>
-        </w:rPr>
-        <w:t>AbstractBaseUser</w:t>
-      </w:r>
-      <w:proofErr w:type="spellEnd"/>
-      <w:r>
-        <w:rPr>
-          <w:lang w:val="en-US"/>
-        </w:rPr>
-        <w:t xml:space="preserve"> using email as the login identifier — a deliberate departure from Django's default username-based authentication required by the multi-role system design. AUTH_USER_MODEL was configured before the initial migration to avoid the migration conflicts that arise from swapping the user model after the fact.</w:t>
-      </w:r>
-    </w:p>
-    <w:p>
-      <w:pPr>
-        <w:spacing w:before="120" w:after="120" w:line="360" w:lineRule="auto"/>
-        <w:rPr>
-          <w:lang w:val="en-US"/>
-        </w:rPr>
-      </w:pPr>
-    </w:p>
-    <w:p>
-      <w:pPr>
-        <w:spacing w:before="120" w:after="120" w:line="360" w:lineRule="auto"/>
-        <w:jc w:val="both"/>
-        <w:rPr>
-          <w:lang w:val="en-US"/>
-        </w:rPr>
-      </w:pPr>
-      <w:r>
-        <w:rPr>
-          <w:lang w:val="en-US"/>
-        </w:rPr>
-        <w:t xml:space="preserve">The Designer and Client profile models are created automatically via a </w:t>
-      </w:r>
-      <w:proofErr w:type="spellStart"/>
-      <w:r>
-        <w:rPr>
-          <w:lang w:val="en-US"/>
-        </w:rPr>
-        <w:t>post_save</w:t>
-      </w:r>
-      <w:proofErr w:type="spellEnd"/>
-      <w:r>
-        <w:rPr>
-          <w:lang w:val="en-US"/>
-        </w:rPr>
-        <w:t xml:space="preserve"> signal on User, triggered whenever a new user with the corresponding role is created. The Task model's self-referencing </w:t>
-      </w:r>
-      <w:proofErr w:type="spellStart"/>
-      <w:r>
-        <w:rPr>
-          <w:lang w:val="en-US"/>
-        </w:rPr>
-        <w:t>parent_task</w:t>
-      </w:r>
-      <w:proofErr w:type="spellEnd"/>
-      <w:r>
-        <w:rPr>
-          <w:lang w:val="en-US"/>
-        </w:rPr>
-        <w:t xml:space="preserve"> foreign key enables subtask hierarchies; the </w:t>
-      </w:r>
-      <w:proofErr w:type="spellStart"/>
-      <w:r>
-        <w:rPr>
-          <w:lang w:val="en-US"/>
-        </w:rPr>
-        <w:t>is_unplanned</w:t>
-      </w:r>
-      <w:proofErr w:type="spellEnd"/>
-      <w:r>
-        <w:rPr>
-          <w:lang w:val="en-US"/>
-        </w:rPr>
-        <w:t xml:space="preserve"> </w:t>
-      </w:r>
-      <w:proofErr w:type="spellStart"/>
-      <w:r>
-        <w:rPr>
-          <w:lang w:val="en-US"/>
-        </w:rPr>
-        <w:t>boolean</w:t>
-      </w:r>
-      <w:proofErr w:type="spellEnd"/>
-      <w:r>
-        <w:rPr>
-          <w:lang w:val="en-US"/>
-        </w:rPr>
-        <w:t xml:space="preserve"> is indexed separately to support efficient scope creep queries. All migrations were run and verified with zero errors; the resulting schema was inspected directly in PostgreSQL to confirm field types, constraints, and indexes.</w:t>
-      </w:r>
-    </w:p>
-    <w:p>
-      <w:pPr>
-        <w:spacing w:before="120" w:after="80" w:line="360" w:lineRule="auto"/>
-        <w:rPr>
-          <w:lang w:val="en-US"/>
-        </w:rPr>
-      </w:pPr>
-    </w:p>
-    <w:tbl>
-      <w:tblPr>
-        <w:tblW w:w="9354" w:type="dxa"/>
-        <w:tblBorders>
-          <w:top w:val="single" w:sz="4" w:space="0" w:color="auto"/>
-          <w:left w:val="single" w:sz="4" w:space="0" w:color="auto"/>
-          <w:bottom w:val="single" w:sz="4" w:space="0" w:color="auto"/>
-          <w:right w:val="single" w:sz="4" w:space="0" w:color="auto"/>
-          <w:insideH w:val="single" w:sz="4" w:space="0" w:color="auto"/>
-          <w:insideV w:val="single" w:sz="4" w:space="0" w:color="auto"/>
-        </w:tblBorders>
-        <w:tblCellMar>
-          <w:left w:w="10" w:type="dxa"/>
-          <w:right w:w="10" w:type="dxa"/>
-        </w:tblCellMar>
-        <w:tblLook w:val="04A0" w:firstRow="1" w:lastRow="0" w:firstColumn="1" w:lastColumn="0" w:noHBand="0" w:noVBand="1"/>
-      </w:tblPr>
-      <w:tblGrid>
-        <w:gridCol w:w="9354"/>
-      </w:tblGrid>
-      <w:tr>
-        <w:tc>
-          <w:tcPr>
-            <w:tcW w:w="0" w:type="auto"/>
-            <w:tcBorders>
-              <w:top w:val="dashed" w:sz="4" w:space="0" w:color="999999"/>
-              <w:left w:val="dashed" w:sz="4" w:space="0" w:color="999999"/>
-              <w:bottom w:val="dashed" w:sz="4" w:space="0" w:color="999999"/>
-              <w:right w:val="dashed" w:sz="4" w:space="0" w:color="999999"/>
-            </w:tcBorders>
-            <w:shd w:val="clear" w:color="auto" w:fill="F4F6F9"/>
-            <w:tcMar>
-              <w:top w:w="720" w:type="dxa"/>
-              <w:left w:w="360" w:type="dxa"/>
-              <w:bottom w:w="720" w:type="dxa"/>
-              <w:right w:w="360" w:type="dxa"/>
-            </w:tcMar>
-          </w:tcPr>
-          <w:p>
-            <w:pPr>
-              <w:jc w:val="center"/>
-            </w:pPr>
-            <w:r>
-              <w:rPr>
-                <w:i/>
-                <w:iCs/>
-                <w:color w:val="555555"/>
-                <w:sz w:val="20"/>
-                <w:szCs w:val="20"/>
-              </w:rPr>
-              <w:t>[ INSERT Figure 3.1 ]</w:t>
-            </w:r>
-          </w:p>
-        </w:tc>
-      </w:tr>
-    </w:tbl>
-    <w:p>
-      <w:pPr>
-        <w:spacing w:before="80" w:after="280" w:line="360" w:lineRule="auto"/>
-        <w:jc w:val="center"/>
-        <w:rPr>
-          <w:lang w:val="en-US"/>
-        </w:rPr>
-      </w:pPr>
+        <w:t xml:space="preserve">Figure 3.2: </w:t>
+      </w:r>
       <w:r>
         <w:rPr>
           <w:i/>
@@ -18733,65 +18786,183 @@
           <w:szCs w:val="20"/>
           <w:lang w:val="en-US"/>
         </w:rPr>
-        <w:t>Figure 3.1: Django Admin Panel — All 11 Models Registered and Accessible</w:t>
-      </w:r>
-    </w:p>
-    <w:tbl>
-      <w:tblPr>
-        <w:tblW w:w="9354" w:type="dxa"/>
-        <w:tblBorders>
-          <w:top w:val="single" w:sz="4" w:space="0" w:color="auto"/>
-          <w:left w:val="single" w:sz="4" w:space="0" w:color="auto"/>
-          <w:bottom w:val="single" w:sz="4" w:space="0" w:color="auto"/>
-          <w:right w:val="single" w:sz="4" w:space="0" w:color="auto"/>
-          <w:insideH w:val="single" w:sz="4" w:space="0" w:color="auto"/>
-          <w:insideV w:val="single" w:sz="4" w:space="0" w:color="auto"/>
-        </w:tblBorders>
-        <w:tblCellMar>
-          <w:left w:w="10" w:type="dxa"/>
-          <w:right w:w="10" w:type="dxa"/>
-        </w:tblCellMar>
-        <w:tblLook w:val="04A0" w:firstRow="1" w:lastRow="0" w:firstColumn="1" w:lastColumn="0" w:noHBand="0" w:noVBand="1"/>
-      </w:tblPr>
-      <w:tblGrid>
-        <w:gridCol w:w="9354"/>
-      </w:tblGrid>
-      <w:tr>
-        <w:tc>
-          <w:tcPr>
-            <w:tcW w:w="0" w:type="auto"/>
-            <w:tcBorders>
-              <w:top w:val="dashed" w:sz="4" w:space="0" w:color="999999"/>
-              <w:left w:val="dashed" w:sz="4" w:space="0" w:color="999999"/>
-              <w:bottom w:val="dashed" w:sz="4" w:space="0" w:color="999999"/>
-              <w:right w:val="dashed" w:sz="4" w:space="0" w:color="999999"/>
-            </w:tcBorders>
-            <w:shd w:val="clear" w:color="auto" w:fill="F4F6F9"/>
-            <w:tcMar>
-              <w:top w:w="720" w:type="dxa"/>
-              <w:left w:w="360" w:type="dxa"/>
-              <w:bottom w:w="720" w:type="dxa"/>
-              <w:right w:w="360" w:type="dxa"/>
-            </w:tcMar>
-          </w:tcPr>
-          <w:p>
-            <w:pPr>
-              <w:jc w:val="center"/>
-            </w:pPr>
-            <w:r>
-              <w:rPr>
-                <w:i/>
-                <w:iCs/>
-                <w:color w:val="555555"/>
-                <w:sz w:val="20"/>
-                <w:szCs w:val="20"/>
-              </w:rPr>
-              <w:t>[ INSERT Figure 3.2 ]</w:t>
-            </w:r>
-          </w:p>
-        </w:tc>
-      </w:tr>
-    </w:tbl>
+        <w:t>Django Admin Panel — All 11 Models Registered and Accessible</w:t>
+      </w:r>
+    </w:p>
+    <w:p>
+      <w:pPr>
+        <w:pStyle w:val="Heading3"/>
+        <w:rPr>
+          <w:lang w:val="en-US"/>
+        </w:rPr>
+      </w:pPr>
+      <w:bookmarkStart w:id="57" w:name="_Toc223008694"/>
+      <w:r>
+        <w:rPr>
+          <w:lang w:val="en-US"/>
+        </w:rPr>
+        <w:t>4.3   JWT Authentication</w:t>
+      </w:r>
+      <w:bookmarkEnd w:id="57"/>
+    </w:p>
+    <w:p>
+      <w:pPr>
+        <w:spacing w:before="120" w:after="120" w:line="360" w:lineRule="auto"/>
+        <w:jc w:val="both"/>
+        <w:rPr>
+          <w:lang w:val="en-US"/>
+        </w:rPr>
+      </w:pPr>
+      <w:r>
+        <w:rPr>
+          <w:lang w:val="en-US"/>
+        </w:rPr>
+        <w:t xml:space="preserve">The JWT authentication layer was implemented using </w:t>
+      </w:r>
+      <w:proofErr w:type="spellStart"/>
+      <w:r>
+        <w:rPr>
+          <w:lang w:val="en-US"/>
+        </w:rPr>
+        <w:t>djangorestframework-simplejwt</w:t>
+      </w:r>
+      <w:proofErr w:type="spellEnd"/>
+      <w:r>
+        <w:rPr>
+          <w:lang w:val="en-US"/>
+        </w:rPr>
+        <w:t>. Two endpoints are exposed: POST /</w:t>
+      </w:r>
+      <w:proofErr w:type="spellStart"/>
+      <w:r>
+        <w:rPr>
+          <w:lang w:val="en-US"/>
+        </w:rPr>
+        <w:t>api</w:t>
+      </w:r>
+      <w:proofErr w:type="spellEnd"/>
+      <w:r>
+        <w:rPr>
+          <w:lang w:val="en-US"/>
+        </w:rPr>
+        <w:t>/auth/token/ accepts email and password credentials and returns an access/refresh token pair; POST /</w:t>
+      </w:r>
+      <w:proofErr w:type="spellStart"/>
+      <w:r>
+        <w:rPr>
+          <w:lang w:val="en-US"/>
+        </w:rPr>
+        <w:t>api</w:t>
+      </w:r>
+      <w:proofErr w:type="spellEnd"/>
+      <w:r>
+        <w:rPr>
+          <w:lang w:val="en-US"/>
+        </w:rPr>
+        <w:t xml:space="preserve">/auth/token/refresh/ exchanges a valid refresh token for a new access token. The JWT payload was extended to include the user's role and </w:t>
+      </w:r>
+      <w:proofErr w:type="spellStart"/>
+      <w:r>
+        <w:rPr>
+          <w:lang w:val="en-US"/>
+        </w:rPr>
+        <w:t>full_name</w:t>
+      </w:r>
+      <w:proofErr w:type="spellEnd"/>
+      <w:r>
+        <w:rPr>
+          <w:lang w:val="en-US"/>
+        </w:rPr>
+        <w:t>, enabling the frontend to make role-based routing decisions immediately upon login without an additional API call.</w:t>
+      </w:r>
+    </w:p>
+    <w:p>
+      <w:pPr>
+        <w:spacing w:before="120" w:after="120" w:line="360" w:lineRule="auto"/>
+        <w:rPr>
+          <w:lang w:val="en-US"/>
+        </w:rPr>
+      </w:pPr>
+    </w:p>
+    <w:p>
+      <w:pPr>
+        <w:spacing w:before="120" w:after="120" w:line="360" w:lineRule="auto"/>
+        <w:jc w:val="both"/>
+        <w:rPr>
+          <w:lang w:val="en-US"/>
+        </w:rPr>
+      </w:pPr>
+      <w:r>
+        <w:rPr>
+          <w:lang w:val="en-US"/>
+        </w:rPr>
+        <w:t>A protected test route was implemented and verified to return HTTP 401 without a valid token and HTTP 200 with a valid token. Permission class stubs (</w:t>
+      </w:r>
+      <w:proofErr w:type="spellStart"/>
+      <w:r>
+        <w:rPr>
+          <w:lang w:val="en-US"/>
+        </w:rPr>
+        <w:t>IsManager</w:t>
+      </w:r>
+      <w:proofErr w:type="spellEnd"/>
+      <w:r>
+        <w:rPr>
+          <w:lang w:val="en-US"/>
+        </w:rPr>
+        <w:t xml:space="preserve">, </w:t>
+      </w:r>
+      <w:proofErr w:type="spellStart"/>
+      <w:r>
+        <w:rPr>
+          <w:lang w:val="en-US"/>
+        </w:rPr>
+        <w:t>IsDesigner</w:t>
+      </w:r>
+      <w:proofErr w:type="spellEnd"/>
+      <w:r>
+        <w:rPr>
+          <w:lang w:val="en-US"/>
+        </w:rPr>
+        <w:t xml:space="preserve">, </w:t>
+      </w:r>
+      <w:proofErr w:type="spellStart"/>
+      <w:r>
+        <w:rPr>
+          <w:lang w:val="en-US"/>
+        </w:rPr>
+        <w:t>IsClient</w:t>
+      </w:r>
+      <w:proofErr w:type="spellEnd"/>
+      <w:r>
+        <w:rPr>
+          <w:lang w:val="en-US"/>
+        </w:rPr>
+        <w:t xml:space="preserve">, </w:t>
+      </w:r>
+      <w:proofErr w:type="spellStart"/>
+      <w:r>
+        <w:rPr>
+          <w:lang w:val="en-US"/>
+        </w:rPr>
+        <w:t>IsManagerOrDesigner</w:t>
+      </w:r>
+      <w:proofErr w:type="spellEnd"/>
+      <w:r>
+        <w:rPr>
+          <w:lang w:val="en-US"/>
+        </w:rPr>
+        <w:t>) were implemented in a shared permissions module, ready for use in subsequent sprints.</w:t>
+      </w:r>
+    </w:p>
+    <w:p>
+      <w:pPr>
+        <w:spacing w:before="120" w:after="80" w:line="360" w:lineRule="auto"/>
+        <w:rPr>
+          <w:lang w:val="en-US"/>
+        </w:rPr>
+      </w:pPr>
+    </w:p>
     <w:p>
       <w:pPr>
         <w:spacing w:before="80" w:after="280" w:line="360" w:lineRule="auto"/>
@@ -18800,6 +18971,58 @@
           <w:lang w:val="en-US"/>
         </w:rPr>
       </w:pPr>
+      <w:r>
+        <w:rPr>
+          <w:i/>
+          <w:iCs/>
+          <w:noProof/>
+          <w:sz w:val="20"/>
+          <w:szCs w:val="20"/>
+          <w:lang w:val="en-US"/>
+        </w:rPr>
+        <w:lastRenderedPageBreak/>
+        <w:drawing>
+          <wp:inline distT="0" distB="0" distL="0" distR="0" wp14:anchorId="7F7AF018" wp14:editId="6B3BCFAA">
+            <wp:extent cx="5632450" cy="1511300"/>
+            <wp:effectExtent l="0" t="0" r="6350" b="0"/>
+            <wp:docPr id="256098772" name="Picture 14"/>
+            <wp:cNvGraphicFramePr>
+              <a:graphicFrameLocks xmlns:a="http://schemas.openxmlformats.org/drawingml/2006/main" noChangeAspect="1"/>
+            </wp:cNvGraphicFramePr>
+            <a:graphic xmlns:a="http://schemas.openxmlformats.org/drawingml/2006/main">
+              <a:graphicData uri="http://schemas.openxmlformats.org/drawingml/2006/picture">
+                <pic:pic xmlns:pic="http://schemas.openxmlformats.org/drawingml/2006/picture">
+                  <pic:nvPicPr>
+                    <pic:cNvPr id="256098772" name="Picture 14"/>
+                    <pic:cNvPicPr/>
+                  </pic:nvPicPr>
+                  <pic:blipFill>
+                    <a:blip r:embed="rId31" cstate="print">
+                      <a:extLst>
+                        <a:ext uri="{28A0092B-C50C-407E-A947-70E740481C1C}">
+                          <a14:useLocalDpi xmlns:a14="http://schemas.microsoft.com/office/drawing/2010/main" val="0"/>
+                        </a:ext>
+                      </a:extLst>
+                    </a:blip>
+                    <a:stretch>
+                      <a:fillRect/>
+                    </a:stretch>
+                  </pic:blipFill>
+                  <pic:spPr>
+                    <a:xfrm>
+                      <a:off x="0" y="0"/>
+                      <a:ext cx="5632450" cy="1511300"/>
+                    </a:xfrm>
+                    <a:prstGeom prst="rect">
+                      <a:avLst/>
+                    </a:prstGeom>
+                  </pic:spPr>
+                </pic:pic>
+              </a:graphicData>
+            </a:graphic>
+          </wp:inline>
+        </w:drawing>
+      </w:r>
       <w:r>
         <w:rPr>
           <w:i/>
@@ -18808,254 +19031,9 @@
           <w:szCs w:val="20"/>
           <w:lang w:val="en-US"/>
         </w:rPr>
-        <w:t>Figure 3.2: Terminal Output — python manage.py migrate with No Errors</w:t>
-      </w:r>
-    </w:p>
-    <w:p>
-      <w:pPr>
-        <w:pStyle w:val="Heading3"/>
-        <w:rPr>
-          <w:lang w:val="en-US"/>
-        </w:rPr>
-      </w:pPr>
-      <w:bookmarkStart w:id="57" w:name="_Toc223008694"/>
-      <w:r>
-        <w:rPr>
-          <w:lang w:val="en-US"/>
-        </w:rPr>
-        <w:t>4.3   JWT Authentication</w:t>
-      </w:r>
-      <w:bookmarkEnd w:id="57"/>
-    </w:p>
-    <w:p>
-      <w:pPr>
-        <w:spacing w:before="120" w:after="120" w:line="360" w:lineRule="auto"/>
-        <w:jc w:val="both"/>
-        <w:rPr>
-          <w:lang w:val="en-US"/>
-        </w:rPr>
-      </w:pPr>
-      <w:r>
-        <w:rPr>
-          <w:lang w:val="en-US"/>
-        </w:rPr>
-        <w:t xml:space="preserve">The JWT authentication layer was implemented using </w:t>
+        <w:t>Figure 3.3: Thunder Client Screenshot — JWT Token Response from POST /</w:t>
       </w:r>
       <w:proofErr w:type="spellStart"/>
-      <w:r>
-        <w:rPr>
-          <w:lang w:val="en-US"/>
-        </w:rPr>
-        <w:t>djangorestframework-simplejwt</w:t>
-      </w:r>
-      <w:proofErr w:type="spellEnd"/>
-      <w:r>
-        <w:rPr>
-          <w:lang w:val="en-US"/>
-        </w:rPr>
-        <w:t>. Two endpoints are exposed: POST /</w:t>
-      </w:r>
-      <w:proofErr w:type="spellStart"/>
-      <w:r>
-        <w:rPr>
-          <w:lang w:val="en-US"/>
-        </w:rPr>
-        <w:t>api</w:t>
-      </w:r>
-      <w:proofErr w:type="spellEnd"/>
-      <w:r>
-        <w:rPr>
-          <w:lang w:val="en-US"/>
-        </w:rPr>
-        <w:t xml:space="preserve">/auth/token/ accepts email and password credentials and returns </w:t>
-      </w:r>
-      <w:r>
-        <w:rPr>
-          <w:lang w:val="en-US"/>
-        </w:rPr>
-        <w:lastRenderedPageBreak/>
-        <w:t>an access/refresh token pair; POST /</w:t>
-      </w:r>
-      <w:proofErr w:type="spellStart"/>
-      <w:r>
-        <w:rPr>
-          <w:lang w:val="en-US"/>
-        </w:rPr>
-        <w:t>api</w:t>
-      </w:r>
-      <w:proofErr w:type="spellEnd"/>
-      <w:r>
-        <w:rPr>
-          <w:lang w:val="en-US"/>
-        </w:rPr>
-        <w:t xml:space="preserve">/auth/token/refresh/ exchanges a valid refresh token for a new access token. The JWT payload was extended to include the user's role and </w:t>
-      </w:r>
-      <w:proofErr w:type="spellStart"/>
-      <w:r>
-        <w:rPr>
-          <w:lang w:val="en-US"/>
-        </w:rPr>
-        <w:t>full_name</w:t>
-      </w:r>
-      <w:proofErr w:type="spellEnd"/>
-      <w:r>
-        <w:rPr>
-          <w:lang w:val="en-US"/>
-        </w:rPr>
-        <w:t>, enabling the frontend to make role-based routing decisions immediately upon login without an additional API call.</w:t>
-      </w:r>
-    </w:p>
-    <w:p>
-      <w:pPr>
-        <w:spacing w:before="120" w:after="120" w:line="360" w:lineRule="auto"/>
-        <w:rPr>
-          <w:lang w:val="en-US"/>
-        </w:rPr>
-      </w:pPr>
-    </w:p>
-    <w:p>
-      <w:pPr>
-        <w:spacing w:before="120" w:after="120" w:line="360" w:lineRule="auto"/>
-        <w:jc w:val="both"/>
-        <w:rPr>
-          <w:lang w:val="en-US"/>
-        </w:rPr>
-      </w:pPr>
-      <w:r>
-        <w:rPr>
-          <w:lang w:val="en-US"/>
-        </w:rPr>
-        <w:t>A protected test route was implemented and verified to return HTTP 401 without a valid token and HTTP 200 with a valid token. Permission class stubs (</w:t>
-      </w:r>
-      <w:proofErr w:type="spellStart"/>
-      <w:r>
-        <w:rPr>
-          <w:lang w:val="en-US"/>
-        </w:rPr>
-        <w:t>IsManager</w:t>
-      </w:r>
-      <w:proofErr w:type="spellEnd"/>
-      <w:r>
-        <w:rPr>
-          <w:lang w:val="en-US"/>
-        </w:rPr>
-        <w:t xml:space="preserve">, </w:t>
-      </w:r>
-      <w:proofErr w:type="spellStart"/>
-      <w:r>
-        <w:rPr>
-          <w:lang w:val="en-US"/>
-        </w:rPr>
-        <w:t>IsDesigner</w:t>
-      </w:r>
-      <w:proofErr w:type="spellEnd"/>
-      <w:r>
-        <w:rPr>
-          <w:lang w:val="en-US"/>
-        </w:rPr>
-        <w:t xml:space="preserve">, </w:t>
-      </w:r>
-      <w:proofErr w:type="spellStart"/>
-      <w:r>
-        <w:rPr>
-          <w:lang w:val="en-US"/>
-        </w:rPr>
-        <w:t>IsClient</w:t>
-      </w:r>
-      <w:proofErr w:type="spellEnd"/>
-      <w:r>
-        <w:rPr>
-          <w:lang w:val="en-US"/>
-        </w:rPr>
-        <w:t xml:space="preserve">, </w:t>
-      </w:r>
-      <w:proofErr w:type="spellStart"/>
-      <w:r>
-        <w:rPr>
-          <w:lang w:val="en-US"/>
-        </w:rPr>
-        <w:t>IsManagerOrDesigner</w:t>
-      </w:r>
-      <w:proofErr w:type="spellEnd"/>
-      <w:r>
-        <w:rPr>
-          <w:lang w:val="en-US"/>
-        </w:rPr>
-        <w:t>) were implemented in a shared permissions module, ready for use in subsequent sprints.</w:t>
-      </w:r>
-    </w:p>
-    <w:p>
-      <w:pPr>
-        <w:spacing w:before="120" w:after="80" w:line="360" w:lineRule="auto"/>
-        <w:rPr>
-          <w:lang w:val="en-US"/>
-        </w:rPr>
-      </w:pPr>
-    </w:p>
-    <w:tbl>
-      <w:tblPr>
-        <w:tblW w:w="9354" w:type="dxa"/>
-        <w:tblBorders>
-          <w:top w:val="single" w:sz="4" w:space="0" w:color="auto"/>
-          <w:left w:val="single" w:sz="4" w:space="0" w:color="auto"/>
-          <w:bottom w:val="single" w:sz="4" w:space="0" w:color="auto"/>
-          <w:right w:val="single" w:sz="4" w:space="0" w:color="auto"/>
-          <w:insideH w:val="single" w:sz="4" w:space="0" w:color="auto"/>
-          <w:insideV w:val="single" w:sz="4" w:space="0" w:color="auto"/>
-        </w:tblBorders>
-        <w:tblCellMar>
-          <w:left w:w="10" w:type="dxa"/>
-          <w:right w:w="10" w:type="dxa"/>
-        </w:tblCellMar>
-        <w:tblLook w:val="04A0" w:firstRow="1" w:lastRow="0" w:firstColumn="1" w:lastColumn="0" w:noHBand="0" w:noVBand="1"/>
-      </w:tblPr>
-      <w:tblGrid>
-        <w:gridCol w:w="9354"/>
-      </w:tblGrid>
-      <w:tr>
-        <w:tc>
-          <w:tcPr>
-            <w:tcW w:w="0" w:type="auto"/>
-            <w:tcBorders>
-              <w:top w:val="dashed" w:sz="4" w:space="0" w:color="999999"/>
-              <w:left w:val="dashed" w:sz="4" w:space="0" w:color="999999"/>
-              <w:bottom w:val="dashed" w:sz="4" w:space="0" w:color="999999"/>
-              <w:right w:val="dashed" w:sz="4" w:space="0" w:color="999999"/>
-            </w:tcBorders>
-            <w:shd w:val="clear" w:color="auto" w:fill="F4F6F9"/>
-            <w:tcMar>
-              <w:top w:w="720" w:type="dxa"/>
-              <w:left w:w="360" w:type="dxa"/>
-              <w:bottom w:w="720" w:type="dxa"/>
-              <w:right w:w="360" w:type="dxa"/>
-            </w:tcMar>
-          </w:tcPr>
-          <w:p>
-            <w:pPr>
-              <w:jc w:val="center"/>
-            </w:pPr>
-            <w:r>
-              <w:rPr>
-                <w:i/>
-                <w:iCs/>
-                <w:color w:val="555555"/>
-                <w:sz w:val="20"/>
-                <w:szCs w:val="20"/>
-              </w:rPr>
-              <w:t>[ INSERT Figure 3.3 ]</w:t>
-            </w:r>
-          </w:p>
-        </w:tc>
-      </w:tr>
-    </w:tbl>
-    <w:p>
-      <w:pPr>
-        <w:spacing w:before="80" w:after="280" w:line="360" w:lineRule="auto"/>
-        <w:jc w:val="center"/>
-        <w:rPr>
-          <w:lang w:val="en-US"/>
-        </w:rPr>
-      </w:pPr>
       <w:r>
         <w:rPr>
           <w:i/>
@@ -19064,9 +19042,9 @@
           <w:szCs w:val="20"/>
           <w:lang w:val="en-US"/>
         </w:rPr>
-        <w:t>Figure 3.3: Thunder Client Screenshot — JWT Token Response from POST /</w:t>
-      </w:r>
-      <w:proofErr w:type="spellStart"/>
+        <w:t>api</w:t>
+      </w:r>
+      <w:proofErr w:type="spellEnd"/>
       <w:r>
         <w:rPr>
           <w:i/>
@@ -19075,10 +19053,117 @@
           <w:szCs w:val="20"/>
           <w:lang w:val="en-US"/>
         </w:rPr>
-        <w:t>api</w:t>
+        <w:t>/auth/token/</w:t>
+      </w:r>
+    </w:p>
+    <w:p>
+      <w:pPr>
+        <w:pStyle w:val="Heading3"/>
+        <w:rPr>
+          <w:lang w:val="en-US"/>
+        </w:rPr>
+      </w:pPr>
+      <w:bookmarkStart w:id="58" w:name="_Toc223008695"/>
+      <w:r>
+        <w:rPr>
+          <w:lang w:val="en-US"/>
+        </w:rPr>
+        <w:t>4.4   Django Admin Configuration</w:t>
+      </w:r>
+      <w:bookmarkEnd w:id="58"/>
+    </w:p>
+    <w:p>
+      <w:pPr>
+        <w:spacing w:before="120" w:after="120" w:line="360" w:lineRule="auto"/>
+        <w:jc w:val="both"/>
+        <w:rPr>
+          <w:lang w:val="en-US"/>
+        </w:rPr>
+      </w:pPr>
+      <w:r>
+        <w:rPr>
+          <w:lang w:val="en-US"/>
+        </w:rPr>
+        <w:t xml:space="preserve">All eleven models were registered in the Django Admin interface, providing the Manager with a functional interface for user and data management from Sprint 1 onwards. The </w:t>
+      </w:r>
+      <w:proofErr w:type="spellStart"/>
+      <w:r>
+        <w:rPr>
+          <w:lang w:val="en-US"/>
+        </w:rPr>
+        <w:t>UserAdmin</w:t>
       </w:r>
       <w:proofErr w:type="spellEnd"/>
       <w:r>
+        <w:rPr>
+          <w:lang w:val="en-US"/>
+        </w:rPr>
+        <w:t xml:space="preserve"> configuration reflects the custom User model (email as the search and list field rather than username). Inline admin configurations for Designer and Client profiles ensure that creating a user and their profile can be done on a single Admin page, avoiding the two-step creation that would otherwise be required with separate </w:t>
+      </w:r>
+      <w:proofErr w:type="spellStart"/>
+      <w:r>
+        <w:rPr>
+          <w:lang w:val="en-US"/>
+        </w:rPr>
+        <w:t>OneToOne</w:t>
+      </w:r>
+      <w:proofErr w:type="spellEnd"/>
+      <w:r>
+        <w:rPr>
+          <w:lang w:val="en-US"/>
+        </w:rPr>
+        <w:t xml:space="preserve"> records.</w:t>
+      </w:r>
+    </w:p>
+    <w:p>
+      <w:pPr>
+        <w:pStyle w:val="Heading3"/>
+        <w:rPr>
+          <w:lang w:val="en-US"/>
+        </w:rPr>
+      </w:pPr>
+      <w:bookmarkStart w:id="59" w:name="_Toc223008696"/>
+      <w:r>
+        <w:rPr>
+          <w:lang w:val="en-US"/>
+        </w:rPr>
+        <w:t>4.5   React Application Scaffold</w:t>
+      </w:r>
+      <w:bookmarkEnd w:id="59"/>
+    </w:p>
+    <w:p>
+      <w:pPr>
+        <w:spacing w:before="120" w:after="120" w:line="360" w:lineRule="auto"/>
+        <w:jc w:val="both"/>
+        <w:rPr>
+          <w:lang w:val="en-US"/>
+        </w:rPr>
+      </w:pPr>
+      <w:r>
+        <w:rPr>
+          <w:lang w:val="en-US"/>
+        </w:rPr>
+        <w:t xml:space="preserve">The React frontend was scaffolded using Vite with the TypeScript template. React Router v6 was configured with stub routes for all three role dashboards (/manager, /designer, /client) and the public authentication routes (/login, /activate). The Axios API client was configured with the base URL from an environment variable, and the request interceptor for JWT attachment — along with the 401 auto-refresh and retry logic — was implemented and ready for Sprint 2. An </w:t>
+      </w:r>
+      <w:proofErr w:type="spellStart"/>
+      <w:r>
+        <w:rPr>
+          <w:lang w:val="en-US"/>
+        </w:rPr>
+        <w:t>AuthContext</w:t>
+      </w:r>
+      <w:proofErr w:type="spellEnd"/>
+      <w:r>
+        <w:rPr>
+          <w:lang w:val="en-US"/>
+        </w:rPr>
+        <w:t xml:space="preserve"> was created to store the decoded user object (parsed from the JWT payload) and expose the user's role to all components.</w:t>
+      </w:r>
+    </w:p>
+    <w:p>
+      <w:pPr>
+        <w:spacing w:before="80" w:after="280" w:line="360" w:lineRule="auto"/>
+        <w:jc w:val="center"/>
         <w:rPr>
           <w:i/>
           <w:iCs/>
@@ -19086,178 +19171,59 @@
           <w:szCs w:val="20"/>
           <w:lang w:val="en-US"/>
         </w:rPr>
-        <w:t>/auth/token/</w:t>
-      </w:r>
-    </w:p>
-    <w:p>
-      <w:pPr>
-        <w:pStyle w:val="Heading3"/>
-        <w:rPr>
-          <w:lang w:val="en-US"/>
-        </w:rPr>
-      </w:pPr>
-      <w:bookmarkStart w:id="58" w:name="_Toc223008695"/>
-      <w:r>
-        <w:rPr>
-          <w:lang w:val="en-US"/>
-        </w:rPr>
-        <w:t>4.4   Django Admin Configuration</w:t>
-      </w:r>
-      <w:bookmarkEnd w:id="58"/>
-    </w:p>
-    <w:p>
-      <w:pPr>
-        <w:spacing w:before="120" w:after="120" w:line="360" w:lineRule="auto"/>
-        <w:jc w:val="both"/>
-        <w:rPr>
-          <w:lang w:val="en-US"/>
-        </w:rPr>
-      </w:pPr>
-      <w:r>
-        <w:rPr>
-          <w:lang w:val="en-US"/>
-        </w:rPr>
-        <w:t xml:space="preserve">All eleven models were registered in the Django Admin interface, providing the Manager with a functional interface for user and data management from Sprint 1 onwards. The </w:t>
-      </w:r>
-      <w:proofErr w:type="spellStart"/>
-      <w:r>
-        <w:rPr>
-          <w:lang w:val="en-US"/>
-        </w:rPr>
-        <w:t>UserAdmin</w:t>
-      </w:r>
-      <w:proofErr w:type="spellEnd"/>
-      <w:r>
-        <w:rPr>
-          <w:lang w:val="en-US"/>
-        </w:rPr>
-        <w:t xml:space="preserve"> configuration reflects the custom User model (email as the search and list field rather than username). Inline admin configurations for Designer and Client profiles ensure that creating a user and their profile can be done on a single Admin page, avoiding the two-step creation that would otherwise be required with separate </w:t>
-      </w:r>
-      <w:proofErr w:type="spellStart"/>
-      <w:r>
-        <w:rPr>
-          <w:lang w:val="en-US"/>
-        </w:rPr>
-        <w:t>OneToOne</w:t>
-      </w:r>
-      <w:proofErr w:type="spellEnd"/>
-      <w:r>
-        <w:rPr>
-          <w:lang w:val="en-US"/>
-        </w:rPr>
-        <w:t xml:space="preserve"> records.</w:t>
-      </w:r>
-    </w:p>
-    <w:p>
-      <w:pPr>
-        <w:pStyle w:val="Heading3"/>
-        <w:rPr>
-          <w:lang w:val="en-US"/>
-        </w:rPr>
-      </w:pPr>
-      <w:bookmarkStart w:id="59" w:name="_Toc223008696"/>
-      <w:r>
-        <w:rPr>
-          <w:lang w:val="en-US"/>
-        </w:rPr>
-        <w:t>4.5   React Application Scaffold</w:t>
-      </w:r>
-      <w:bookmarkEnd w:id="59"/>
-    </w:p>
-    <w:p>
-      <w:pPr>
-        <w:spacing w:before="120" w:after="120" w:line="360" w:lineRule="auto"/>
-        <w:jc w:val="both"/>
-        <w:rPr>
-          <w:lang w:val="en-US"/>
-        </w:rPr>
-      </w:pPr>
-      <w:r>
-        <w:rPr>
-          <w:lang w:val="en-US"/>
-        </w:rPr>
-        <w:t xml:space="preserve">The React frontend was scaffolded using Vite with the TypeScript template. React Router v6 was configured with stub routes for all three role dashboards (/manager, /designer, /client) and the public authentication routes (/login, /activate). The Axios API client was configured with the base URL from an environment variable, and the request interceptor for JWT attachment — along with the 401 auto-refresh and retry logic — was implemented and ready for Sprint 2. An </w:t>
-      </w:r>
-      <w:proofErr w:type="spellStart"/>
-      <w:r>
-        <w:rPr>
-          <w:lang w:val="en-US"/>
-        </w:rPr>
-        <w:t>AuthContext</w:t>
-      </w:r>
-      <w:proofErr w:type="spellEnd"/>
-      <w:r>
-        <w:rPr>
-          <w:lang w:val="en-US"/>
-        </w:rPr>
-        <w:t xml:space="preserve"> was created to store the decoded user object (parsed from the JWT payload) and expose the user's role to all components.</w:t>
-      </w:r>
-    </w:p>
-    <w:p>
-      <w:pPr>
-        <w:spacing w:before="120" w:after="80" w:line="360" w:lineRule="auto"/>
-        <w:rPr>
-          <w:lang w:val="en-US"/>
-        </w:rPr>
-      </w:pPr>
-    </w:p>
-    <w:tbl>
-      <w:tblPr>
-        <w:tblW w:w="9354" w:type="dxa"/>
-        <w:tblBorders>
-          <w:top w:val="single" w:sz="4" w:space="0" w:color="auto"/>
-          <w:left w:val="single" w:sz="4" w:space="0" w:color="auto"/>
-          <w:bottom w:val="single" w:sz="4" w:space="0" w:color="auto"/>
-          <w:right w:val="single" w:sz="4" w:space="0" w:color="auto"/>
-          <w:insideH w:val="single" w:sz="4" w:space="0" w:color="auto"/>
-          <w:insideV w:val="single" w:sz="4" w:space="0" w:color="auto"/>
-        </w:tblBorders>
-        <w:tblCellMar>
-          <w:left w:w="10" w:type="dxa"/>
-          <w:right w:w="10" w:type="dxa"/>
-        </w:tblCellMar>
-        <w:tblLook w:val="04A0" w:firstRow="1" w:lastRow="0" w:firstColumn="1" w:lastColumn="0" w:noHBand="0" w:noVBand="1"/>
-      </w:tblPr>
-      <w:tblGrid>
-        <w:gridCol w:w="9354"/>
-      </w:tblGrid>
-      <w:tr>
-        <w:tc>
-          <w:tcPr>
-            <w:tcW w:w="0" w:type="auto"/>
-            <w:tcBorders>
-              <w:top w:val="dashed" w:sz="4" w:space="0" w:color="999999"/>
-              <w:left w:val="dashed" w:sz="4" w:space="0" w:color="999999"/>
-              <w:bottom w:val="dashed" w:sz="4" w:space="0" w:color="999999"/>
-              <w:right w:val="dashed" w:sz="4" w:space="0" w:color="999999"/>
-            </w:tcBorders>
-            <w:shd w:val="clear" w:color="auto" w:fill="F4F6F9"/>
-            <w:tcMar>
-              <w:top w:w="720" w:type="dxa"/>
-              <w:left w:w="360" w:type="dxa"/>
-              <w:bottom w:w="720" w:type="dxa"/>
-              <w:right w:w="360" w:type="dxa"/>
-            </w:tcMar>
-          </w:tcPr>
-          <w:p>
-            <w:pPr>
-              <w:jc w:val="center"/>
-            </w:pPr>
-            <w:r>
-              <w:rPr>
-                <w:i/>
-                <w:iCs/>
-                <w:color w:val="555555"/>
-                <w:sz w:val="20"/>
-                <w:szCs w:val="20"/>
-              </w:rPr>
-              <w:lastRenderedPageBreak/>
-              <w:t>[ INSERT Figure 3.4 ]</w:t>
-            </w:r>
-          </w:p>
-        </w:tc>
-      </w:tr>
-    </w:tbl>
+      </w:pPr>
+      <w:r>
+        <w:rPr>
+          <w:i/>
+          <w:iCs/>
+          <w:noProof/>
+          <w:sz w:val="20"/>
+          <w:szCs w:val="20"/>
+          <w:lang w:val="en-US"/>
+        </w:rPr>
+        <w:drawing>
+          <wp:inline distT="0" distB="0" distL="0" distR="0" wp14:anchorId="3C97BC53" wp14:editId="0CE2935B">
+            <wp:extent cx="5904230" cy="2533650"/>
+            <wp:effectExtent l="0" t="0" r="1270" b="0"/>
+            <wp:docPr id="1785748825" name="Picture 3"/>
+            <wp:cNvGraphicFramePr>
+              <a:graphicFrameLocks xmlns:a="http://schemas.openxmlformats.org/drawingml/2006/main" noChangeAspect="1"/>
+            </wp:cNvGraphicFramePr>
+            <a:graphic xmlns:a="http://schemas.openxmlformats.org/drawingml/2006/main">
+              <a:graphicData uri="http://schemas.openxmlformats.org/drawingml/2006/picture">
+                <pic:pic xmlns:pic="http://schemas.openxmlformats.org/drawingml/2006/picture">
+                  <pic:nvPicPr>
+                    <pic:cNvPr id="1785748825" name="Picture 1785748825"/>
+                    <pic:cNvPicPr/>
+                  </pic:nvPicPr>
+                  <pic:blipFill>
+                    <a:blip r:embed="rId32" cstate="print">
+                      <a:extLst>
+                        <a:ext uri="{28A0092B-C50C-407E-A947-70E740481C1C}">
+                          <a14:useLocalDpi xmlns:a14="http://schemas.microsoft.com/office/drawing/2010/main" val="0"/>
+                        </a:ext>
+                      </a:extLst>
+                    </a:blip>
+                    <a:stretch>
+                      <a:fillRect/>
+                    </a:stretch>
+                  </pic:blipFill>
+                  <pic:spPr>
+                    <a:xfrm>
+                      <a:off x="0" y="0"/>
+                      <a:ext cx="6034821" cy="2589690"/>
+                    </a:xfrm>
+                    <a:prstGeom prst="rect">
+                      <a:avLst/>
+                    </a:prstGeom>
+                  </pic:spPr>
+                </pic:pic>
+              </a:graphicData>
+            </a:graphic>
+          </wp:inline>
+        </w:drawing>
+      </w:r>
+    </w:p>
     <w:p>
       <w:pPr>
         <w:spacing w:before="80" w:after="280" w:line="360" w:lineRule="auto"/>
@@ -19283,6 +19249,7 @@
       </w:pPr>
       <w:bookmarkStart w:id="60" w:name="_Toc223008697"/>
       <w:r>
+        <w:lastRenderedPageBreak/>
         <w:t xml:space="preserve">4.6   </w:t>
       </w:r>
       <w:proofErr w:type="spellStart"/>
@@ -21439,7 +21406,6 @@
           <w:szCs w:val="22"/>
           <w:lang w:val="en-US"/>
         </w:rPr>
-        <w:lastRenderedPageBreak/>
         <w:t>[TO BE WRITTEN] Sprint 2</w:t>
       </w:r>
       <w:r>
@@ -21591,6 +21557,7 @@
           <w:szCs w:val="22"/>
           <w:lang w:val="en-US"/>
         </w:rPr>
+        <w:lastRenderedPageBreak/>
         <w:t>[TO BE WRITTEN] Sprint 3</w:t>
       </w:r>
       <w:r>
@@ -22846,7 +22813,7 @@
       </w:r>
     </w:p>
     <w:sectPr>
-      <w:footerReference w:type="default" r:id="rId14"/>
+      <w:footerReference w:type="default" r:id="rId33"/>
       <w:pgSz w:w="11906" w:h="16838"/>
       <w:pgMar w:top="1134" w:right="1134" w:bottom="1134" w:left="1418" w:header="708" w:footer="708" w:gutter="0"/>
       <w:pgNumType w:start="1"/>

--- a/docs/rapport/Rapport.docx
+++ b/docs/rapport/Rapport.docx
@@ -963,7 +963,7 @@
         <w:rPr>
           <w:lang w:val="en-US"/>
         </w:rPr>
-        <w:t xml:space="preserve">Development is </w:t>
+        <w:t xml:space="preserve">Development was </w:t>
       </w:r>
       <w:proofErr w:type="spellStart"/>
       <w:r>
@@ -977,7 +977,7 @@
         <w:rPr>
           <w:lang w:val="en-US"/>
         </w:rPr>
-        <w:t xml:space="preserve"> as six two-week Agile sprints. This report covers Sprint 1 in full detail: the complete data model, JWT authentication, and the scaffolding of both the backend and frontend applications. Subsequent sprints will be documented as development progresses</w:t>
+        <w:t xml:space="preserve"> as six two-week Agile sprints. Chapter 3 documents all six sprints in full detail, from the foundational data model and JWT authentication established in Sprint 1 through to the BI dashboards, report exports, and cloud deployment completed in Sprint 6</w:t>
       </w:r>
       <w:r>
         <w:rPr>
@@ -6781,40 +6781,33 @@
           <w:numId w:val="3"/>
         </w:numPr>
         <w:spacing w:line="360" w:lineRule="auto"/>
-      </w:pPr>
-      <w:r>
-        <w:rPr>
-          <w:lang w:val="en-US"/>
-        </w:rPr>
-        <w:t xml:space="preserve">Chapter 3 — System Design and Implementation: presents the complete data model, UML diagrams, system architecture, and the Sprint 1 implementation results. </w:t>
-      </w:r>
-      <w:proofErr w:type="spellStart"/>
-      <w:r>
-        <w:t>Subsequent</w:t>
-      </w:r>
-      <w:proofErr w:type="spellEnd"/>
-      <w:r>
-        <w:t xml:space="preserve"> sprints are </w:t>
-      </w:r>
-      <w:proofErr w:type="spellStart"/>
-      <w:r>
-        <w:t>documented</w:t>
-      </w:r>
-      <w:proofErr w:type="spellEnd"/>
-      <w:r>
-        <w:t xml:space="preserve"> as </w:t>
-      </w:r>
-      <w:proofErr w:type="spellStart"/>
-      <w:r>
-        <w:t>development</w:t>
-      </w:r>
-      <w:proofErr w:type="spellEnd"/>
-      <w:r>
-        <w:t xml:space="preserve"> progresses.</w:t>
-      </w:r>
-    </w:p>
-    <w:p>
-      <w:r>
+        <w:rPr>
+          <w:lang w:val="en-US"/>
+        </w:rPr>
+      </w:pPr>
+      <w:r>
+        <w:rPr>
+          <w:lang w:val="en-US"/>
+        </w:rPr>
+        <w:t xml:space="preserve">Chapter 3 — </w:t>
+      </w:r>
+      <w:r>
+        <w:rPr>
+          <w:lang w:val="en-US"/>
+        </w:rPr>
+        <w:t>System Design and Implementation: presents the complete data model, UML diagrams, system architecture, and the implementation results across all six sprints, from the foundational scaffold through to deployment.</w:t>
+      </w:r>
+    </w:p>
+    <w:p>
+      <w:pPr>
+        <w:rPr>
+          <w:lang w:val="en-US"/>
+        </w:rPr>
+      </w:pPr>
+      <w:r>
+        <w:rPr>
+          <w:lang w:val="en-US"/>
+        </w:rPr>
         <w:br w:type="page"/>
       </w:r>
     </w:p>
@@ -7347,7 +7340,13 @@
         <w:rPr>
           <w:lang w:val="en-US"/>
         </w:rPr>
-        <w:t>Backend development (Sprint 1): implementation of all Django models, database migrations, JWT authentication endpoints, and Django Admin configuration.</w:t>
+        <w:t>Backend and frontend development (Sprints 1–6): progressive full-stack implementation covering all Django models, JWT authentication, user onboarding, project and task management, time tracking, client feedback, BI dashboards, file management, PDF/Excel report exports, and cloud deployment on Render</w:t>
+      </w:r>
+      <w:r>
+        <w:rPr>
+          <w:lang w:val="en-US"/>
+        </w:rPr>
+        <w:t>.</w:t>
       </w:r>
     </w:p>
     <w:p>
@@ -8092,6 +8091,7 @@
           <w:szCs w:val="20"/>
           <w:lang w:val="en-US"/>
         </w:rPr>
+        <w:lastRenderedPageBreak/>
         <w:t>Table 1.1: SWOT Analysis of Creative Media</w:t>
       </w:r>
     </w:p>
@@ -8109,7 +8109,6 @@
           <w:szCs w:val="24"/>
           <w:lang w:val="en-US"/>
         </w:rPr>
-        <w:lastRenderedPageBreak/>
         <w:t>II.  Project Context and Problem Statement</w:t>
       </w:r>
       <w:bookmarkEnd w:id="16"/>
@@ -8394,14 +8393,14 @@
         <w:rPr>
           <w:lang w:val="en-US"/>
         </w:rPr>
-        <w:t xml:space="preserve">Development follows an Agile approach adapted for solo development, inspired by the Scrum framework. The project is divided into six two-week sprints, each with a clearly defined goal and deliverable. This structure produces working, demonstrable software at the end of every sprint — </w:t>
+        <w:t xml:space="preserve">Development follows an Agile approach adapted for solo development, inspired by the Scrum framework. The project is divided into six two-week sprints, each with a clearly defined goal and </w:t>
       </w:r>
       <w:r>
         <w:rPr>
           <w:lang w:val="en-US"/>
         </w:rPr>
         <w:lastRenderedPageBreak/>
-        <w:t>enabling regular supervisor review — and limits the scope of each development cycle, reducing the risk of losing context across a large codebase.</w:t>
+        <w:t>deliverable. This structure produces working, demonstrable software at the end of every sprint — enabling regular supervisor review — and limits the scope of each development cycle, reducing the risk of losing context across a large codebase.</w:t>
       </w:r>
     </w:p>
     <w:p>
@@ -8610,6 +8609,7 @@
           <w:szCs w:val="20"/>
           <w:lang w:val="en-US"/>
         </w:rPr>
+        <w:lastRenderedPageBreak/>
         <w:t>Figure 1.4: Per-Sprint Development Workflow — Model → Serializer → API View → React Component → Git Commit</w:t>
       </w:r>
     </w:p>
@@ -8619,7 +8619,6 @@
       </w:pPr>
       <w:bookmarkStart w:id="22" w:name="_Toc223008659"/>
       <w:r>
-        <w:lastRenderedPageBreak/>
         <w:t xml:space="preserve">3.3   Sprint Plan </w:t>
       </w:r>
       <w:proofErr w:type="spellStart"/>
@@ -13973,7 +13972,13 @@
         <w:rPr>
           <w:lang w:val="en-US"/>
         </w:rPr>
-        <w:t xml:space="preserve"> agency-specific profitability analytics. The technology stack — Django REST Framework, React/TypeScript, and PostgreSQL — provides the capabilities required to build both the operational management layer and the BI analytical layer within the twelve-week project constraint. Chapter 3 presents the concrete system design and the Sprint 1 implementation results.</w:t>
+        <w:t xml:space="preserve"> agency-specific profitability analytics. The technology stack — Django REST Framework, React/TypeScript, and PostgreSQL — provides the capabilities required to build both the operational management layer and the BI analytical layer within the twelve-week project constraint. </w:t>
+      </w:r>
+      <w:r>
+        <w:rPr>
+          <w:lang w:val="en-US"/>
+        </w:rPr>
+        <w:t>Chapter 3 presents the concrete system design and the full implementation results across all six development sprints.</w:t>
       </w:r>
     </w:p>
     <w:p>
@@ -14022,7 +14027,15 @@
           <w:iCs/>
           <w:lang w:val="en-US"/>
         </w:rPr>
-        <w:t>This chapter presents the concrete design of the system and documents implementation progress sprint by sprint. Sprint 1 is presented in full detail; subsequent sprints will be added as development advances.</w:t>
+        <w:t>This chapter presents the concrete design of the system and documents the full implementation across all six sprints. The data model, architecture, and UML diagrams are presented first; each sprint section then records the deliverables completed, the technical decisions made, and the outcomes verified</w:t>
+      </w:r>
+      <w:r>
+        <w:rPr>
+          <w:i/>
+          <w:iCs/>
+          <w:lang w:val="en-US"/>
+        </w:rPr>
+        <w:t>.</w:t>
       </w:r>
     </w:p>
     <w:p>
@@ -14389,6 +14402,7 @@
         <w:rPr>
           <w:lang w:val="en-US"/>
         </w:rPr>
+        <w:lastRenderedPageBreak/>
         <w:t xml:space="preserve">Usability: role-based redirect after login; </w:t>
       </w:r>
       <w:proofErr w:type="spellStart"/>
@@ -14434,7 +14448,6 @@
           <w:szCs w:val="24"/>
           <w:lang w:val="en-US"/>
         </w:rPr>
-        <w:lastRenderedPageBreak/>
         <w:t>II.  Data Model</w:t>
       </w:r>
       <w:bookmarkEnd w:id="41"/>
@@ -15669,6 +15682,7 @@
                 <w:sz w:val="20"/>
                 <w:szCs w:val="20"/>
               </w:rPr>
+              <w:lastRenderedPageBreak/>
               <w:t>FileUpload</w:t>
             </w:r>
             <w:proofErr w:type="spellEnd"/>
@@ -15800,7 +15814,6 @@
         <w:pStyle w:val="Heading3"/>
       </w:pPr>
       <w:r>
-        <w:lastRenderedPageBreak/>
         <w:t xml:space="preserve">2.2   Key Design </w:t>
       </w:r>
       <w:proofErr w:type="spellStart"/>
@@ -16288,6 +16301,7 @@
         <w:rPr>
           <w:lang w:val="en-US"/>
         </w:rPr>
+        <w:lastRenderedPageBreak/>
         <w:t xml:space="preserve">The system is structured as a three-tier application: the React SPA (presentation tier) is served as a static site and communicates with the backend exclusively via API calls; the Django REST API (logic tier) handles all business logic, </w:t>
       </w:r>
       <w:proofErr w:type="spellStart"/>
@@ -16340,7 +16354,6 @@
           <w:szCs w:val="20"/>
           <w:lang w:val="en-US"/>
         </w:rPr>
-        <w:lastRenderedPageBreak/>
         <w:drawing>
           <wp:inline distT="0" distB="0" distL="0" distR="0" wp14:anchorId="55273F95" wp14:editId="14FEF49B">
             <wp:extent cx="5441950" cy="5041900"/>
@@ -17554,7 +17567,19 @@
         <w:rPr>
           <w:lang w:val="en-US"/>
         </w:rPr>
-        <w:t>Five sequence diagrams document the key interaction flows of the system. The first two cover the authentication flows implemented in Sprint 1. The remaining three cover the core operational flows that will be implemented in Sprints 2 through 4.</w:t>
+        <w:t>Five sequence diagrams document the key interaction flows of the system. The first two cover the authentication flows implemented in Sprint 1. The remaining three cover the core operational flows</w:t>
+      </w:r>
+      <w:r>
+        <w:rPr>
+          <w:lang w:val="en-US"/>
+        </w:rPr>
+        <w:t xml:space="preserve"> which are</w:t>
+      </w:r>
+      <w:r>
+        <w:rPr>
+          <w:lang w:val="en-US"/>
+        </w:rPr>
+        <w:t xml:space="preserve"> implemented in Sprints 2 through 4.</w:t>
       </w:r>
     </w:p>
     <w:p>
@@ -18982,7 +19007,7 @@
         </w:rPr>
         <w:lastRenderedPageBreak/>
         <w:drawing>
-          <wp:inline distT="0" distB="0" distL="0" distR="0" wp14:anchorId="7F7AF018" wp14:editId="6B3BCFAA">
+          <wp:inline distT="0" distB="0" distL="0" distR="0" wp14:anchorId="7F7AF018" wp14:editId="00282E71">
             <wp:extent cx="5632450" cy="1511300"/>
             <wp:effectExtent l="0" t="0" r="6350" b="0"/>
             <wp:docPr id="256098772" name="Picture 14"/>
@@ -23666,7 +23691,6 @@
   <w:style w:type="character" w:default="1" w:styleId="DefaultParagraphFont">
     <w:name w:val="Default Paragraph Font"/>
     <w:uiPriority w:val="1"/>
-    <w:semiHidden/>
     <w:unhideWhenUsed/>
   </w:style>
   <w:style w:type="table" w:default="1" w:styleId="TableNormal">
